--- a/manuscript/MANUSCRIPT_v4_SUBMISSION.docx
+++ b/manuscript/MANUSCRIPT_v4_SUBMISSION.docx
@@ -1265,26 +1265,10 @@
           <w:b/>
           <w:bCs/>
         </w:rPr>
-        <w:t xml:space="preserve">[GitHub repository — to be created]</w:t>
-      </w:r>
-      <w:r>
-        <w:t xml:space="preserve"> </w:t>
-      </w:r>
-      <w:r>
-        <w:t xml:space="preserve">and archived at</w:t>
-      </w:r>
-      <w:r>
-        <w:t xml:space="preserve"> </w:t>
-      </w:r>
-      <w:r>
-        <w:rPr>
-          <w:b/>
-          <w:bCs/>
-        </w:rPr>
-        <w:t xml:space="preserve">[Zenodo DOI — to be minted]</w:t>
-      </w:r>
-      <w:r>
-        <w:t xml:space="preserve">; the complete 23 GB rMATS output is archived in the same deposit. The package downloads the two externally hosted resources it needs (the recount3 junction matrix for SRP270799 and the GSE307054 count table) at run time. Every rMATS event that meets the thresholds of Section 2.3, with its raw junction counts, is provided as Supplementary Table S3. RT-qPCR, Fura-2 and WST-1 source data, including per-replicate values and the statistics behind every panel of Figure 6, are provided in Supplementary Table S1.</w:t>
+        <w:t xml:space="preserve">https://github.com/elmasnuryilmaz/tdp43-soce-manuscript</w:t>
+      </w:r>
+      <w:r>
+        <w:t xml:space="preserve">, which is private during review and will be opened on acceptance; access for editors and reviewers is available on request. The repository will be archived with a Zenodo DOI on acceptance, and the complete 23 GB rMATS output will be deposited in the same archive. The package downloads the two externally hosted resources it needs (the recount3 junction matrix for SRP270799 and the GSE307054 count table) at run time. Every rMATS event that meets the thresholds of Section 2.3, with its raw junction counts, is provided as Supplementary Table S3. RT-qPCR, Fura-2 and WST-1 source data, including per-replicate values and the statistics behind every panel of Figure 6, are provided in Supplementary Table S1.</w:t>
       </w:r>
     </w:p>
     <w:bookmarkEnd w:id="27"/>

--- a/manuscript/MANUSCRIPT_v4_SUBMISSION.docx
+++ b/manuscript/MANUSCRIPT_v4_SUBMISSION.docx
@@ -45,24 +45,6 @@
         <w:t xml:space="preserve">* Correspondence: yasemin.erac@ege.edu.tr</w:t>
       </w:r>
     </w:p>
-    <w:p>
-      <w:pPr>
-        <w:pStyle w:val="BlockText"/>
-      </w:pPr>
-      <w:r>
-        <w:rPr>
-          <w:b/>
-          <w:bCs/>
-        </w:rPr>
-        <w:t xml:space="preserve">Submission note:</w:t>
-      </w:r>
-      <w:r>
-        <w:t xml:space="preserve"> </w:t>
-      </w:r>
-      <w:r>
-        <w:t xml:space="preserve">author order, affiliations, ethics/biosafety wording and repository links must be confirmed before submission. The reference list is not yet complete: the Introduction and Methods still require citations to the primary literature and to the software used. Figure 6 and Supplementary Table S1 must be assembled from the laboratory source data, and the abstract must be trimmed to the target journal’s word limit.</w:t>
-      </w:r>
-    </w:p>
     <w:bookmarkStart w:id="9" w:name="abstract"/>
     <w:p>
       <w:pPr>
@@ -6006,7 +5988,17 @@
         <w:t xml:space="preserve"> </w:t>
       </w:r>
       <w:r>
-        <w:t xml:space="preserve">[To be completed by the authors, for example: E.Y. designed and performed the laboratory experiments, carried out the computational analyses and wrote the first draft; Y.K. supervised the computational analyses; Y.E. supervised the project and the laboratory work; all authors reviewed and approved the manuscript.]</w:t>
+        <w:t xml:space="preserve">E.Y. performed the laboratory experiments, carried out the computational analyses, prepared the figures and wrote the first draft. Y.K. supervised the computational analyses. Y.E. conceived and supervised the study. All authors read and approved the final manuscript.</w:t>
+      </w:r>
+      <w:r>
+        <w:t xml:space="preserve"> </w:t>
+      </w:r>
+      <w:r>
+        <w:rPr>
+          <w:i/>
+          <w:iCs/>
+        </w:rPr>
+        <w:t xml:space="preserve">[To be confirmed by all authors before submission.]</w:t>
       </w:r>
     </w:p>
     <w:p>

--- a/manuscript/MANUSCRIPT_v4_SUBMISSION.docx
+++ b/manuscript/MANUSCRIPT_v4_SUBMISSION.docx
@@ -595,7 +595,7 @@
         <w:pStyle w:val="BodyText"/>
       </w:pPr>
       <w:r>
-        <w:t xml:space="preserve">Reads were downloaded with SRA-Toolkit v3.2.1 (Leinonen et al., 2011), quality-assessed with FastQC v0.12.1 (Andrews, 2010), trimmed with Trim Galore v0.6.11 (Cutadapt v5.2, Martin 2011; Illumina TruSeq adapter auto-detected, Phred Q20, minimum length 20 bases) and aligned with HISAT2 v2.2.2 (Kim et al., 2019) in</w:t>
+        <w:t xml:space="preserve">Reads were downloaded with SRA-Toolkit v3.2.1 (Leinonen et al., 2011), quality-assessed with FastQC v0.12.1 (Andrews, 2010), trimmed with Trim Galore v0.6.11 (Cutadapt v5.2, Martin, 2011; Illumina TruSeq adapter auto-detected, Phred Q20, minimum length 20 bases) and aligned with HISAT2 v2.2.2 (Kim et al., 2019) in</w:t>
       </w:r>
       <w:r>
         <w:t xml:space="preserve"> </w:t>
@@ -610,7 +610,7 @@
         <w:t xml:space="preserve"> </w:t>
       </w:r>
       <w:r>
-        <w:t xml:space="preserve">mode with a known-splice-site file, to the GRCh38 primary assembly or, for mouse data, to the mm10 index distributed with HISAT2; GENCODE v47 (basic annotation) and vM25 were used for all downstream annotation and counting. Alignments were sorted and indexed with SAMtools v1.23 (Danecek et al., 2021) and summarised with MultiQC v1.25.1 (Ewels et al., 2016); the junction and coverage analyses of Sections 2.5 and 2.7 were run with SAMtools v1.21. Library strandedness was determined per dataset and rMATS was re-run accordingly (fr-secondstrand for SH-SY5Y; fr-firststrand for iPSC colony, iPSC-MN and mouse single-end).</w:t>
+        <w:t xml:space="preserve">mode with a known-splice-site file, to the GRCh38 primary assembly or, for mouse data, to the mm10 index distributed with HISAT2; GENCODE v47 (basic annotation) and vM25 (Frankish et al., 2019) were used for read counting and for junction annotation; the transcript-level quantification of Section 2.4 uses the comprehensive GENCODE v47 annotation. Alignments were sorted and indexed with SAMtools v1.23 (Danecek et al., 2021) and summarised with MultiQC v1.25.1 (Ewels et al., 2016); the junction and coverage analyses of Sections 2.5 and 2.7 were run with SAMtools v1.21. Library strandedness was determined per dataset and rMATS was re-run accordingly (fr-secondstrand for SH-SY5Y; fr-firststrand for iPSC colony, iPSC-MN and mouse single-end).</w:t>
       </w:r>
     </w:p>
     <w:p>
@@ -759,7 +759,7 @@
         <w:pStyle w:val="FirstParagraph"/>
       </w:pPr>
       <w:r>
-        <w:t xml:space="preserve">Transcript-level quantification used Salmon v1.11.4 (Patro et al., 2017) against an index built from the comprehensive GENCODE v47 transcript set (384,354 transcripts). Transcript estimates were aggregated to genes with the complete GENCODE v47 transcript-to-gene map; the basic annotation used in the first version of this analysis covers only 157,588 of those transcripts and discards 26% of the transcripts per million, so all gene-level Salmon summaries reported here were recomputed with the complete map. Differential isoform usage was assessed with IsoformSwitchAnalyzeR v2.6.0 (Vitting-Seerup and Sandelin, 2019), DRIMSeq v1.34.0 (Nowicka and Robinson, 2016) and stageR v1.28.0 (Van den Berge et al., 2017), including open reading frame, premature termination codon/NMD prediction and protein domain consequence. As an annotation-independent comparison, LeafCutter v0.2.9 (Li et al., 2018) was run on the same alignments, and SUPPA2 v2.3 (Trincado et al., 2018) was run on the three control and three 75 ng/mL libraries as a check of method concordance.</w:t>
+        <w:t xml:space="preserve">Transcript-level quantification used Salmon v1.11.4 (Patro et al., 2017) against an index built from the comprehensive GENCODE v47 transcript set (384,354 transcripts). Transcript estimates were aggregated to genes with the transcript-to-gene map of the same comprehensive annotation. The map of the basic annotation covers only 157,588 of those transcripts and would discard 26% of the transcripts per million at the aggregation step, so it was not used for any gene-level summary. Differential isoform usage was assessed with IsoformSwitchAnalyzeR v2.6.0 (Vitting-Seerup and Sandelin, 2019), DRIMSeq v1.34.0 (Nowicka and Robinson, 2016) and stageR v1.28.0 (Van den Berge et al., 2017), including open reading frame, premature termination codon/NMD prediction and protein domain consequence. As an annotation-independent comparison, LeafCutter v0.2.9 (Li et al., 2018) was run on the same alignments, and SUPPA2 v2.3 (Trincado et al., 2018) was run on the three control and three 75 ng/mL libraries as a check of method concordance.</w:t>
       </w:r>
     </w:p>
     <w:bookmarkEnd w:id="14"/>
@@ -805,7 +805,7 @@
         <w:pStyle w:val="BodyText"/>
       </w:pPr>
       <w:r>
-        <w:t xml:space="preserve">The calling threshold was calibrated against a control-versus-control null: in datasets with four control replicates, the controls were split 2 + 2, the analysis repeated unchanged, and every call counted as a false positive. Under a permissive definition (unannotated junction, ΔPSI ≥ 0.05, q &lt; 0.05, control PSI ≤ 0.05) the null produced as many calls as the real comparison in iPSC colonies and twice as many in K562 total RNA, so raw call counts are not interpretable. We therefore adopted an effect-based definition — a</w:t>
+        <w:t xml:space="preserve">The calling threshold was calibrated against a control-versus-control null: in datasets with four control replicates, the controls were split 2 + 2, the analysis repeated unchanged, and every call counted as a false positive. Under a permissive definition (unannotated junction, ΔPSI ≥ 0.05, q &lt; 0.05, control PSI ≤ 0.05) the null produced about two-thirds as many calls as the real comparison in iPSC colonies and twice as many in K562 total RNA, so raw call counts are not interpretable. We therefore adopted an effect-based definition — a</w:t>
       </w:r>
       <w:r>
         <w:t xml:space="preserve"> </w:t>
@@ -908,7 +908,7 @@
         <w:t xml:space="preserve">-j</w:t>
       </w:r>
       <w:r>
-        <w:t xml:space="preserve">. The corrected analysis was rerun for the primary SH-SY5Y model on the positive-control and core SOCE target set; full-panel results are reported only where all input windows passed the depth filter. Equivalent windows were built for 687 orthologous mouse genes, and the corrected analysis was run in all four knockdown comparisons whose alignments were available: SH-SY5Y, iPSC-derived motor neurons, C2C12 and NSC34.</w:t>
+        <w:t xml:space="preserve">. Equivalent windows were built for 687 orthologous mouse genes. The corrected analysis was run in the four knockdown comparisons whose alignments were available — SH-SY5Y, iPSC-derived motor neurons, C2C12 and NSC34 — and results are reported only for units whose input windows passed the depth filter.</w:t>
       </w:r>
     </w:p>
     <w:p>
@@ -948,7 +948,7 @@
         <w:t xml:space="preserve"> </w:t>
       </w:r>
       <w:r>
-        <w:t xml:space="preserve">is the distal half’s share of the terminal exon, following the logic of DaPars (Xia et al., 2014). In the corrected analysis both indices are reported as point estimates with bootstrap 95% confidence intervals obtained by complete enumeration of all 3⁶ = 729 replicate combinations; no p or q values are produced. A unit was retained only if the summed depth of its two windows was at least 3 in every sample.</w:t>
+        <w:t xml:space="preserve">is the distal half’s share of the terminal exon, following the logic of DaPars (Xia et al., 2014). In the corrected analysis both indices are reported as point estimates with bootstrap intervals obtained by complete enumeration of the replicate combinations rather than by sampling: 3⁶ = 729 combinations for the three-versus-three comparisons and 2⁴ = 16 for the two-versus-two iPSC-derived motor neurons, where the interval is correspondingly coarse. No p or q values are produced. A unit was retained only if the summed depth of its two windows was at least 3 in every sample.</w:t>
       </w:r>
     </w:p>
     <w:bookmarkEnd w:id="17"/>
@@ -986,7 +986,7 @@
         <w:pStyle w:val="BodyText"/>
       </w:pPr>
       <w:r>
-        <w:t xml:space="preserve">for each of the four NMD-inhibition conditions c, giving four condition-level interaction values per gene; the two replicates within each condition are averaged. A positive interaction indicates a transcript that is produced upon TDP-43 loss and degraded by NMD. Genes with at least 10 normalised counts were tested (n = 19,145) by a sensitivity analysis using a four-condition one-sample t-test and an exact sign test. Because the TDP-43 factor is confounded with sequencing batch, these results are treated as exploratory.</w:t>
+        <w:t xml:space="preserve">for each of the four NMD-inhibition conditions c, giving four condition-level interaction values per gene; the two replicates within each condition are averaged. A positive interaction indicates a transcript that is produced upon TDP-43 loss and degraded by NMD. Genes with at least 10 normalised counts were tested (n = 19,145) with a four-condition one-sample t-test and an exact sign test. Because the TDP-43 factor is confounded with sequencing batch, these results are treated as exploratory.</w:t>
       </w:r>
     </w:p>
     <w:bookmarkEnd w:id="18"/>
@@ -1097,7 +1097,7 @@
         <w:pStyle w:val="BodyText"/>
       </w:pPr>
       <w:r>
-        <w:t xml:space="preserve">Independent cohorts were analysed identically: Alzheimer’s disease (GSE125583, fusiform gyrus, 219 cases/70 controls), Parkinson’s disease (GSE68719, BA9, 29/44) and multiple sclerosis (GSE138614, white matter, 10 MS/5 control donors, 97 samples; GSE123496, five brain regions, 5/5 donors). GSE138614 is white matter, whereas the ALS, Alzheimer’s and Parkinson’s comparisons are predominantly grey matter; the tissue compartment therefore differs and is not controlled for. For multiple sclerosis, because TRPC1 is expressed in oligodendrocytes and oligodendrocyte precursors, two additional controls were applied: analysis restricted to normal-appearing white matter, in which myelin markers are preserved, and regression of TRPC1 on MBP, PLP1 and GFAP with testing of the residuals. Donor identity was not modelled in the lesion-type and normal-appearing white matter analyses, in which several samples come from the same donor; their p values are therefore optimistic.</w:t>
+        <w:t xml:space="preserve">Independent cohorts were analysed identically: Alzheimer’s disease (GSE125583, fusiform gyrus, 219 cases/70 controls), Parkinson’s disease (GSE68719, BA9, 29/44) and multiple sclerosis (GSE138614, white matter, 10 MS/5 control donors, 98 samples; GSE123496, five brain regions, 5/5 donors). GSE138614 is white matter, whereas the ALS, Alzheimer’s and Parkinson’s comparisons are predominantly grey matter; the tissue compartment therefore differs and is not controlled for. For multiple sclerosis, because TRPC1 is expressed in oligodendrocytes and oligodendrocyte precursors, two additional controls were applied: analysis restricted to normal-appearing white matter, in which myelin markers are preserved, and regression of TRPC1 on MBP, PLP1 and GFAP with testing of the residuals. Several GSE138614 samples come from the same donor, so the lesion-type and normal-appearing white matter comparisons were run both at sample level and after averaging within donors; the donor-level values are the ones reported.</w:t>
       </w:r>
     </w:p>
     <w:p>
@@ -1201,7 +1201,7 @@
         <w:pStyle w:val="FirstParagraph"/>
       </w:pPr>
       <w:r>
-        <w:t xml:space="preserve">Viability was measured at 48 h with the WST-1 assay, normalised to the mean of the control group at the same time point (n = 4 wells).</w:t>
+        <w:t xml:space="preserve">Viability was measured at 24 h and 48 h with the WST-1 assay, normalised to the mean of the control group at the same time point (n = 4 wells).</w:t>
       </w:r>
     </w:p>
     <w:bookmarkEnd w:id="25"/>
@@ -1310,7 +1310,7 @@
         <w:t xml:space="preserve"> </w:t>
       </w:r>
       <w:r>
-        <w:t xml:space="preserve">was consistent with published direction of change. A local-event method run on the same libraries gave a more conservative picture: SUPPA2 tested 31,474 events in 5,345 genes and returned no event that met the shared FDR and |ΔPSI| ≥ 0.10 thresholds, and among the 9,369 skipped-exon events whose coordinates matched between the two tools ΔPSI agreed only weakly (Spearman ρ = 0.319; 62.4% directional concordance).</w:t>
+        <w:t xml:space="preserve">was consistent with published direction of change. A local-event method run on the same libraries gave a more conservative picture: SUPPA2 tested 31,474 events in 5,345 genes and returned no event that met the shared FDR and |ΔPSI| ≥ 0.10 thresholds, and among the 9,369 skipped-exon events whose coordinates matched between the two tools ΔPSI agreed only weakly (Spearman ρ = 0.319; 62.4% directional concordance). SUPPA2 builds its null from the between-replicate ΔPSI distribution, which makes it conservative in a three-versus-three design, so the disagreement bounds how much weight any single event call can carry rather than showing that one tool is wrong.</w:t>
       </w:r>
     </w:p>
     <w:p>
@@ -1487,7 +1487,7 @@
         <w:t xml:space="preserve">CBARP</w:t>
       </w:r>
       <w:r>
-        <w:t xml:space="preserve">, encoding a suppressor of voltage-gated Ca²⁺ channel activity and Ca²⁺-evoked exocytosis, was the most reproducible candidate: events meeting both threshold and coverage criteria were present in five of six datasets — iPSC colonies, mouse striatum, SH-SY5Y, C2C12 and NSC34 — with the same event architecture at the orthologous human chr19 and mouse chr10 loci and effect sizes of 0.15 to 0.74 supported by hundreds to thousands of reads.</w:t>
+        <w:t xml:space="preserve">, encoding a suppressor of voltage-gated Ca²⁺ channel activity and Ca²⁺-evoked exocytosis, was the most reproducible candidate: 32 events met both the threshold and the coverage criteria, in five of the six datasets — iPSC colonies, mouse striatum, SH-SY5Y, C2C12 and NSC34 — at the orthologous human chr19 and mouse chr10 loci, with |ΔPSI| from 0.11 to 0.74 (median 0.37) and 61 to 4,559 junction reads per event (median 246; 26 of the 32 above 100 reads; Supplementary Table S3). The locus is therefore affected in every model except the iPSC-derived motor neurons, but the direction is not consistent across models: all three qualifying SH-SY5Y events show reduced inclusion of the rMATS-defined form, whereas the events in mouse striatum, C2C12 and NSC34 and most of those in iPSC colonies are positive; the junction-level analysis of Section 3.3 quantifies a different arm of the same locus and is positive in SH-SY5Y. What reproduces is the involvement of the locus, not one directional switch.</w:t>
       </w:r>
       <w:r>
         <w:t xml:space="preserve"> </w:t>
@@ -1569,7 +1569,7 @@
         <w:pStyle w:val="BodyText"/>
       </w:pPr>
       <w:r>
-        <w:t xml:space="preserve">The approach recovered the established TDP-43 cryptic targets without being given their coordinates (Figure 4A). In SH-SY5Y at 75 ng/mL doxycycline, 188,491 junctions passed the read-support filters with the mapping-quality-filtered extractor, 23,421 of them absent from GENCODE v47, and 117 high-confidence unannotated splicing changes in 87 genes were called. Twelve of the sixteen literature positive controls were among them:</w:t>
+        <w:t xml:space="preserve">The approach recovered the established TDP-43 cryptic targets without being given their coordinates (Figure 4A). In SH-SY5Y at 75 ng/mL doxycycline, 188,491 junctions passed the read-support filters with the mapping-quality-filtered extractor, 23,421 of them absent from GENCODE v47, and 117 high-confidence unannotated splicing changes in 87 genes were called. Twelve of the sixteen literature positive controls (Supplementary Table S6) were among them:</w:t>
       </w:r>
       <w:r>
         <w:t xml:space="preserve"> </w:t>
@@ -1831,7 +1831,7 @@
         <w:pStyle w:val="BodyText"/>
       </w:pPr>
       <w:r>
-        <w:t xml:space="preserve">The null test also sets the limits of interpretation. It could be run in the three datasets with four control replicates: for every real call the split-control null produced 0.64 calls in iPSC colonies, 2.17 in K562 total RNA and 0.83 in mouse striatum (high-confidence definition). These ratios are not calibrated false-discovery rates — they are the ratio of two call counts from analyses with different sample sizes and different numbers of tests — but they show that call counts are not interpretable on their own. In SH-SY5Y, iPSC-derived motor neurons and K562 poly(A)+ mRNA the controls could not be split, and positive-control recovery is the only available check. Across the eleven comparisons the burden of high-confidence unannotated splicing changes ranged from 12 to 477 events, and of the three datasets with a null, the one with the largest burden also had the largest null.</w:t>
+        <w:t xml:space="preserve">The null test also sets the limits of interpretation. It could be run in the three datasets with four control replicates: for every real call the split-control null produced 0.64 calls in iPSC colonies, 2.17 in K562 total RNA and 0.83 in mouse striatum (high-confidence definition). These ratios are not calibrated false-discovery rates — they are the ratio of two call counts from analyses with different sample sizes and different numbers of tests — but they show that call counts are not interpretable on their own. In the remaining eight comparisons — the two SH-SY5Y doses, the three iPSC-derived motor neuron comparisons, K562 poly(A)+ mRNA, C2C12 and NSC34 — the controls could not be split, and positive-control recovery is the only available check. Across the eleven comparisons the burden of high-confidence unannotated splicing changes ranged from 12 to 477 events, and of the three datasets with a null, the one with the largest burden also had the largest null.</w:t>
       </w:r>
     </w:p>
     <w:p>
@@ -2240,7 +2240,7 @@
         <w:pStyle w:val="BodyText"/>
       </w:pPr>
       <w:r>
-        <w:t xml:space="preserve">The original analysis treated eight contrasts derived from the same two control libraries as independent observations. We therefore repeated the calculation with the four NMD-inhibition conditions as the unit of inference, averaging the two replicates within each condition and retaining the shared controls only within each contrast. The direction of several positive-control and calcium-gene interactions was retained, but no gene passed genome-wide FDR correction in this conservative sensitivity analysis. The result is therefore supportive at the level of a ranked exploratory signal, not a confirmatory NMD test.</w:t>
+        <w:t xml:space="preserve">Because the four interventions reuse the same control and knockdown libraries, the eight difference-of-differences values that the design yields are not eight independent observations. We therefore took the four NMD-inhibition conditions as the unit of inference, averaging the two replicates within each condition and retaining the shared controls only within each contrast. The direction of several positive-control and calcium-gene interactions was retained, but no gene passed genome-wide FDR correction in this conservative analysis (smallest q = 0.053). The result is therefore supportive at the level of a ranked exploratory signal, not a confirmatory NMD test.</w:t>
       </w:r>
     </w:p>
     <w:p>
@@ -2327,7 +2327,7 @@
         <w:t xml:space="preserve">not supported</w:t>
       </w:r>
       <w:r>
-        <w:t xml:space="preserve">: in the four-condition analysis the interaction was −0.325 (p = 0.317, q = 0.508), in the opposite direction, and we withdraw that inference. Second, in the same four-condition analysis none of the four Ca²⁺ panels showed collective NMD sensitivity (one-sided Mann–Whitney p = 0.44, 0.91, 0.96 and 0.91 for Tiers 1–4), and the sixteen positive-control genes were not NMD-sensitive as a group either (p = 0.62), consistent with the absence of cryptic events in the core machinery.</w:t>
+        <w:t xml:space="preserve">: in the four-condition analysis the interaction was −0.325 (p = 0.317, q = 0.508), in the opposite direction, and we withdraw that inference. Second, in the same four-condition analysis none of the four Ca²⁺ panels showed collective NMD sensitivity (one-sided Mann–Whitney p = 0.44, 0.91, 0.96 and 0.91 for Tiers 1–4), and the sixteen positive-control genes were not NMD-sensitive as a group either (p = 0.62; Supplementary Table S10b), consistent with the absence of cryptic events in the core machinery.</w:t>
       </w:r>
     </w:p>
     <w:bookmarkEnd w:id="32"/>
@@ -2561,7 +2561,7 @@
         <w:t xml:space="preserve"> </w:t>
       </w:r>
       <w:r>
-        <w:t xml:space="preserve">or the SERCA genes; the only other intervals excluding zero were negligible in size (</w:t>
+        <w:t xml:space="preserve">or the SERCA genes, and the two units of those genes whose intervals exclude zero are negligible in size (</w:t>
       </w:r>
       <w:r>
         <w:rPr>
@@ -2590,7 +2590,103 @@
         <w:t xml:space="preserve"> </w:t>
       </w:r>
       <w:r>
-        <w:t xml:space="preserve">terminal exon +0.012). Because the positive control was no longer robust in this model after correction, absence of a signal should not be interpreted as evidence that these genes are definitively spared.</w:t>
+        <w:t xml:space="preserve">terminal exon +0.012). Two units outside the core panel are of comparable size to the</w:t>
+      </w:r>
+      <w:r>
+        <w:t xml:space="preserve"> </w:t>
+      </w:r>
+      <w:r>
+        <w:rPr>
+          <w:i/>
+          <w:iCs/>
+        </w:rPr>
+        <w:t xml:space="preserve">STIM</w:t>
+      </w:r>
+      <w:r>
+        <w:t xml:space="preserve"> </w:t>
+      </w:r>
+      <w:r>
+        <w:t xml:space="preserve">gradients and likewise exclude zero — the</w:t>
+      </w:r>
+      <w:r>
+        <w:t xml:space="preserve"> </w:t>
+      </w:r>
+      <w:r>
+        <w:rPr>
+          <w:i/>
+          <w:iCs/>
+        </w:rPr>
+        <w:t xml:space="preserve">ITPR3</w:t>
+      </w:r>
+      <w:r>
+        <w:t xml:space="preserve"> </w:t>
+      </w:r>
+      <w:r>
+        <w:t xml:space="preserve">terminal exon (−0.152) and the</w:t>
+      </w:r>
+      <w:r>
+        <w:t xml:space="preserve"> </w:t>
+      </w:r>
+      <w:r>
+        <w:rPr>
+          <w:i/>
+          <w:iCs/>
+        </w:rPr>
+        <w:t xml:space="preserve">MICU3</w:t>
+      </w:r>
+      <w:r>
+        <w:t xml:space="preserve"> </w:t>
+      </w:r>
+      <w:r>
+        <w:t xml:space="preserve">terminal exon (+0.097), with</w:t>
+      </w:r>
+      <w:r>
+        <w:t xml:space="preserve"> </w:t>
+      </w:r>
+      <w:r>
+        <w:rPr>
+          <w:i/>
+          <w:iCs/>
+        </w:rPr>
+        <w:t xml:space="preserve">ITPR1</w:t>
+      </w:r>
+      <w:r>
+        <w:t xml:space="preserve"> </w:t>
+      </w:r>
+      <w:r>
+        <w:t xml:space="preserve">at −0.055 — so the ER-release and mitochondrial-uptake arms show the same kind of candidate gradient as</w:t>
+      </w:r>
+      <w:r>
+        <w:t xml:space="preserve"> </w:t>
+      </w:r>
+      <w:r>
+        <w:rPr>
+          <w:i/>
+          <w:iCs/>
+        </w:rPr>
+        <w:t xml:space="preserve">STIM1</w:t>
+      </w:r>
+      <w:r>
+        <w:t xml:space="preserve"> </w:t>
+      </w:r>
+      <w:r>
+        <w:t xml:space="preserve">and</w:t>
+      </w:r>
+      <w:r>
+        <w:t xml:space="preserve"> </w:t>
+      </w:r>
+      <w:r>
+        <w:rPr>
+          <w:i/>
+          <w:iCs/>
+        </w:rPr>
+        <w:t xml:space="preserve">STIM2</w:t>
+      </w:r>
+      <w:r>
+        <w:t xml:space="preserve"> </w:t>
+      </w:r>
+      <w:r>
+        <w:t xml:space="preserve">rather than being spared. Because the positive control was no longer robust in this model after correction, absence of a signal should not be interpreted as evidence that these genes are definitively spared.</w:t>
       </w:r>
     </w:p>
     <w:p>
@@ -2792,7 +2888,7 @@
         <w:t xml:space="preserve"> </w:t>
       </w:r>
       <w:r>
-        <w:t xml:space="preserve">intron 5 index rises in the iPSC-derived motor neurons (+0.097) and in NSC34 (+0.204), and is not measurable in SH-SY5Y. We record it as a candidate rather than a finding: the NSC34 interval is wide, the myoblast line shows nothing there, and a coverage gradient is not a poly(A) site.</w:t>
+        <w:t xml:space="preserve">intron 5 index rises in the iPSC-derived motor neurons (+0.097) and in NSC34 (+0.204), while in SH-SY5Y the same unit is uninformative (0.000, interval −0.264 to +0.241). We record it as a candidate rather than a finding: the NSC34 interval is wide, the myoblast line shows nothing there, and a coverage gradient is not a poly(A) site.</w:t>
       </w:r>
     </w:p>
     <w:p>
@@ -3410,7 +3506,7 @@
         <w:t xml:space="preserve"> </w:t>
       </w:r>
       <w:r>
-        <w:t xml:space="preserve">was decreased at donor level (δ = −0.840; q = 0.038) and in lesions (δ = −0.594; q = 1.3 × 10⁻⁴); in the second multiple sclerosis cohort the direction was the same but the study was underpowered (five regions pooled, δ = −0.226; q = 0.49). Because TRPC1 is expressed in oligodendrocytes and their precursors, we asked whether the decrease was simply demyelination. In normal-appearing white matter, where the myelin markers MBP (δ = +0.048), PLP1 (−0.082), MOG (−0.261) and MAG (−0.299) were unchanged,</w:t>
+        <w:t xml:space="preserve">was decreased at donor level across all sampled lesion types (δ = −0.840; q = 0.038) and in lesions at sample level (δ = −0.594; q = 1.3 × 10⁻⁴); in the second multiple sclerosis cohort the direction was the same but the study was underpowered (five regions pooled, δ = −0.226; q = 0.49). Because TRPC1 is expressed in oligodendrocytes and their precursors, we asked whether the decrease was simply demyelination. In normal-appearing white matter, where the myelin markers MBP (δ = +0.051), PLP1 (−0.074), MOG (−0.257) and MAG (−0.299) were unchanged,</w:t>
       </w:r>
       <w:r>
         <w:t xml:space="preserve"> </w:t>
@@ -3426,7 +3522,7 @@
         <w:t xml:space="preserve"> </w:t>
       </w:r>
       <w:r>
-        <w:t xml:space="preserve">was still reduced; because several samples come from the same donor, we repeated the test with the donor as the unit of inference, and the reduction held (seven multiple sclerosis donors versus five control donors, δ = −0.771, p = 0.030). Regression of TRPC1 on MBP, PLP1 and GFAP weakened but did not remove the difference (sample level δ = −0.557 → −0.395; donor level δ = −0.640, p = 0.055).</w:t>
+        <w:t xml:space="preserve">was still reduced; because several samples come from the same donor, we repeated the test with the donor as the unit of inference, and the reduction held (seven multiple sclerosis donors versus five control donors, δ = −0.771, p = 0.030). Regression of TRPC1 on MBP, PLP1 and GFAP weakened but did not remove the difference (sample level δ = −0.562 → −0.418; donor level δ = −0.640, p = 0.055).</w:t>
       </w:r>
       <w:r>
         <w:t xml:space="preserve"> </w:t>
@@ -3558,7 +3654,7 @@
         <w:t xml:space="preserve">STMN2</w:t>
       </w:r>
       <w:r>
-        <w:t xml:space="preserve">, the proxy used in earlier work and in our own first attempt, is inadequate on its own because in bulk tissue it also strongly tracks neuronal content.</w:t>
+        <w:t xml:space="preserve">, the proxy used in earlier work, is inadequate on its own because in bulk tissue it also strongly tracks neuronal content.</w:t>
       </w:r>
     </w:p>
     <w:p>
@@ -3707,7 +3803,7 @@
         <w:t xml:space="preserve"> </w:t>
       </w:r>
       <w:r>
-        <w:t xml:space="preserve">in any region (ρ = −0.19 to +0.18; all q &gt; 0.05). Of the 110 correlations tested against the junction-based marker, eight survived Benjamini–Hochberg correction (applied across all 231 correlations computed with both proxies): gene-level</w:t>
+        <w:t xml:space="preserve">in any region (ρ = −0.19 to +0.18; all q &gt; 0.05). Of the 110 correlations tested against the junction-based marker, eight survived Benjamini–Hochberg correction, applied across the 220 informative correlations computed with the two proxies (the eleven self-correlations of gene-level</w:t>
       </w:r>
       <w:r>
         <w:t xml:space="preserve"> </w:t>
@@ -3723,7 +3819,23 @@
         <w:t xml:space="preserve"> </w:t>
       </w:r>
       <w:r>
-        <w:t xml:space="preserve">fell with cryptic inclusion (cervical cord ρ = −0.244, q = 0.010),</w:t>
+        <w:t xml:space="preserve">were excluded from the family): gene-level</w:t>
+      </w:r>
+      <w:r>
+        <w:t xml:space="preserve"> </w:t>
+      </w:r>
+      <w:r>
+        <w:rPr>
+          <w:i/>
+          <w:iCs/>
+        </w:rPr>
+        <w:t xml:space="preserve">STMN2</w:t>
+      </w:r>
+      <w:r>
+        <w:t xml:space="preserve"> </w:t>
+      </w:r>
+      <w:r>
+        <w:t xml:space="preserve">fell with cryptic inclusion (cervical cord ρ = −0.244, q = 0.011),</w:t>
       </w:r>
       <w:r>
         <w:t xml:space="preserve"> </w:t>
@@ -3755,7 +3867,7 @@
         <w:t xml:space="preserve"> </w:t>
       </w:r>
       <w:r>
-        <w:t xml:space="preserve">rose in medial motor cortex (ρ = −0.276 and +0.284, q = 0.026 and 0.021) — all three internally consistent — together with</w:t>
+        <w:t xml:space="preserve">rose in medial motor cortex (ρ = −0.276 and +0.284, q = 0.028 and 0.023) — all three internally consistent — together with</w:t>
       </w:r>
       <w:r>
         <w:t xml:space="preserve"> </w:t>
@@ -3771,7 +3883,7 @@
         <w:t xml:space="preserve"> </w:t>
       </w:r>
       <w:r>
-        <w:t xml:space="preserve">(medial motor cortex, −0.299, q = 0.014),</w:t>
+        <w:t xml:space="preserve">(medial motor cortex, −0.299, q = 0.015),</w:t>
       </w:r>
       <w:r>
         <w:t xml:space="preserve"> </w:t>
@@ -3787,7 +3899,7 @@
         <w:t xml:space="preserve"> </w:t>
       </w:r>
       <w:r>
-        <w:t xml:space="preserve">(lumbar cord, −0.280, q = 0.0019),</w:t>
+        <w:t xml:space="preserve">(lumbar cord, −0.280, q = 0.0021),</w:t>
       </w:r>
       <w:r>
         <w:t xml:space="preserve"> </w:t>
@@ -3803,7 +3915,7 @@
         <w:t xml:space="preserve"> </w:t>
       </w:r>
       <w:r>
-        <w:t xml:space="preserve">(lumbar cord, −0.194, q = 0.045) and</w:t>
+        <w:t xml:space="preserve">(lumbar cord, −0.194, q = 0.049) and</w:t>
       </w:r>
       <w:r>
         <w:t xml:space="preserve"> </w:t>
@@ -3819,7 +3931,7 @@
         <w:t xml:space="preserve"> </w:t>
       </w:r>
       <w:r>
-        <w:t xml:space="preserve">(+0.278 in cervical and +0.234 in lumbar cord, q = 0.0027 and 0.012). Two of these four SOCE correlations run in the direction the cellular model predicts (the</w:t>
+        <w:t xml:space="preserve">(+0.278 in cervical and +0.234 in lumbar cord, q = 0.0031 and 0.013). Of these five correlations in four SOCE genes, three run in the direction the cellular model predicts (the</w:t>
       </w:r>
       <w:r>
         <w:t xml:space="preserve"> </w:t>
@@ -3835,7 +3947,7 @@
         <w:t xml:space="preserve"> </w:t>
       </w:r>
       <w:r>
-        <w:t xml:space="preserve">fall and the</w:t>
+        <w:t xml:space="preserve">fall and both</w:t>
       </w:r>
       <w:r>
         <w:t xml:space="preserve"> </w:t>
@@ -3851,7 +3963,7 @@
         <w:t xml:space="preserve"> </w:t>
       </w:r>
       <w:r>
-        <w:t xml:space="preserve">rise) and two run against it (</w:t>
+        <w:t xml:space="preserve">rises) and two run against it (</w:t>
       </w:r>
       <w:r>
         <w:rPr>
@@ -4096,7 +4208,7 @@
         <w:t xml:space="preserve"> </w:t>
       </w:r>
       <w:r>
-        <w:t xml:space="preserve">is the clearest: the same event architecture in five of six datasets across two species, with large effect sizes and deep read support, independently confirmed by an annotation-free method, and accompanied by the largest expression change of any SOCE regulator.</w:t>
+        <w:t xml:space="preserve">is the clearest: the same locus is affected in five of six datasets across two species, with a median |ΔPSI| of 0.37 and a median of 246 junction reads per event, independently confirmed by an annotation-free method, and accompanied by the largest expression change of any SOCE regulator — although the direction of the splicing change differs between the human cell line and the mouse lines, so it is the involvement of the locus rather than a single directional switch that reproduces.</w:t>
       </w:r>
       <w:r>
         <w:t xml:space="preserve"> </w:t>
@@ -4596,7 +4708,7 @@
         <w:t xml:space="preserve"> </w:t>
       </w:r>
       <w:r>
-        <w:t xml:space="preserve">Previous work linking TDP-43 to Ca²⁺ has centred on ER–mitochondrial contacts, where disease-associated TDP-43 disrupts VAPB–PTPIP51 tethering and reduces IP₃-receptor-mediated mitochondrial Ca²⁺ uptake. Our findings concern a different route — plasma-membrane store-operated influx — and the two are not mutually exclusive. The reduction we observe in mitochondrial uptake transcripts is compatible with convergent effects on the same Ca²⁺ network, but does not establish a change in mitochondrial flux. The context dependence of ORAI2 regulation (Vaeth et al., 2017) and the reported SARAF activity in SH-SY5Y (Albarran et al., 2016) also argue for direct perturbation experiments rather than directional inference from transcript abundance.</w:t>
+        <w:t xml:space="preserve">Previous work linking TDP-43 to Ca²⁺ has centred on ER–mitochondrial contacts, where disease-associated TDP-43 disrupts VAPB–PTPIP51 tethering and reduces IP₃-receptor-mediated mitochondrial Ca²⁺ uptake (Stoica et al., 2014). Our findings concern a different route — plasma-membrane store-operated influx — and the two are not mutually exclusive. The reduction we observe in mitochondrial uptake transcripts is compatible with convergent effects on the same Ca²⁺ network, but does not establish a change in mitochondrial flux. The context dependence of ORAI2 regulation (Vaeth et al., 2017) and the reported SARAF activity in SH-SY5Y (Albarran et al., 2016) also argue for direct perturbation experiments rather than directional inference from transcript abundance.</w:t>
       </w:r>
     </w:p>
     <w:bookmarkEnd w:id="40"/>
@@ -4715,7 +4827,7 @@
         <w:pStyle w:val="BodyText"/>
       </w:pPr>
       <w:r>
-        <w:t xml:space="preserve">The corrected alternative-polyadenylation analysis is coverage-based and does not localise poly(A) sites; 3′-end sequencing would be required for that purpose. The positive control fails the depth filter in SH-SY5Y after the correction, so the negative result in that model rests on an assay whose sensitivity could not be demonstrated there; in the iPSC-derived motor neurons the same control works, but that comparison has only two replicates per group. Across the four comparisons in which the corrected analysis could be run, the assay’s own positive control is informative in two and silent in two. Excluding reference skips reduced the</w:t>
+        <w:t xml:space="preserve">The corrected alternative-polyadenylation analysis is coverage-based and does not localise poly(A) sites; 3′-end sequencing would be required for that purpose. Excluding reference skips reduced the</w:t>
       </w:r>
       <w:r>
         <w:t xml:space="preserve"> </w:t>
@@ -4731,7 +4843,7 @@
         <w:t xml:space="preserve"> </w:t>
       </w:r>
       <w:r>
-        <w:t xml:space="preserve">positive control from a near-complete shift to +0.145 (bootstrap 95% CI +0.085 to +0.205), and the control falls just below the pre-specified depth filter, so the assay’s own positive control is no longer strong in this model. The completed full-panel correction identified moderate candidate gradients in</w:t>
+        <w:t xml:space="preserve">positive control in SH-SY5Y from a near-complete shift to +0.145 (bootstrap 95% CI +0.085 to +0.205), and the control then falls just below the pre-specified depth filter, so the negative result in that model rests on an assay whose sensitivity could not be demonstrated there. Across the four comparisons in which the corrected analysis could be run, the assay’s own positive control is informative in the two neuronal models — the iPSC-derived motor neurons and NSC34 — and silent in SH-SY5Y and in the C2C12 myoblast line; the iPSC-derived motor neurons have only two replicates per group, so the interval around their working control is coarse. The analysis identified moderate candidate gradients in</w:t>
       </w:r>
       <w:r>
         <w:t xml:space="preserve"> </w:t>
@@ -4760,15 +4872,18 @@
         <w:t xml:space="preserve">STIM2</w:t>
       </w:r>
       <w:r>
-        <w:t xml:space="preserve">, but no large, reproducible APA shift in the core SOCE machinery. Sparse windows remain a sensitivity limit, and the correction was applied only to the primary SH-SY5Y model, so the negative result is not definitive evidence of sparing.</w:t>
-      </w:r>
-    </w:p>
-    <w:p>
-      <w:pPr>
-        <w:pStyle w:val="BodyText"/>
-      </w:pPr>
-      <w:r>
-        <w:t xml:space="preserve">FRASER was applied but is not informative at this cohort size, because its model treats aberrant splicing as rare within the cohort and the depleted samples are the majority. MAJIQ itself was not run; the local-splicing-variation analysis we substituted (Vaquero-Garcia et al., 2016) covers the same annotation-free ground but does not reproduce MAJIQ’s quantification model.</w:t>
+        <w:t xml:space="preserve"> </w:t>
+      </w:r>
+      <w:r>
+        <w:t xml:space="preserve">in SH-SY5Y, neither of which was confirmed in another comparison, and no large APA shift in the core SOCE machinery in any comparison. Sparse windows remain a sensitivity limit, so the negative result is not definitive evidence of sparing.</w:t>
+      </w:r>
+    </w:p>
+    <w:p>
+      <w:pPr>
+        <w:pStyle w:val="BodyText"/>
+      </w:pPr>
+      <w:r>
+        <w:t xml:space="preserve">FRASER was applied but is not informative at this cohort size, because its model treats aberrant splicing as rare within the cohort and the depleted samples are the majority. MAJIQ (Vaquero-Garcia et al., 2016) itself was not run; the local-splicing-variation analysis we substituted covers the same annotation-free ground but does not reproduce MAJIQ’s quantification model.</w:t>
       </w:r>
     </w:p>
     <w:p>
@@ -6390,7 +6505,23 @@
         <w:t xml:space="preserve"> </w:t>
       </w:r>
       <w:r>
-        <w:t xml:space="preserve">Robust splicing events in SOCE machinery genes with bootstrap confidence intervals.</w:t>
+        <w:t xml:space="preserve">Robust splicing events in core SOCE machinery genes in the primary SH-SY5Y model, with bootstrap confidence intervals. The</w:t>
+      </w:r>
+      <w:r>
+        <w:t xml:space="preserve"> </w:t>
+      </w:r>
+      <w:r>
+        <w:rPr>
+          <w:i/>
+          <w:iCs/>
+        </w:rPr>
+        <w:t xml:space="preserve">CBARP</w:t>
+      </w:r>
+      <w:r>
+        <w:t xml:space="preserve"> </w:t>
+      </w:r>
+      <w:r>
+        <w:t xml:space="preserve">events, which lie outside the core panel, are in Supplementary Table S3.</w:t>
       </w:r>
       <w:r>
         <w:t xml:space="preserve"> </w:t>
@@ -6508,7 +6639,7 @@
         <w:t xml:space="preserve"> </w:t>
       </w:r>
       <w:r>
-        <w:t xml:space="preserve">Laboratory source data (RT-qPCR Ct values, Fura-2 traces, WST-1 absorbances).</w:t>
+        <w:t xml:space="preserve">Laboratory source data: raw Ct values and per-replicate relative expression, Fura-2 amplitudes, WST-1 viability values, primer sequences and thermal profile, and the summary statistics behind every panel of Figure 6.</w:t>
       </w:r>
       <w:r>
         <w:t xml:space="preserve"> </w:t>
@@ -6540,7 +6671,7 @@
         <w:t xml:space="preserve"> </w:t>
       </w:r>
       <w:r>
-        <w:t xml:space="preserve">Full rMATS output, JC and JCEC, six datasets.</w:t>
+        <w:t xml:space="preserve">rMATS events meeting FDR &lt; 0.05 and |ΔPSI| ≥ 0.10, JC and JCEC, six datasets, with the raw junction counts needed to reproduce the coverage pre-filter.</w:t>
       </w:r>
       <w:r>
         <w:t xml:space="preserve"> </w:t>
@@ -6572,7 +6703,7 @@
         <w:t xml:space="preserve"> </w:t>
       </w:r>
       <w:r>
-        <w:t xml:space="preserve">Cryptic events, all datasets.</w:t>
+        <w:t xml:space="preserve">High-confidence unannotated splicing changes in every comparison, including the independently produced mapping-quality-filtered SH-SY5Y junction set.</w:t>
       </w:r>
       <w:r>
         <w:t xml:space="preserve"> </w:t>
@@ -6588,7 +6719,7 @@
         <w:t xml:space="preserve"> </w:t>
       </w:r>
       <w:r>
-        <w:t xml:space="preserve">Cryptic positive controls and the dataset × gene matrix.</w:t>
+        <w:t xml:space="preserve">Cryptic positive controls, the sixteen literature genes, and the dataset × gene recovery matrix.</w:t>
       </w:r>
       <w:r>
         <w:t xml:space="preserve"> </w:t>
@@ -6652,23 +6783,22 @@
         <w:t xml:space="preserve"> </w:t>
       </w:r>
       <w:r>
-        <w:t xml:space="preserve">Correlations of cryptic</w:t>
-      </w:r>
-      <w:r>
-        <w:t xml:space="preserve"> </w:t>
-      </w:r>
-      <w:r>
-        <w:rPr>
-          <w:i/>
-          <w:iCs/>
-        </w:rPr>
-        <w:t xml:space="preserve">STMN2</w:t>
-      </w:r>
-      <w:r>
-        <w:t xml:space="preserve"> </w:t>
-      </w:r>
-      <w:r>
-        <w:t xml:space="preserve">PSI with target genes within ALS samples.</w:t>
+        <w:t xml:space="preserve">Correlations of both TDP-43 proxies with target genes within ALS samples; the</w:t>
+      </w:r>
+      <w:r>
+        <w:t xml:space="preserve"> </w:t>
+      </w:r>
+      <w:r>
+        <w:rPr>
+          <w:rStyle w:val="VerbatimChar"/>
+        </w:rPr>
+        <w:t xml:space="preserve">in_correction_family</w:t>
+      </w:r>
+      <w:r>
+        <w:t xml:space="preserve"> </w:t>
+      </w:r>
+      <w:r>
+        <w:t xml:space="preserve">column marks the 220 informative tests over which the Benjamini–Hochberg correction was applied.</w:t>
       </w:r>
       <w:r>
         <w:t xml:space="preserve"> </w:t>
@@ -6684,7 +6814,7 @@
         <w:t xml:space="preserve"> </w:t>
       </w:r>
       <w:r>
-        <w:t xml:space="preserve">Nonsense-mediated decay interaction for the SOCE panel (four-condition analysis).</w:t>
+        <w:t xml:space="preserve">Nonsense-mediated decay interaction for the SOCE panel and the panel-level tests, four-condition analysis.</w:t>
       </w:r>
       <w:r>
         <w:t xml:space="preserve"> </w:t>
@@ -6700,7 +6830,7 @@
         <w:t xml:space="preserve"> </w:t>
       </w:r>
       <w:r>
-        <w:t xml:space="preserve">Depth-qualified candidate intronic polyadenylation and 3′UTR usage gradients from the corrected SH-SY5Y analysis; these are not direct poly(A)-site calls.</w:t>
+        <w:t xml:space="preserve">Depth-qualified intronic polyadenylation and 3′UTR usage estimates from the corrected analysis in all four comparisons; these are coverage gradients, not direct poly(A)-site calls.</w:t>
       </w:r>
       <w:r>
         <w:t xml:space="preserve"> </w:t>
@@ -6716,7 +6846,7 @@
         <w:t xml:space="preserve"> </w:t>
       </w:r>
       <w:r>
-        <w:t xml:space="preserve">Cryptic event counts by dataset with FUS and TAF15 knockdown controls.</w:t>
+        <w:t xml:space="preserve">Machine-readable version of Table 3: cryptic event counts by comparison, with the FUS and TAF15 knockdown controls and the null-test ratios.</w:t>
       </w:r>
       <w:r>
         <w:t xml:space="preserve"> </w:t>
@@ -6742,7 +6872,7 @@
         <w:t xml:space="preserve"> </w:t>
       </w:r>
       <w:r>
-        <w:t xml:space="preserve">SOAR exon at junction level, all datasets.</w:t>
+        <w:t xml:space="preserve">SOAR exon measured at junction level, with both flanking junctions, in every comparison in which it was measurable.</w:t>
       </w:r>
       <w:r>
         <w:t xml:space="preserve"> </w:t>
@@ -6774,7 +6904,20 @@
         <w:t xml:space="preserve"> </w:t>
       </w:r>
       <w:r>
-        <w:t xml:space="preserve">STIM2.1 exon analysis across six datasets.</w:t>
+        <w:t xml:space="preserve">The same</w:t>
+      </w:r>
+      <w:r>
+        <w:t xml:space="preserve"> </w:t>
+      </w:r>
+      <w:r>
+        <w:rPr>
+          <w:i/>
+          <w:iCs/>
+        </w:rPr>
+        <w:t xml:space="preserve">STIM2.1</w:t>
+      </w:r>
+      <w:r>
+        <w:t xml:space="preserve">/SOAR exon measured as an rMATS event, with per-replicate PSI and bootstrap intervals, across six datasets — the estimate compared with S13 in Section 3.3.</w:t>
       </w:r>
       <w:r>
         <w:t xml:space="preserve"> </w:t>

--- a/manuscript/MANUSCRIPT_v4_SUBMISSION.docx
+++ b/manuscript/MANUSCRIPT_v4_SUBMISSION.docx
@@ -777,7 +777,7 @@
         <w:pStyle w:val="FirstParagraph"/>
       </w:pPr>
       <w:r>
-        <w:t xml:space="preserve">Splice junctions were extracted directly from the alignments in two independent ways, so that no conclusion rests on a single extraction rule. The first set was produced with regtools v1.0 (Cotto et al., 2023;</w:t>
+        <w:t xml:space="preserve">Splice junctions were extracted directly from the alignments in two independent ways, so that no conclusion rests on a single extraction rule. The first set was produced with regtools v1.0.0 (Cotto et al., 2023;</w:t>
       </w:r>
       <w:r>
         <w:t xml:space="preserve"> </w:t>

--- a/manuscript/MANUSCRIPT_v4_SUBMISSION.docx
+++ b/manuscript/MANUSCRIPT_v4_SUBMISSION.docx
@@ -1183,7 +1183,7 @@
         <w:pStyle w:val="FirstParagraph"/>
       </w:pPr>
       <w:r>
-        <w:t xml:space="preserve">Measurements were made 72 h after transduction. Cells were seeded in 24-well plates at 40,000 cells per well; the three samples of each group came from a single culture plate and are therefore not independent culture days. Cells were loaded with 5 µM Fura-2/AM and 0.02% Pluronic F-127 in 1% BSA/HBS for 60 min at 25 °C in the dark and washed three times for 15 min in 1% BSA/HBS. HBS contained 135 mM NaCl, 5.9 mM KCl, 1.2 mM MgCl₂, 1.5 mM CaCl₂, 11.6 mM HEPES, 5 mM NaHCO₃ and 11.5 mM D-glucose (pH 7.3). Cytosolic free Ca²⁺ was followed spectrofluorometrically as the F340/F380 ratio (excitation 340 and 380 nm, emission 510 nm; Grynkiewicz et al., 1985) in a cuvette-based system with perfusion, following the protocol of Selli et al. (2009). Loaded cells were transferred to Ca²⁺-free HBS containing EGTA; SERCA was then inhibited with 10 µM cyclopiazonic acid (Sigma-Aldrich, cat. no. C1530) and the transient rise in F340/F380 was recorded as ER Ca²⁺ release. CaCl₂ was then added to a final concentration of 1.5 mM and the subsequent rise was recorded as store-operated Ca²⁺ entry. Both were quantified as Δ(F340/F380) relative to the respective preceding baseline (n = 3 per group).</w:t>
+        <w:t xml:space="preserve">Measurements were made 72 h after transduction. Cells were seeded in 24-well plates at 40,000 cells per well; the three samples of each group came from three independent cultures. Cells were loaded with 5 µM Fura-2/AM and 0.02% Pluronic F-127 in 1% BSA/HBS for 60 min at 25 °C in the dark and washed three times for 15 min in 1% BSA/HBS. HBS contained 135 mM NaCl, 5.9 mM KCl, 1.2 mM MgCl₂, 1.5 mM CaCl₂, 11.6 mM HEPES, 5 mM NaHCO₃ and 11.5 mM D-glucose (pH 7.3). Cytosolic free Ca²⁺ was followed spectrofluorometrically as the F340/F380 ratio (excitation 340 and 380 nm, emission 510 nm; Grynkiewicz et al., 1985) in a cuvette-based system with perfusion, following the protocol of Selli et al. (2009). Loaded cells were transferred to Ca²⁺-free HBS containing EGTA; SERCA was then inhibited with 10 µM cyclopiazonic acid (Sigma-Aldrich, cat. no. C1530) and the transient rise in F340/F380 was recorded as ER Ca²⁺ release. CaCl₂ was then added to a final concentration of 1.5 mM and the subsequent rise was recorded as store-operated Ca²⁺ entry. Both were quantified as Δ(F340/F380) relative to the respective preceding baseline (n = 3 per group).</w:t>
       </w:r>
     </w:p>
     <w:bookmarkEnd w:id="24"/>
@@ -4726,7 +4726,7 @@
         <w:pStyle w:val="FirstParagraph"/>
       </w:pPr>
       <w:r>
-        <w:t xml:space="preserve">SH-SY5Y is a neuroblastoma line and not a motor neuron. The functional measurements rest on three samples per group for Ca²⁺ imaging and four wells for viability, and the three Ca²⁺ samples of each group were prepared from a single culture plate rather than on independent culture days; they are therefore not independent biological replicates and the phenotype requires replication with a second silencing reagent and a TDP-43 rescue. Protein levels, membrane localisation and complex assembly of candidate genes were not measured. The WST-1 assay does not separate proliferation from cell death, and the opposite directions at 24 h and 48 h show that it is not a direct viability measure. Transcript-family summaries are length-corrected short-read estimates, not absolute stoichiometry.</w:t>
+        <w:t xml:space="preserve">SH-SY5Y is a neuroblastoma line and not a motor neuron. The functional measurements rest on three independent cultures per group for Ca²⁺ imaging and four wells for viability; the number of biological replicates is small, and the phenotype requires replication with a second silencing reagent and a TDP-43 rescue. Protein levels, membrane localisation and complex assembly of candidate genes were not measured. The WST-1 assay does not separate proliferation from cell death, and the opposite directions at 24 h and 48 h show that it is not a direct viability measure. Transcript-family summaries are length-corrected short-read estimates, not absolute stoichiometry.</w:t>
       </w:r>
     </w:p>
     <w:p>
@@ -6315,7 +6315,7 @@
         <w:t xml:space="preserve"> </w:t>
       </w:r>
       <w:r>
-        <w:t xml:space="preserve">(A) TARDBP mRNA in non-transduced cells, non-targeting shRNA controls and shTDP-43 cells (2^−ΔΔCt, n = 4; one-way ANOVA on log2 values with Tukey’s test). (B) Relative mRNA of the four SOCE-associated targets (n = 4; two-tailed t-tests). (C) WST-1 viability at 24 h and 48 h (n = 4 wells). (D) Representative Fura-2 traces for a control and a knockdown sample: SERCA inhibition with 10 µM cyclopiazonic acid in Ca²⁺-free medium, then re-addition of 1.5 mM CaCl₂. (E) Group data for the two phases, as Δ(F340/F380) relative to the preceding baseline (n = 3 samples per group, prepared from a single culture plate). Bars are mean ± SEM with individual values; ** p &lt; 0.01, *** p &lt; 0.001, **** p &lt; 0.0001.</w:t>
+        <w:t xml:space="preserve">(A) TARDBP mRNA in non-transduced cells, non-targeting shRNA controls and shTDP-43 cells (2^−ΔΔCt, n = 4; one-way ANOVA on log2 values with Tukey’s test). (B) Relative mRNA of the four SOCE-associated targets (n = 4; two-tailed t-tests). (C) WST-1 viability at 24 h and 48 h (n = 4 wells). (D) Representative Fura-2 traces for a control and a knockdown sample: SERCA inhibition with 10 µM cyclopiazonic acid in Ca²⁺-free medium, then re-addition of 1.5 mM CaCl₂. (E) Group data for the two phases, as Δ(F340/F380) relative to the preceding baseline (n = 3 independent cultures per group). Bars are mean ± SEM with individual values; ** p &lt; 0.01, *** p &lt; 0.001, **** p &lt; 0.0001.</w:t>
       </w:r>
     </w:p>
     <w:p>

--- a/manuscript/MANUSCRIPT_v4_SUBMISSION.docx
+++ b/manuscript/MANUSCRIPT_v4_SUBMISSION.docx
@@ -240,7 +240,7 @@
         <w:t xml:space="preserve"> </w:t>
       </w:r>
       <w:r>
-        <w:t xml:space="preserve">mRNAs increased 1.7- to 3.2-fold, whereas the Fura-2 SOCE response fell from 1.542 ± 0.282 to 0.245 ± 0.083 Δ(F340/F380) (p = 0.0115; n = 3 per group); ER release did not differ (p = 0.299). Length-corrected family summaries showed the dominant ORAI, SERCA and mitochondrial-uptake members falling while minor members rose. Annotation-free analysis recovered canonical cryptic targets, including</w:t>
+        <w:t xml:space="preserve">mRNAs increased 1.7- to 3.2-fold, whereas the Fura-2 SOCE response fell from 1.542 ± 0.282 to 0.245 ± 0.083 Δ(F340/F380) (p = 0.0115; n = 3 per group); ER release did not differ (p = 0.299). Composition-adjusted family summaries showed the dominant ORAI2 and ATP2A2 transcripts falling modestly while ORAI3 rose about four-fold and SARAF by about half. Annotation-free analysis recovered canonical cryptic targets, including</w:t>
       </w:r>
       <w:r>
         <w:t xml:space="preserve"> </w:t>
@@ -269,7 +269,7 @@
         <w:t xml:space="preserve">UNC13A</w:t>
       </w:r>
       <w:r>
-        <w:t xml:space="preserve">, and none of them in FUS or TAF15 knockdown, but no high-confidence cryptic junction in the core SOCE panel; exploratory APA and NMD analyses added no confirmed core-SOCE event. In ALS tissue</w:t>
+        <w:t xml:space="preserve">, and none of them in FUS or TAF15 knockdown, but no high-confidence cryptic junction in the core SOCE panel of the primary model; exploratory APA and NMD analyses added no confirmed event in the SOCE machinery. In ALS tissue</w:t>
       </w:r>
       <w:r>
         <w:t xml:space="preserve"> </w:t>
@@ -512,7 +512,7 @@
         <w:pStyle w:val="BodyText"/>
       </w:pPr>
       <w:r>
-        <w:t xml:space="preserve">Disturbed intracellular Ca²⁺ homeostasis is a longstanding feature of ALS. Motor neurons are notable for low cytosolic Ca²⁺-buffering capacity, and Ca²⁺-dependent excitotoxicity, mitochondrial dysfunction and ER stress have all been implicated. Store-operated Ca²⁺ entry — the STIM1/ORAI-mediated influx triggered by ER store depletion (Putney, 2010; Prakriya and Lewis, 2015), with contributions from TRPC channels (Ambudkar et al., 2007) — is a principal route of Ca²⁺ entry in non-excitable and many excitable cells. ORAI2 can modulate ORAI1-dependent SOCE in a context-dependent manner (Vaeth et al., 2017), and SARAF facilitates slow Ca²⁺-dependent inactivation of SOCE (Palty et al., 2012), including in SH-SY5Y cells (Albarran et al., 2016). Disease-associated TDP-43 has been reported to disrupt VAPB–PTPIP51 tethering and thereby ER–mitochondrial Ca²⁺ transfer (Stoica et al., 2014), but whether TDP-43 loss affects the SOCE pathway itself, and whether it does so through RNA processing, has not been examined systematically.</w:t>
+        <w:t xml:space="preserve">Disturbed intracellular Ca²⁺ homeostasis is a longstanding feature of ALS. Motor neurons are notable for low cytosolic Ca²⁺-buffering capacity, and Ca²⁺-dependent excitotoxicity, mitochondrial dysfunction and ER stress have all been implicated. Store-operated Ca²⁺ entry — the STIM1/ORAI-mediated influx triggered by ER store depletion (Putney, 2010; Prakriya and Lewis, 2015), with contributions from TRPC channels (Ambudkar et al., 2007) — is a principal route of Ca²⁺ entry in non-excitable and many excitable cells. ORAI2 and ORAI3 can form heteromers with ORAI1 and restrain SOCE (Vaeth et al., 2017; Yoast et al., 2020), and SARAF facilitates slow Ca²⁺-dependent inactivation of SOCE (Palty et al., 2012) and, in SH-SY5Y cells, restrains store-independent arachidonate-regulated Ca²⁺ entry (Albarran et al., 2016). Disease-associated TDP-43 has been reported to disrupt VAPB–PTPIP51 tethering and thereby ER–mitochondrial Ca²⁺ transfer (Stoica et al., 2014), but whether TDP-43 loss affects the SOCE pathway itself, and whether it does so through RNA processing, has not been examined systematically.</w:t>
       </w:r>
     </w:p>
     <w:p>
@@ -555,7 +555,7 @@
         <w:pStyle w:val="FirstParagraph"/>
       </w:pPr>
       <w:r>
-        <w:t xml:space="preserve">Six comparisons with paired controls and publicly available raw reads were selected for the expression and event-level splicing analyses: SH-SY5Y (GSE296712), iPSC colonies (GSE230647), iPSC-derived motor neurons (GSE77702), mouse striatum (GSE27394/GSE27218), and mouse C2C12 and NSC34 (GSE171714/SRP314028) — 38 libraries in total, counting the pooled technical fragments of GSE27394 as one library per biological replicate. Two further comparisons, K562 total RNA and poly(A)+ mRNA (ENCODE ENCSR372DZW/ENCSR455TNF and ENCSR129RWD/ENCSR134JRE), were added for the annotation-free junction analysis only (Section 2.5) and were not processed with rMATS or DESeq2. Inclusion required a condition reducing TARDBP expression or TDP-43 protein, at least two biological replicates, open raw reads, and the ability to evaluate</w:t>
+        <w:t xml:space="preserve">Six comparisons with paired controls and publicly available raw reads were selected for the expression and event-level splicing analyses: SH-SY5Y (GSE296712), iPSC colonies (GSE230647), iPSC-derived motor neurons (GSE77702), mouse striatum (GSE27394/GSE27218), and mouse C2C12 and NSC34 (GSE171714/SRP314028) — 38 libraries in total, counting the pooled technical fragments of GSE27394 as one library per biological replicate. Two further comparisons, K562 total RNA and poly(A)+ mRNA (ENCODE ENCSR372DZW/ENCSR455TNF and ENCSR129RWD/ENCSR134JRE), were added for the annotation-free junction analysis only (Section 2.5) and were not processed with rMATS or DESeq2. Inclusion required a condition reducing TARDBP expression or TDP-43 protein, at least two biological replicates and open raw reads, and for the human datasets the ability to evaluate</w:t>
       </w:r>
       <w:r>
         <w:t xml:space="preserve"> </w:t>
@@ -587,7 +587,39 @@
         <w:t xml:space="preserve"> </w:t>
       </w:r>
       <w:r>
-        <w:t xml:space="preserve">as positive controls. GSE296712, a subseries of the dataset reported by Bryce-Smith et al. (2025), was designated the primary human model because the laboratory experiments use the same cell line.</w:t>
+        <w:t xml:space="preserve">as positive controls. TDP-43-repressed cryptic exons are largely not conserved between species (Ling et al., 2015), and the</w:t>
+      </w:r>
+      <w:r>
+        <w:t xml:space="preserve"> </w:t>
+      </w:r>
+      <w:r>
+        <w:rPr>
+          <w:i/>
+          <w:iCs/>
+        </w:rPr>
+        <w:t xml:space="preserve">STMN2</w:t>
+      </w:r>
+      <w:r>
+        <w:t xml:space="preserve"> </w:t>
+      </w:r>
+      <w:r>
+        <w:t xml:space="preserve">and</w:t>
+      </w:r>
+      <w:r>
+        <w:t xml:space="preserve"> </w:t>
+      </w:r>
+      <w:r>
+        <w:rPr>
+          <w:i/>
+          <w:iCs/>
+        </w:rPr>
+        <w:t xml:space="preserve">UNC13A</w:t>
+      </w:r>
+      <w:r>
+        <w:t xml:space="preserve"> </w:t>
+      </w:r>
+      <w:r>
+        <w:t xml:space="preserve">events are absent from the mouse genes (Melamed et al., 2019; Ma et al., 2022), so the mouse comparisons have no equivalent literature positive control. GSE296712, a subseries of the dataset reported by Bryce-Smith et al. (2025), was designated the primary human model because the laboratory experiments use the same cell line.</w:t>
       </w:r>
     </w:p>
     <w:p>
@@ -717,7 +749,153 @@
         <w:t xml:space="preserve"> </w:t>
       </w:r>
       <w:r>
-        <w:t xml:space="preserve">correction, retaining events with ≥ 10 informative reads per sample on average and ≥ 5 informative reads in every sample, and recomputing Benjamini–Hochberg q-values within the filtered set. For candidate events we further computed (i) per-replicate PSI from raw IJC/SJC counts, (ii) replicate-level bootstrap 95% confidence intervals for ΔPSI (20,000 resamples for the</w:t>
+        <w:t xml:space="preserve">correction, retaining events with ≥ 10 informative reads per sample on average and ≥ 5 informative reads in every sample, and recomputing Benjamini–Hochberg q-values within the filtered set. For the</w:t>
+      </w:r>
+      <w:r>
+        <w:t xml:space="preserve"> </w:t>
+      </w:r>
+      <w:r>
+        <w:rPr>
+          <w:i/>
+          <w:iCs/>
+        </w:rPr>
+        <w:t xml:space="preserve">TRPC1</w:t>
+      </w:r>
+      <w:r>
+        <w:t xml:space="preserve"> </w:t>
+      </w:r>
+      <w:r>
+        <w:t xml:space="preserve">event of Section 3.1, and for the events that met the thresholds and the coverage criteria in twelve SOCE-machinery genes (</w:t>
+      </w:r>
+      <w:r>
+        <w:rPr>
+          <w:i/>
+          <w:iCs/>
+        </w:rPr>
+        <w:t xml:space="preserve">STIM1</w:t>
+      </w:r>
+      <w:r>
+        <w:t xml:space="preserve">,</w:t>
+      </w:r>
+      <w:r>
+        <w:t xml:space="preserve"> </w:t>
+      </w:r>
+      <w:r>
+        <w:rPr>
+          <w:i/>
+          <w:iCs/>
+        </w:rPr>
+        <w:t xml:space="preserve">STIM2</w:t>
+      </w:r>
+      <w:r>
+        <w:t xml:space="preserve">,</w:t>
+      </w:r>
+      <w:r>
+        <w:t xml:space="preserve"> </w:t>
+      </w:r>
+      <w:r>
+        <w:rPr>
+          <w:i/>
+          <w:iCs/>
+        </w:rPr>
+        <w:t xml:space="preserve">STIMATE</w:t>
+      </w:r>
+      <w:r>
+        <w:t xml:space="preserve">,</w:t>
+      </w:r>
+      <w:r>
+        <w:t xml:space="preserve"> </w:t>
+      </w:r>
+      <w:r>
+        <w:rPr>
+          <w:i/>
+          <w:iCs/>
+        </w:rPr>
+        <w:t xml:space="preserve">SARAF</w:t>
+      </w:r>
+      <w:r>
+        <w:t xml:space="preserve">,</w:t>
+      </w:r>
+      <w:r>
+        <w:t xml:space="preserve"> </w:t>
+      </w:r>
+      <w:r>
+        <w:rPr>
+          <w:i/>
+          <w:iCs/>
+        </w:rPr>
+        <w:t xml:space="preserve">CRACR2A</w:t>
+      </w:r>
+      <w:r>
+        <w:t xml:space="preserve">,</w:t>
+      </w:r>
+      <w:r>
+        <w:t xml:space="preserve"> </w:t>
+      </w:r>
+      <w:r>
+        <w:rPr>
+          <w:i/>
+          <w:iCs/>
+        </w:rPr>
+        <w:t xml:space="preserve">CRACR2B</w:t>
+      </w:r>
+      <w:r>
+        <w:t xml:space="preserve">,</w:t>
+      </w:r>
+      <w:r>
+        <w:t xml:space="preserve"> </w:t>
+      </w:r>
+      <w:r>
+        <w:rPr>
+          <w:i/>
+          <w:iCs/>
+        </w:rPr>
+        <w:t xml:space="preserve">ORAI1–3</w:t>
+      </w:r>
+      <w:r>
+        <w:t xml:space="preserve">,</w:t>
+      </w:r>
+      <w:r>
+        <w:t xml:space="preserve"> </w:t>
+      </w:r>
+      <w:r>
+        <w:rPr>
+          <w:i/>
+          <w:iCs/>
+        </w:rPr>
+        <w:t xml:space="preserve">TRPC1</w:t>
+      </w:r>
+      <w:r>
+        <w:t xml:space="preserve">,</w:t>
+      </w:r>
+      <w:r>
+        <w:t xml:space="preserve"> </w:t>
+      </w:r>
+      <w:r>
+        <w:rPr>
+          <w:i/>
+          <w:iCs/>
+        </w:rPr>
+        <w:t xml:space="preserve">ATP2A2</w:t>
+      </w:r>
+      <w:r>
+        <w:t xml:space="preserve"> </w:t>
+      </w:r>
+      <w:r>
+        <w:t xml:space="preserve">and</w:t>
+      </w:r>
+      <w:r>
+        <w:t xml:space="preserve"> </w:t>
+      </w:r>
+      <w:r>
+        <w:rPr>
+          <w:i/>
+          <w:iCs/>
+        </w:rPr>
+        <w:t xml:space="preserve">ATP2A3</w:t>
+      </w:r>
+      <w:r>
+        <w:t xml:space="preserve">), we further computed (i) per-replicate PSI from raw IJC/SJC counts, (ii) replicate-level bootstrap 95% confidence intervals for ΔPSI (20,000 resamples for the</w:t>
       </w:r>
       <w:r>
         <w:t xml:space="preserve"> </w:t>
@@ -805,7 +983,7 @@
         <w:pStyle w:val="BodyText"/>
       </w:pPr>
       <w:r>
-        <w:t xml:space="preserve">The calling threshold was calibrated against a control-versus-control null: in datasets with four control replicates, the controls were split 2 + 2, the analysis repeated unchanged, and every call counted as a false positive. Under a permissive definition (unannotated junction, ΔPSI ≥ 0.05, q &lt; 0.05, control PSI ≤ 0.05) the null produced about two-thirds as many calls as the real comparison in iPSC colonies and twice as many in K562 total RNA, so raw call counts are not interpretable. We therefore adopted an effect-based definition — a</w:t>
+        <w:t xml:space="preserve">The calling threshold was calibrated against a control-versus-control null: in datasets with four control replicates, the controls were split 2 + 2, the analysis repeated unchanged, and every call counted as a false positive. Under a permissive definition (unannotated junction, ΔPSI ≥ 0.05, q &lt; 0.05, control PSI ≤ 0.05, bootstrap lower bound above zero) the null produced almost as many calls as the real comparison in iPSC colonies (0.98 per real call) and twice as many in K562 total RNA (2.01; Supplementary Table S14), so raw call counts are not interpretable. We therefore adopted an effect-based definition — a</w:t>
       </w:r>
       <w:r>
         <w:t xml:space="preserve"> </w:t>
@@ -837,7 +1015,7 @@
         <w:t xml:space="preserve"> </w:t>
       </w:r>
       <w:r>
-        <w:t xml:space="preserve">among them. Positive-control recovery, not call count, is used throughout as the measure of whether an analysis worked.</w:t>
+        <w:t xml:space="preserve">among them. Positive-control recovery, not call count, is used throughout as the measure of whether an analysis worked; because the sixteen literature controls are human cryptic events, this check is available only for the human comparisons.</w:t>
       </w:r>
     </w:p>
     <w:p>
@@ -881,7 +1059,32 @@
         <w:pStyle w:val="FirstParagraph"/>
       </w:pPr>
       <w:r>
-        <w:t xml:space="preserve">Cryptic polyadenylation was assessed from coverage rather than from junctions. Windows were built for 696 genes: those of the 732-gene expanded Ca²⁺ panel for which annotated introns and terminal exons could be retrieved, together with the cryptic positive controls. Two 500 bp windows were placed at the 5′ and 3′ ends of every intron of at least 1,200 bp (50 bp buffer from each splice site), and the terminal exon of each gene of at least 400 bp was split into proximal and distal halves, both in the direction of transcription. Depth was summed with</w:t>
+        <w:t xml:space="preserve">Cryptic polyadenylation was assessed from coverage rather than from junctions. Windows were built for 696 genes: those of the 732-gene expanded Ca²⁺ panel for which annotated introns and terminal exons could be retrieved, together with the cryptic positive controls. Introns were taken as the gaps between the merged exons of all basic-annotation transcripts of a gene and numbered in the direction of transcription; these unit numbers need not match canonical intron numbers (the</w:t>
+      </w:r>
+      <w:r>
+        <w:t xml:space="preserve"> </w:t>
+      </w:r>
+      <w:r>
+        <w:rPr>
+          <w:i/>
+          <w:iCs/>
+        </w:rPr>
+        <w:t xml:space="preserve">STMN2</w:t>
+      </w:r>
+      <w:r>
+        <w:t xml:space="preserve"> </w:t>
+      </w:r>
+      <w:r>
+        <w:t xml:space="preserve">unit</w:t>
+      </w:r>
+      <w:r>
+        <w:t xml:space="preserve"> </w:t>
+      </w:r>
+      <w:r>
+        <w:t xml:space="preserve">‘intron 2’</w:t>
+      </w:r>
+      <w:r>
+        <w:t xml:space="preserve">, for example, corresponds to the canonical intron 1, which contains cryptic exon 2a), and the genomic windows of every reported unit are listed in Supplementary Table S11. Two 500 bp windows were placed at the 5′ and 3′ ends of every such intron of at least 1,200 bp (50 bp buffer from each splice site), and the terminal exon of each gene of at least 400 bp was split into proximal and distal halves, both in the direction of transcription. An exon missing from the basic annotation that lies inside a window adds to that window’s coverage, so a unit containing an alternatively spliced exon also reports that exon’s inclusion. Depth was summed with</w:t>
       </w:r>
       <w:r>
         <w:t xml:space="preserve"> </w:t>
@@ -1004,7 +1207,205 @@
         <w:pStyle w:val="FirstParagraph"/>
       </w:pPr>
       <w:r>
-        <w:t xml:space="preserve">Four cumulative gene panels were assembled from curated SOCE/TRP components (n = 51), channels and transport systems (n = 117), curated Ca²⁺-handling genes (n = 258) and an expanded Ca²⁺-associated set from KEGG and Gene Ontology (n = 732). Symbols were harmonised to HGNC/MGI and orthology verified via Ensembl Compara.</w:t>
+        <w:t xml:space="preserve">Four cumulative gene panels were assembled from curated SOCE/TRP components (n = 51), channels and transport systems (n = 117), curated Ca²⁺-handling genes (n = 258) and an expanded Ca²⁺-associated set from KEGG and Gene Ontology (n = 732; Supplementary Table S2). Symbols were harmonised to HGNC/MGI and orthology verified via Ensembl Compara. Where results are summarised for the SOCE machinery, this refers to a fixed set of nineteen genes —</w:t>
+      </w:r>
+      <w:r>
+        <w:t xml:space="preserve"> </w:t>
+      </w:r>
+      <w:r>
+        <w:rPr>
+          <w:i/>
+          <w:iCs/>
+        </w:rPr>
+        <w:t xml:space="preserve">STIM1</w:t>
+      </w:r>
+      <w:r>
+        <w:t xml:space="preserve">,</w:t>
+      </w:r>
+      <w:r>
+        <w:t xml:space="preserve"> </w:t>
+      </w:r>
+      <w:r>
+        <w:rPr>
+          <w:i/>
+          <w:iCs/>
+        </w:rPr>
+        <w:t xml:space="preserve">STIM2</w:t>
+      </w:r>
+      <w:r>
+        <w:t xml:space="preserve">,</w:t>
+      </w:r>
+      <w:r>
+        <w:t xml:space="preserve"> </w:t>
+      </w:r>
+      <w:r>
+        <w:rPr>
+          <w:i/>
+          <w:iCs/>
+        </w:rPr>
+        <w:t xml:space="preserve">ORAI1–3</w:t>
+      </w:r>
+      <w:r>
+        <w:t xml:space="preserve">,</w:t>
+      </w:r>
+      <w:r>
+        <w:t xml:space="preserve"> </w:t>
+      </w:r>
+      <w:r>
+        <w:rPr>
+          <w:i/>
+          <w:iCs/>
+        </w:rPr>
+        <w:t xml:space="preserve">TRPC1</w:t>
+      </w:r>
+      <w:r>
+        <w:t xml:space="preserve">,</w:t>
+      </w:r>
+      <w:r>
+        <w:t xml:space="preserve"> </w:t>
+      </w:r>
+      <w:r>
+        <w:rPr>
+          <w:i/>
+          <w:iCs/>
+        </w:rPr>
+        <w:t xml:space="preserve">SARAF</w:t>
+      </w:r>
+      <w:r>
+        <w:t xml:space="preserve">,</w:t>
+      </w:r>
+      <w:r>
+        <w:t xml:space="preserve"> </w:t>
+      </w:r>
+      <w:r>
+        <w:rPr>
+          <w:i/>
+          <w:iCs/>
+        </w:rPr>
+        <w:t xml:space="preserve">STIMATE</w:t>
+      </w:r>
+      <w:r>
+        <w:t xml:space="preserve">,</w:t>
+      </w:r>
+      <w:r>
+        <w:t xml:space="preserve"> </w:t>
+      </w:r>
+      <w:r>
+        <w:rPr>
+          <w:i/>
+          <w:iCs/>
+        </w:rPr>
+        <w:t xml:space="preserve">CBARP</w:t>
+      </w:r>
+      <w:r>
+        <w:t xml:space="preserve">,</w:t>
+      </w:r>
+      <w:r>
+        <w:t xml:space="preserve"> </w:t>
+      </w:r>
+      <w:r>
+        <w:rPr>
+          <w:i/>
+          <w:iCs/>
+        </w:rPr>
+        <w:t xml:space="preserve">CRACR2A</w:t>
+      </w:r>
+      <w:r>
+        <w:t xml:space="preserve">,</w:t>
+      </w:r>
+      <w:r>
+        <w:t xml:space="preserve"> </w:t>
+      </w:r>
+      <w:r>
+        <w:rPr>
+          <w:i/>
+          <w:iCs/>
+        </w:rPr>
+        <w:t xml:space="preserve">CRACR2B</w:t>
+      </w:r>
+      <w:r>
+        <w:t xml:space="preserve">,</w:t>
+      </w:r>
+      <w:r>
+        <w:t xml:space="preserve"> </w:t>
+      </w:r>
+      <w:r>
+        <w:rPr>
+          <w:i/>
+          <w:iCs/>
+        </w:rPr>
+        <w:t xml:space="preserve">SELENOK</w:t>
+      </w:r>
+      <w:r>
+        <w:t xml:space="preserve">,</w:t>
+      </w:r>
+      <w:r>
+        <w:t xml:space="preserve"> </w:t>
+      </w:r>
+      <w:r>
+        <w:rPr>
+          <w:i/>
+          <w:iCs/>
+        </w:rPr>
+        <w:t xml:space="preserve">ATP2A1–3</w:t>
+      </w:r>
+      <w:r>
+        <w:t xml:space="preserve">,</w:t>
+      </w:r>
+      <w:r>
+        <w:t xml:space="preserve"> </w:t>
+      </w:r>
+      <w:r>
+        <w:rPr>
+          <w:i/>
+          <w:iCs/>
+        </w:rPr>
+        <w:t xml:space="preserve">MCU</w:t>
+      </w:r>
+      <w:r>
+        <w:t xml:space="preserve">,</w:t>
+      </w:r>
+      <w:r>
+        <w:t xml:space="preserve"> </w:t>
+      </w:r>
+      <w:r>
+        <w:rPr>
+          <w:i/>
+          <w:iCs/>
+        </w:rPr>
+        <w:t xml:space="preserve">MCUB</w:t>
+      </w:r>
+      <w:r>
+        <w:t xml:space="preserve">,</w:t>
+      </w:r>
+      <w:r>
+        <w:t xml:space="preserve"> </w:t>
+      </w:r>
+      <w:r>
+        <w:rPr>
+          <w:i/>
+          <w:iCs/>
+        </w:rPr>
+        <w:t xml:space="preserve">MICU1</w:t>
+      </w:r>
+      <w:r>
+        <w:t xml:space="preserve"> </w:t>
+      </w:r>
+      <w:r>
+        <w:t xml:space="preserve">and</w:t>
+      </w:r>
+      <w:r>
+        <w:t xml:space="preserve"> </w:t>
+      </w:r>
+      <w:r>
+        <w:rPr>
+          <w:i/>
+          <w:iCs/>
+        </w:rPr>
+        <w:t xml:space="preserve">MICU2</w:t>
+      </w:r>
+      <w:r>
+        <w:t xml:space="preserve">; the core SOCE/TRP panel is Tier 1.</w:t>
       </w:r>
     </w:p>
     <w:p>
@@ -1043,7 +1444,23 @@
         <w:pStyle w:val="FirstParagraph"/>
       </w:pPr>
       <w:r>
-        <w:t xml:space="preserve">Transcripts per million (TPM) from Salmon were summed to gene level for the primary SH-SY5Y comparison (0 vs 75 ng/mL doxycycline, n = 3 + 3), so that members of a family are compared on a length-corrected scale. For each functional family (STIM, ORAI, SERCA, TRPC, SOCE regulators, mitochondrial Ca²⁺ uptake, PMCA) we computed each member’s relative share of the family total in control cells and the change in its TPM. Fold changes and adjusted p-values for the same genes come from DESeq2 applied to the gene-level Salmon counts of the same six libraries. These summaries remain transcript-level measures and are not estimates of absolute molecule number, protein abundance or complex stoichiometry.</w:t>
+        <w:t xml:space="preserve">Transcripts per million (TPM) from Salmon were summed to gene level for the primary SH-SY5Y comparison (0 vs 75 ng/mL doxycycline, n = 3 + 3), so that members of a family are compared on a length-corrected scale. TPM sums to the same total in every library, so a large gain by a few abundant transcripts lowers the TPM of every other gene: in the knockdown libraries</w:t>
+      </w:r>
+      <w:r>
+        <w:t xml:space="preserve"> </w:t>
+      </w:r>
+      <w:r>
+        <w:rPr>
+          <w:i/>
+          <w:iCs/>
+        </w:rPr>
+        <w:t xml:space="preserve">CHGA</w:t>
+      </w:r>
+      <w:r>
+        <w:t xml:space="preserve"> </w:t>
+      </w:r>
+      <w:r>
+        <w:t xml:space="preserve">rose from 1,857 to 10,675 TPM and ribosomal-protein and mitochondrially encoded transcripts also took a larger share, so that the median gene expressed in both groups (mean TPM &gt; 5) had 24% lower TPM than in controls. Before conditions were compared, each library’s TPM was therefore divided by a median-of-ratios factor computed over the 13,907 genes with TPM &gt; 1 in all six libraries, the normalisation principle of DESeq2; after this adjustment gene-level changes agreed with the DESeq2 fold changes (median difference −0.02 log2 units). For each functional family (STIM, ORAI, SERCA, TRPC, SOCE regulators, mitochondrial Ca²⁺ uptake, PMCA) we computed each member’s share of the family total in control cells and the change in its adjusted TPM. Fold changes and adjusted p-values for the same genes come from DESeq2 applied to the gene-level Salmon counts of the same six libraries. These summaries remain transcript-level measures and are not estimates of absolute molecule number, protein abundance or complex stoichiometry.</w:t>
       </w:r>
     </w:p>
     <w:bookmarkEnd w:id="20"/>
@@ -1219,7 +1636,7 @@
         <w:pStyle w:val="FirstParagraph"/>
       </w:pPr>
       <w:r>
-        <w:t xml:space="preserve">Bioinformatic thresholds are given above. Laboratory data are mean ± SEM. TARDBP knockdown was assessed by one-way ANOVA with Tukey’s multiple comparison test; other laboratory comparisons used two-tailed Student’s t-tests (GraphPad Prism 10). No correction for multiple comparisons was applied across the four RT-qPCR targets. Significance was set at p &lt; 0.05.</w:t>
+        <w:t xml:space="preserve">Bioinformatic thresholds are given above. Laboratory data are mean ± SEM. TARDBP knockdown was assessed by one-way ANOVA on log2-transformed relative expression with Tukey’s multiple comparison test; other laboratory comparisons used two-tailed Student’s t-tests (GraphPad Prism 10). No correction for multiple comparisons was applied across the four RT-qPCR targets. Significance was set at p &lt; 0.05.</w:t>
       </w:r>
     </w:p>
     <w:bookmarkEnd w:id="26"/>
@@ -1250,7 +1667,7 @@
         <w:t xml:space="preserve">https://github.com/elmasnuryilmaz/tdp43-soce-manuscript</w:t>
       </w:r>
       <w:r>
-        <w:t xml:space="preserve">, which is private during review and will be opened on acceptance; access for editors and reviewers is available on request. The repository will be archived with a Zenodo DOI on acceptance, and the complete 23 GB rMATS output will be deposited in the same archive. The package downloads the two externally hosted resources it needs (the recount3 junction matrix for SRP270799 and the GSE307054 count table) at run time. Every rMATS event that meets the thresholds of Section 2.3, with its raw junction counts, is provided as Supplementary Table S3. RT-qPCR, Fura-2 and WST-1 source data, including per-replicate values and the statistics behind every panel of Figure 6, are provided in Supplementary Table S1.</w:t>
+        <w:t xml:space="preserve">, which is private during review and will be opened on acceptance; access for editors and reviewers is available on request. The repository will be archived with a Zenodo DOI on acceptance, and the complete 23 GB rMATS output will be deposited in the same archive. The package downloads the two externally hosted resources it needs (the recount3 junction matrix for SRP270799 and the GSE307054 count table) at run time. Every rMATS event that meets the thresholds of Section 2.3, with its raw junction counts, is provided as Supplementary Table S3. RT-qPCR, Fura-2 and WST-1 source data, including per-replicate values and the statistics behind every laboratory figure panel, are provided in Supplementary Table S1.</w:t>
       </w:r>
     </w:p>
     <w:bookmarkEnd w:id="27"/>
@@ -1326,7 +1743,7 @@
         <w:pStyle w:val="BodyText"/>
       </w:pPr>
       <w:r>
-        <w:t xml:space="preserve">Simulation over the observed coverage distribution showed why. For a 3 + 3 design at 10 informative reads per sample — a coverage typical of the lower quartile of events — power to detect a true ΔPSI of 0.10 is only 0.08, and even at 100 reads per sample it reaches only 0.28. Attaining 80% power at realistic depth requires |ΔPSI| ≳ 0.30. Nominally significant events at low coverage are therefore expected to be substantially inflated in effect size, and individual events at the |ΔPSI| ≥ 0.10 threshold should not be interpreted without explicit read-level support.</w:t>
+        <w:t xml:space="preserve">Simulation over the observed coverage distribution showed why (Figure 1). For a 3 + 3 design at 10 informative reads per sample — a coverage typical of the lower quartile of events — power to detect a true ΔPSI of 0.10 is only 0.08, and even at 100 reads per sample it reaches only 0.28. Attaining 80% power at realistic depth requires |ΔPSI| ≳ 0.30. Nominally significant events at low coverage are therefore expected to be substantially inflated in effect size, and individual events at the |ΔPSI| ≥ 0.10 threshold should not be interpreted without explicit read-level support.</w:t>
       </w:r>
     </w:p>
     <w:p>
@@ -1366,7 +1783,7 @@
         <w:t xml:space="preserve"> </w:t>
       </w:r>
       <w:r>
-        <w:t xml:space="preserve">in the same comparison. We therefore do not report this event as a finding, and present it instead as an illustration of why threshold-based prioritisation of splicing events requires read-level verification (Figure 1).</w:t>
+        <w:t xml:space="preserve">in the same comparison. We therefore do not report this event as a finding, and present it instead as an illustration of why threshold-based prioritisation of splicing events requires read-level verification (Figure 2).</w:t>
       </w:r>
     </w:p>
     <w:bookmarkEnd w:id="29"/>
@@ -1384,7 +1801,7 @@
         <w:pStyle w:val="FirstParagraph"/>
       </w:pPr>
       <w:r>
-        <w:t xml:space="preserve">Applying the robustness criteria to the Ca²⁺ panels identified a small set of events supported by adequate coverage and bootstrap intervals excluding zero (Table 2, Figure 3).</w:t>
+        <w:t xml:space="preserve">Applying the robustness criteria to the twelve SOCE-machinery genes examined event by event (Methods 2.3) identified a small set of events supported by adequate coverage and bootstrap intervals excluding zero (Table 2, Figure 3).</w:t>
       </w:r>
     </w:p>
     <w:p>
@@ -1487,7 +1904,7 @@
         <w:t xml:space="preserve">CBARP</w:t>
       </w:r>
       <w:r>
-        <w:t xml:space="preserve">, encoding a suppressor of voltage-gated Ca²⁺ channel activity and Ca²⁺-evoked exocytosis, was the most reproducible candidate: 32 events met both the threshold and the coverage criteria, in five of the six datasets — iPSC colonies, mouse striatum, SH-SY5Y, C2C12 and NSC34 — at the orthologous human chr19 and mouse chr10 loci, with |ΔPSI| from 0.11 to 0.74 (median 0.37) and 61 to 4,559 junction reads per event (median 246; 26 of the 32 above 100 reads; Supplementary Table S3). The locus is therefore affected in every model except the iPSC-derived motor neurons, but the direction is not consistent across models: all three qualifying SH-SY5Y events show reduced inclusion of the rMATS-defined form, whereas the events in mouse striatum, C2C12 and NSC34 and most of those in iPSC colonies are positive; the junction-level analysis of Section 3.3 quantifies a different arm of the same locus and is positive in SH-SY5Y. What reproduces is the involvement of the locus, not one directional switch.</w:t>
+        <w:t xml:space="preserve">, encoding a suppressor of voltage-gated Ca²⁺ channel activity and Ca²⁺-evoked exocytosis, was the most reproducible candidate: 32 events met both the threshold and the coverage criteria, in five of the six datasets — iPSC colonies, mouse striatum, SH-SY5Y, C2C12 and NSC34 — at the orthologous human chr19 and mouse chr10 loci, with |ΔPSI| from 0.11 to 0.74 (median 0.37) and 61 to 4,559 junction reads per event (median 246; 26 of the 32 above 100 reads; Supplementary Table S3). The locus is therefore affected in every model except the iPSC-derived motor neurons, but the direction is not consistent across models: all three qualifying SH-SY5Y events show reduced inclusion of the rMATS-defined form, whereas the events in mouse striatum and C2C12, all but one of those in NSC34 and most of those in iPSC colonies are positive; the junction-level analysis of Section 3.3 quantifies a different arm of the same locus and is positive in SH-SY5Y. What reproduces is the involvement of the locus, not one directional switch.</w:t>
       </w:r>
       <w:r>
         <w:t xml:space="preserve"> </w:t>
@@ -1547,13 +1964,13 @@
       </w:r>
     </w:p>
     <w:bookmarkEnd w:id="30"/>
-    <w:bookmarkStart w:id="31" w:name="Xe37af7e8a9925510270676a4051bc9fd3705fd3"/>
+    <w:bookmarkStart w:id="31" w:name="X82f7279699e5de22b979458987a108be8a28cb2"/>
     <w:p>
       <w:pPr>
         <w:pStyle w:val="Heading3"/>
       </w:pPr>
       <w:r>
-        <w:t xml:space="preserve">3.3 Annotation-free analysis recovers cryptic exons genome-wide but does not detect high-confidence events in the core SOCE machinery</w:t>
+        <w:t xml:space="preserve">3.3 Annotation-free analysis recovers cryptic exons genome-wide but finds no high-confidence event in the SOCE machinery of the primary model</w:t>
       </w:r>
     </w:p>
     <w:p>
@@ -1569,7 +1986,7 @@
         <w:pStyle w:val="BodyText"/>
       </w:pPr>
       <w:r>
-        <w:t xml:space="preserve">The approach recovered the established TDP-43 cryptic targets without being given their coordinates (Figure 4A). In SH-SY5Y at 75 ng/mL doxycycline, 188,491 junctions passed the read-support filters with the mapping-quality-filtered extractor, 23,421 of them absent from GENCODE v47, and 117 high-confidence unannotated splicing changes in 87 genes were called. Twelve of the sixteen literature positive controls (Supplementary Table S6) were among them:</w:t>
+        <w:t xml:space="preserve">The approach recovered the established TDP-43 cryptic targets without being given their coordinates (Figure 4A). In SH-SY5Y at 75 ng/mL doxycycline, 188,491 junctions passed the read-support filters with the mapping-quality-filtered extractor, 23,421 of them absent from GENCODE v47, and 117 high-confidence unannotated splicing changes in 87 genes were called (Supplementary Table S5). Twelve of the sixteen literature positive controls (Supplementary Table S6) were among them:</w:t>
       </w:r>
       <w:r>
         <w:t xml:space="preserve"> </w:t>
@@ -1776,7 +2193,7 @@
         <w:t xml:space="preserve">KALRN</w:t>
       </w:r>
       <w:r>
-        <w:t xml:space="preserve">; twelve were recovered at 25 ng/mL (Table 3).</w:t>
+        <w:t xml:space="preserve">; twelve were recovered at 25 ng/mL (Table 3; Supplementary Table S12).</w:t>
       </w:r>
     </w:p>
     <w:p>
@@ -1831,15 +2248,15 @@
         <w:pStyle w:val="BodyText"/>
       </w:pPr>
       <w:r>
-        <w:t xml:space="preserve">The null test also sets the limits of interpretation. It could be run in the three datasets with four control replicates: for every real call the split-control null produced 0.64 calls in iPSC colonies, 2.17 in K562 total RNA and 0.83 in mouse striatum (high-confidence definition). These ratios are not calibrated false-discovery rates — they are the ratio of two call counts from analyses with different sample sizes and different numbers of tests — but they show that call counts are not interpretable on their own. In the remaining eight comparisons — the two SH-SY5Y doses, the three iPSC-derived motor neuron comparisons, K562 poly(A)+ mRNA, C2C12 and NSC34 — the controls could not be split, and positive-control recovery is the only available check. Across the eleven comparisons the burden of high-confidence unannotated splicing changes ranged from 12 to 477 events, and of the three datasets with a null, the one with the largest burden also had the largest null.</w:t>
-      </w:r>
-    </w:p>
-    <w:p>
-      <w:pPr>
-        <w:pStyle w:val="BodyText"/>
-      </w:pPr>
-      <w:r>
-        <w:t xml:space="preserve">Applied to the Ca²⁺ panels, the analysis returned an almost complete negative.</w:t>
+        <w:t xml:space="preserve">The null test also sets the limits of interpretation. It could be run in the three datasets with four control replicates: for every real call the split-control null produced 0.64 calls in iPSC colonies, 2.17 in K562 total RNA and 0.83 in mouse striatum (high-confidence definition; Supplementary Table S14). These ratios are not calibrated false-discovery rates — they are the ratio of two call counts from analyses with different sample sizes and different numbers of tests — but they show that call counts are not interpretable on their own. In the remaining eight comparisons — the two SH-SY5Y doses, the three iPSC-derived motor neuron comparisons, K562 poly(A)+ mRNA, C2C12 and NSC34 — the controls could not be split, and positive-control recovery is the only available check. Across the eleven comparisons the burden of high-confidence unannotated splicing changes ranged from 12 to 477 events, and of the three datasets with a null, the one with the largest burden also had the largest null.</w:t>
+      </w:r>
+    </w:p>
+    <w:p>
+      <w:pPr>
+        <w:pStyle w:val="BodyText"/>
+      </w:pPr>
+      <w:r>
+        <w:t xml:space="preserve">Applied to the Ca²⁺ panels, the analysis returned an almost complete negative (Supplementary Table S7).</w:t>
       </w:r>
       <w:r>
         <w:t xml:space="preserve"> </w:t>
@@ -1849,10 +2266,13 @@
           <w:b/>
           <w:bCs/>
         </w:rPr>
-        <w:t xml:space="preserve">No gene of the core SOCE/TRP panel (Tier 1, n = 51) carried a high-confidence unannotated splicing change in ten of the eleven comparisons</w:t>
-      </w:r>
-      <w:r>
-        <w:t xml:space="preserve">, including the primary SH-SY5Y model at both doses. The single exception was iPSC colonies, where</w:t>
+        <w:t xml:space="preserve">No gene of the core SOCE/TRP panel (Tier 1, n = 51) carried a high-confidence unannotated splicing change in any comparison except iPSC colonies.</w:t>
+      </w:r>
+      <w:r>
+        <w:t xml:space="preserve"> </w:t>
+      </w:r>
+      <w:r>
+        <w:t xml:space="preserve">The negative is informative where the analysis demonstrably worked — in SH-SY5Y at both doses and in K562 poly(A)+ mRNA, where positive controls were recovered at the high-confidence threshold, and less strongly in the TDP-43 knockdown of iPSC-derived motor neurons, where two were recovered under the permissive definition only. In K562 total RNA no positive control was recovered, and the three mouse comparisons have no conserved control, so the absence of calls there carries little information. The single exception was iPSC colonies, where</w:t>
       </w:r>
       <w:r>
         <w:t xml:space="preserve"> </w:t>
@@ -2128,7 +2548,7 @@
         <w:t xml:space="preserve"> </w:t>
       </w:r>
       <w:r>
-        <w:t xml:space="preserve">showed the largest local change of any SOCE gene in SH-SY5Y (ΔPSI +0.74, 95% CI +0.51 to +0.83, q = 2.7 × 10⁻¹²; +0.76, q = 5.6 × 10⁻¹⁷ in the second junction set), and one arm of the</w:t>
+        <w:t xml:space="preserve">showed the largest local change of any SOCE gene in SH-SY5Y (ΔPSI +0.74, 95% CI +0.51 to +0.83, q = 2.7 × 10⁻¹²; +0.76, q = 5.6 × 10⁻¹⁷ in the regtools set), and one arm of the</w:t>
       </w:r>
       <w:r>
         <w:t xml:space="preserve"> </w:t>
@@ -2144,7 +2564,7 @@
         <w:t xml:space="preserve"> </w:t>
       </w:r>
       <w:r>
-        <w:t xml:space="preserve">event uses a splice site absent from the annotation. This is the fourth method, after rMATS with</w:t>
+        <w:t xml:space="preserve">event uses a splice site absent from the annotation. This is the third method, after rMATS with</w:t>
       </w:r>
       <w:r>
         <w:t xml:space="preserve"> </w:t>
@@ -2156,7 +2576,10 @@
         <w:t xml:space="preserve">--novelSS</w:t>
       </w:r>
       <w:r>
-        <w:t xml:space="preserve">, LeafCutter and isoform-level testing, to converge on this locus. The same unannotated</w:t>
+        <w:t xml:space="preserve"> </w:t>
+      </w:r>
+      <w:r>
+        <w:t xml:space="preserve">and LeafCutter, to converge on this locus; isoform-level testing did not detect a</w:t>
       </w:r>
       <w:r>
         <w:t xml:space="preserve"> </w:t>
@@ -2172,6 +2595,22 @@
         <w:t xml:space="preserve"> </w:t>
       </w:r>
       <w:r>
+        <w:t xml:space="preserve">isoform switch (IsoformSwitchAnalyzeR gene-level q = 0.12; DRIMSeq q = 0.34). The same unannotated</w:t>
+      </w:r>
+      <w:r>
+        <w:t xml:space="preserve"> </w:t>
+      </w:r>
+      <w:r>
+        <w:rPr>
+          <w:i/>
+          <w:iCs/>
+        </w:rPr>
+        <w:t xml:space="preserve">CBARP</w:t>
+      </w:r>
+      <w:r>
+        <w:t xml:space="preserve"> </w:t>
+      </w:r>
+      <w:r>
         <w:t xml:space="preserve">splice site was recovered independently in iPSC colonies (ΔPSI +0.33, q = 4.3 × 10⁻¹⁶, 201 versus 137 reads), where it met the cryptic criteria outright.</w:t>
       </w:r>
       <w:r>
@@ -2185,7 +2624,7 @@
         <w:t xml:space="preserve">ORAI2</w:t>
       </w:r>
       <w:r>
-        <w:t xml:space="preserve">, the most abundant ORAI-family gene in the current transcript estimates, showed a change of +0.16 (q = 1.9 × 10⁻³) in the mapping-quality-filtered set and +0.15 (q = 0.087) in the unfiltered set; we report it as supported but not established.</w:t>
+        <w:t xml:space="preserve">, the most abundant ORAI-family gene in the transcript estimates, showed a change of +0.16 (q = 1.9 × 10⁻³) in the mapping-quality-filtered set and +0.15 (q = 0.087) in the unfiltered set; we report it as supported but not established.</w:t>
       </w:r>
     </w:p>
     <w:p>
@@ -2206,7 +2645,7 @@
         <w:t xml:space="preserve">STIM2.1</w:t>
       </w:r>
       <w:r>
-        <w:t xml:space="preserve">/STIM2β question to be revisited directly. Inclusion of the 24-nucleotide SOAR exon (chr4:27,007,983–27,008,006) was positive in direction in all five TDP-43 comparisons in which it was measurable, but the effect was small and inconsistent: ΔPSI +0.149 in SH-SY5Y at 75 ng/mL (q = 0.033, 20 versus 3 reads), +0.116 at 25 ng/mL (q = 0.14), and +0.020 in iPSC colonies (q = 0.82), the best-powered comparison with 441 versus 281 reads. The junction-level estimate is larger than the rMATS estimate for the same exon in the same libraries (+0.149 versus +0.059) because the two are not the same quantity: rMATS combines both flanking junctions and normalises by effective length, whereas the junction-level PSI is the share of the single downstream junction among all junctions leaving that donor, which is the more sensitive and the noisier of the two for a lowly used exon. On either measure the direction is reproducible and the magnitude is too small to support an isoform switch, and the negative conclusion of the meta-analysis stands.</w:t>
+        <w:t xml:space="preserve">/STIM2β question to be revisited directly. Inclusion of the 24-nucleotide SOAR exon (chr4:27,007,983–27,008,006) was positive in direction in all five TDP-43 comparisons in which it was measurable, but the effect was small and inconsistent: ΔPSI +0.149 in SH-SY5Y at 75 ng/mL (q = 0.033, 20 versus 3 reads), +0.116 at 25 ng/mL (q = 0.14), and +0.020 in iPSC colonies (q = 0.82), the best-powered comparison with 441 versus 281 reads (Supplementary Table S13). The junction-level estimate is larger than the rMATS estimate for the same exon in the same libraries (+0.149 versus +0.059; Supplementary Table S15) because the two are not the same quantity: rMATS combines both flanking junctions and normalises by effective length, whereas the junction-level PSI is the share of the single downstream junction among all junctions leaving that donor, which is the more sensitive and the noisier of the two for a lowly used exon. On either measure the direction is reproducible and the magnitude is too small to support an isoform switch, and the negative conclusion of the meta-analysis stands.</w:t>
       </w:r>
     </w:p>
     <w:p>
@@ -2258,7 +2697,7 @@
         <w:t xml:space="preserve"> </w:t>
       </w:r>
       <w:r>
-        <w:t xml:space="preserve">remained the largest SOCE-panel interaction (+1.52 log₂; positive in all four conditions), but its conservative condition-level q-value was 0.145 (two-sided t-test; exact one-sided sign-test q = 0.310). It is therefore a prioritised candidate rather than an established NMD target.</w:t>
+        <w:t xml:space="preserve">remained the largest SOCE-panel interaction (+1.52 log₂; positive in all four conditions; Supplementary Table S10), but its conservative condition-level q-value was 0.145 (two-sided t-test; exact one-sided sign-test q = 0.310). It is therefore a prioritised candidate rather than an established NMD target.</w:t>
       </w:r>
       <w:r>
         <w:t xml:space="preserve"> </w:t>
@@ -2331,13 +2770,13 @@
       </w:r>
     </w:p>
     <w:bookmarkEnd w:id="32"/>
-    <w:bookmarkStart w:id="33" w:name="Xe0072569ed2455cb7b49c4d9a26a1ae84c716b6"/>
+    <w:bookmarkStart w:id="33" w:name="Xd92f2e170b5d70e8565fd0fd77df5724ed2003e"/>
     <w:p>
       <w:pPr>
         <w:pStyle w:val="Heading3"/>
       </w:pPr>
       <w:r>
-        <w:t xml:space="preserve">3.5 A coverage-based APA screen yields candidate gradients but no confirmed core-SOCE events</w:t>
+        <w:t xml:space="preserve">3.5 A coverage-based APA screen yields candidate gradients but no confirmed APA event in the SOCE machinery</w:t>
       </w:r>
     </w:p>
     <w:p>
@@ -2361,7 +2800,7 @@
         <w:t xml:space="preserve"> </w:t>
       </w:r>
       <w:r>
-        <w:t xml:space="preserve">transcript is generated this way — and had not been assessed for the Ca²⁺ gene set. We measured it from coverage, as the 5′ share of the two ends of each intron (an intronic polyadenylation index) and as the distal share of each terminal exon (a 3′UTR usage index), across the 696 qualifying genes of the expanded Ca²⁺ panel and the cryptic positive controls (Methods 2.7; Figure 5B).</w:t>
+        <w:t xml:space="preserve">transcript is generated this way — and had not been assessed for the Ca²⁺ gene set. We measured it from coverage, as the 5′ share of the two ends of each intron (an intronic polyadenylation index) and as the distal share of each terminal exon (a 3′UTR usage index), across the 696 qualifying genes of the expanded Ca²⁺ panel and the cryptic positive controls (Methods 2.7; Figure 5B; Supplementary Table S11).</w:t>
       </w:r>
     </w:p>
     <w:p>
@@ -2424,7 +2863,7 @@
         <w:pStyle w:val="BodyText"/>
       </w:pPr>
       <w:r>
-        <w:t xml:space="preserve">Among the depth-qualified core SOCE targets in the corrected full-panel analysis, two intronic units showed moderate decreases (</w:t>
+        <w:t xml:space="preserve">Among the depth-qualified units of the SOCE machinery in the corrected full-panel analysis, two intronic units showed moderate decreases (</w:t>
       </w:r>
       <w:r>
         <w:rPr>
@@ -2453,15 +2892,39 @@
         <w:t xml:space="preserve"> </w:t>
       </w:r>
       <w:r>
-        <w:t xml:space="preserve">intron 13, Δ = −0.156, −0.239 to −0.037). These are candidate coverage gradients rather than localised poly(A) sites. Sparse intronic windows produced unstable point estimates and were excluded by the pre-specified depth filter.</w:t>
-      </w:r>
-    </w:p>
-    <w:p>
-      <w:pPr>
-        <w:pStyle w:val="BodyText"/>
-      </w:pPr>
-      <w:r>
-        <w:t xml:space="preserve">The corrected analysis therefore identifies moderate candidate gradients in</w:t>
+        <w:t xml:space="preserve">intron 13, Δ = −0.156, −0.239 to −0.037). The</w:t>
+      </w:r>
+      <w:r>
+        <w:t xml:space="preserve"> </w:t>
+      </w:r>
+      <w:r>
+        <w:rPr>
+          <w:i/>
+          <w:iCs/>
+        </w:rPr>
+        <w:t xml:space="preserve">STIM2</w:t>
+      </w:r>
+      <w:r>
+        <w:t xml:space="preserve"> </w:t>
+      </w:r>
+      <w:r>
+        <w:t xml:space="preserve">unit is not an independent observation: its 5′ window contains the alternatively spliced</w:t>
+      </w:r>
+      <w:r>
+        <w:t xml:space="preserve"> </w:t>
+      </w:r>
+      <w:r>
+        <w:rPr>
+          <w:i/>
+          <w:iCs/>
+        </w:rPr>
+        <w:t xml:space="preserve">STIM2</w:t>
+      </w:r>
+      <w:r>
+        <w:t xml:space="preserve"> </w:t>
+      </w:r>
+      <w:r>
+        <w:t xml:space="preserve">exon of Table 2 (chr4:27,021,494–27,021,612), whose inclusion falls in knockdown, and exon reads dominate that window (control index 0.96), so the decrease reports that splicing change. The</w:t>
       </w:r>
       <w:r>
         <w:t xml:space="preserve"> </w:t>
@@ -2477,7 +2940,277 @@
         <w:t xml:space="preserve"> </w:t>
       </w:r>
       <w:r>
-        <w:t xml:space="preserve">and</w:t>
+        <w:t xml:space="preserve">unit is the intron immediately upstream of the alternatively included</w:t>
+      </w:r>
+      <w:r>
+        <w:t xml:space="preserve"> </w:t>
+      </w:r>
+      <w:r>
+        <w:rPr>
+          <w:i/>
+          <w:iCs/>
+        </w:rPr>
+        <w:t xml:space="preserve">STIM1</w:t>
+      </w:r>
+      <w:r>
+        <w:t xml:space="preserve"> </w:t>
+      </w:r>
+      <w:r>
+        <w:t xml:space="preserve">exon of Table 2 (its 3′ window ends 50 bp before that exon) and may be influenced by it as well. Both are candidate coverage gradients rather than localised poly(A) sites. Sparse intronic windows produced unstable point estimates and were excluded by the pre-specified depth filter.</w:t>
+      </w:r>
+    </w:p>
+    <w:p>
+      <w:pPr>
+        <w:pStyle w:val="BodyText"/>
+      </w:pPr>
+      <w:r>
+        <w:t xml:space="preserve">The corrected analysis therefore identifies at most one moderate candidate gradient in the SOCE machinery, in</w:t>
+      </w:r>
+      <w:r>
+        <w:t xml:space="preserve"> </w:t>
+      </w:r>
+      <w:r>
+        <w:rPr>
+          <w:i/>
+          <w:iCs/>
+        </w:rPr>
+        <w:t xml:space="preserve">STIM1</w:t>
+      </w:r>
+      <w:r>
+        <w:t xml:space="preserve">, and does not establish a direct APA event in any of its genes. No index change of 0.05 or more was found for</w:t>
+      </w:r>
+      <w:r>
+        <w:t xml:space="preserve"> </w:t>
+      </w:r>
+      <w:r>
+        <w:rPr>
+          <w:i/>
+          <w:iCs/>
+        </w:rPr>
+        <w:t xml:space="preserve">ORAI1–3</w:t>
+      </w:r>
+      <w:r>
+        <w:t xml:space="preserve">,</w:t>
+      </w:r>
+      <w:r>
+        <w:t xml:space="preserve"> </w:t>
+      </w:r>
+      <w:r>
+        <w:rPr>
+          <w:i/>
+          <w:iCs/>
+        </w:rPr>
+        <w:t xml:space="preserve">TRPC1</w:t>
+      </w:r>
+      <w:r>
+        <w:t xml:space="preserve">,</w:t>
+      </w:r>
+      <w:r>
+        <w:t xml:space="preserve"> </w:t>
+      </w:r>
+      <w:r>
+        <w:rPr>
+          <w:i/>
+          <w:iCs/>
+        </w:rPr>
+        <w:t xml:space="preserve">SARAF</w:t>
+      </w:r>
+      <w:r>
+        <w:t xml:space="preserve">,</w:t>
+      </w:r>
+      <w:r>
+        <w:t xml:space="preserve"> </w:t>
+      </w:r>
+      <w:r>
+        <w:rPr>
+          <w:i/>
+          <w:iCs/>
+        </w:rPr>
+        <w:t xml:space="preserve">STIMATE</w:t>
+      </w:r>
+      <w:r>
+        <w:t xml:space="preserve">,</w:t>
+      </w:r>
+      <w:r>
+        <w:t xml:space="preserve"> </w:t>
+      </w:r>
+      <w:r>
+        <w:rPr>
+          <w:i/>
+          <w:iCs/>
+        </w:rPr>
+        <w:t xml:space="preserve">CBARP</w:t>
+      </w:r>
+      <w:r>
+        <w:t xml:space="preserve"> </w:t>
+      </w:r>
+      <w:r>
+        <w:t xml:space="preserve">or the SERCA genes, and the two units of those genes whose intervals exclude zero are negligible in size (</w:t>
+      </w:r>
+      <w:r>
+        <w:rPr>
+          <w:i/>
+          <w:iCs/>
+        </w:rPr>
+        <w:t xml:space="preserve">SARAF</w:t>
+      </w:r>
+      <w:r>
+        <w:t xml:space="preserve"> </w:t>
+      </w:r>
+      <w:r>
+        <w:t xml:space="preserve">terminal exon −0.036,</w:t>
+      </w:r>
+      <w:r>
+        <w:t xml:space="preserve"> </w:t>
+      </w:r>
+      <w:r>
+        <w:rPr>
+          <w:i/>
+          <w:iCs/>
+        </w:rPr>
+        <w:t xml:space="preserve">ORAI2</w:t>
+      </w:r>
+      <w:r>
+        <w:t xml:space="preserve"> </w:t>
+      </w:r>
+      <w:r>
+        <w:t xml:space="preserve">terminal exon +0.012). Outside the SOCE machinery three units likewise exclude zero — the</w:t>
+      </w:r>
+      <w:r>
+        <w:t xml:space="preserve"> </w:t>
+      </w:r>
+      <w:r>
+        <w:rPr>
+          <w:i/>
+          <w:iCs/>
+        </w:rPr>
+        <w:t xml:space="preserve">ITPR3</w:t>
+      </w:r>
+      <w:r>
+        <w:t xml:space="preserve"> </w:t>
+      </w:r>
+      <w:r>
+        <w:t xml:space="preserve">terminal exon (−0.152), the</w:t>
+      </w:r>
+      <w:r>
+        <w:t xml:space="preserve"> </w:t>
+      </w:r>
+      <w:r>
+        <w:rPr>
+          <w:i/>
+          <w:iCs/>
+        </w:rPr>
+        <w:t xml:space="preserve">MICU3</w:t>
+      </w:r>
+      <w:r>
+        <w:t xml:space="preserve"> </w:t>
+      </w:r>
+      <w:r>
+        <w:t xml:space="preserve">terminal exon (+0.097) and the</w:t>
+      </w:r>
+      <w:r>
+        <w:t xml:space="preserve"> </w:t>
+      </w:r>
+      <w:r>
+        <w:rPr>
+          <w:i/>
+          <w:iCs/>
+        </w:rPr>
+        <w:t xml:space="preserve">ITPR1</w:t>
+      </w:r>
+      <w:r>
+        <w:t xml:space="preserve"> </w:t>
+      </w:r>
+      <w:r>
+        <w:t xml:space="preserve">terminal exon (−0.055) — so the ER-release and mitochondrial-uptake arms show the same kind of candidate gradient as</w:t>
+      </w:r>
+      <w:r>
+        <w:t xml:space="preserve"> </w:t>
+      </w:r>
+      <w:r>
+        <w:rPr>
+          <w:i/>
+          <w:iCs/>
+        </w:rPr>
+        <w:t xml:space="preserve">STIM1</w:t>
+      </w:r>
+      <w:r>
+        <w:t xml:space="preserve"> </w:t>
+      </w:r>
+      <w:r>
+        <w:t xml:space="preserve">rather than being spared. Because the positive control was no longer robust in this model after correction, absence of a signal should not be interpreted as evidence that these genes are definitively spared.</w:t>
+      </w:r>
+    </w:p>
+    <w:p>
+      <w:pPr>
+        <w:pStyle w:val="BodyText"/>
+      </w:pPr>
+      <w:r>
+        <w:t xml:space="preserve">We therefore repeated the corrected analysis in the iPSC-derived motor neurons, where 59 units in 29 genes passed the same depth filter. Here the assay’s positive control behaved as intended: the index of</w:t>
+      </w:r>
+      <w:r>
+        <w:t xml:space="preserve"> </w:t>
+      </w:r>
+      <w:r>
+        <w:rPr>
+          <w:i/>
+          <w:iCs/>
+        </w:rPr>
+        <w:t xml:space="preserve">STMN2</w:t>
+      </w:r>
+      <w:r>
+        <w:t xml:space="preserve"> </w:t>
+      </w:r>
+      <w:r>
+        <w:t xml:space="preserve">intron 2, which contains cryptic exon 2a, rose from 0.570 in controls to 0.819 in knockdown (Δ = +0.249, interval +0.208 to +0.290). Against that working positive control, the SOCE-machinery genes again showed only small shifts — the largest were</w:t>
+      </w:r>
+      <w:r>
+        <w:t xml:space="preserve"> </w:t>
+      </w:r>
+      <w:r>
+        <w:rPr>
+          <w:i/>
+          <w:iCs/>
+        </w:rPr>
+        <w:t xml:space="preserve">ATP2A2</w:t>
+      </w:r>
+      <w:r>
+        <w:t xml:space="preserve"> </w:t>
+      </w:r>
+      <w:r>
+        <w:t xml:space="preserve">intron 3 (−0.164) and, below 0.10,</w:t>
+      </w:r>
+      <w:r>
+        <w:t xml:space="preserve"> </w:t>
+      </w:r>
+      <w:r>
+        <w:rPr>
+          <w:i/>
+          <w:iCs/>
+        </w:rPr>
+        <w:t xml:space="preserve">SARAF</w:t>
+      </w:r>
+      <w:r>
+        <w:t xml:space="preserve"> </w:t>
+      </w:r>
+      <w:r>
+        <w:t xml:space="preserve">intron 5 (+0.097),</w:t>
+      </w:r>
+      <w:r>
+        <w:t xml:space="preserve"> </w:t>
+      </w:r>
+      <w:r>
+        <w:rPr>
+          <w:i/>
+          <w:iCs/>
+        </w:rPr>
+        <w:t xml:space="preserve">TRPC1</w:t>
+      </w:r>
+      <w:r>
+        <w:t xml:space="preserve"> </w:t>
+      </w:r>
+      <w:r>
+        <w:t xml:space="preserve">intron 1 (+0.083) and the</w:t>
       </w:r>
       <w:r>
         <w:t xml:space="preserve"> </w:t>
@@ -2493,33 +3226,105 @@
         <w:t xml:space="preserve"> </w:t>
       </w:r>
       <w:r>
-        <w:t xml:space="preserve">but does not establish a direct APA event in any core SOCE gene. No index change of 0.05 or more was found for</w:t>
-      </w:r>
-      <w:r>
-        <w:t xml:space="preserve"> </w:t>
-      </w:r>
-      <w:r>
-        <w:rPr>
-          <w:i/>
-          <w:iCs/>
-        </w:rPr>
-        <w:t xml:space="preserve">ORAI1–3</w:t>
-      </w:r>
-      <w:r>
-        <w:t xml:space="preserve">,</w:t>
-      </w:r>
-      <w:r>
-        <w:t xml:space="preserve"> </w:t>
-      </w:r>
-      <w:r>
-        <w:rPr>
-          <w:i/>
-          <w:iCs/>
-        </w:rPr>
-        <w:t xml:space="preserve">TRPC1</w:t>
-      </w:r>
-      <w:r>
-        <w:t xml:space="preserve">,</w:t>
+        <w:t xml:space="preserve">terminal exon (−0.074) — and the SH-SY5Y</w:t>
+      </w:r>
+      <w:r>
+        <w:t xml:space="preserve"> </w:t>
+      </w:r>
+      <w:r>
+        <w:rPr>
+          <w:i/>
+          <w:iCs/>
+        </w:rPr>
+        <w:t xml:space="preserve">STIM1</w:t>
+      </w:r>
+      <w:r>
+        <w:t xml:space="preserve"> </w:t>
+      </w:r>
+      <w:r>
+        <w:t xml:space="preserve">intron 17 unit did not reach the depth filter in this shallower dataset (</w:t>
+      </w:r>
+      <w:r>
+        <w:rPr>
+          <w:i/>
+          <w:iCs/>
+        </w:rPr>
+        <w:t xml:space="preserve">STIM2</w:t>
+      </w:r>
+      <w:r>
+        <w:t xml:space="preserve"> </w:t>
+      </w:r>
+      <w:r>
+        <w:t xml:space="preserve">intron 13 gave −0.024, interval spanning zero). This comparison has only two replicates per group, so the enumerated bootstrap has sixteen draws and its intervals are coarse; the point estimates, not the intervals, carry the information.</w:t>
+      </w:r>
+    </w:p>
+    <w:p>
+      <w:pPr>
+        <w:pStyle w:val="BodyText"/>
+      </w:pPr>
+      <w:r>
+        <w:t xml:space="preserve">The two mouse lines gave 74 qualifying units in C2C12 and 131 in NSC34. Neither has a positive control for this assay: the</w:t>
+      </w:r>
+      <w:r>
+        <w:t xml:space="preserve"> </w:t>
+      </w:r>
+      <w:r>
+        <w:rPr>
+          <w:i/>
+          <w:iCs/>
+        </w:rPr>
+        <w:t xml:space="preserve">STMN2</w:t>
+      </w:r>
+      <w:r>
+        <w:t xml:space="preserve"> </w:t>
+      </w:r>
+      <w:r>
+        <w:t xml:space="preserve">cryptic polyadenylation site is absent from the mouse gene (Melamed et al., 2019), so the</w:t>
+      </w:r>
+      <w:r>
+        <w:t xml:space="preserve"> </w:t>
+      </w:r>
+      <w:r>
+        <w:rPr>
+          <w:i/>
+          <w:iCs/>
+        </w:rPr>
+        <w:t xml:space="preserve">Stmn2</w:t>
+      </w:r>
+      <w:r>
+        <w:t xml:space="preserve"> </w:t>
+      </w:r>
+      <w:r>
+        <w:t xml:space="preserve">units cannot serve as one. No SOCE-machinery unit exceeded |Δ| = 0.30 in either line, and the two largest (</w:t>
+      </w:r>
+      <w:r>
+        <w:rPr>
+          <w:i/>
+          <w:iCs/>
+        </w:rPr>
+        <w:t xml:space="preserve">Atp2a2</w:t>
+      </w:r>
+      <w:r>
+        <w:t xml:space="preserve"> </w:t>
+      </w:r>
+      <w:r>
+        <w:t xml:space="preserve">intron 6, +0.285, and</w:t>
+      </w:r>
+      <w:r>
+        <w:t xml:space="preserve"> </w:t>
+      </w:r>
+      <w:r>
+        <w:rPr>
+          <w:i/>
+          <w:iCs/>
+        </w:rPr>
+        <w:t xml:space="preserve">Trpc1</w:t>
+      </w:r>
+      <w:r>
+        <w:t xml:space="preserve"> </w:t>
+      </w:r>
+      <w:r>
+        <w:t xml:space="preserve">intron 7, +0.260, both in C2C12) have intervals that include zero and are not reproduced in the other line. One unit is positive in both motor-neuron models: the</w:t>
       </w:r>
       <w:r>
         <w:t xml:space="preserve"> </w:t>
@@ -2532,371 +3337,34 @@
         <w:t xml:space="preserve">SARAF</w:t>
       </w:r>
       <w:r>
-        <w:t xml:space="preserve">,</w:t>
-      </w:r>
-      <w:r>
-        <w:t xml:space="preserve"> </w:t>
-      </w:r>
-      <w:r>
-        <w:rPr>
-          <w:i/>
-          <w:iCs/>
-        </w:rPr>
-        <w:t xml:space="preserve">STIMATE</w:t>
-      </w:r>
-      <w:r>
-        <w:t xml:space="preserve">,</w:t>
-      </w:r>
-      <w:r>
-        <w:t xml:space="preserve"> </w:t>
-      </w:r>
-      <w:r>
-        <w:rPr>
-          <w:i/>
-          <w:iCs/>
-        </w:rPr>
-        <w:t xml:space="preserve">CBARP</w:t>
-      </w:r>
-      <w:r>
-        <w:t xml:space="preserve"> </w:t>
-      </w:r>
-      <w:r>
-        <w:t xml:space="preserve">or the SERCA genes, and the two units of those genes whose intervals exclude zero are negligible in size (</w:t>
-      </w:r>
-      <w:r>
-        <w:rPr>
-          <w:i/>
-          <w:iCs/>
-        </w:rPr>
-        <w:t xml:space="preserve">SARAF</w:t>
-      </w:r>
-      <w:r>
-        <w:t xml:space="preserve"> </w:t>
-      </w:r>
-      <w:r>
-        <w:t xml:space="preserve">terminal exon −0.036,</w:t>
-      </w:r>
-      <w:r>
-        <w:t xml:space="preserve"> </w:t>
-      </w:r>
-      <w:r>
-        <w:rPr>
-          <w:i/>
-          <w:iCs/>
-        </w:rPr>
-        <w:t xml:space="preserve">ORAI2</w:t>
-      </w:r>
-      <w:r>
-        <w:t xml:space="preserve"> </w:t>
-      </w:r>
-      <w:r>
-        <w:t xml:space="preserve">terminal exon +0.012). Two units outside the core panel are of comparable size to the</w:t>
-      </w:r>
-      <w:r>
-        <w:t xml:space="preserve"> </w:t>
-      </w:r>
-      <w:r>
-        <w:rPr>
-          <w:i/>
-          <w:iCs/>
-        </w:rPr>
-        <w:t xml:space="preserve">STIM</w:t>
-      </w:r>
-      <w:r>
-        <w:t xml:space="preserve"> </w:t>
-      </w:r>
-      <w:r>
-        <w:t xml:space="preserve">gradients and likewise exclude zero — the</w:t>
-      </w:r>
-      <w:r>
-        <w:t xml:space="preserve"> </w:t>
-      </w:r>
-      <w:r>
-        <w:rPr>
-          <w:i/>
-          <w:iCs/>
-        </w:rPr>
-        <w:t xml:space="preserve">ITPR3</w:t>
-      </w:r>
-      <w:r>
-        <w:t xml:space="preserve"> </w:t>
-      </w:r>
-      <w:r>
-        <w:t xml:space="preserve">terminal exon (−0.152) and the</w:t>
-      </w:r>
-      <w:r>
-        <w:t xml:space="preserve"> </w:t>
-      </w:r>
-      <w:r>
-        <w:rPr>
-          <w:i/>
-          <w:iCs/>
-        </w:rPr>
-        <w:t xml:space="preserve">MICU3</w:t>
-      </w:r>
-      <w:r>
-        <w:t xml:space="preserve"> </w:t>
-      </w:r>
-      <w:r>
-        <w:t xml:space="preserve">terminal exon (+0.097), with</w:t>
-      </w:r>
-      <w:r>
-        <w:t xml:space="preserve"> </w:t>
-      </w:r>
-      <w:r>
-        <w:rPr>
-          <w:i/>
-          <w:iCs/>
-        </w:rPr>
-        <w:t xml:space="preserve">ITPR1</w:t>
-      </w:r>
-      <w:r>
-        <w:t xml:space="preserve"> </w:t>
-      </w:r>
-      <w:r>
-        <w:t xml:space="preserve">at −0.055 — so the ER-release and mitochondrial-uptake arms show the same kind of candidate gradient as</w:t>
-      </w:r>
-      <w:r>
-        <w:t xml:space="preserve"> </w:t>
-      </w:r>
-      <w:r>
-        <w:rPr>
-          <w:i/>
-          <w:iCs/>
-        </w:rPr>
-        <w:t xml:space="preserve">STIM1</w:t>
-      </w:r>
-      <w:r>
-        <w:t xml:space="preserve"> </w:t>
-      </w:r>
-      <w:r>
-        <w:t xml:space="preserve">and</w:t>
-      </w:r>
-      <w:r>
-        <w:t xml:space="preserve"> </w:t>
-      </w:r>
-      <w:r>
-        <w:rPr>
-          <w:i/>
-          <w:iCs/>
-        </w:rPr>
-        <w:t xml:space="preserve">STIM2</w:t>
-      </w:r>
-      <w:r>
-        <w:t xml:space="preserve"> </w:t>
-      </w:r>
-      <w:r>
-        <w:t xml:space="preserve">rather than being spared. Because the positive control was no longer robust in this model after correction, absence of a signal should not be interpreted as evidence that these genes are definitively spared.</w:t>
-      </w:r>
-    </w:p>
-    <w:p>
-      <w:pPr>
-        <w:pStyle w:val="BodyText"/>
-      </w:pPr>
-      <w:r>
-        <w:t xml:space="preserve">We therefore repeated the corrected analysis in the iPSC-derived motor neurons, where 59 units in 29 genes passed the same depth filter. Here the assay’s positive control behaved as intended: the</w:t>
-      </w:r>
-      <w:r>
-        <w:t xml:space="preserve"> </w:t>
-      </w:r>
-      <w:r>
-        <w:rPr>
-          <w:i/>
-          <w:iCs/>
-        </w:rPr>
-        <w:t xml:space="preserve">STMN2</w:t>
-      </w:r>
-      <w:r>
-        <w:t xml:space="preserve"> </w:t>
-      </w:r>
-      <w:r>
-        <w:t xml:space="preserve">intron 2 index rose from 0.570 in controls to 0.819 in knockdown (Δ = +0.249, interval +0.208 to +0.290), and a second control moved in the expected direction (</w:t>
-      </w:r>
-      <w:r>
-        <w:rPr>
-          <w:i/>
-          <w:iCs/>
-        </w:rPr>
-        <w:t xml:space="preserve">UNC13A</w:t>
-      </w:r>
-      <w:r>
-        <w:t xml:space="preserve"> </w:t>
-      </w:r>
-      <w:r>
-        <w:t xml:space="preserve">intron 31, −0.145). Against that working positive control, the core SOCE genes again showed only small shifts — the largest were</w:t>
-      </w:r>
-      <w:r>
-        <w:t xml:space="preserve"> </w:t>
-      </w:r>
-      <w:r>
-        <w:rPr>
-          <w:i/>
-          <w:iCs/>
-        </w:rPr>
-        <w:t xml:space="preserve">ATP2A2</w:t>
-      </w:r>
-      <w:r>
-        <w:t xml:space="preserve"> </w:t>
-      </w:r>
-      <w:r>
-        <w:t xml:space="preserve">intron 3 (−0.164) and, below 0.10,</w:t>
-      </w:r>
-      <w:r>
-        <w:t xml:space="preserve"> </w:t>
-      </w:r>
-      <w:r>
-        <w:rPr>
-          <w:i/>
-          <w:iCs/>
-        </w:rPr>
-        <w:t xml:space="preserve">SARAF</w:t>
-      </w:r>
-      <w:r>
-        <w:t xml:space="preserve"> </w:t>
-      </w:r>
-      <w:r>
-        <w:t xml:space="preserve">intron 5 (+0.097),</w:t>
-      </w:r>
-      <w:r>
-        <w:t xml:space="preserve"> </w:t>
-      </w:r>
-      <w:r>
-        <w:rPr>
-          <w:i/>
-          <w:iCs/>
-        </w:rPr>
-        <w:t xml:space="preserve">TRPC1</w:t>
-      </w:r>
-      <w:r>
-        <w:t xml:space="preserve"> </w:t>
-      </w:r>
-      <w:r>
-        <w:t xml:space="preserve">intron 1 (+0.083) and the</w:t>
-      </w:r>
-      <w:r>
-        <w:t xml:space="preserve"> </w:t>
-      </w:r>
-      <w:r>
-        <w:rPr>
-          <w:i/>
-          <w:iCs/>
-        </w:rPr>
-        <w:t xml:space="preserve">STIM2</w:t>
-      </w:r>
-      <w:r>
-        <w:t xml:space="preserve"> </w:t>
-      </w:r>
-      <w:r>
-        <w:t xml:space="preserve">terminal exon (−0.074) — and of the two SH-SY5Y candidates,</w:t>
-      </w:r>
-      <w:r>
-        <w:t xml:space="preserve"> </w:t>
-      </w:r>
-      <w:r>
-        <w:rPr>
-          <w:i/>
-          <w:iCs/>
-        </w:rPr>
-        <w:t xml:space="preserve">STIM2</w:t>
-      </w:r>
-      <w:r>
-        <w:t xml:space="preserve"> </w:t>
-      </w:r>
-      <w:r>
-        <w:t xml:space="preserve">intron 13 did not reproduce (−0.024, interval spanning zero) while</w:t>
-      </w:r>
-      <w:r>
-        <w:t xml:space="preserve"> </w:t>
-      </w:r>
-      <w:r>
-        <w:rPr>
-          <w:i/>
-          <w:iCs/>
-        </w:rPr>
-        <w:t xml:space="preserve">STIM1</w:t>
-      </w:r>
-      <w:r>
-        <w:t xml:space="preserve"> </w:t>
-      </w:r>
-      <w:r>
-        <w:t xml:space="preserve">intron 17 did not reach the depth filter in this shallower dataset. This comparison has only two replicates per group, so the enumerated bootstrap has sixteen draws and its intervals are coarse; the point estimates, not the intervals, carry the information.</w:t>
-      </w:r>
-    </w:p>
-    <w:p>
-      <w:pPr>
-        <w:pStyle w:val="BodyText"/>
-      </w:pPr>
-      <w:r>
-        <w:t xml:space="preserve">The two mouse lines gave 74 qualifying units in C2C12 and 131 in NSC34. The positive control was informative only in the motor-neuron-like line, where the</w:t>
-      </w:r>
-      <w:r>
-        <w:t xml:space="preserve"> </w:t>
-      </w:r>
-      <w:r>
-        <w:rPr>
-          <w:i/>
-          <w:iCs/>
-        </w:rPr>
-        <w:t xml:space="preserve">Stmn2</w:t>
-      </w:r>
-      <w:r>
-        <w:t xml:space="preserve"> </w:t>
-      </w:r>
-      <w:r>
-        <w:t xml:space="preserve">intron 2 index moved in the expected direction (+0.148, interval +0.005 to +0.290); in the myoblast line that intron did not pass the depth filter. No core SOCE unit exceeded |Δ| = 0.30 in either line, and the two largest (</w:t>
-      </w:r>
-      <w:r>
-        <w:rPr>
-          <w:i/>
-          <w:iCs/>
-        </w:rPr>
-        <w:t xml:space="preserve">Atp2a2</w:t>
-      </w:r>
-      <w:r>
-        <w:t xml:space="preserve"> </w:t>
-      </w:r>
-      <w:r>
-        <w:t xml:space="preserve">intron 6, +0.285, and</w:t>
-      </w:r>
-      <w:r>
-        <w:t xml:space="preserve"> </w:t>
-      </w:r>
-      <w:r>
-        <w:rPr>
-          <w:i/>
-          <w:iCs/>
-        </w:rPr>
-        <w:t xml:space="preserve">Trpc1</w:t>
-      </w:r>
-      <w:r>
-        <w:t xml:space="preserve"> </w:t>
-      </w:r>
-      <w:r>
-        <w:t xml:space="preserve">intron 7, +0.260, both in C2C12) have intervals that include zero and are not reproduced in the other line. One unit is positive in both neuronal models: the</w:t>
-      </w:r>
-      <w:r>
-        <w:t xml:space="preserve"> </w:t>
-      </w:r>
-      <w:r>
-        <w:rPr>
-          <w:i/>
-          <w:iCs/>
-        </w:rPr>
-        <w:t xml:space="preserve">SARAF</w:t>
-      </w:r>
-      <w:r>
-        <w:t xml:space="preserve"> </w:t>
-      </w:r>
-      <w:r>
-        <w:t xml:space="preserve">intron 5 index rises in the iPSC-derived motor neurons (+0.097) and in NSC34 (+0.204), while in SH-SY5Y the same unit is uninformative (0.000, interval −0.264 to +0.241). We record it as a candidate rather than a finding: the NSC34 interval is wide, the myoblast line shows nothing there, and a coverage gradient is not a poly(A) site.</w:t>
-      </w:r>
-    </w:p>
-    <w:p>
-      <w:pPr>
-        <w:pStyle w:val="BodyText"/>
-      </w:pPr>
-      <w:r>
-        <w:t xml:space="preserve">Taken together, the corrected analyses support altered calcium-related RNA profiles but do not establish whether any core SOCE gene is a direct target of cryptic splicing, APA or NMD-coupled degradation.</w:t>
+        <w:t xml:space="preserve"> </w:t>
+      </w:r>
+      <w:r>
+        <w:t xml:space="preserve">intron 5 index rises in the iPSC-derived motor neurons (+0.097) and the</w:t>
+      </w:r>
+      <w:r>
+        <w:t xml:space="preserve"> </w:t>
+      </w:r>
+      <w:r>
+        <w:rPr>
+          <w:i/>
+          <w:iCs/>
+        </w:rPr>
+        <w:t xml:space="preserve">Saraf</w:t>
+      </w:r>
+      <w:r>
+        <w:t xml:space="preserve"> </w:t>
+      </w:r>
+      <w:r>
+        <w:t xml:space="preserve">intron 5 index in NSC34 (+0.204), while in SH-SY5Y the same unit is uninformative (0.000, interval −0.264 to +0.241). We record it as a candidate rather than a finding: the NSC34 interval is wide, the myoblast line shows nothing there, the human and mouse units are matched by number rather than by sequence alignment, and a coverage gradient is not a poly(A) site.</w:t>
+      </w:r>
+    </w:p>
+    <w:p>
+      <w:pPr>
+        <w:pStyle w:val="BodyText"/>
+      </w:pPr>
+      <w:r>
+        <w:t xml:space="preserve">Taken together, the corrected analyses support altered calcium-related RNA profiles but do not establish whether any SOCE-machinery gene is a direct target of cryptic splicing, APA or NMD-coupled degradation.</w:t>
       </w:r>
     </w:p>
     <w:bookmarkEnd w:id="33"/>
@@ -2922,7 +3390,7 @@
         <w:pStyle w:val="BodyText"/>
       </w:pPr>
       <w:r>
-        <w:t xml:space="preserve">In SH-SY5Y, the expanded Ca²⁺ panel showed 133 of 383 testable genes with at least one significant event (34.7%) against a background of 30.7%, giving an uncorrected hypergeometric p = 0.051. Against the covariate-matched empirical null, however, the expected rate was 32.4% and the permutation p-value was 0.139. The apparent enrichment in this model is therefore largely attributable to the length and expression properties of Ca²⁺ genes.</w:t>
+        <w:t xml:space="preserve">In SH-SY5Y, the expanded Ca²⁺ panel showed 133 of 383 testable genes with at least one significant event (34.7%) against a background of 30.7%, giving an uncorrected hypergeometric p = 0.051. Against the covariate-matched empirical null, however, the expected rate was 32.4% and the permutation p-value was 0.139 (Supplementary Table S4). The apparent enrichment in this model is therefore largely attributable to the length and expression properties of Ca²⁺ genes.</w:t>
       </w:r>
     </w:p>
     <w:p>
@@ -3120,15 +3588,15 @@
         <w:pStyle w:val="FirstParagraph"/>
       </w:pPr>
       <w:r>
-        <w:t xml:space="preserve">The apparent contradiction can be explored by comparing transcript-family abundance rather than fold-change alone (Figure 7; Table 4).</w:t>
-      </w:r>
-    </w:p>
-    <w:p>
-      <w:pPr>
-        <w:pStyle w:val="BodyText"/>
-      </w:pPr>
-      <w:r>
-        <w:t xml:space="preserve">In the length-corrected (TPM) estimates,</w:t>
+        <w:t xml:space="preserve">The apparent contradiction can be explored by comparing transcript-family abundance rather than fold-change alone (Figure 7; Table 4). Because a few abundant transcripts take a larger share of the TPM total in the knockdown libraries, unadjusted TPM places every gene about a quarter lower in knockdown than its true change; the values below are adjusted for library composition (Methods 2.10).</w:t>
+      </w:r>
+    </w:p>
+    <w:p>
+      <w:pPr>
+        <w:pStyle w:val="BodyText"/>
+      </w:pPr>
+      <w:r>
+        <w:t xml:space="preserve">In control cells</w:t>
       </w:r>
       <w:r>
         <w:t xml:space="preserve"> </w:t>
@@ -3160,7 +3628,7 @@
         <w:t xml:space="preserve"> </w:t>
       </w:r>
       <w:r>
-        <w:t xml:space="preserve">are the dominant members of their respective families (77% and 98% of the family total in control cells) and both decrease in knockdown, whereas</w:t>
+        <w:t xml:space="preserve">are the dominant members of their families (77% and 98% of the family total), whereas</w:t>
       </w:r>
       <w:r>
         <w:t xml:space="preserve"> </w:t>
@@ -3192,7 +3660,7 @@
         <w:t xml:space="preserve"> </w:t>
       </w:r>
       <w:r>
-        <w:t xml:space="preserve">are minor members (15% and 1.5%) that increase.</w:t>
+        <w:t xml:space="preserve">are minor members (15% and 1.5%);</w:t>
       </w:r>
       <w:r>
         <w:t xml:space="preserve"> </w:t>
@@ -3224,13 +3692,11 @@
         <w:t xml:space="preserve"> </w:t>
       </w:r>
       <w:r>
-        <w:t xml:space="preserve">are the dominant members of their families and also increase. At family level the SERCA and mitochondrial-uptake pools fall (−32% and −43% of total TPM) while the STIM pool rises (+13%) and the ORAI and SOCE-regulator pools are almost unchanged (−3% and −1%). These are descriptive summaries of transcript abundance and cannot be converted directly into protein-complex stoichiometry.</w:t>
-      </w:r>
-    </w:p>
-    <w:p>
-      <w:pPr>
-        <w:pStyle w:val="BodyText"/>
-      </w:pPr>
+        <w:t xml:space="preserve">dominate their families (64% and 98%), and</w:t>
+      </w:r>
+      <w:r>
+        <w:t xml:space="preserve"> </w:t>
+      </w:r>
       <w:r>
         <w:rPr>
           <w:i/>
@@ -3242,7 +3708,253 @@
         <w:t xml:space="preserve"> </w:t>
       </w:r>
       <w:r>
-        <w:t xml:space="preserve">is the dominant SOCE regulator (82% of that family’s transcript pool) and increases in the knockdown libraries. The mitochondrial panel also changes, but MCU, MCUB and MICU proteins have distinct and context-dependent roles (Lambert et al., 2019), so their summed transcript change does not establish a change in mitochondrial Ca²⁺ uptake. The STIM1:ORAI1 RNA ratio is not a measurement of the protein ratio at ER–plasma-membrane junctions (Hoover and Lewis, 2011) and is not used here as a mechanistic readout.</w:t>
+        <w:t xml:space="preserve">accounts for 82% of the SOCE-regulator pool. In knockdown the dominant</w:t>
+      </w:r>
+      <w:r>
+        <w:t xml:space="preserve"> </w:t>
+      </w:r>
+      <w:r>
+        <w:rPr>
+          <w:i/>
+          <w:iCs/>
+        </w:rPr>
+        <w:t xml:space="preserve">ORAI2</w:t>
+      </w:r>
+      <w:r>
+        <w:t xml:space="preserve"> </w:t>
+      </w:r>
+      <w:r>
+        <w:t xml:space="preserve">and</w:t>
+      </w:r>
+      <w:r>
+        <w:t xml:space="preserve"> </w:t>
+      </w:r>
+      <w:r>
+        <w:rPr>
+          <w:i/>
+          <w:iCs/>
+        </w:rPr>
+        <w:t xml:space="preserve">ATP2A2</w:t>
+      </w:r>
+      <w:r>
+        <w:t xml:space="preserve"> </w:t>
+      </w:r>
+      <w:r>
+        <w:t xml:space="preserve">transcripts fell modestly (DESeq2 log2FC −0.17 and −0.25; p_adj = 2.2 × 10⁻³ and 8.7 × 10⁻⁹), while</w:t>
+      </w:r>
+      <w:r>
+        <w:t xml:space="preserve"> </w:t>
+      </w:r>
+      <w:r>
+        <w:rPr>
+          <w:i/>
+          <w:iCs/>
+        </w:rPr>
+        <w:t xml:space="preserve">ORAI1</w:t>
+      </w:r>
+      <w:r>
+        <w:t xml:space="preserve">,</w:t>
+      </w:r>
+      <w:r>
+        <w:t xml:space="preserve"> </w:t>
+      </w:r>
+      <w:r>
+        <w:rPr>
+          <w:i/>
+          <w:iCs/>
+        </w:rPr>
+        <w:t xml:space="preserve">ATP2A3</w:t>
+      </w:r>
+      <w:r>
+        <w:t xml:space="preserve">,</w:t>
+      </w:r>
+      <w:r>
+        <w:t xml:space="preserve"> </w:t>
+      </w:r>
+      <w:r>
+        <w:rPr>
+          <w:i/>
+          <w:iCs/>
+        </w:rPr>
+        <w:t xml:space="preserve">STIM1</w:t>
+      </w:r>
+      <w:r>
+        <w:t xml:space="preserve">,</w:t>
+      </w:r>
+      <w:r>
+        <w:t xml:space="preserve"> </w:t>
+      </w:r>
+      <w:r>
+        <w:rPr>
+          <w:i/>
+          <w:iCs/>
+        </w:rPr>
+        <w:t xml:space="preserve">TRPC1</w:t>
+      </w:r>
+      <w:r>
+        <w:t xml:space="preserve"> </w:t>
+      </w:r>
+      <w:r>
+        <w:t xml:space="preserve">and</w:t>
+      </w:r>
+      <w:r>
+        <w:t xml:space="preserve"> </w:t>
+      </w:r>
+      <w:r>
+        <w:rPr>
+          <w:i/>
+          <w:iCs/>
+        </w:rPr>
+        <w:t xml:space="preserve">SARAF</w:t>
+      </w:r>
+      <w:r>
+        <w:t xml:space="preserve"> </w:t>
+      </w:r>
+      <w:r>
+        <w:t xml:space="preserve">rose and</w:t>
+      </w:r>
+      <w:r>
+        <w:t xml:space="preserve"> </w:t>
+      </w:r>
+      <w:r>
+        <w:rPr>
+          <w:i/>
+          <w:iCs/>
+        </w:rPr>
+        <w:t xml:space="preserve">ORAI3</w:t>
+      </w:r>
+      <w:r>
+        <w:t xml:space="preserve"> </w:t>
+      </w:r>
+      <w:r>
+        <w:t xml:space="preserve">rose about four-fold (log2FC 2.06; p_adj = 2.3 × 10⁻⁶⁴). At family level the ORAI pool therefore grew (+27%) and changed in composition:</w:t>
+      </w:r>
+      <w:r>
+        <w:t xml:space="preserve"> </w:t>
+      </w:r>
+      <w:r>
+        <w:rPr>
+          <w:i/>
+          <w:iCs/>
+        </w:rPr>
+        <w:t xml:space="preserve">ORAI3</w:t>
+      </w:r>
+      <w:r>
+        <w:t xml:space="preserve"> </w:t>
+      </w:r>
+      <w:r>
+        <w:t xml:space="preserve">went from 8% to 30% of ORAI transcripts and</w:t>
+      </w:r>
+      <w:r>
+        <w:t xml:space="preserve"> </w:t>
+      </w:r>
+      <w:r>
+        <w:rPr>
+          <w:i/>
+          <w:iCs/>
+        </w:rPr>
+        <w:t xml:space="preserve">ORAI2</w:t>
+      </w:r>
+      <w:r>
+        <w:t xml:space="preserve"> </w:t>
+      </w:r>
+      <w:r>
+        <w:t xml:space="preserve">from 77% to 53%. The STIM (+48%) and SOCE-regulator (+30%) pools also rose, whereas the SERCA and mitochondrial-uptake pools fell (−12% and −25%), the latter mainly through</w:t>
+      </w:r>
+      <w:r>
+        <w:t xml:space="preserve"> </w:t>
+      </w:r>
+      <w:r>
+        <w:rPr>
+          <w:i/>
+          <w:iCs/>
+        </w:rPr>
+        <w:t xml:space="preserve">MCU</w:t>
+      </w:r>
+      <w:r>
+        <w:t xml:space="preserve">,</w:t>
+      </w:r>
+      <w:r>
+        <w:t xml:space="preserve"> </w:t>
+      </w:r>
+      <w:r>
+        <w:rPr>
+          <w:i/>
+          <w:iCs/>
+        </w:rPr>
+        <w:t xml:space="preserve">MICU2</w:t>
+      </w:r>
+      <w:r>
+        <w:t xml:space="preserve"> </w:t>
+      </w:r>
+      <w:r>
+        <w:t xml:space="preserve">and</w:t>
+      </w:r>
+      <w:r>
+        <w:t xml:space="preserve"> </w:t>
+      </w:r>
+      <w:r>
+        <w:rPr>
+          <w:i/>
+          <w:iCs/>
+        </w:rPr>
+        <w:t xml:space="preserve">MCUB</w:t>
+      </w:r>
+      <w:r>
+        <w:t xml:space="preserve">. These are descriptive summaries of transcript abundance and cannot be converted directly into protein-complex stoichiometry.</w:t>
+      </w:r>
+    </w:p>
+    <w:p>
+      <w:pPr>
+        <w:pStyle w:val="BodyText"/>
+      </w:pPr>
+      <w:r>
+        <w:t xml:space="preserve">Two of these changes point towards reduced entry. ORAI2 and ORAI3 both form heteromers with ORAI1 and restrain SOCE — deleting either increases it (Vaeth et al., 2017; Yoast et al., 2020) — so the rise in</w:t>
+      </w:r>
+      <w:r>
+        <w:t xml:space="preserve"> </w:t>
+      </w:r>
+      <w:r>
+        <w:rPr>
+          <w:i/>
+          <w:iCs/>
+        </w:rPr>
+        <w:t xml:space="preserve">ORAI3</w:t>
+      </w:r>
+      <w:r>
+        <w:t xml:space="preserve"> </w:t>
+      </w:r>
+      <w:r>
+        <w:t xml:space="preserve">is a candidate contributor to the phenotype, whereas the fall in</w:t>
+      </w:r>
+      <w:r>
+        <w:t xml:space="preserve"> </w:t>
+      </w:r>
+      <w:r>
+        <w:rPr>
+          <w:i/>
+          <w:iCs/>
+        </w:rPr>
+        <w:t xml:space="preserve">ORAI2</w:t>
+      </w:r>
+      <w:r>
+        <w:t xml:space="preserve"> </w:t>
+      </w:r>
+      <w:r>
+        <w:t xml:space="preserve">would, on the same evidence, be expected to increase entry.</w:t>
+      </w:r>
+      <w:r>
+        <w:t xml:space="preserve"> </w:t>
+      </w:r>
+      <w:r>
+        <w:rPr>
+          <w:i/>
+          <w:iCs/>
+        </w:rPr>
+        <w:t xml:space="preserve">SARAF</w:t>
+      </w:r>
+      <w:r>
+        <w:t xml:space="preserve">, which facilitates slow Ca²⁺-dependent inactivation of SOCE (Palty et al., 2012), rose by about half (log2FC 0.55). The mitochondrial panel also changes, but MCU, MCUB and MICU proteins have distinct and context-dependent roles (Lambert et al., 2019), so their summed transcript change does not establish a change in mitochondrial Ca²⁺ uptake. The STIM1:ORAI1 RNA ratio is not a measurement of the protein ratio at ER–plasma-membrane junctions (Hoover and Lewis, 2011) and is not used here as a mechanistic readout.</w:t>
       </w:r>
     </w:p>
     <w:p>
@@ -3554,7 +4266,7 @@
         <w:t xml:space="preserve"> </w:t>
       </w:r>
       <w:r>
-        <w:t xml:space="preserve">falling.</w:t>
+        <w:t xml:space="preserve">falling (Supplementary Table S16).</w:t>
       </w:r>
     </w:p>
     <w:p>
@@ -3694,7 +4406,7 @@
         <w:t xml:space="preserve"> </w:t>
       </w:r>
       <w:r>
-        <w:t xml:space="preserve">expression, but remains sparse and can capture only one route of TDP-43-dependent RNA misprocessing. Its regional distribution is consistent with the expected anatomical pattern: 70.5% of lumbar-cord and 63.5% of cervical-cord ALS samples carried the cryptic junction, compared with 33.7–43.5% across motor cortex, 28.3% in temporal cortex, 11.2% in frontal cortex, and</w:t>
+        <w:t xml:space="preserve">expression, but remains sparse and can capture only one route of TDP-43-dependent RNA misprocessing. Its regional distribution is consistent with the expected anatomical pattern (Figure 9A): 70.5% of lumbar-cord and 63.5% of cervical-cord ALS samples carried the cryptic junction, compared with 33.7–43.5% across motor cortex, 28.3% in temporal cortex, 11.2% in frontal cortex, and</w:t>
       </w:r>
       <w:r>
         <w:t xml:space="preserve"> </w:t>
@@ -3707,7 +4419,7 @@
         <w:t xml:space="preserve">2.6% in cerebellum</w:t>
       </w:r>
       <w:r>
-        <w:t xml:space="preserve">. Against non-neurological controls from the same cohort, cryptic inclusion was increased in lumbar cord (Cliff’s δ = +0.705, q = 9.6 × 10⁻¹⁴), cervical cord (+0.619, q = 1.9 × 10⁻¹⁰), medial motor cortex (+0.337, q = 0.012) and temporal cortex (+0.283, q = 1.6 × 10⁻³), and was unchanged in cerebellum (−0.040, q = 0.34).</w:t>
+        <w:t xml:space="preserve">. Against non-neurological controls from the same cohort, cryptic inclusion was increased in lumbar cord (Cliff’s δ = +0.705, q = 9.6 × 10⁻¹⁴), cervical cord (+0.619, q = 1.9 × 10⁻¹⁰), medial motor cortex (+0.337, q = 0.012) and temporal cortex (+0.283, q = 1.6 × 10⁻³), and was unchanged in cerebellum (−0.040, q = 0.34; Supplementary Table S8).</w:t>
       </w:r>
     </w:p>
     <w:p>
@@ -3747,7 +4459,7 @@
         <w:t xml:space="preserve"> </w:t>
       </w:r>
       <w:r>
-        <w:t xml:space="preserve">(ρ = 0.66 to 0.93 across regions), whereas cryptic PSI did not (ρ = −0.28 to +0.05). Thus, in this bulk-tissue cohort, total</w:t>
+        <w:t xml:space="preserve">(ρ = 0.66 to 0.93 across regions), whereas cryptic PSI did not (ρ = −0.28 to +0.05; Figure 9B). Thus, in this bulk-tissue cohort, total</w:t>
       </w:r>
       <w:r>
         <w:t xml:space="preserve"> </w:t>
@@ -3819,7 +4531,7 @@
         <w:t xml:space="preserve"> </w:t>
       </w:r>
       <w:r>
-        <w:t xml:space="preserve">were excluded from the family): gene-level</w:t>
+        <w:t xml:space="preserve">were excluded from the family; Supplementary Table S9): gene-level</w:t>
       </w:r>
       <w:r>
         <w:t xml:space="preserve"> </w:t>
@@ -4082,7 +4794,68 @@
         <w:t xml:space="preserve"> </w:t>
       </w:r>
       <w:r>
-        <w:t xml:space="preserve">TDP-43 knockdown reduced the Fura-2 SOCE response by approximately 84%, while the ER-release comparison was inconclusive at the current sample size. This supports a cellular phenotype, but the n = 3 experiments require independent biological replication and do not localise the defect exclusively to plasma-membrane influx. The length-corrected transcript summaries show decreases in the dominant ORAI and SERCA members and an increase in</w:t>
+        <w:t xml:space="preserve">TDP-43 knockdown reduced the Fura-2 SOCE response by approximately 84%, while the ER-release comparison was inconclusive at the current sample size. This supports a cellular phenotype, but three cultures per group is a small sample, the result has not yet been reproduced with a second silencing reagent, and the measurement does not localise the defect exclusively to plasma-membrane influx. After adjustment for library composition, the transcript summaries show a larger ORAI pool whose composition shifts from</w:t>
+      </w:r>
+      <w:r>
+        <w:t xml:space="preserve"> </w:t>
+      </w:r>
+      <w:r>
+        <w:rPr>
+          <w:i/>
+          <w:iCs/>
+        </w:rPr>
+        <w:t xml:space="preserve">ORAI2</w:t>
+      </w:r>
+      <w:r>
+        <w:t xml:space="preserve"> </w:t>
+      </w:r>
+      <w:r>
+        <w:t xml:space="preserve">towards</w:t>
+      </w:r>
+      <w:r>
+        <w:t xml:space="preserve"> </w:t>
+      </w:r>
+      <w:r>
+        <w:rPr>
+          <w:i/>
+          <w:iCs/>
+        </w:rPr>
+        <w:t xml:space="preserve">ORAI3</w:t>
+      </w:r>
+      <w:r>
+        <w:t xml:space="preserve">, modest decreases in the dominant</w:t>
+      </w:r>
+      <w:r>
+        <w:t xml:space="preserve"> </w:t>
+      </w:r>
+      <w:r>
+        <w:rPr>
+          <w:i/>
+          <w:iCs/>
+        </w:rPr>
+        <w:t xml:space="preserve">ORAI2</w:t>
+      </w:r>
+      <w:r>
+        <w:t xml:space="preserve"> </w:t>
+      </w:r>
+      <w:r>
+        <w:t xml:space="preserve">and</w:t>
+      </w:r>
+      <w:r>
+        <w:t xml:space="preserve"> </w:t>
+      </w:r>
+      <w:r>
+        <w:rPr>
+          <w:i/>
+          <w:iCs/>
+        </w:rPr>
+        <w:t xml:space="preserve">ATP2A2</w:t>
+      </w:r>
+      <w:r>
+        <w:t xml:space="preserve"> </w:t>
+      </w:r>
+      <w:r>
+        <w:t xml:space="preserve">transcripts, and an increase in</w:t>
       </w:r>
       <w:r>
         <w:t xml:space="preserve"> </w:t>
@@ -4095,17 +4868,17 @@
         <w:t xml:space="preserve">SARAF</w:t>
       </w:r>
       <w:r>
-        <w:t xml:space="preserve">, alongside increases in the minor members</w:t>
-      </w:r>
-      <w:r>
-        <w:t xml:space="preserve"> </w:t>
-      </w:r>
-      <w:r>
-        <w:rPr>
-          <w:i/>
-          <w:iCs/>
-        </w:rPr>
-        <w:t xml:space="preserve">ORAI1</w:t>
+        <w:t xml:space="preserve">. The</w:t>
+      </w:r>
+      <w:r>
+        <w:t xml:space="preserve"> </w:t>
+      </w:r>
+      <w:r>
+        <w:rPr>
+          <w:i/>
+          <w:iCs/>
+        </w:rPr>
+        <w:t xml:space="preserve">ORAI3</w:t>
       </w:r>
       <w:r>
         <w:t xml:space="preserve"> </w:t>
@@ -4121,10 +4894,29 @@
           <w:i/>
           <w:iCs/>
         </w:rPr>
-        <w:t xml:space="preserve">ATP2A3</w:t>
-      </w:r>
-      <w:r>
-        <w:t xml:space="preserve">. These patterns are compatible with a compositional contribution, but TPM is not an absolute measurement and protein abundance, membrane localisation and complex assembly were not measured. ORAI2 and MCUB also have context-dependent regulatory roles, so their RNA changes cannot be assigned a unique functional direction without rescue or perturbation experiments.</w:t>
+        <w:t xml:space="preserve">SARAF</w:t>
+      </w:r>
+      <w:r>
+        <w:t xml:space="preserve"> </w:t>
+      </w:r>
+      <w:r>
+        <w:t xml:space="preserve">increases are the changes most directly compatible with reduced entry (Palty et al., 2012; Yoast et al., 2020), whereas the</w:t>
+      </w:r>
+      <w:r>
+        <w:t xml:space="preserve"> </w:t>
+      </w:r>
+      <w:r>
+        <w:rPr>
+          <w:i/>
+          <w:iCs/>
+        </w:rPr>
+        <w:t xml:space="preserve">ORAI2</w:t>
+      </w:r>
+      <w:r>
+        <w:t xml:space="preserve"> </w:t>
+      </w:r>
+      <w:r>
+        <w:t xml:space="preserve">decrease would be expected to act in the opposite direction (Vaeth et al., 2017). These patterns are compatible with a compositional contribution, but TPM is not an absolute measurement and protein abundance, membrane localisation and complex assembly were not measured. ORAI2 and MCUB also have context-dependent regulatory roles, so none of these RNA changes can be assigned a functional direction in these cells without rescue or perturbation experiments.</w:t>
       </w:r>
     </w:p>
     <w:p>
@@ -4158,7 +4950,7 @@
         <w:t xml:space="preserve"> </w:t>
       </w:r>
       <w:r>
-        <w:t xml:space="preserve">positive control was no longer a near-complete shift in the primary model, although it remained clear in the iPSC-derived motor neurons (intronic index +0.249), where the core SOCE genes nonetheless moved little; the conservative NMD analysis did not yield a genome-wide significant gene. The corrected data therefore do not establish direct or indirect targeting of the core SOCE machinery by any one RNA-processing route.</w:t>
+        <w:t xml:space="preserve">positive control was no longer a near-complete shift in the primary model, although it remained clear in the iPSC-derived motor neurons (intronic index +0.249), where the SOCE-machinery genes nonetheless moved little; the conservative NMD analysis did not yield a genome-wide significant gene. The corrected data therefore do not establish direct or indirect targeting of the SOCE machinery by any one RNA-processing route.</w:t>
       </w:r>
       <w:r>
         <w:t xml:space="preserve"> </w:t>
@@ -4726,7 +5518,7 @@
         <w:pStyle w:val="FirstParagraph"/>
       </w:pPr>
       <w:r>
-        <w:t xml:space="preserve">SH-SY5Y is a neuroblastoma line and not a motor neuron. The functional measurements rest on three independent cultures per group for Ca²⁺ imaging and four wells for viability; the number of biological replicates is small, and the phenotype requires replication with a second silencing reagent and a TDP-43 rescue. Protein levels, membrane localisation and complex assembly of candidate genes were not measured. The WST-1 assay does not separate proliferation from cell death, and the opposite directions at 24 h and 48 h show that it is not a direct viability measure. Transcript-family summaries are length-corrected short-read estimates, not absolute stoichiometry.</w:t>
+        <w:t xml:space="preserve">SH-SY5Y is a neuroblastoma line and not a motor neuron. The functional measurements rest on three independent cultures per group for the Ca²⁺ measurements and four wells for viability; the number of biological replicates is small, and the phenotype requires replication with a second silencing reagent and a TDP-43 rescue. Protein levels, membrane localisation and complex assembly of candidate genes were not measured. The WST-1 assay does not separate proliferation from cell death, and the opposite directions at 24 h and 48 h show that it is not a direct viability measure. Transcript-family summaries are length- and composition-adjusted short-read estimates, not absolute stoichiometry.</w:t>
       </w:r>
     </w:p>
     <w:p>
@@ -4819,7 +5611,23 @@
         <w:t xml:space="preserve"> </w:t>
       </w:r>
       <w:r>
-        <w:t xml:space="preserve">the same event is independently supported by the strand-aware rMATS and LeafCutter analyses, but for any single junction-level call at an antisense locus the gene assignment should be treated as provisional.</w:t>
+        <w:t xml:space="preserve">the same event is independently supported by the strand-aware rMATS and LeafCutter analyses, but transcription on the antisense strand also changes —</w:t>
+      </w:r>
+      <w:r>
+        <w:t xml:space="preserve"> </w:t>
+      </w:r>
+      <w:r>
+        <w:rPr>
+          <w:i/>
+          <w:iCs/>
+        </w:rPr>
+        <w:t xml:space="preserve">CBARP-DT</w:t>
+      </w:r>
+      <w:r>
+        <w:t xml:space="preserve"> </w:t>
+      </w:r>
+      <w:r>
+        <w:t xml:space="preserve">itself showed significant isoform switching in SH-SY5Y (IsoformSwitchAnalyzeR gene-level q = 0.008) — so for any single junction-level call at an antisense locus the gene assignment should be treated as provisional.</w:t>
       </w:r>
     </w:p>
     <w:p>
@@ -4843,7 +5651,7 @@
         <w:t xml:space="preserve"> </w:t>
       </w:r>
       <w:r>
-        <w:t xml:space="preserve">positive control in SH-SY5Y from a near-complete shift to +0.145 (bootstrap 95% CI +0.085 to +0.205), and the control then falls just below the pre-specified depth filter, so the negative result in that model rests on an assay whose sensitivity could not be demonstrated there. Across the four comparisons in which the corrected analysis could be run, the assay’s own positive control is informative in the two neuronal models — the iPSC-derived motor neurons and NSC34 — and silent in SH-SY5Y and in the C2C12 myoblast line; the iPSC-derived motor neurons have only two replicates per group, so the interval around their working control is coarse. The analysis identified moderate candidate gradients in</w:t>
+        <w:t xml:space="preserve">positive control in SH-SY5Y from a near-complete shift to +0.145 (bootstrap 95% CI +0.085 to +0.205), and the control then falls just below the pre-specified depth filter, so the negative result in that model rests on an assay whose sensitivity could not be demonstrated there. Of the four comparisons in which the corrected analysis could be run, the assay’s own positive control is informative only in the iPSC-derived motor neurons, since it is attenuated in SH-SY5Y and the two mouse lines have no conserved control. The iPSC-derived motor neurons have only two replicates per group, so the interval around their working control is coarse. The analysis identified one moderate candidate gradient in SH-SY5Y, in</w:t>
       </w:r>
       <w:r>
         <w:t xml:space="preserve"> </w:t>
@@ -4859,23 +5667,23 @@
         <w:t xml:space="preserve"> </w:t>
       </w:r>
       <w:r>
-        <w:t xml:space="preserve">and</w:t>
-      </w:r>
-      <w:r>
-        <w:t xml:space="preserve"> </w:t>
-      </w:r>
-      <w:r>
-        <w:rPr>
-          <w:i/>
-          <w:iCs/>
-        </w:rPr>
-        <w:t xml:space="preserve">STIM2</w:t>
-      </w:r>
-      <w:r>
-        <w:t xml:space="preserve"> </w:t>
-      </w:r>
-      <w:r>
-        <w:t xml:space="preserve">in SH-SY5Y, neither of which was confirmed in another comparison, and no large APA shift in the core SOCE machinery in any comparison. Sparse windows remain a sensitivity limit, so the negative result is not definitive evidence of sparing.</w:t>
+        <w:t xml:space="preserve">intron 17, which lies next to an alternatively included</w:t>
+      </w:r>
+      <w:r>
+        <w:t xml:space="preserve"> </w:t>
+      </w:r>
+      <w:r>
+        <w:rPr>
+          <w:i/>
+          <w:iCs/>
+        </w:rPr>
+        <w:t xml:space="preserve">STIM1</w:t>
+      </w:r>
+      <w:r>
+        <w:t xml:space="preserve"> </w:t>
+      </w:r>
+      <w:r>
+        <w:t xml:space="preserve">exon and was not confirmed in another comparison, and no large APA shift in the SOCE machinery in any comparison. Sparse windows remain a sensitivity limit, so the negative result is not definitive evidence of sparing.</w:t>
       </w:r>
     </w:p>
     <w:p>
@@ -4925,7 +5733,7 @@
         <w:t xml:space="preserve"> </w:t>
       </w:r>
       <w:r>
-        <w:t xml:space="preserve">splicing identify candidate explanations, but they do not establish protein stoichiometry or a single causal RNA switch. Corrected APA and conservative NMD analyses do not provide confirmatory evidence that core SOCE genes are direct targets of those pathways. In ALS tissue,</w:t>
+        <w:t xml:space="preserve">splicing identify candidate explanations, but they do not establish protein stoichiometry or a single causal RNA switch. Corrected APA and conservative NMD analyses do not provide confirmatory evidence that SOCE-machinery genes are direct targets of those pathways. In ALS tissue,</w:t>
       </w:r>
       <w:r>
         <w:t xml:space="preserve"> </w:t>
@@ -6042,6 +6850,27 @@
         <w:t xml:space="preserve">. 2014;5:5274. doi:10.1038/ncomms6274</w:t>
       </w:r>
     </w:p>
+    <w:p>
+      <w:pPr>
+        <w:pStyle w:val="BodyText"/>
+      </w:pPr>
+      <w:r>
+        <w:t xml:space="preserve">Yoast RE, Emrich SM, Zhang X, et al. The native ORAI channel trio underlies the diversity of Ca²⁺ signaling events.</w:t>
+      </w:r>
+      <w:r>
+        <w:t xml:space="preserve"> </w:t>
+      </w:r>
+      <w:r>
+        <w:rPr>
+          <w:i/>
+          <w:iCs/>
+        </w:rPr>
+        <w:t xml:space="preserve">Nat Commun</w:t>
+      </w:r>
+      <w:r>
+        <w:t xml:space="preserve">. 2020;11:2444. doi:10.1038/s41467-020-16232-6</w:t>
+      </w:r>
+    </w:p>
     <w:bookmarkEnd w:id="43"/>
     <w:bookmarkStart w:id="44" w:name="declarations"/>
     <w:p>
@@ -6171,29 +7000,13 @@
           <w:b/>
           <w:bCs/>
         </w:rPr>
-        <w:t xml:space="preserve">Figure 1. Threshold-based splicing calls require read-level verification.</w:t>
-      </w:r>
-      <w:r>
-        <w:t xml:space="preserve"> </w:t>
-      </w:r>
-      <w:r>
-        <w:t xml:space="preserve">(A) Replicate-level PSI for the</w:t>
-      </w:r>
-      <w:r>
-        <w:t xml:space="preserve"> </w:t>
-      </w:r>
-      <w:r>
-        <w:rPr>
-          <w:i/>
-          <w:iCs/>
-        </w:rPr>
-        <w:t xml:space="preserve">TRPC1</w:t>
-      </w:r>
-      <w:r>
-        <w:t xml:space="preserve"> </w:t>
-      </w:r>
-      <w:r>
-        <w:t xml:space="preserve">skipped-exon event, with IJC/SJC counts annotated. (B) Bootstrap distribution of ΔPSI (20,000 resamples); the 95% interval spans zero. (C) Leave-one-out ΔPSI; removal of one control replicate reverses the sign.</w:t>
+        <w:t xml:space="preserve">Figure 1. Detection power for splicing events in a 3 + 3 design,</w:t>
+      </w:r>
+      <w:r>
+        <w:t xml:space="preserve"> </w:t>
+      </w:r>
+      <w:r>
+        <w:t xml:space="preserve">simulated over the observed coverage distribution for true ΔPSI values of 0.05 to 0.30 at mean informative depths of 10 to 100 reads per sample.</w:t>
       </w:r>
     </w:p>
     <w:p>
@@ -6205,13 +7018,29 @@
           <w:b/>
           <w:bCs/>
         </w:rPr>
-        <w:t xml:space="preserve">Figure 2. Detection power for splicing events in a 3 + 3 design,</w:t>
-      </w:r>
-      <w:r>
-        <w:t xml:space="preserve"> </w:t>
-      </w:r>
-      <w:r>
-        <w:t xml:space="preserve">simulated over the observed coverage distribution for true ΔPSI values of 0.05 to 0.30 at mean informative depths of 10 to 100 reads per sample.</w:t>
+        <w:t xml:space="preserve">Figure 2. Threshold-based splicing calls require read-level verification.</w:t>
+      </w:r>
+      <w:r>
+        <w:t xml:space="preserve"> </w:t>
+      </w:r>
+      <w:r>
+        <w:t xml:space="preserve">(A) Replicate-level PSI for the</w:t>
+      </w:r>
+      <w:r>
+        <w:t xml:space="preserve"> </w:t>
+      </w:r>
+      <w:r>
+        <w:rPr>
+          <w:i/>
+          <w:iCs/>
+        </w:rPr>
+        <w:t xml:space="preserve">TRPC1</w:t>
+      </w:r>
+      <w:r>
+        <w:t xml:space="preserve"> </w:t>
+      </w:r>
+      <w:r>
+        <w:t xml:space="preserve">skipped-exon event, with IJC/SJC counts annotated. (B) Bootstrap distribution of ΔPSI (20,000 resamples); the 95% interval spans zero. (C) Leave-one-out ΔPSI; removal of one control replicate reverses the sign.</w:t>
       </w:r>
     </w:p>
     <w:p>
@@ -6223,13 +7052,45 @@
           <w:b/>
           <w:bCs/>
         </w:rPr>
-        <w:t xml:space="preserve">Figure 3. Robust SOCE splicing candidates in SH-SY5Y</w:t>
-      </w:r>
-      <w:r>
-        <w:t xml:space="preserve"> </w:t>
-      </w:r>
-      <w:r>
-        <w:t xml:space="preserve">with replicate-level bootstrap 95% confidence intervals (10,000 resamples).</w:t>
+        <w:t xml:space="preserve">Figure 3. SOCE splicing candidates in SH-SY5Y</w:t>
+      </w:r>
+      <w:r>
+        <w:t xml:space="preserve"> </w:t>
+      </w:r>
+      <w:r>
+        <w:t xml:space="preserve">with replicate-level bootstrap 95% confidence intervals (10,000 resamples). Green marks intervals that exclude zero; the</w:t>
+      </w:r>
+      <w:r>
+        <w:t xml:space="preserve"> </w:t>
+      </w:r>
+      <w:r>
+        <w:rPr>
+          <w:i/>
+          <w:iCs/>
+        </w:rPr>
+        <w:t xml:space="preserve">STIM1</w:t>
+      </w:r>
+      <w:r>
+        <w:t xml:space="preserve"> </w:t>
+      </w:r>
+      <w:r>
+        <w:t xml:space="preserve">event (grey) and the</w:t>
+      </w:r>
+      <w:r>
+        <w:t xml:space="preserve"> </w:t>
+      </w:r>
+      <w:r>
+        <w:rPr>
+          <w:i/>
+          <w:iCs/>
+        </w:rPr>
+        <w:t xml:space="preserve">TRPC1</w:t>
+      </w:r>
+      <w:r>
+        <w:t xml:space="preserve"> </w:t>
+      </w:r>
+      <w:r>
+        <w:t xml:space="preserve">event of Figure 2 (red; 20,000 resamples) are shown for comparison.</w:t>
       </w:r>
     </w:p>
     <w:p>
@@ -6281,7 +7142,39 @@
         <w:t xml:space="preserve"> </w:t>
       </w:r>
       <w:r>
-        <w:t xml:space="preserve">(A) Positive-control genes recovered in each comparison under the permissive definition, with FUS and TAF15 knockdown as controls. (B) Depth-qualified intronic and distal 3′-terminal usage estimates in the corrected SH-SY5Y analysis. (C) Coverage at the two ends of</w:t>
+        <w:t xml:space="preserve">(A) Positive-control genes recovered in each human comparison under the permissive definition, with FUS and TAF15 knockdown as controls; the mouse comparisons are omitted because the literature controls are human cryptic events that are not conserved in mouse. (B) Depth-qualified intronic and distal 3′-terminal usage estimates in the corrected SH-SY5Y analysis; the</w:t>
+      </w:r>
+      <w:r>
+        <w:t xml:space="preserve"> </w:t>
+      </w:r>
+      <w:r>
+        <w:rPr>
+          <w:i/>
+          <w:iCs/>
+        </w:rPr>
+        <w:t xml:space="preserve">STIM2</w:t>
+      </w:r>
+      <w:r>
+        <w:t xml:space="preserve"> </w:t>
+      </w:r>
+      <w:r>
+        <w:t xml:space="preserve">intron 13 unit (†) contains the alternatively spliced</w:t>
+      </w:r>
+      <w:r>
+        <w:t xml:space="preserve"> </w:t>
+      </w:r>
+      <w:r>
+        <w:rPr>
+          <w:i/>
+          <w:iCs/>
+        </w:rPr>
+        <w:t xml:space="preserve">STIM2</w:t>
+      </w:r>
+      <w:r>
+        <w:t xml:space="preserve"> </w:t>
+      </w:r>
+      <w:r>
+        <w:t xml:space="preserve">exon of Table 2 and reports that splicing change. (C) Coverage at the two ends of</w:t>
       </w:r>
       <w:r>
         <w:t xml:space="preserve"> </w:t>
@@ -6297,7 +7190,7 @@
         <w:t xml:space="preserve"> </w:t>
       </w:r>
       <w:r>
-        <w:t xml:space="preserve">intron 2 in each replicate after reference skips are excluded; one knockdown replicate has a measured coverage of zero in the 3′ window.</w:t>
+        <w:t xml:space="preserve">intron 2 (the canonical intron 1, which contains cryptic exon 2a) in each replicate after reference skips are excluded; one knockdown replicate has a measured coverage of zero in the 3′ window.</w:t>
       </w:r>
     </w:p>
     <w:p>
@@ -6333,7 +7226,7 @@
         <w:t xml:space="preserve"> </w:t>
       </w:r>
       <w:r>
-        <w:t xml:space="preserve">Gene-level TPM per family member in control and TDP-43 knockdown cells for the ORAI, SERCA, STIM, SOCE-regulator and mitochondrial-uptake families; the TRPC and PMCA families are given in Table 4. Asterisks mark the RT-qPCR targets, each of which is a minor member of its family. These are transcript-level summaries, not protein stoichiometry.</w:t>
+        <w:t xml:space="preserve">Gene-level TPM, adjusted for library composition (Methods 2.10), per family member in control and TDP-43 knockdown cells for the ORAI, SERCA, STIM, SOCE-regulator and mitochondrial-uptake families, with the net change of each family pool; the TRPC and PMCA families are given in Table 4. Asterisks mark the RT-qPCR targets. These are transcript-level summaries, not protein stoichiometry.</w:t>
       </w:r>
     </w:p>
     <w:p>
@@ -6505,7 +7398,7 @@
         <w:t xml:space="preserve"> </w:t>
       </w:r>
       <w:r>
-        <w:t xml:space="preserve">Robust splicing events in core SOCE machinery genes in the primary SH-SY5Y model, with bootstrap confidence intervals. The</w:t>
+        <w:t xml:space="preserve">Robust splicing events in the primary SH-SY5Y model among the twelve SOCE-machinery genes examined event by event (Methods 2.3), with bootstrap confidence intervals; all four are skipped-exon events.</w:t>
       </w:r>
       <w:r>
         <w:t xml:space="preserve"> </w:t>
@@ -6521,7 +7414,7 @@
         <w:t xml:space="preserve"> </w:t>
       </w:r>
       <w:r>
-        <w:t xml:space="preserve">events, which lie outside the core panel, are in Supplementary Table S3.</w:t>
+        <w:t xml:space="preserve">was not among the twelve; its events are in Supplementary Table S3.</w:t>
       </w:r>
       <w:r>
         <w:t xml:space="preserve"> </w:t>
@@ -6537,7 +7430,7 @@
         <w:t xml:space="preserve"> </w:t>
       </w:r>
       <w:r>
-        <w:t xml:space="preserve">Cryptic events recovered by annotation-free junction analysis in eleven comparisons, with RNA-binding-protein specificity controls.</w:t>
+        <w:t xml:space="preserve">Cryptic events recovered by annotation-free junction analysis in eleven comparisons, with RNA-binding-protein specificity controls. Positive-control recovery is not assessed in the three mouse comparisons, because the sixteen literature controls are human cryptic events that are not conserved in mouse.</w:t>
       </w:r>
       <w:r>
         <w:t xml:space="preserve"> </w:t>
@@ -6553,7 +7446,7 @@
         <w:t xml:space="preserve"> </w:t>
       </w:r>
       <w:r>
-        <w:t xml:space="preserve">Transcript-family abundance of SOCE-related genes in SH-SY5Y.</w:t>
+        <w:t xml:space="preserve">Transcript-family abundance of SOCE-related genes in SH-SY5Y: unadjusted and composition-adjusted TPM (Methods 2.10), each member’s share of its family in control cells, and DESeq2 fold changes.</w:t>
       </w:r>
       <w:r>
         <w:t xml:space="preserve"> </w:t>
@@ -6719,7 +7612,7 @@
         <w:t xml:space="preserve"> </w:t>
       </w:r>
       <w:r>
-        <w:t xml:space="preserve">Cryptic positive controls, the sixteen literature genes, and the dataset × gene recovery matrix.</w:t>
+        <w:t xml:space="preserve">Cryptic positive controls, the sixteen literature genes, and the dataset × gene recovery matrix for the human comparisons.</w:t>
       </w:r>
       <w:r>
         <w:t xml:space="preserve"> </w:t>
@@ -6830,7 +7723,7 @@
         <w:t xml:space="preserve"> </w:t>
       </w:r>
       <w:r>
-        <w:t xml:space="preserve">Depth-qualified intronic polyadenylation and 3′UTR usage estimates from the corrected analysis in all four comparisons; these are coverage gradients, not direct poly(A)-site calls.</w:t>
+        <w:t xml:space="preserve">Depth-qualified intronic polyadenylation and 3′UTR usage estimates from the corrected analysis in all four comparisons, with the genomic windows of every unit; these are coverage gradients, not direct poly(A)-site calls.</w:t>
       </w:r>
       <w:r>
         <w:t xml:space="preserve"> </w:t>
@@ -6888,7 +7781,7 @@
         <w:t xml:space="preserve"> </w:t>
       </w:r>
       <w:r>
-        <w:t xml:space="preserve">Control-versus-control null test of the cryptic calling procedure.</w:t>
+        <w:t xml:space="preserve">Control-versus-control null test of the cryptic calling procedure, under the permissive definition and three stricter thresholds.</w:t>
       </w:r>
       <w:r>
         <w:t xml:space="preserve"> </w:t>

--- a/manuscript/MANUSCRIPT_v4_SUBMISSION.docx
+++ b/manuscript/MANUSCRIPT_v4_SUBMISSION.docx
@@ -1113,7 +1113,23 @@
         <w:t xml:space="preserve">-j</w:t>
       </w:r>
       <w:r>
-        <w:t xml:space="preserve">. Equivalent windows were built for 687 orthologous mouse genes. The corrected analysis was run in the four knockdown comparisons whose alignments were available — SH-SY5Y, iPSC-derived motor neurons, C2C12 and NSC34 — and results are reported only for units whose input windows passed the depth filter.</w:t>
+        <w:t xml:space="preserve">. Excluding reference skips matters for an intronic index: counted as depth, the skips of spliced reads fill intronic windows, and in SH-SY5Y they would raise the</w:t>
+      </w:r>
+      <w:r>
+        <w:t xml:space="preserve"> </w:t>
+      </w:r>
+      <w:r>
+        <w:rPr>
+          <w:i/>
+          <w:iCs/>
+        </w:rPr>
+        <w:t xml:space="preserve">STMN2</w:t>
+      </w:r>
+      <w:r>
+        <w:t xml:space="preserve"> </w:t>
+      </w:r>
+      <w:r>
+        <w:t xml:space="preserve">intron 2 index difference from +0.145 to +0.489. Equivalent windows were built for 687 orthologous mouse genes. The analysis was run in the four knockdown comparisons whose alignments were available — SH-SY5Y, iPSC-derived motor neurons, C2C12 and NSC34 — and results are reported only for units whose input windows passed the depth filter.</w:t>
       </w:r>
     </w:p>
     <w:p>
@@ -1153,7 +1169,7 @@
         <w:t xml:space="preserve"> </w:t>
       </w:r>
       <w:r>
-        <w:t xml:space="preserve">is the distal half’s share of the terminal exon, following the logic of DaPars (Xia et al., 2014). In the corrected analysis both indices are reported as point estimates with bootstrap intervals obtained by complete enumeration of the replicate combinations rather than by sampling: 3⁶ = 729 combinations for the three-versus-three comparisons and 2⁴ = 16 for the two-versus-two iPSC-derived motor neurons, where the interval is correspondingly coarse. No p or q values are produced. A unit was retained only if the summed depth of its two windows was at least 3 in every sample.</w:t>
+        <w:t xml:space="preserve">is the distal half’s share of the terminal exon, following the logic of DaPars (Xia et al., 2014). Both indices are reported as point estimates with bootstrap intervals obtained by complete enumeration of the replicate combinations rather than by sampling: 3⁶ = 729 combinations for the three-versus-three comparisons and 2⁴ = 16 for the two-versus-two iPSC-derived motor neurons, where the interval is correspondingly coarse. No p or q values are produced. A unit was retained only if the summed depth of its two windows was at least 3 in every sample.</w:t>
       </w:r>
     </w:p>
     <w:bookmarkEnd w:id="17"/>
@@ -1566,7 +1582,7 @@
         <w:pStyle w:val="FirstParagraph"/>
       </w:pPr>
       <w:r>
-        <w:t xml:space="preserve">SH-SY5Y cells were maintained in DMEM/F12 with L-glutamine and 15 mM HEPES, 10% FBS and penicillin–streptomycin, and were mycoplasma-tested. TARDBP was silenced with a pLKO.1-TRC lentiviral shRNA; particles were produced in HEK293T cells and transduced cells selected with puromycin. Three groups were compared: non-transduced cells, a non-targeting shRNA control and shTDP-43. Lentiviral work followed institutional biosafety rules.</w:t>
+        <w:t xml:space="preserve">SH-SY5Y cells were maintained in DMEM/F12 with L-glutamine and 15 mM HEPES, 10% FBS and penicillin–streptomycin, and were mycoplasma-tested. TARDBP was silenced with a pLKO.1-TRC lentiviral shRNA; particles were produced in HEK293T cells and transduced cells selected with puromycin. Three groups were compared: non-transduced cells, a non-targeting (scrambled) shRNA control and shTDP-43. TARDBP knockdown was measured against both control groups; the target-gene RT-qPCR, Fura-2 and WST-1 experiments compared shTDP-43 cells with the non-targeting shRNA control. Lentiviral work followed institutional biosafety rules.</w:t>
       </w:r>
     </w:p>
     <w:bookmarkEnd w:id="22"/>
@@ -1584,7 +1600,7 @@
         <w:pStyle w:val="FirstParagraph"/>
       </w:pPr>
       <w:r>
-        <w:t xml:space="preserve">Total RNA was reverse transcribed and amplified with iTaq Universal SYBR Green Supermix (Bio-Rad, cat. no. 1725121) in 10 µL reactions on a LightCycler 480 II (Roche). Targets and GAPDH were run on the same plate with no-template and no-reverse-transcriptase controls, and specificity was checked from a single melt-curve peak. Relative expression was calculated by the 2^−ΔΔCt method (Livak and Schmittgen, 2001) with the control set to 1.0 (n = 4 biological replicates per group; TARDBP knockdown and the target genes were measured on separate RNA sets, 14 April – 21 May and 3 June – 10 July 2026). Primer sequences, product sizes, annealing temperatures and the thermal cycling profile are given in Supplementary Table S1.</w:t>
+        <w:t xml:space="preserve">Total RNA was reverse transcribed and amplified with iTaq Universal SYBR Green Supermix (Bio-Rad, cat. no. 1725121) in 10 µL reactions on a LightCycler 480 II (Roche). Targets and GAPDH were run on the same plate with no-template and no-reverse-transcriptase controls, and specificity was checked from a single melt-curve peak. Relative expression was calculated by the 2^−ΔΔCt method (Livak and Schmittgen, 2001), with non-transduced cells as the calibrator for TARDBP and the non-targeting shRNA control for the target genes (n = 4 biological replicates per group; TARDBP knockdown and the target genes were measured on separate RNA sets, 14 April – 21 May and 3 June – 10 July 2026). Primer sequences, product sizes, annealing temperatures and the thermal cycling profile are given in Supplementary Table S1.</w:t>
       </w:r>
     </w:p>
     <w:bookmarkEnd w:id="23"/>
@@ -1602,7 +1618,7 @@
         <w:pStyle w:val="FirstParagraph"/>
       </w:pPr>
       <w:r>
-        <w:t xml:space="preserve">Measurements were made 72 h after transduction. Cells were seeded in 24-well plates at 40,000 cells per well; the three samples of each group came from three independent cultures. Cells were loaded with 5 µM Fura-2/AM and 0.02% Pluronic F-127 in 1% BSA/HBS for 60 min at 25 °C in the dark and washed three times for 15 min in 1% BSA/HBS. HBS contained 135 mM NaCl, 5.9 mM KCl, 1.2 mM MgCl₂, 1.5 mM CaCl₂, 11.6 mM HEPES, 5 mM NaHCO₃ and 11.5 mM D-glucose (pH 7.3). Cytosolic free Ca²⁺ was followed spectrofluorometrically as the F340/F380 ratio (excitation 340 and 380 nm, emission 510 nm; Grynkiewicz et al., 1985) in a cuvette-based system with perfusion, following the protocol of Selli et al. (2009). Loaded cells were transferred to Ca²⁺-free HBS containing EGTA; SERCA was then inhibited with 10 µM cyclopiazonic acid (Sigma-Aldrich, cat. no. C1530) and the transient rise in F340/F380 was recorded as ER Ca²⁺ release. CaCl₂ was then added to a final concentration of 1.5 mM and the subsequent rise was recorded as store-operated Ca²⁺ entry. Both were quantified as Δ(F340/F380) relative to the respective preceding baseline (n = 3 per group).</w:t>
+        <w:t xml:space="preserve">Non-targeting shRNA control and shTDP-43 cells were measured 72 h after transduction. Cells were seeded in 24-well plates at 40,000 cells per well; the three samples of each group came from three independent cultures. Cells were loaded with 5 µM Fura-2/AM and 0.02% Pluronic F-127 in 1% BSA/HBS for 60 min at 25 °C in the dark and washed three times for 15 min in 1% BSA/HBS. HBS contained 135 mM NaCl, 5.9 mM KCl, 1.2 mM MgCl₂, 1.5 mM CaCl₂, 11.6 mM HEPES, 5 mM NaHCO₃ and 11.5 mM D-glucose (pH 7.3). Cytosolic free Ca²⁺ was followed spectrofluorometrically as the F340/F380 ratio (excitation 340 and 380 nm, emission 510 nm; Grynkiewicz et al., 1985) in a cuvette-based system with perfusion, following the protocol of Selli et al. (2009). Loaded cells were transferred to Ca²⁺-free HBS containing EGTA; SERCA was then inhibited with 10 µM cyclopiazonic acid (Sigma-Aldrich, cat. no. C1530) and the transient rise in F340/F380 was recorded as ER Ca²⁺ release. CaCl₂ was then added to a final concentration of 1.5 mM and the subsequent rise was recorded as store-operated Ca²⁺ entry. Both were quantified as Δ(F340/F380) relative to the respective preceding baseline (n = 3 per group).</w:t>
       </w:r>
     </w:p>
     <w:bookmarkEnd w:id="24"/>
@@ -1620,7 +1636,7 @@
         <w:pStyle w:val="FirstParagraph"/>
       </w:pPr>
       <w:r>
-        <w:t xml:space="preserve">Viability was measured at 24 h and 48 h with the WST-1 assay, normalised to the mean of the control group at the same time point (n = 4 wells).</w:t>
+        <w:t xml:space="preserve">Viability was measured at 24 h and 48 h with the WST-1 assay, normalised to the mean of the non-targeting shRNA control at the same time point (n = 4 wells).</w:t>
       </w:r>
     </w:p>
     <w:bookmarkEnd w:id="25"/>
@@ -1656,7 +1672,7 @@
         <w:pStyle w:val="FirstParagraph"/>
       </w:pPr>
       <w:r>
-        <w:t xml:space="preserve">All RNA-seq datasets analysed are public and none were generated for this study; accessions are listed in Supplementary Table S17. The analysis package — scripts in execution order, including the corrected coverage, NMD, transcript-family and donor-level scripts used for the results reported here, the four Ca²⁺ gene panels, per-event count tables, junction and LSV tables, and the code that draws every figure — is deposited at</w:t>
+        <w:t xml:space="preserve">All RNA-seq datasets analysed are public and none were generated for this study; accessions are listed in Supplementary Table S17. The analysis package — scripts in execution order, including the coverage, NMD, transcript-family and donor-level scripts used for the results reported here, the four Ca²⁺ gene panels, per-event count tables, junction and LSV tables, and the code that draws every figure — is deposited at</w:t>
       </w:r>
       <w:r>
         <w:t xml:space="preserve"> </w:t>
@@ -1753,7 +1769,7 @@
         <w:pStyle w:val="BodyText"/>
       </w:pPr>
       <w:r>
-        <w:t xml:space="preserve">We applied this reasoning to our own prior candidate. A</w:t>
+        <w:t xml:space="preserve">We applied this reasoning to a</w:t>
       </w:r>
       <w:r>
         <w:t xml:space="preserve"> </w:t>
@@ -1769,7 +1785,7 @@
         <w:t xml:space="preserve"> </w:t>
       </w:r>
       <w:r>
-        <w:t xml:space="preserve">skipped-exon event (chr3:142,792,824–142,792,967; ΔPSI = +0.108, FDR = 0.0459) had been prioritised on threshold criteria. Replicate-level inspection showed that the entire signal derived from seven skipping reads across six libraries, with the skipping form absent in four of six samples; the bootstrap 95% confidence interval spanned zero (−0.093 to +0.522); removing one control replicate reversed the sign of ΔPSI (−0.074); and the event did not survive coverage pre-filtering. LeafCutter did not call</w:t>
+        <w:t xml:space="preserve">skipped-exon event (chr3:142,792,824–142,792,967; ΔPSI = +0.108, FDR = 0.0459) that passes the conventional thresholds and would be prioritised on them alone. Replicate-level inspection showed that the entire signal derived from seven skipping reads across six libraries, with the skipping form absent in four of six samples; the bootstrap 95% confidence interval spanned zero (−0.093 to +0.522); removing one control replicate reversed the sign of ΔPSI (−0.074); and the event did not survive coverage pre-filtering. LeafCutter did not call</w:t>
       </w:r>
       <w:r>
         <w:t xml:space="preserve"> </w:t>
@@ -2647,7 +2663,7 @@
         <w:t xml:space="preserve">STIM2.1</w:t>
       </w:r>
       <w:r>
-        <w:t xml:space="preserve">/STIM2β question to be revisited directly. Inclusion of the 24-nucleotide SOAR exon (chr4:27,007,983–27,008,006) was positive in direction in all five TDP-43 comparisons in which it was measurable, but the effect was small and inconsistent: ΔPSI +0.149 in SH-SY5Y at 75 ng/mL (q = 0.033, 20 versus 3 reads), +0.116 at 25 ng/mL (q = 0.14), and +0.020 in iPSC colonies (q = 0.82), the best-powered comparison with 441 versus 281 reads (Supplementary Table S13). The junction-level estimate is larger than the rMATS estimate for the same exon in the same libraries (+0.149 versus +0.059; Supplementary Table S15) because the two are not the same quantity: rMATS combines both flanking junctions and normalises by effective length, whereas the junction-level PSI is the share of the single downstream junction among all junctions leaving that donor, which is the more sensitive and the noisier of the two for a lowly used exon. On either measure the direction is reproducible and the magnitude is too small to support an isoform switch, and the negative conclusion of the meta-analysis stands.</w:t>
+        <w:t xml:space="preserve">/STIM2β question to be examined directly. Inclusion of the 24-nucleotide SOAR exon (chr4:27,007,983–27,008,006) was positive in direction in all five TDP-43 comparisons in which it was measurable, but the effect was small and inconsistent: ΔPSI +0.149 in SH-SY5Y at 75 ng/mL (q = 0.033, 20 versus 3 reads), +0.116 at 25 ng/mL (q = 0.14), and +0.020 in iPSC colonies (q = 0.82), the best-powered comparison with 441 versus 281 reads (Supplementary Table S13). The junction-level estimate is larger than the rMATS estimate for the same exon in the same libraries (+0.149 versus +0.059; Supplementary Table S15) because the two are not the same quantity: rMATS combines both flanking junctions and normalises by effective length, whereas the junction-level PSI is the share of the single downstream junction among all junctions leaving that donor, which is the more sensitive and the noisier of the two for a lowly used exon. On either measure the direction is reproducible and the magnitude is too small to support an isoform switch, and the negative conclusion of the meta-analysis stands.</w:t>
       </w:r>
     </w:p>
     <w:p>
@@ -2681,7 +2697,7 @@
         <w:pStyle w:val="BodyText"/>
       </w:pPr>
       <w:r>
-        <w:t xml:space="preserve">Because the four interventions reuse the same control and knockdown libraries, the eight difference-of-differences values that the design yields are not eight independent observations. We therefore took the four NMD-inhibition conditions as the unit of inference, averaging the two replicates within each condition and retaining the shared controls only within each contrast. The direction of several positive-control and calcium-gene interactions was retained, but no gene passed genome-wide FDR correction in this conservative analysis (smallest q = 0.053). The result is therefore supportive at the level of a ranked exploratory signal, not a confirmatory NMD test.</w:t>
+        <w:t xml:space="preserve">Because the four interventions reuse the same control and knockdown libraries, the eight difference-of-differences values that the design yields are not eight independent observations. We therefore took the four NMD-inhibition conditions as the unit of inference, averaging the two replicates within each condition and retaining the shared controls only within each contrast. Several positive-control and calcium-gene interactions were positive, but no gene passed genome-wide FDR correction in this conservative analysis (smallest q = 0.053). The result is therefore supportive at the level of a ranked exploratory signal, not a confirmatory NMD test.</w:t>
       </w:r>
     </w:p>
     <w:p>
@@ -2699,7 +2715,7 @@
         <w:t xml:space="preserve"> </w:t>
       </w:r>
       <w:r>
-        <w:t xml:space="preserve">remained the largest SOCE-panel interaction (+1.52 log₂; positive in all four conditions; Supplementary Table S10), but its conservative condition-level q-value was 0.145 (two-sided t-test; exact one-sided sign-test q = 0.310). It is therefore a prioritised candidate rather than an established NMD target.</w:t>
+        <w:t xml:space="preserve">had the largest SOCE-panel interaction (+1.52 log₂; positive in all four conditions; Supplementary Table S10), but its conservative condition-level q-value was 0.145 (two-sided t-test; exact one-sided sign-test q = 0.310). It is therefore a prioritised candidate rather than an established NMD target.</w:t>
       </w:r>
       <w:r>
         <w:t xml:space="preserve"> </w:t>
@@ -2731,7 +2747,7 @@
         <w:t xml:space="preserve"> </w:t>
       </w:r>
       <w:r>
-        <w:t xml:space="preserve">also retained positive interactions, without genome-wide significance after the dependence correction.</w:t>
+        <w:t xml:space="preserve">also had positive interactions, without genome-wide significance.</w:t>
       </w:r>
     </w:p>
     <w:p>
@@ -2768,7 +2784,7 @@
         <w:t xml:space="preserve">not supported</w:t>
       </w:r>
       <w:r>
-        <w:t xml:space="preserve">: in the four-condition analysis the interaction was −0.325 (p = 0.317, q = 0.508), in the opposite direction, and we withdraw that inference. Second, in the same four-condition analysis none of the four Ca²⁺ panels showed collective NMD sensitivity (one-sided Mann–Whitney p = 0.44, 0.91, 0.96 and 0.91 for Tiers 1–4), and the sixteen positive-control genes were not NMD-sensitive as a group either (p = 0.62; Supplementary Table S10b), consistent with the absence of cryptic events in the core machinery.</w:t>
+        <w:t xml:space="preserve">: in the four-condition analysis the interaction was −0.325 (p = 0.317, q = 0.508), in the opposite direction. Second, in the same four-condition analysis none of the four Ca²⁺ panels showed collective NMD sensitivity (one-sided Mann–Whitney p = 0.44, 0.91, 0.96 and 0.91 for Tiers 1–4), and the sixteen positive-control genes were not NMD-sensitive as a group either (p = 0.62; Supplementary Table S10b), consistent with the absence of cryptic events in the SOCE machinery.</w:t>
       </w:r>
     </w:p>
     <w:bookmarkEnd w:id="32"/>
@@ -2810,22 +2826,7 @@
         <w:pStyle w:val="BodyText"/>
       </w:pPr>
       <w:r>
-        <w:t xml:space="preserve">After the</w:t>
-      </w:r>
-      <w:r>
-        <w:t xml:space="preserve"> </w:t>
-      </w:r>
-      <w:r>
-        <w:rPr>
-          <w:rStyle w:val="VerbatimChar"/>
-        </w:rPr>
-        <w:t xml:space="preserve">-j</w:t>
-      </w:r>
-      <w:r>
-        <w:t xml:space="preserve"> </w:t>
-      </w:r>
-      <w:r>
-        <w:t xml:space="preserve">correction, the primary SH-SY5Y positive control no longer showed a near-complete shift: using all six libraries, the corrected</w:t>
+        <w:t xml:space="preserve">In the primary SH-SY5Y model the positive control shifted only moderately: using all six libraries, the</w:t>
       </w:r>
       <w:r>
         <w:t xml:space="preserve"> </w:t>
@@ -2841,7 +2842,7 @@
         <w:t xml:space="preserve"> </w:t>
       </w:r>
       <w:r>
-        <w:t xml:space="preserve">intronic index gave a group difference of +0.145 (bootstrap 95% CI +0.085 to +0.205), against +0.489 before the correction; the earlier estimate included reference-skip coverage and is not retained.</w:t>
+        <w:t xml:space="preserve">intronic index gave a group difference of +0.145 (bootstrap 95% CI +0.085 to +0.205).</w:t>
       </w:r>
       <w:r>
         <w:t xml:space="preserve"> </w:t>
@@ -2865,7 +2866,7 @@
         <w:pStyle w:val="BodyText"/>
       </w:pPr>
       <w:r>
-        <w:t xml:space="preserve">Among the depth-qualified units of the SOCE machinery in the corrected full-panel analysis, two intronic units showed moderate decreases (</w:t>
+        <w:t xml:space="preserve">Among the depth-qualified units of the SOCE machinery in the full-panel analysis, two intronic units showed moderate decreases (</w:t>
       </w:r>
       <w:r>
         <w:rPr>
@@ -2966,7 +2967,7 @@
         <w:pStyle w:val="BodyText"/>
       </w:pPr>
       <w:r>
-        <w:t xml:space="preserve">The corrected analysis therefore identifies at most one moderate candidate gradient in the SOCE machinery, in</w:t>
+        <w:t xml:space="preserve">The analysis therefore identifies at most one moderate candidate gradient in the SOCE machinery, in</w:t>
       </w:r>
       <w:r>
         <w:t xml:space="preserve"> </w:t>
@@ -3140,7 +3141,7 @@
         <w:t xml:space="preserve"> </w:t>
       </w:r>
       <w:r>
-        <w:t xml:space="preserve">rather than being spared. Because the positive control was no longer robust in this model after correction, absence of a signal should not be interpreted as evidence that these genes are definitively spared.</w:t>
+        <w:t xml:space="preserve">rather than being spared. Because the positive control responded only moderately in this model, absence of a signal should not be interpreted as evidence that these genes are definitively spared.</w:t>
       </w:r>
     </w:p>
     <w:p>
@@ -3148,7 +3149,7 @@
         <w:pStyle w:val="BodyText"/>
       </w:pPr>
       <w:r>
-        <w:t xml:space="preserve">We therefore repeated the corrected analysis in the iPSC-derived motor neurons, where 59 units in 29 genes passed the same depth filter. Here the assay’s positive control behaved as intended: the index of</w:t>
+        <w:t xml:space="preserve">We therefore repeated the analysis in the iPSC-derived motor neurons, where 59 units in 29 genes passed the same depth filter. Here the assay’s positive control behaved as intended: the index of</w:t>
       </w:r>
       <w:r>
         <w:t xml:space="preserve"> </w:t>
@@ -3366,7 +3367,7 @@
         <w:pStyle w:val="BodyText"/>
       </w:pPr>
       <w:r>
-        <w:t xml:space="preserve">Taken together, the corrected analyses support altered calcium-related RNA profiles but do not establish whether any SOCE-machinery gene is a direct target of cryptic splicing, APA or NMD-coupled degradation.</w:t>
+        <w:t xml:space="preserve">Taken together, these analyses support altered calcium-related RNA profiles but do not establish whether any SOCE-machinery gene is a direct target of cryptic splicing, APA or NMD-coupled degradation.</w:t>
       </w:r>
     </w:p>
     <w:bookmarkEnd w:id="33"/>
@@ -3434,7 +3435,7 @@
         <w:pStyle w:val="BodyText"/>
       </w:pPr>
       <w:r>
-        <w:t xml:space="preserve">In these cells, mRNA levels of four SOCE-associated targets increased:</w:t>
+        <w:t xml:space="preserve">Relative to the non-targeting shRNA control, mRNA levels of four SOCE-associated targets increased:</w:t>
       </w:r>
       <w:r>
         <w:t xml:space="preserve"> </w:t>
@@ -4936,7 +4937,7 @@
         <w:t xml:space="preserve"> </w:t>
       </w:r>
       <w:r>
-        <w:t xml:space="preserve">Annotation-free junction analysis recovered canonical TDP-43 cryptic targets and none of those controls in FUS or TAF15 knockdown. After correcting the APA coverage calculation for reference skips, the</w:t>
+        <w:t xml:space="preserve">Annotation-free junction analysis recovered canonical TDP-43 cryptic targets and none of those controls in FUS or TAF15 knockdown. In the coverage-based APA analysis the</w:t>
       </w:r>
       <w:r>
         <w:t xml:space="preserve"> </w:t>
@@ -4952,7 +4953,7 @@
         <w:t xml:space="preserve"> </w:t>
       </w:r>
       <w:r>
-        <w:t xml:space="preserve">positive control was no longer a near-complete shift in the primary model, although it remained clear in the iPSC-derived motor neurons (intronic index +0.249), where the SOCE-machinery genes nonetheless moved little; the conservative NMD analysis did not yield a genome-wide significant gene. The corrected data therefore do not establish direct or indirect targeting of the SOCE machinery by any one RNA-processing route.</w:t>
+        <w:t xml:space="preserve">positive control shifted only moderately in the primary model but clearly in the iPSC-derived motor neurons (intronic index +0.249), where the SOCE-machinery genes nonetheless moved little; the conservative NMD analysis did not yield a genome-wide significant gene. These data therefore do not establish direct or indirect targeting of the SOCE machinery by any one RNA-processing route.</w:t>
       </w:r>
       <w:r>
         <w:t xml:space="preserve"> </w:t>
@@ -5073,7 +5074,7 @@
         <w:t xml:space="preserve"> </w:t>
       </w:r>
       <w:r>
-        <w:t xml:space="preserve">Two of our results are cautionary and, we think, generalisable. First, threshold-based splicing calls at the |ΔPSI| ≥ 0.10 level are not interpretable without read-level support: at the coverage typical of these datasets, power at that effect size is below 0.30, so significant calls are enriched for inflated estimates. Our own</w:t>
+        <w:t xml:space="preserve">Two of our results are cautionary and, we think, generalisable. First, threshold-based splicing calls at the |ΔPSI| ≥ 0.10 level are not interpretable without read-level support: at the coverage typical of these datasets, power at that effect size is below 0.30, so significant calls are enriched for inflated estimates. A</w:t>
       </w:r>
       <w:r>
         <w:t xml:space="preserve"> </w:t>
@@ -5089,7 +5090,7 @@
         <w:t xml:space="preserve"> </w:t>
       </w:r>
       <w:r>
-        <w:t xml:space="preserve">candidate failed every robustness check we applied to it, and we report that failure rather than the original call. Second, enrichment tests for splicing changes in curated gene panels require a covariate-matched null. Ca²⁺ channel genes are long, multi-exonic and highly expressed, and against a naive background this alone produces apparent enrichment; matching removed the signal in two of the three human models while leaving it intact in iPSC-derived motor neurons.</w:t>
+        <w:t xml:space="preserve">event that passed the conventional thresholds failed every robustness check we applied to it (Figure 2). Second, enrichment tests for splicing changes in curated gene panels require a covariate-matched null. Ca²⁺ channel genes are long, multi-exonic and highly expressed, and against a naive background this alone produces apparent enrichment; matching removed the signal in two of the three human models while leaving it intact in iPSC-derived motor neurons.</w:t>
       </w:r>
     </w:p>
     <w:p>
@@ -5239,7 +5240,7 @@
         <w:t xml:space="preserve"> </w:t>
       </w:r>
       <w:r>
-        <w:t xml:space="preserve">expression does not scale with the junction-based marker of TDP-43 dysfunction within ALS cases. Our first attempt at this test used gene-level</w:t>
+        <w:t xml:space="preserve">expression does not scale with the junction-based marker of TDP-43 dysfunction within ALS cases. With gene-level</w:t>
       </w:r>
       <w:r>
         <w:t xml:space="preserve"> </w:t>
@@ -5255,7 +5256,23 @@
         <w:t xml:space="preserve"> </w:t>
       </w:r>
       <w:r>
-        <w:t xml:space="preserve">as the proxy and produced positive correlations in all nine regions then examined, the opposite of what the mechanistic model predicts. Gene-level</w:t>
+        <w:t xml:space="preserve">as the proxy,</w:t>
+      </w:r>
+      <w:r>
+        <w:t xml:space="preserve"> </w:t>
+      </w:r>
+      <w:r>
+        <w:rPr>
+          <w:i/>
+          <w:iCs/>
+        </w:rPr>
+        <w:t xml:space="preserve">TRPC1</w:t>
+      </w:r>
+      <w:r>
+        <w:t xml:space="preserve"> </w:t>
+      </w:r>
+      <w:r>
+        <w:t xml:space="preserve">correlates positively in ten of the eleven regions (seven with q &lt; 0.05; Supplementary Table S9), the opposite of what the mechanistic model predicts. Gene-level</w:t>
       </w:r>
       <w:r>
         <w:t xml:space="preserve"> </w:t>
@@ -5420,7 +5437,7 @@
         <w:pStyle w:val="BodyText"/>
       </w:pPr>
       <w:r>
-        <w:t xml:space="preserve">The patient-tissue findings are therefore an association with ALS, and we no longer offer them in support of causation. The regional dissociation is the clearest statement of the problem: cryptic</w:t>
+        <w:t xml:space="preserve">The patient-tissue findings are therefore an association with ALS and are not offered in support of causation. The regional dissociation is the clearest statement of the problem: cryptic</w:t>
       </w:r>
       <w:r>
         <w:t xml:space="preserve"> </w:t>
@@ -5637,7 +5654,7 @@
         <w:pStyle w:val="BodyText"/>
       </w:pPr>
       <w:r>
-        <w:t xml:space="preserve">The corrected alternative-polyadenylation analysis is coverage-based and does not localise poly(A) sites; 3′-end sequencing would be required for that purpose. Excluding reference skips reduced the</w:t>
+        <w:t xml:space="preserve">The alternative-polyadenylation analysis is coverage-based and does not localise poly(A) sites; 3′-end sequencing would be required for that purpose. In SH-SY5Y the</w:t>
       </w:r>
       <w:r>
         <w:t xml:space="preserve"> </w:t>
@@ -5653,7 +5670,7 @@
         <w:t xml:space="preserve"> </w:t>
       </w:r>
       <w:r>
-        <w:t xml:space="preserve">positive control in SH-SY5Y from a near-complete shift to +0.145 (bootstrap 95% CI +0.085 to +0.205), and the control then falls just below the pre-specified depth filter, so the negative result in that model rests on an assay whose sensitivity could not be demonstrated there. Of the four comparisons in which the corrected analysis could be run, the assay’s own positive control is informative only in the iPSC-derived motor neurons, since it is attenuated in SH-SY5Y and the two mouse lines have no conserved control. The iPSC-derived motor neurons have only two replicates per group, so the interval around their working control is coarse. The analysis identified one moderate candidate gradient in SH-SY5Y, in</w:t>
+        <w:t xml:space="preserve">positive control shifted only moderately (+0.145, bootstrap 95% CI +0.085 to +0.205) and falls just below the pre-specified depth filter, so the negative result in that model rests on an assay whose sensitivity could not be demonstrated there. Of the four comparisons in which the analysis could be run, the assay’s own positive control is informative only in the iPSC-derived motor neurons, since it is attenuated in SH-SY5Y and the two mouse lines have no conserved control. The iPSC-derived motor neurons have only two replicates per group, so the interval around their working control is coarse. The analysis identified one moderate candidate gradient in SH-SY5Y, in</w:t>
       </w:r>
       <w:r>
         <w:t xml:space="preserve"> </w:t>
@@ -5735,7 +5752,7 @@
         <w:t xml:space="preserve"> </w:t>
       </w:r>
       <w:r>
-        <w:t xml:space="preserve">splicing identify candidate explanations, but they do not establish protein stoichiometry or a single causal RNA switch. Corrected APA and conservative NMD analyses do not provide confirmatory evidence that SOCE-machinery genes are direct targets of those pathways. In ALS tissue,</w:t>
+        <w:t xml:space="preserve">splicing identify candidate explanations, but they do not establish protein stoichiometry or a single causal RNA switch. Coverage-based APA and conservative NMD analyses do not provide confirmatory evidence that SOCE-machinery genes are direct targets of those pathways. In ALS tissue,</w:t>
       </w:r>
       <w:r>
         <w:t xml:space="preserve"> </w:t>
@@ -7138,13 +7155,13 @@
           <w:b/>
           <w:bCs/>
         </w:rPr>
-        <w:t xml:space="preserve">Figure 5. Specificity of the cryptic calls and the corrected alternative-polyadenylation analysis.</w:t>
-      </w:r>
-      <w:r>
-        <w:t xml:space="preserve"> </w:t>
-      </w:r>
-      <w:r>
-        <w:t xml:space="preserve">(A) Positive-control genes recovered in each human comparison under the permissive definition, with FUS and TAF15 knockdown as controls; the mouse comparisons are omitted because the literature controls are human cryptic events that are not conserved in mouse. (B) Depth-qualified intronic and distal 3′-terminal usage estimates in the corrected SH-SY5Y analysis; the</w:t>
+        <w:t xml:space="preserve">Figure 5. Specificity of the cryptic calls and the coverage-based alternative-polyadenylation analysis.</w:t>
+      </w:r>
+      <w:r>
+        <w:t xml:space="preserve"> </w:t>
+      </w:r>
+      <w:r>
+        <w:t xml:space="preserve">(A) Positive-control genes recovered in each human comparison under the permissive definition, with FUS and TAF15 knockdown as controls; the mouse comparisons are omitted because the literature controls are human cryptic events that are not conserved in mouse. (B) Depth-qualified intronic and distal 3′-terminal usage estimates in SH-SY5Y; the</w:t>
       </w:r>
       <w:r>
         <w:t xml:space="preserve"> </w:t>
@@ -7210,7 +7227,7 @@
         <w:t xml:space="preserve"> </w:t>
       </w:r>
       <w:r>
-        <w:t xml:space="preserve">(A) TARDBP mRNA in non-transduced cells, non-targeting shRNA controls and shTDP-43 cells (2^−ΔΔCt, n = 4; one-way ANOVA on log2 values with Tukey’s test). (B) Relative mRNA of the four SOCE-associated targets (n = 4; two-tailed t-tests). (C) WST-1 viability at 24 h and 48 h (n = 4 wells). (D) Representative Fura-2 traces for a control and a knockdown sample: SERCA inhibition with 10 µM cyclopiazonic acid in Ca²⁺-free medium, then re-addition of 1.5 mM CaCl₂. (E) Group data for the two phases, as Δ(F340/F380) relative to the preceding baseline (n = 3 independent cultures per group). Bars are mean ± SEM with individual values; ** p &lt; 0.01, *** p &lt; 0.001, **** p &lt; 0.0001.</w:t>
+        <w:t xml:space="preserve">(A) TARDBP mRNA in non-transduced cells, non-targeting shRNA controls and shTDP-43 cells (2^−ΔΔCt, n = 4; one-way ANOVA on log2 values with Tukey’s test). (B) Relative mRNA of the four SOCE-associated targets in shTDP-43 cells, relative to the non-targeting shRNA control (n = 4; two-tailed t-tests). (C) WST-1 viability at 24 h and 48 h, as a percentage of the non-targeting shRNA control (n = 4 wells). (D) Representative Fura-2 traces for a non-targeting shRNA control and a shTDP-43 sample: SERCA inhibition with 10 µM cyclopiazonic acid in Ca²⁺-free medium, then re-addition of 1.5 mM CaCl₂. (E) Group data for the two phases, as Δ(F340/F380) relative to the preceding baseline (n = 3 independent cultures per group). Bars are mean ± SEM with individual values; ** p &lt; 0.01, *** p &lt; 0.001, **** p &lt; 0.0001.</w:t>
       </w:r>
     </w:p>
     <w:p>
@@ -7595,7 +7612,7 @@
         <w:t xml:space="preserve"> </w:t>
       </w:r>
       <w:r>
-        <w:t xml:space="preserve">Depth-qualified intronic polyadenylation and 3′UTR usage estimates from the corrected analysis in all four comparisons, with the genomic windows of every unit; these are coverage gradients, not direct poly(A)-site calls.</w:t>
+        <w:t xml:space="preserve">Depth-qualified intronic polyadenylation and 3′UTR usage estimates in all four comparisons, with the genomic windows of every unit; these are coverage gradients, not direct poly(A)-site calls.</w:t>
       </w:r>
     </w:p>
     <w:p>

--- a/manuscript/MANUSCRIPT_v4_SUBMISSION.docx
+++ b/manuscript/MANUSCRIPT_v4_SUBMISSION.docx
@@ -71,7 +71,7 @@
         <w:t xml:space="preserve"> </w:t>
       </w:r>
       <w:r>
-        <w:t xml:space="preserve">Nuclear clearance of TDP-43 is the molecular lesion of approximately 97% of amyotrophic lateral sclerosis (ALS) cases and of about half of frontotemporal lobar degeneration cases. Disturbed intracellular Ca²⁺ handling is well documented in these diseases, but whether TDP-43 loss acts on the store-operated Ca²⁺ entry (SOCE) machinery, and at which level, is unresolved.</w:t>
+        <w:t xml:space="preserve">Nuclear clearance of TDP-43 occurs in about 97% of amyotrophic lateral sclerosis (ALS) and half of frontotemporal lobar degeneration cases. Ca²⁺ handling is disturbed in these diseases, but whether TDP-43 loss affects the store-operated Ca²⁺ entry (SOCE) machinery, and at which level, is unresolved.</w:t>
       </w:r>
     </w:p>
     <w:p>
@@ -89,7 +89,7 @@
         <w:t xml:space="preserve"> </w:t>
       </w:r>
       <w:r>
-        <w:t xml:space="preserve">We reanalysed six public RNA-seq comparisons of TDP-43 depletion (human and mouse; 38 libraries) with DESeq2 and rMATS, applying coverage filters, replicate-level percent-spliced-in, bootstrap intervals and leave-one-out checks to candidate events, and examined isoform usage with Salmon, IsoformSwitchAnalyzeR, DRIMSeq, stageR, LeafCutter and SUPPA2. Annotation-free junction analysis covered eleven comparisons, including FUS and TAF15 knockdown controls. Coverage-based intronic and 3′-terminal usage indices and an independent NMD-interaction dataset were analysed as exploratory tests. In a separate SH-SY5Y knockdown experiment, target mRNAs were measured by RT-qPCR, cytosolic Ca²⁺ by Fura-2/AM and viability by WST-1. Candidate genes were examined in ALS post-mortem tissue and in comparison neurological cohorts, with junction-level cryptic</w:t>
+        <w:t xml:space="preserve">We reanalysed six public RNA-seq comparisons of TDP-43 depletion (38 human and mouse libraries), testing candidate splicing events with coverage filters, bootstrap intervals, leave-one-out checks and independent tools. Annotation-free junction analysis covered eleven comparisons, including FUS and TAF15 knockdown controls; alternative polyadenylation (APA) and nonsense-mediated decay (NMD) were explored. In SH-SY5Y cells with shRNA knockdown we measured target mRNAs by RT-qPCR, cytosolic Ca²⁺ by Fura-2/AM and viability by WST-1. Candidate genes were examined in ALS post-mortem and other neurological cohorts, using junction-level cryptic</w:t>
       </w:r>
       <w:r>
         <w:t xml:space="preserve"> </w:t>
@@ -105,7 +105,7 @@
         <w:t xml:space="preserve"> </w:t>
       </w:r>
       <w:r>
-        <w:t xml:space="preserve">inclusion as a sample-level marker of TDP-43 dysfunction.</w:t>
+        <w:t xml:space="preserve">inclusion as a marker of TDP-43 dysfunction.</w:t>
       </w:r>
     </w:p>
     <w:p>
@@ -123,12 +123,6 @@
         <w:t xml:space="preserve"> </w:t>
       </w:r>
       <w:r>
-        <w:t xml:space="preserve">Coverage-supported splicing changes were detected in several SOCE-related genes;</w:t>
-      </w:r>
-      <w:r>
-        <w:t xml:space="preserve"> </w:t>
-      </w:r>
-      <w:r>
         <w:rPr>
           <w:i/>
           <w:iCs/>
@@ -139,7 +133,7 @@
         <w:t xml:space="preserve"> </w:t>
       </w:r>
       <w:r>
-        <w:t xml:space="preserve">was the most reproducible candidate across species and datasets, with</w:t>
+        <w:t xml:space="preserve">was the most reproducible splicing candidate across species;</w:t>
       </w:r>
       <w:r>
         <w:t xml:space="preserve"> </w:t>
@@ -184,7 +178,7 @@
         <w:t xml:space="preserve"> </w:t>
       </w:r>
       <w:r>
-        <w:t xml:space="preserve">supported in the primary model. In the knockdown experiment</w:t>
+        <w:t xml:space="preserve">were supported in the primary model. After knockdown,</w:t>
       </w:r>
       <w:r>
         <w:t xml:space="preserve"> </w:t>
@@ -242,7 +236,7 @@
         <w:t xml:space="preserve"> </w:t>
       </w:r>
       <w:r>
-        <w:t xml:space="preserve">mRNAs increased 1.7- to 3.2-fold, whereas the Fura-2 SOCE response fell from 1.542 ± 0.282 to 0.245 ± 0.083 Δ(F340/F380) (p = 0.0115; n = 3 per group); ER release did not differ (p = 0.299). Composition-adjusted family summaries showed the dominant ORAI2 and ATP2A2 transcripts falling modestly while ORAI3 rose about four-fold and SARAF by about half. Annotation-free analysis recovered canonical cryptic targets, including</w:t>
+        <w:t xml:space="preserve">mRNAs increased 1.7- to 3.2-fold, whereas SOCE fell from 1.542 ± 0.282 to 0.245 ± 0.083 Δ(F340/F380) (p = 0.0115; n = 3 per group) and endoplasmic reticulum (ER) Ca²⁺ release did not differ (p = 0.299). Composition-adjusted transcript summaries showed ORAI3 rising about four-fold and SARAF by about half, while the dominant ORAI2 and ATP2A2 fell modestly. Annotation-free analysis recovered canonical cryptic targets (including</w:t>
       </w:r>
       <w:r>
         <w:t xml:space="preserve"> </w:t>
@@ -271,7 +265,7 @@
         <w:t xml:space="preserve">UNC13A</w:t>
       </w:r>
       <w:r>
-        <w:t xml:space="preserve">, and none of them in FUS or TAF15 knockdown, but no high-confidence cryptic junction in the core SOCE panel of the primary model; exploratory APA and NMD analyses added no confirmed event in the SOCE machinery. In ALS tissue</w:t>
+        <w:t xml:space="preserve">), none in FUS or TAF15 knockdown, but found no high-confidence cryptic junction in the core SOCE panel of the primary model; APA and NMD analyses confirmed no SOCE-machinery event. In ALS tissue</w:t>
       </w:r>
       <w:r>
         <w:t xml:space="preserve"> </w:t>
@@ -319,7 +313,7 @@
         <w:t xml:space="preserve"> </w:t>
       </w:r>
       <w:r>
-        <w:t xml:space="preserve">decreased in six of seven brain regions, and</w:t>
+        <w:t xml:space="preserve">decreased in six of seven brain regions, whereas</w:t>
       </w:r>
       <w:r>
         <w:t xml:space="preserve"> </w:t>
@@ -335,7 +329,7 @@
         <w:t xml:space="preserve"> </w:t>
       </w:r>
       <w:r>
-        <w:t xml:space="preserve">moved the other way in every comparison cohort. Cryptic</w:t>
+        <w:t xml:space="preserve">moved the other way in all comparison cohorts. Cryptic</w:t>
       </w:r>
       <w:r>
         <w:t xml:space="preserve"> </w:t>
@@ -351,7 +345,7 @@
         <w:t xml:space="preserve"> </w:t>
       </w:r>
       <w:r>
-        <w:t xml:space="preserve">inclusion followed the regional distribution of TDP-43 pathology but did not correlate with</w:t>
+        <w:t xml:space="preserve">inclusion tracked TDP-43 pathology regionally but did not correlate with</w:t>
       </w:r>
       <w:r>
         <w:t xml:space="preserve"> </w:t>
@@ -385,7 +379,7 @@
         <w:t xml:space="preserve"> </w:t>
       </w:r>
       <w:r>
-        <w:t xml:space="preserve">TDP-43 knockdown is associated with a large reduction in Fura-2-measured SOCE and with altered expression and splicing of calcium-regulatory genes in SH-SY5Y cells. The data do not identify a single causal RNA switch, establish protein-level stoichiometry, or show that the ALS-tissue associations are driven by TDP-43 loss.</w:t>
+        <w:t xml:space="preserve">TDP-43 knockdown is associated with reduced SOCE and altered expression and splicing of calcium-regulatory genes in SH-SY5Y cells, but no single causal RNA switch was identified, and the ALS-tissue associations are not shown to arise from TDP-43 loss.</w:t>
       </w:r>
       <w:r>
         <w:t xml:space="preserve"> </w:t>
@@ -417,7 +411,7 @@
         <w:t xml:space="preserve"> </w:t>
       </w:r>
       <w:r>
-        <w:t xml:space="preserve">are prioritised for targeted follow-up.</w:t>
+        <w:t xml:space="preserve">are priorities for follow-up.</w:t>
       </w:r>
     </w:p>
     <w:p>
@@ -466,7 +460,7 @@
         <w:t xml:space="preserve">TARDBP</w:t>
       </w:r>
       <w:r>
-        <w:t xml:space="preserve">) is a ubiquitously expressed RNA-binding protein that governs splicing, transcript stability and transport. Nuclear clearance with cytoplasmic accumulation of TDP-43 is found in approximately 97% of ALS cases and about half of frontotemporal lobar degeneration cases (Neumann et al., 2006; Arai et al., 2006; Ling et al., 2013), and in limbic-predominant age-related TDP-43 encephalopathy (Nelson et al., 2019), making TDP-43 dysfunction one of the few molecular events shared across otherwise distinct neurodegenerative syndromes.</w:t>
+        <w:t xml:space="preserve">) is a ubiquitously expressed RNA-binding protein that governs splicing, transcript stability and transport. Nuclear clearance with cytoplasmic accumulation of TDP-43 is found in approximately 97% of amyotrophic lateral sclerosis (ALS) cases and about half of frontotemporal lobar degeneration cases (Neumann et al., 2006; Arai et al., 2006; Ling et al., 2013), and in limbic-predominant age-related TDP-43 encephalopathy (Nelson et al., 2019), making TDP-43 dysfunction one of the few molecular events shared across otherwise distinct neurodegenerative syndromes.</w:t>
       </w:r>
     </w:p>
     <w:p>
@@ -514,7 +508,7 @@
         <w:pStyle w:val="BodyText"/>
       </w:pPr>
       <w:r>
-        <w:t xml:space="preserve">Disturbed intracellular Ca²⁺ homeostasis is a longstanding feature of ALS. Motor neurons are notable for low cytosolic Ca²⁺-buffering capacity, and Ca²⁺-dependent excitotoxicity, mitochondrial dysfunction and ER stress have all been implicated. Store-operated Ca²⁺ entry — the STIM1/ORAI-mediated influx triggered by ER store depletion (Putney, 2010; Prakriya and Lewis, 2015), with contributions from TRPC channels (Ambudkar et al., 2007) — is a principal route of Ca²⁺ entry in non-excitable and many excitable cells. ORAI2 and ORAI3 can form heteromers with ORAI1 and restrain SOCE (Vaeth et al., 2017; Yoast et al., 2020), and SARAF facilitates slow Ca²⁺-dependent inactivation of SOCE (Palty et al., 2012) and, in SH-SY5Y cells, restrains store-independent arachidonate-regulated Ca²⁺ entry (Albarran et al., 2016). Disease-associated TDP-43 has been reported to disrupt VAPB–PTPIP51 tethering and thereby ER–mitochondrial Ca²⁺ transfer (Stoica et al., 2014), but whether TDP-43 loss affects the SOCE pathway itself, and whether it does so through RNA processing, has not been examined systematically.</w:t>
+        <w:t xml:space="preserve">Disturbed intracellular Ca²⁺ homeostasis is a longstanding feature of ALS. Vulnerable motor neurons are notable for low cytosolic Ca²⁺-buffering capacity (Grosskreutz et al., 2010), and Ca²⁺-dependent excitotoxicity, mitochondrial dysfunction and endoplasmic reticulum (ER) stress have all been implicated. Store-operated Ca²⁺ entry (SOCE) — the STIM1/ORAI-mediated influx triggered by ER store depletion (Putney, 2010; Prakriya and Lewis, 2015), with contributions from canonical transient receptor potential (TRPC) channels (Ambudkar et al., 2007) — is a principal route of Ca²⁺ entry in non-excitable and many excitable cells, and in a human neuroblastoma cell line it depends on TRPC1 (Selvaraj et al., 2012). STIMATE promotes the conformational switch that activates STIM1 (Jing et al., 2015); ORAI2 and ORAI3 can form heteromers with ORAI1 and restrain SOCE (Vaeth et al., 2017; Yoast et al., 2020), and SARAF facilitates slow Ca²⁺-dependent inactivation of SOCE (Palty et al., 2012) and, in SH-SY5Y cells, restrains store-independent arachidonate-regulated Ca²⁺ entry (Albarran et al., 2016). Disease-associated TDP-43 has been reported to disrupt VAPB–PTPIP51 tethering and thereby ER–mitochondrial Ca²⁺ transfer (Stoica et al., 2014), but whether TDP-43 loss affects the SOCE pathway itself, and whether it does so through RNA processing, has not been examined systematically.</w:t>
       </w:r>
     </w:p>
     <w:p>
@@ -557,7 +551,7 @@
         <w:pStyle w:val="FirstParagraph"/>
       </w:pPr>
       <w:r>
-        <w:t xml:space="preserve">Six comparisons with paired controls and publicly available raw reads were selected for the expression and event-level splicing analyses: SH-SY5Y (GSE296712), iPSC colonies (GSE230647), iPSC-derived motor neurons (GSE77702), mouse striatum (GSE27394/GSE27218), and mouse C2C12 and NSC34 (GSE171714/SRP314028) — 38 libraries in total, counting the pooled technical fragments of GSE27394 as one library per biological replicate. Two further comparisons, K562 total RNA and poly(A)+ mRNA (ENCODE ENCSR372DZW/ENCSR455TNF and ENCSR129RWD/ENCSR134JRE), were added for the annotation-free junction analysis only (Section 2.5) and were not processed with rMATS or DESeq2. Inclusion required a condition reducing TARDBP expression or TDP-43 protein, at least two biological replicates and open raw reads, and for the human datasets the ability to evaluate</w:t>
+        <w:t xml:space="preserve">Six comparisons with paired controls and publicly available raw reads were selected for the expression and event-level splicing analyses: SH-SY5Y (GSE296712), induced pluripotent stem cell (iPSC) colonies (GSE230647; Hruska-Plochan et al., 2024), iPSC-derived motor neurons (GSE77702; Kapeli et al., 2016), mouse striatum (GSE27394/GSE27218; Polymenidou et al., 2011), and mouse C2C12 and NSC34 (GSE171714/SRP314028; Šušnjar et al., 2022) — 38 libraries in total, counting the pooled technical fragments of GSE27394 as one library per biological replicate. Two further comparisons, K562 total RNA and poly(A)+ mRNA (ENCODE ENCSR372DZW/ENCSR455TNF and ENCSR129RWD/ENCSR134JRE; Van Nostrand et al., 2020), were added for the annotation-free junction analysis only (Section 2.5) and were not processed with rMATS or DESeq2. Inclusion required a condition reducing TARDBP expression or TDP-43 protein, at least two biological replicates and open raw reads, and for the human datasets the ability to evaluate</w:t>
       </w:r>
       <w:r>
         <w:t xml:space="preserve"> </w:t>
@@ -727,7 +721,7 @@
         <w:t xml:space="preserve"> </w:t>
       </w:r>
       <w:r>
-        <w:t xml:space="preserve">for skipped exons, alternative 5′ and 3′ splice sites, mutually exclusive exons and retained introns, using both junction-count (JC) and junction+exon-body (JCEC) models. Events were called at FDR &lt; 0.05 with |ΔPSI| ≥ 0.10.</w:t>
+        <w:t xml:space="preserve">for skipped exons, alternative 5′ and 3′ splice sites, mutually exclusive exons and retained introns, using both junction-count (JC) and junction+exon-body (JCEC) models. Events were called at a false discovery rate (FDR) &lt; 0.05 with an absolute change in percent spliced in (|ΔPSI|) ≥ 0.10.</w:t>
       </w:r>
     </w:p>
     <w:p>
@@ -897,7 +891,7 @@
         <w:t xml:space="preserve">ATP2A3</w:t>
       </w:r>
       <w:r>
-        <w:t xml:space="preserve">), we further computed (i) per-replicate PSI from raw IJC/SJC counts, (ii) replicate-level bootstrap 95% confidence intervals for ΔPSI (20,000 resamples for the</w:t>
+        <w:t xml:space="preserve">), we further computed (i) per-replicate PSI from raw inclusion and skipping junction counts (IJC/SJC), (ii) replicate-level bootstrap 95% confidence intervals for ΔPSI (20,000 resamples for the</w:t>
       </w:r>
       <w:r>
         <w:t xml:space="preserve"> </w:t>
@@ -913,7 +907,23 @@
         <w:t xml:space="preserve"> </w:t>
       </w:r>
       <w:r>
-        <w:t xml:space="preserve">analysis of Section 3.1; 10,000 for the SOCE candidate events of Section 3.2), and (iii) leave-one-out ΔPSI, removing each replicate in turn. Group assignment (b1 = knockdown, b2 = control) was verified from the labelled group files of GSE27394. Exon coordinates taken from rMATS output are reported here as 1-based, inclusive intervals.</w:t>
+        <w:t xml:space="preserve">analysis of Section 3.1; 10,000 for the SOCE candidate events of Section 3.2), and (iii) leave-one-out ΔPSI, removing each replicate in turn. Group assignment (b1 = knockdown, b2 = control) was verified from the labelled group files of GSE27394. Exon coordinates taken from rMATS output are reported here as 1-based, inclusive intervals. For the 24-nucleotide</w:t>
+      </w:r>
+      <w:r>
+        <w:t xml:space="preserve"> </w:t>
+      </w:r>
+      <w:r>
+        <w:rPr>
+          <w:i/>
+          <w:iCs/>
+        </w:rPr>
+        <w:t xml:space="preserve">STIM2</w:t>
+      </w:r>
+      <w:r>
+        <w:t xml:space="preserve"> </w:t>
+      </w:r>
+      <w:r>
+        <w:t xml:space="preserve">exon whose inclusion produces STIM2.1 (Section 3.3), the rMATS ΔPSI of the six datasets were combined by fixed-effect inverse-variance meta-analysis; the variance of each estimate was the between-replicate variance of PSI divided by the number of replicates, summed over the two groups; heterogeneity was assessed with Cochran’s Q and I² (Supplementary Table S15).</w:t>
       </w:r>
     </w:p>
     <w:p>
@@ -939,7 +949,7 @@
         <w:pStyle w:val="FirstParagraph"/>
       </w:pPr>
       <w:r>
-        <w:t xml:space="preserve">Transcript-level quantification used Salmon v1.11.4 (Patro et al., 2017) against an index built from the comprehensive GENCODE v47 transcript set (384,354 transcripts). Transcript estimates were aggregated to genes with the transcript-to-gene map of the same comprehensive annotation. The map of the basic annotation covers only 157,588 of those transcripts and would discard 26% of the transcripts per million at the aggregation step, so it was not used for any gene-level summary. Differential isoform usage was assessed with IsoformSwitchAnalyzeR v2.6.0 (Vitting-Seerup and Sandelin, 2019), DRIMSeq v1.34.0 (Nowicka and Robinson, 2016) and stageR v1.28.0 (Van den Berge et al., 2017), including open reading frame, premature termination codon/NMD prediction and protein domain consequence. As an annotation-independent comparison, LeafCutter v0.2.9 (Li et al., 2018) was run on the same alignments, and SUPPA2 v2.3 (Trincado et al., 2018) was run on the three control and three 75 ng/mL libraries as a check of method concordance.</w:t>
+        <w:t xml:space="preserve">Transcript-level quantification used Salmon v1.11.4 (Patro et al., 2017) against an index built from the comprehensive GENCODE v47 transcript set (384,354 transcripts). Transcript estimates were aggregated to genes with the transcript-to-gene map of the same comprehensive annotation. The map of the basic annotation covers only 157,588 of those transcripts and would discard 26% of the transcripts per million at the aggregation step, so it was not used for any gene-level summary. Differential isoform usage was assessed with IsoformSwitchAnalyzeR v2.6.0 (Vitting-Seerup and Sandelin, 2019), DRIMSeq v1.34.0 (Nowicka and Robinson, 2016) and stageR v1.28.0 (Van den Berge et al., 2017), including prediction of open reading frames, premature termination codons, sensitivity to nonsense-mediated decay (NMD) and protein-domain consequences. As an annotation-independent comparison, LeafCutter v0.2.9 (Li et al., 2018) was run on the same alignments, and SUPPA2 v2.3 (Trincado et al., 2018) was run on the three control and three 75 ng/mL libraries as a check of method concordance.</w:t>
       </w:r>
     </w:p>
     <w:bookmarkEnd w:id="14"/>
@@ -969,7 +979,7 @@
         <w:t xml:space="preserve">junctions extract -s XS -a 8 -m 50 -M 1000000</w:t>
       </w:r>
       <w:r>
-        <w:t xml:space="preserve">). The second was produced with an in-house extractor that parses N operations from the CIGAR string and additionally requires MAPQ ≥ 30, primary non-duplicate alignment, an 8 bp matched anchor on both sides, and an intron length between 50 and 500,000 bp. Junctions are reported as 1-based, intron-inclusive intervals. On the primary SH-SY5Y comparison the two raw sets share 217,550 junctions, counted before strand-independent merging and before the read-support filters below; the sets differ in size because regtools applies no mapping-quality threshold and admits longer introns. All eleven comparisons were run on the regtools set; the SH-SY5Y comparison was run on both, and every conclusion drawn from it holds in each.</w:t>
+        <w:t xml:space="preserve">). The second was produced with an in-house extractor that parses N operations from the CIGAR string and additionally requires a mapping quality (MAPQ) ≥ 30, primary non-duplicate alignment, an 8 bp matched anchor on both sides, and an intron length between 50 and 500,000 bp. Junctions are reported as 1-based, intron-inclusive intervals. On the primary SH-SY5Y comparison the two raw sets share 217,550 junctions, counted before strand-independent merging and before the read-support filters below; the sets differ in size because regtools applies no mapping-quality threshold and admits longer introns. All eleven comparisons were run on the regtools set; the SH-SY5Y comparison was run on both, and every conclusion drawn from it holds in each.</w:t>
       </w:r>
     </w:p>
     <w:p>
@@ -977,7 +987,7 @@
         <w:pStyle w:val="BodyText"/>
       </w:pPr>
       <w:r>
-        <w:t xml:space="preserve">Junctions were classified against GENCODE v47 (human) or vM25 (mouse) as annotated, novel combination (both splice sites annotated, the junction not), novel site (one site unannotated), or fully novel. Local splicing variations were defined by shared donor and by shared acceptor, and the share of an LSV’s reads carried by each junction defined its percent-spliced-in. Differences between groups were tested with a beta-binomial likelihood-ratio test using a dataset-wide overdispersion parameter chosen by profile likelihood, with Benjamini–Hochberg correction across all tested junctions, and replicate-level bootstrap 95% confidence intervals (2,000 resamples). An LSV required at least 20 reads per sample on average and non-zero coverage in every sample; a junction required at least 5 reads in at least one sample.</w:t>
+        <w:t xml:space="preserve">Junctions were classified against GENCODE v47 (human) or vM25 (mouse) as annotated, novel combination (both splice sites annotated, the junction not), novel site (one site unannotated), or fully novel. Local splicing variations (LSVs) were defined by shared donor and by shared acceptor, and the share of an LSV’s reads carried by each junction defined its percent-spliced-in. Differences between groups were tested with a beta-binomial likelihood-ratio test using a dataset-wide overdispersion parameter chosen by profile likelihood, with Benjamini–Hochberg correction across all tested junctions, and replicate-level bootstrap 95% confidence intervals (2,000 resamples). An LSV required at least 20 reads per sample on average and non-zero coverage in every sample; a junction required at least 5 reads in at least one sample.</w:t>
       </w:r>
     </w:p>
     <w:p>
@@ -1061,7 +1071,7 @@
         <w:pStyle w:val="FirstParagraph"/>
       </w:pPr>
       <w:r>
-        <w:t xml:space="preserve">Cryptic polyadenylation was assessed from coverage rather than from junctions. Windows were built for 696 genes: those of the 732-gene expanded Ca²⁺ panel for which annotated introns and terminal exons could be retrieved, together with the cryptic positive controls. Introns were taken as the gaps between the merged exons of all basic-annotation transcripts of a gene and numbered in the direction of transcription; these unit numbers need not match canonical intron numbers (the</w:t>
+        <w:t xml:space="preserve">Alternative and cryptic polyadenylation (APA) were assessed from coverage rather than from junctions. Windows were built for 696 genes: those of the 732-gene expanded Ca²⁺ panel for which annotated introns and terminal exons could be retrieved, together with the cryptic positive controls. Introns were taken as the gaps between the merged exons of all basic-annotation transcripts of a gene and numbered in the direction of transcription; these unit numbers need not match canonical intron numbers (the</w:t>
       </w:r>
       <w:r>
         <w:t xml:space="preserve"> </w:t>
@@ -1163,13 +1173,13 @@
           <w:b/>
           <w:bCs/>
         </w:rPr>
-        <w:t xml:space="preserve">distal 3′UTR usage index</w:t>
-      </w:r>
-      <w:r>
-        <w:t xml:space="preserve"> </w:t>
-      </w:r>
-      <w:r>
-        <w:t xml:space="preserve">is the distal half’s share of the terminal exon, following the logic of DaPars (Xia et al., 2014). Both indices are reported as point estimates with bootstrap intervals obtained by complete enumeration of the replicate combinations rather than by sampling: 3⁶ = 729 combinations for the three-versus-three comparisons and 2⁴ = 16 for the two-versus-two iPSC-derived motor neurons, where the interval is correspondingly coarse. No p or q values are produced. A unit was retained only if the summed depth of its two windows was at least 3 in every sample.</w:t>
+        <w:t xml:space="preserve">distal 3′ untranslated region (3′UTR) usage index</w:t>
+      </w:r>
+      <w:r>
+        <w:t xml:space="preserve"> </w:t>
+      </w:r>
+      <w:r>
+        <w:t xml:space="preserve">is the distal half’s share of the terminal exon, following the logic of DaPars (Xia et al., 2014). Both indices are reported as point estimates with bootstrap intervals obtained by complete enumeration of the replicate combinations rather than by sampling: 3⁶ = 729 combinations for the three-versus-three comparisons and 2⁴ = 16 for the two-versus-two iPSC-derived motor neurons, where the interval is correspondingly coarse. No p or q values are produced. A unit was retained only if, in every sample, the mean per-base depths of its two windows summed to at least 3.</w:t>
       </w:r>
     </w:p>
     <w:bookmarkEnd w:id="17"/>
@@ -1187,7 +1197,7 @@
         <w:pStyle w:val="FirstParagraph"/>
       </w:pPr>
       <w:r>
-        <w:t xml:space="preserve">Gene-level counts were obtained from GSE307054 (i3Neurons; TDP-43 knockdown crossed with knockdown of XRN1, UPF1 and SMG6 in four combinations, two replicates each) and normalised with the authors’ size factors. Sequencing batch is confounded with TDP-43 status in that design, so the interaction was formed as a difference of within-batch differences:</w:t>
+        <w:t xml:space="preserve">Gene-level counts were obtained from GSE307054 (Sinha et al., 2025; i3Neurons; TDP-43 knockdown crossed with knockdown of XRN1, UPF1 and SMG6 in four combinations, two replicates each) and normalised with the authors’ size factors. Sequencing batch is confounded with TDP-43 status in that design, so the interaction was formed as a difference of within-batch differences:</w:t>
       </w:r>
     </w:p>
     <w:p>
@@ -1199,7 +1209,7 @@
           <w:i/>
           <w:iCs/>
         </w:rPr>
-        <w:t xml:space="preserve">interaction(c) = [log2(TDP-43 KD + NMD inhibition c) − log2(TDP-43 KD)] − [log2(control + NMD inhibition c) − log2(control)]</w:t>
+        <w:t xml:space="preserve">interaction(c) = [log2(TDP-43 knockdown + NMD inhibition c) − log2(TDP-43 knockdown)] − [log2(control + NMD inhibition c) − log2(control)]</w:t>
       </w:r>
     </w:p>
     <w:p>
@@ -1444,7 +1454,7 @@
         <w:t xml:space="preserve">covariate-matched empirical null</w:t>
       </w:r>
       <w:r>
-        <w:t xml:space="preserve">: for each panel gene, the 25 nearest background genes in the space of log event count (a proxy for gene length and testability) and log total read support (a proxy for expression) were identified, and 5,000 permutations were drawn from these matched pools. The matched permutation p-value is reported as the primary result, because detection power for splicing events scales with gene length and expression and Ca²⁺ channel genes lie at the extreme of both distributions.</w:t>
+        <w:t xml:space="preserve">: for each panel gene, the 25 nearest background genes in the space of log event count (a proxy for gene length and testability) and log total read support (a proxy for expression) were identified, and 5,000 permutations were drawn from these matched pools. The matched permutation p-value is reported as the primary result, because detection power for splicing events scales with gene length and expression and Ca²⁺ channel genes lie at the extreme of both distributions. Neither p value is corrected across the 24 combinations of dataset and panel.</w:t>
       </w:r>
     </w:p>
     <w:bookmarkEnd w:id="19"/>
@@ -1478,7 +1488,7 @@
         <w:t xml:space="preserve"> </w:t>
       </w:r>
       <w:r>
-        <w:t xml:space="preserve">rose from 1,857 to 10,675 TPM and ribosomal-protein and mitochondrially encoded transcripts also took a larger share, so that the median gene expressed in both groups (mean TPM &gt; 5) had 24% lower TPM than in controls. Before conditions were compared, each library’s TPM was therefore divided by a median-of-ratios factor computed over the 13,907 genes with TPM &gt; 1 in all six libraries, the normalisation principle of DESeq2; after this adjustment gene-level changes agreed with the DESeq2 fold changes (median difference −0.02 log2 units). For each functional family (STIM, ORAI, SERCA, TRPC, SOCE regulators, mitochondrial Ca²⁺ uptake, PMCA) we computed each member’s share of the family total in control cells and the change in its adjusted TPM. Fold changes and adjusted p-values for the same genes come from DESeq2 applied to the gene-level Salmon counts of the same six libraries. These summaries remain transcript-level measures and are not estimates of absolute molecule number, protein abundance or complex stoichiometry.</w:t>
+        <w:t xml:space="preserve">rose from 1,857 to 10,675 TPM and ribosomal-protein and mitochondrially encoded transcripts also took a larger share, so that the median gene expressed in both groups (mean TPM &gt; 5) had 24% lower TPM than in controls. Before conditions were compared, each library’s TPM was therefore divided by a median-of-ratios factor computed over the 13,907 genes with TPM &gt; 1 in all six libraries, the normalisation principle of DESeq2; after this adjustment gene-level changes agreed with the DESeq2 fold changes (median difference −0.02 log2 units). For each functional family (STIM, ORAI, sarco/endoplasmic reticulum Ca²⁺-ATPase [SERCA], TRPC, SOCE regulators, mitochondrial Ca²⁺ uptake and plasma-membrane Ca²⁺-ATPase [PMCA]) we computed each member’s share of the family total in control cells and the change in its adjusted TPM. Fold changes and adjusted p-values for the same genes come from DESeq2 applied to the gene-level Salmon counts of the same six libraries. These summaries remain transcript-level measures and are not estimates of absolute molecule number, protein abundance or complex stoichiometry.</w:t>
       </w:r>
     </w:p>
     <w:bookmarkEnd w:id="20"/>
@@ -1496,7 +1506,7 @@
         <w:pStyle w:val="FirstParagraph"/>
       </w:pPr>
       <w:r>
-        <w:t xml:space="preserve">ALS post-mortem RNA-seq was taken from the NYGC ALS Consortium/Target ALS collection (GSE153960; Prudencio et al., 2020; 1,641 samples with metadata after filtering). After a low-expression filter (CPM &gt; 0.40), comparisons used log2 CPM with per-sample median centring, Mann–Whitney U tests, Benjamini–Hochberg correction within each region and Cliff’s δ as effect size (Cliff, 1993). Ten regions were analysed at the expression level: seven brain regions (cerebellum; frontal, occipital and temporal cortex; lateral and medial motor cortex; hippocampus) and three spinal cord levels (cervical, thoracic, lumbar). The junction-level analysis of Section 3.10 covers eleven regions, adding motor cortex of unspecified subdivision. Within the same cohort, the</w:t>
+        <w:t xml:space="preserve">ALS post-mortem RNA-seq was taken from the New York Genome Center (NYGC) ALS Consortium/Target ALS collection (GSE153960; Prudencio et al., 2020; 1,641 samples with metadata after filtering). After a low-expression filter (counts per million [CPM] &gt; 0.40), comparisons used log2 CPM with per-sample median centring, Mann–Whitney U tests, Benjamini–Hochberg correction within each region and Cliff’s δ as effect size (Cliff, 1993). Ten regions were analysed at the expression level: seven brain regions (cerebellum; frontal, occipital and temporal cortex; lateral and medial motor cortex; hippocampus) and three spinal cord levels (cervical, thoracic, lumbar). The junction-level analysis of Section 3.10 covers eleven regions, adding motor cortex of unspecified subdivision. Within the same cohort, the</w:t>
       </w:r>
       <w:r>
         <w:t xml:space="preserve"> </w:t>
@@ -1532,7 +1542,7 @@
         <w:pStyle w:val="BodyText"/>
       </w:pPr>
       <w:r>
-        <w:t xml:space="preserve">Independent cohorts were analysed identically: Alzheimer’s disease (GSE125583, fusiform gyrus, 219 cases/70 controls), Parkinson’s disease (GSE68719, BA9, 29/44) and multiple sclerosis (GSE138614, white matter, 10 MS/5 control donors, 98 samples; GSE123496, five brain regions, 5/5 donors). GSE138614 is white matter, whereas the ALS, Alzheimer’s and Parkinson’s comparisons are predominantly grey matter; the tissue compartment therefore differs and is not controlled for. For multiple sclerosis, because TRPC1 is expressed in oligodendrocytes and oligodendrocyte precursors, two additional controls were applied: analysis restricted to normal-appearing white matter, in which myelin markers are preserved, and regression of TRPC1 on MBP, PLP1 and GFAP with testing of the residuals. Several GSE138614 samples come from the same donor, so the lesion-type and normal-appearing white matter comparisons were run both at sample level and after averaging within donors; the donor-level values are the ones reported.</w:t>
+        <w:t xml:space="preserve">Independent cohorts were analysed identically: Alzheimer’s disease (GSE125583, fusiform gyrus, 219 cases/70 controls; Srinivasan et al., 2020), Parkinson’s disease (GSE68719, prefrontal cortex, Brodmann area 9 [BA9], 29/44; Dumitriu et al., 2016) and multiple sclerosis (MS; GSE138614, white matter, 10 MS/5 control donors, 98 samples; Elkjaer et al., 2019; and GSE123496, five brain regions, 5/5 donors; Voskuhl et al., 2019). GSE138614 is white matter, whereas the ALS, Alzheimer’s and Parkinson’s comparisons are predominantly grey matter; the tissue compartment therefore differs and is not controlled for. For multiple sclerosis, TRPC1 contributes to SOCE in oligodendrocyte precursor cells (Paez et al., 2011), so a fall in TRPC1 could reflect loss of oligodendrocyte-lineage cells; two additional controls were therefore applied: analysis restricted to normal-appearing white matter, in which myelin markers are preserved, and regression of TRPC1 on MBP, PLP1 and GFAP with testing of the residuals. Several GSE138614 samples come from the same donor, so the lesion-type and normal-appearing white matter comparisons were run both at sample level and after averaging within donors; both are reported, and the donor-level values, which count each donor once, are treated as primary.</w:t>
       </w:r>
     </w:p>
     <w:p>
@@ -1582,7 +1592,7 @@
         <w:pStyle w:val="FirstParagraph"/>
       </w:pPr>
       <w:r>
-        <w:t xml:space="preserve">SH-SY5Y cells were maintained in DMEM/F12 with L-glutamine and 15 mM HEPES, 10% FBS and penicillin–streptomycin, and were mycoplasma-tested. TARDBP was silenced with a pLKO.1-TRC lentiviral shRNA; particles were produced in HEK293T cells and transduced cells selected with puromycin. Three groups were compared: non-transduced cells, a non-targeting (scrambled) shRNA control and shTDP-43. TARDBP knockdown was measured against both control groups; the target-gene RT-qPCR, Fura-2 and WST-1 experiments compared shTDP-43 cells with the non-targeting shRNA control. Lentiviral work followed institutional biosafety rules.</w:t>
+        <w:t xml:space="preserve">SH-SY5Y cells were maintained in DMEM/F12 with L-glutamine and 15 mM HEPES (Gibco, cat. no. 11330032) supplemented with 10% fetal bovine serum (FBS) and 1% MEM non-essential amino acids, at 37 °C in 5% CO₂, and were tested for mycoplasma by PCR and by a luminescence assay. TARDBP was silenced with a pLKO.1-TRC lentiviral short hairpin RNA (shRNA; Dharmacon TRC Lentiviral shRNA, cat. no. RHS3979); a non-targeting shRNA in the same vector served as control. Lentiviral particles were produced in HEK293T cells co-transfected with 1 µg transfer plasmid, 750 ng psPAX2 (Addgene 12260) and 250 ng pMD2.G (Addgene 12259) using LipoFectMax (ABP Biosciences; 3 µL per µg DNA); supernatants were collected 48 and 72 h after transfection, cleared by centrifugation, passed through a 0.45 µm filter and stored at −80 °C. SH-SY5Y cells were seeded at 375,000 per well in 6-well plates and transduced overnight with 20% (v/v) viral supernatant in medium containing 8 µg/mL polybrene (Sigma-Aldrich, H9268); the medium was replaced 24 h after transduction. Selection with 2 µg/mL puromycin (Cayman Chemical, 13884; concentration chosen from a kill curve) began no earlier than 24 h after transduction and was complete on day 5, when puromycin-treated non-transduced cells had all died. Three groups were compared: non-transduced cells, a non-targeting (scrambled) shRNA control and shTDP-43. TARDBP knockdown was measured against both control groups; the target-gene reverse-transcription quantitative PCR (RT-qPCR), Fura-2 and WST-1 experiments compared shTDP-43 cells with the non-targeting shRNA control. Lentiviral work followed institutional biosafety rules.</w:t>
       </w:r>
     </w:p>
     <w:bookmarkEnd w:id="22"/>
@@ -1600,7 +1610,19 @@
         <w:pStyle w:val="FirstParagraph"/>
       </w:pPr>
       <w:r>
-        <w:t xml:space="preserve">Total RNA was reverse transcribed and amplified with iTaq Universal SYBR Green Supermix (Bio-Rad, cat. no. 1725121) in 10 µL reactions on a LightCycler 480 II (Roche). Targets and GAPDH were run on the same plate with no-template and no-reverse-transcriptase controls, and specificity was checked from a single melt-curve peak. Relative expression was calculated by the 2^−ΔΔCt method (Livak and Schmittgen, 2001), with non-transduced cells as the calibrator for TARDBP and the non-targeting shRNA control for the target genes (n = 4 biological replicates per group; TARDBP knockdown and the target genes were measured on separate RNA sets, 14 April – 21 May and 3 June – 10 July 2026). Primer sequences, product sizes, annealing temperatures and the thermal cycling profile are given in Supplementary Table S1.</w:t>
+        <w:t xml:space="preserve">Total RNA was isolated with the Total RNA Purification Kit (Norgen Biotek, cat. no. 17200) with on-column DNase I treatment, and samples with A260/A280 &gt; 1.8 were used. cDNA was synthesised from 500 ng total RNA with oligo(dT) priming and the OneScript Plus cDNA Synthesis Kit (abm, cat. no. G236). Reactions of 10 µL, containing 1 µL cDNA and 0.5 µM of each primer, were run with iTaq Universal SYBR Green Supermix (Bio-Rad, cat. no. 1725121) on a LightCycler 480 II (Roche). Targets and GAPDH, the single reference gene, were run on the same plate with no-template and no-reverse-transcriptase controls, and specificity was checked from a single melt-curve peak. Relative expression was calculated by the 2</w:t>
+      </w:r>
+      <w:r>
+        <w:rPr>
+          <w:vertAlign w:val="superscript"/>
+        </w:rPr>
+        <w:t xml:space="preserve">−ΔΔCt</w:t>
+      </w:r>
+      <w:r>
+        <w:t xml:space="preserve"> </w:t>
+      </w:r>
+      <w:r>
+        <w:t xml:space="preserve">method (Livak and Schmittgen, 2001), with non-transduced cells as the calibrator for TARDBP and the non-targeting shRNA control for the target genes (n = 4 biological replicates per group; TARDBP knockdown and the target genes were measured on separate RNA sets, 14 April – 21 May and 3 June – 10 July 2026). Primer sequences, product sizes, annealing temperatures and the thermal cycling profile are given in Supplementary Table S1.</w:t>
       </w:r>
     </w:p>
     <w:bookmarkEnd w:id="23"/>
@@ -1618,7 +1640,7 @@
         <w:pStyle w:val="FirstParagraph"/>
       </w:pPr>
       <w:r>
-        <w:t xml:space="preserve">Non-targeting shRNA control and shTDP-43 cells were measured 72 h after transduction. Cells were seeded in 24-well plates at 40,000 cells per well; the three samples of each group came from three independent cultures. Cells were loaded with 5 µM Fura-2/AM and 0.02% Pluronic F-127 in 1% BSA/HBS for 60 min at 25 °C in the dark and washed three times for 15 min in 1% BSA/HBS. HBS contained 135 mM NaCl, 5.9 mM KCl, 1.2 mM MgCl₂, 1.5 mM CaCl₂, 11.6 mM HEPES, 5 mM NaHCO₃ and 11.5 mM D-glucose (pH 7.3). Cytosolic free Ca²⁺ was followed spectrofluorometrically as the F340/F380 ratio (excitation 340 and 380 nm, emission 510 nm; Grynkiewicz et al., 1985) in a cuvette-based system with perfusion, following the protocol of Selli et al. (2009). Loaded cells were transferred to Ca²⁺-free HBS containing EGTA; SERCA was then inhibited with 10 µM cyclopiazonic acid (Sigma-Aldrich, cat. no. C1530) and the transient rise in F340/F380 was recorded as ER Ca²⁺ release. CaCl₂ was then added to a final concentration of 1.5 mM and the subsequent rise was recorded as store-operated Ca²⁺ entry. Both were quantified as Δ(F340/F380) relative to the respective preceding baseline (n = 3 per group).</w:t>
+        <w:t xml:space="preserve">Non-targeting shRNA control and shTDP-43 cells were measured 72 h after transduction. Cells were seeded in 24-well plates at 40,000 cells per well; the three samples of each group came from three independent cultures. Cells were loaded with 5 µM Fura-2/AM (Invitrogen, F1221) and 0.02% Pluronic F-127 (Invitrogen, P3000MP) in HEPES-buffered saline (HBS) containing 1% bovine serum albumin (BSA) for 60 min at 25 °C in the dark and washed three times for 15 min in 1% BSA/HBS. HBS contained 135 mM NaCl, 5.9 mM KCl, 1.2 mM MgCl₂, 1.5 mM CaCl₂, 11.6 mM HEPES, 5 mM NaHCO₃ and 11.5 mM D-glucose (pH 7.3). Cytosolic free Ca²⁺ was followed spectrofluorometrically as the F340/F380 ratio (excitation 340 and 380 nm, emission 510 nm; Grynkiewicz et al., 1985) on a cuvette-based QM8/2005 spectrofluorometer (Photon Technology International) with peristaltic perfusion, following the protocol of Selli et al. (2009). Loaded cells were transferred to Ca²⁺-free HBS containing 1 mM EGTA; SERCA was then inhibited with 10 µM cyclopiazonic acid (Sigma-Aldrich, cat. no. C1530) and the transient rise in F340/F380 was recorded as ER Ca²⁺ release. CaCl₂ was then added to a final concentration of 1.5 mM and the subsequent rise was recorded as store-operated Ca²⁺ entry. Both were quantified as Δ(F340/F380) relative to the respective preceding baseline (n = 3 per group).</w:t>
       </w:r>
     </w:p>
     <w:bookmarkEnd w:id="24"/>
@@ -1636,7 +1658,7 @@
         <w:pStyle w:val="FirstParagraph"/>
       </w:pPr>
       <w:r>
-        <w:t xml:space="preserve">Viability was measured at 24 h and 48 h with the WST-1 assay, normalised to the mean of the non-targeting shRNA control at the same time point (n = 4 wells).</w:t>
+        <w:t xml:space="preserve">Viability was measured at 24 h and 48 h after seeding with the WST-1 assay (Premix WST-1, Takara Bio, cat. no. MK400). Cells were seeded at 10,000 per well in 100 µL in 96-well plates; at each time point 10 µL reagent was added for 3 h at 37 °C, and absorbance was read at 450 nm against a 620 nm reference on a Varioskan Flash reader (Thermo Scientific). The absorbance of cell-free wells containing medium and reagent was subtracted, and values were normalised to the mean of the non-targeting shRNA control at the same time point (n = 4 wells).</w:t>
       </w:r>
     </w:p>
     <w:bookmarkEnd w:id="25"/>
@@ -1922,7 +1944,7 @@
         <w:t xml:space="preserve">CBARP</w:t>
       </w:r>
       <w:r>
-        <w:t xml:space="preserve">, encoding a suppressor of voltage-gated Ca²⁺ channel activity and Ca²⁺-evoked exocytosis, was the most reproducible candidate: 32 events met both the threshold and the coverage criteria, in five of the six datasets — iPSC colonies, mouse striatum, SH-SY5Y, C2C12 and NSC34 — at the orthologous human chr19 and mouse chr10 loci, with |ΔPSI| from 0.11 to 0.74 (median 0.37) and 61 to 4,559 junction reads per event (median 246; 26 of the 32 above 100 reads; Supplementary Table S3). The locus is therefore affected in every model except the iPSC-derived motor neurons, but the direction is not consistent across models: all three qualifying SH-SY5Y events show reduced inclusion of the rMATS-defined form, whereas the events in mouse striatum and C2C12, all but one of those in NSC34 and most of those in iPSC colonies are positive; the junction-level analysis of Section 3.3 quantifies a different arm of the same locus and is positive in SH-SY5Y. What reproduces is the involvement of the locus, not one directional switch.</w:t>
+        <w:t xml:space="preserve">, encoding a suppressor of voltage-gated Ca²⁺ channel activity and Ca²⁺-evoked exocytosis (Béguin et al., 2014), was the most reproducible candidate: 32 events met both the threshold and the coverage criteria, in five of the six datasets — iPSC colonies, mouse striatum, SH-SY5Y, C2C12 and NSC34 — at the orthologous human chr19 and mouse chr10 loci, with |ΔPSI| from 0.11 to 0.74 (median 0.37) and 61 to 4,559 junction reads per event (median 246; 26 of the 32 above 100 reads; Supplementary Table S3). The locus is therefore affected in every model except the iPSC-derived motor neurons, but the direction is not consistent across models: all three qualifying SH-SY5Y events show reduced inclusion of the rMATS-defined form, whereas the events in mouse striatum and C2C12, all but one of those in NSC34 and most of those in iPSC colonies are positive; the junction-level analysis of Section 3.3 quantifies a different arm of the same locus and is positive in SH-SY5Y. What reproduces is the involvement of the locus, not one directional switch.</w:t>
       </w:r>
       <w:r>
         <w:t xml:space="preserve"> </w:t>
@@ -2650,20 +2672,7 @@
         <w:pStyle w:val="BodyText"/>
       </w:pPr>
       <w:r>
-        <w:t xml:space="preserve">Junction-level data also allowed the</w:t>
-      </w:r>
-      <w:r>
-        <w:t xml:space="preserve"> </w:t>
-      </w:r>
-      <w:r>
-        <w:rPr>
-          <w:i/>
-          <w:iCs/>
-        </w:rPr>
-        <w:t xml:space="preserve">STIM2.1</w:t>
-      </w:r>
-      <w:r>
-        <w:t xml:space="preserve">/STIM2β question to be examined directly. Inclusion of the 24-nucleotide SOAR exon (chr4:27,007,983–27,008,006) was positive in direction in all five TDP-43 comparisons in which it was measurable, but the effect was small and inconsistent: ΔPSI +0.149 in SH-SY5Y at 75 ng/mL (q = 0.033, 20 versus 3 reads), +0.116 at 25 ng/mL (q = 0.14), and +0.020 in iPSC colonies (q = 0.82), the best-powered comparison with 441 versus 281 reads (Supplementary Table S13). The junction-level estimate is larger than the rMATS estimate for the same exon in the same libraries (+0.149 versus +0.059; Supplementary Table S15) because the two are not the same quantity: rMATS combines both flanking junctions and normalises by effective length, whereas the junction-level PSI is the share of the single downstream junction among all junctions leaving that donor, which is the more sensitive and the noisier of the two for a lowly used exon. On either measure the direction is reproducible and the magnitude is too small to support an isoform switch, and the negative conclusion of the meta-analysis stands.</w:t>
+        <w:t xml:space="preserve">One specific mechanism could be tested directly. Inclusion of a 24-nucleotide exon in the STIM–ORAI activating region (SOAR) converts STIM2 into STIM2.1 (STIM2β), an isoform that inhibits SOCE (Miederer et al., 2015; Rana et al., 2015), so increased inclusion upon TDP-43 loss would be a simple route to reduced entry. Measured as an rMATS event, inclusion of the exon was higher in knockdown in five of six datasets, but the fixed-effect meta-analysis estimate was negligible (pooled ΔPSI +0.0013, 95% CI −0.022 to +0.024; p = 0.914; Supplementary Table S15). The three mouse datasets carry 86% of the weight, but the human datasets alone give the same answer (+0.031, 95% CI −0.030 to +0.091; p = 0.32), and the estimates are not heterogeneous (Cochran’s Q = 4.84, 5 df, p = 0.44; I² = 0%). At junction level, inclusion of the SOAR exon (chr4:27,007,983–27,008,006) was positive in direction in all five TDP-43 comparisons in which it was measurable, but the effect was small and inconsistent: ΔPSI +0.149 in SH-SY5Y at 75 ng/mL (q = 0.033, 20 versus 3 reads), +0.116 at 25 ng/mL (q = 0.14), and +0.020 in iPSC colonies (q = 0.82), the best-powered comparison with 441 versus 281 reads (Supplementary Table S13). The junction-level estimate is larger than the rMATS estimate for the same exon in the same libraries (+0.149 versus +0.059; Supplementary Table S15) because the two are not the same quantity: rMATS combines both flanking junctions and normalises by effective length, whereas the junction-level PSI is the share of the single downstream junction among all junctions leaving that donor, which is the more sensitive and the noisier of the two for a lowly used exon. On either measure the direction is reproducible and the magnitude is too small to support an isoform switch, and the negative conclusion of the meta-analysis stands.</w:t>
       </w:r>
     </w:p>
     <w:p>
@@ -3401,7 +3410,7 @@
         <w:pStyle w:val="BodyText"/>
       </w:pPr>
       <w:r>
-        <w:t xml:space="preserve">The result differed by model. In iPSC-derived motor neurons — the most disease-relevant system examined — enrichment survived matching for both the channel/transport panel (p = 0.046) and the curated Ca²⁺-handling panel (p = 0.032). In iPSC colonies, by contrast, nominally significant enrichment (p = 0.018–0.022) disappeared entirely against the matched null (p = 0.54–0.64).</w:t>
+        <w:t xml:space="preserve">The result differed by model. In iPSC-derived motor neurons — the most disease-relevant system examined — enrichment survived matching for both the channel/transport panel (p = 0.046) and the curated Ca²⁺-handling panel (p = 0.032), although neither p value would survive correction across the 24 dataset–panel combinations tested. In iPSC colonies, by contrast, nominally significant enrichment (hypergeometric p = 0.018–0.022) disappeared entirely against the matched null (p = 0.54–0.64).</w:t>
       </w:r>
     </w:p>
     <w:p>
@@ -3409,7 +3418,7 @@
         <w:pStyle w:val="BodyText"/>
       </w:pPr>
       <w:r>
-        <w:t xml:space="preserve">We therefore report enrichment of splicing changes in Ca²⁺ homeostasis genes as a motor-neuron-associated finding rather than a general property of TDP-43 depletion.</w:t>
+        <w:t xml:space="preserve">We therefore regard enrichment of splicing changes in Ca²⁺ homeostasis genes as a tentative, motor-neuron-associated observation rather than a general property of TDP-43 depletion.</w:t>
       </w:r>
     </w:p>
     <w:bookmarkEnd w:id="34"/>
@@ -4221,7 +4230,7 @@
         <w:t xml:space="preserve"> </w:t>
       </w:r>
       <w:r>
-        <w:t xml:space="preserve">was decreased at donor level across all sampled lesion types (δ = −0.840; q = 0.038) and in lesions at sample level (δ = −0.594; q = 1.3 × 10⁻⁴); in the second multiple sclerosis cohort the direction was the same but the study was underpowered (five regions pooled, δ = −0.226; q = 0.49). Because TRPC1 is expressed in oligodendrocytes and their precursors, we asked whether the decrease was simply demyelination. In normal-appearing white matter, where the myelin markers MBP (δ = +0.051), PLP1 (−0.074), MOG (−0.257) and MAG (−0.299) were unchanged,</w:t>
+        <w:t xml:space="preserve">was decreased at donor level across all sampled lesion types (δ = −0.840; q = 0.038) and in lesions at sample level (δ = −0.594; q = 1.3 × 10⁻⁴); in the second multiple sclerosis cohort the direction was the same but the study was underpowered (five regions pooled, δ = −0.226; q = 0.49). Because TRPC1 contributes to SOCE in oligodendrocyte precursor cells (Paez et al., 2011), we asked whether the decrease simply reflected demyelination and loss of oligodendrocyte-lineage cells. In normal-appearing white matter, where the myelin markers MBP (δ = +0.051), PLP1 (−0.074), MOG (−0.257) and MAG (−0.299) were unchanged,</w:t>
       </w:r>
       <w:r>
         <w:t xml:space="preserve"> </w:t>
@@ -4237,7 +4246,7 @@
         <w:t xml:space="preserve"> </w:t>
       </w:r>
       <w:r>
-        <w:t xml:space="preserve">was still reduced; because several samples come from the same donor, we repeated the test with the donor as the unit of inference, and the reduction held (seven multiple sclerosis donors versus five control donors, δ = −0.771, p = 0.030). Regression of TRPC1 on MBP, PLP1 and GFAP weakened but did not remove the difference (sample level δ = −0.562 → −0.418; donor level δ = −0.640, p = 0.055).</w:t>
+        <w:t xml:space="preserve">was lower at sample level (δ = −0.482, p = 0.005), although not after Benjamini–Hochberg correction (q = 0.10); because several samples come from the same donor, we repeated the test with the donor as the unit of inference, which gave a larger difference (seven multiple sclerosis donors versus five control donors, δ = −0.771, uncorrected p = 0.030). Regression of TRPC1 on MBP, PLP1 and GFAP attenuated the difference, which remained significant at sample level (δ = −0.562 → −0.418, p = 0.002) but not at donor level (δ = −0.640, p = 0.055).</w:t>
       </w:r>
       <w:r>
         <w:t xml:space="preserve"> </w:t>
@@ -5056,7 +5065,7 @@
         <w:pStyle w:val="BodyText"/>
       </w:pPr>
       <w:r>
-        <w:t xml:space="preserve">We were unable to confirm a specific mechanistic hypothesis we had considered attractive. Inclusion of the 24-nucleotide exon that converts STIM2 into the dominant-negative STIM2.1/STIM2β isoform was positive in five of six datasets, but with a pooled ΔPSI of +0.0013 (95% CI −0.022 to +0.024; p = 0.914) the effect size is negligible. Within the sensitivity of these data, the results do not support a STIM2.1 isoform switch as the explanation for the SOCE reduction.</w:t>
+        <w:t xml:space="preserve">We were unable to confirm a specific mechanistic hypothesis we had considered attractive. Inclusion of the 24-nucleotide exon that converts STIM2 into the inhibitory STIM2.1/STIM2β isoform (Miederer et al., 2015; Rana et al., 2015) was higher in knockdown in five of six datasets, but with a pooled ΔPSI of +0.0013 (95% CI −0.022 to +0.024; p = 0.914) the effect size is negligible. Within the sensitivity of these data, the results do not support a STIM2.1 isoform switch as the explanation for the SOCE reduction.</w:t>
       </w:r>
     </w:p>
     <w:p>
@@ -5090,7 +5099,7 @@
         <w:t xml:space="preserve"> </w:t>
       </w:r>
       <w:r>
-        <w:t xml:space="preserve">event that passed the conventional thresholds failed every robustness check we applied to it (Figure 2). Second, enrichment tests for splicing changes in curated gene panels require a covariate-matched null. Ca²⁺ channel genes are long, multi-exonic and highly expressed, and against a naive background this alone produces apparent enrichment; matching removed the signal in two of the three human models while leaving it intact in iPSC-derived motor neurons.</w:t>
+        <w:t xml:space="preserve">event that passed the conventional thresholds failed every robustness check we applied to it (Figure 2). Second, enrichment tests for splicing changes in curated gene panels require a covariate-matched null. Ca²⁺ channel genes are long, multi-exonic and highly expressed, and against a naive background this alone produces apparent enrichment; matching removed the signal in two of the three human models and left only a nominal signal, uncorrected for the number of tests, in iPSC-derived motor neurons.</w:t>
       </w:r>
     </w:p>
     <w:p>
@@ -5163,7 +5172,7 @@
         <w:t xml:space="preserve"> </w:t>
       </w:r>
       <w:r>
-        <w:t xml:space="preserve">shows the opposite direction in the comparison cohorts. These are disease-associated transcript patterns. Bulk tissue, region and donor differences prevent a causal attribution to TDP-43 loss; the junction-level</w:t>
+        <w:t xml:space="preserve">shows the opposite direction in the comparison cohorts; the Parkinson’s disease decrease agrees with the lower TRPC1 levels reported in brain lysates from patients (Selvaraj et al., 2012). These are disease-associated transcript patterns. Bulk tissue, region and donor differences prevent a causal attribution to TDP-43 loss; the junction-level</w:t>
       </w:r>
       <w:r>
         <w:t xml:space="preserve"> </w:t>
@@ -5537,7 +5546,27 @@
         <w:pStyle w:val="FirstParagraph"/>
       </w:pPr>
       <w:r>
-        <w:t xml:space="preserve">SH-SY5Y is a neuroblastoma line and not a motor neuron. The functional measurements rest on three independent cultures per group for the Ca²⁺ measurements and four wells for viability; the number of biological replicates is small, and the phenotype requires replication with a second silencing reagent and a TDP-43 rescue. Protein levels, membrane localisation and complex assembly of candidate genes were not measured. The WST-1 assay does not separate proliferation from cell death, and the opposite directions at 24 h and 48 h show that it is not a direct viability measure. Transcript-family summaries are length- and composition-adjusted short-read estimates, not absolute stoichiometry.</w:t>
+        <w:t xml:space="preserve">SH-SY5Y is a neuroblastoma line and not a motor neuron. The functional measurements rest on three independent cultures per group for the Ca²⁺ measurements and four wells for viability; the number of biological replicates is small, and the phenotype requires replication with a second silencing reagent and a TDP-43 rescue. TDP-43 knockdown was confirmed at the mRNA level only; TDP-43 protein, and the protein levels, membrane localisation and complex assembly of candidate genes, were not measured. Relative expression rests on a single reference gene (GAPDH) and on the assumption of the 2</w:t>
+      </w:r>
+      <w:r>
+        <w:rPr>
+          <w:vertAlign w:val="superscript"/>
+        </w:rPr>
+        <w:t xml:space="preserve">−ΔΔCt</w:t>
+      </w:r>
+      <w:r>
+        <w:t xml:space="preserve"> </w:t>
+      </w:r>
+      <w:r>
+        <w:t xml:space="preserve">method that target and reference genes amplify with equal efficiency. The WST-1 assay does not separate proliferation from cell death, and the opposite directions at 24 h and 48 h show that it is not a direct viability measure. Its comparison rests on four wells per group from a single experiment, so the very small p values reflect well-to-well rather than biological variation, and the reduced signal at 48 h leaves open whether impaired cell health contributes to the lower SOCE response. Transcript-family summaries are length- and composition-adjusted short-read estimates, not absolute stoichiometry.</w:t>
+      </w:r>
+    </w:p>
+    <w:p>
+      <w:pPr>
+        <w:pStyle w:val="BodyText"/>
+      </w:pPr>
+      <w:r>
+        <w:t xml:space="preserve">In the primary RNA-seq model, knockdown is induced with doxycycline and compared with untreated cells of the same line; GSE296712 contains no doxycycline-treated control without TDP-43 knockdown. Doxycycline inhibits mitochondrial translation and can alter nuclear gene expression and metabolism in cultured cells (Moullan et al., 2015), so part of the SH-SY5Y transcript response may reflect the inducer rather than TDP-43 loss, and the mitochondrial Ca²⁺-uptake family is the most exposed to this confound. The laboratory knockdown uses no doxycycline and is compared with a non-targeting shRNA control, and the four RT-qPCR targets changed there in the same direction as in the RNA-seq data; the iPSC-colony comparison is likewise made against a control knockdown.</w:t>
       </w:r>
     </w:p>
     <w:p>
@@ -5971,20 +6000,20 @@
         <w:pStyle w:val="BodyText"/>
       </w:pPr>
       <w:r>
-        <w:t xml:space="preserve">Benjamini Y, Hochberg Y. Controlling the false discovery rate: a practical and powerful approach to multiple testing.</w:t>
-      </w:r>
-      <w:r>
-        <w:t xml:space="preserve"> </w:t>
-      </w:r>
-      <w:r>
-        <w:rPr>
-          <w:i/>
-          <w:iCs/>
-        </w:rPr>
-        <w:t xml:space="preserve">J R Stat Soc Series B</w:t>
-      </w:r>
-      <w:r>
-        <w:t xml:space="preserve">. 1995;57:289–300.</w:t>
+        <w:t xml:space="preserve">Béguin P, Nagashima K, Mahalakshmi RN, et al. BARP suppresses voltage-gated calcium channel activity and Ca²⁺-evoked exocytosis.</w:t>
+      </w:r>
+      <w:r>
+        <w:t xml:space="preserve"> </w:t>
+      </w:r>
+      <w:r>
+        <w:rPr>
+          <w:i/>
+          <w:iCs/>
+        </w:rPr>
+        <w:t xml:space="preserve">J Cell Biol</w:t>
+      </w:r>
+      <w:r>
+        <w:t xml:space="preserve">. 2014;205:233–249. doi:10.1083/jcb.201304101</w:t>
       </w:r>
     </w:p>
     <w:p>
@@ -5992,20 +6021,20 @@
         <w:pStyle w:val="BodyText"/>
       </w:pPr>
       <w:r>
-        <w:t xml:space="preserve">Brown AL, Wilkins OG, Keuss MJ, et al. TDP-43 loss and ALS-risk SNPs drive mis-splicing and depletion of UNC13A.</w:t>
-      </w:r>
-      <w:r>
-        <w:t xml:space="preserve"> </w:t>
-      </w:r>
-      <w:r>
-        <w:rPr>
-          <w:i/>
-          <w:iCs/>
-        </w:rPr>
-        <w:t xml:space="preserve">Nature</w:t>
-      </w:r>
-      <w:r>
-        <w:t xml:space="preserve">. 2022;603:131–137. doi:10.1038/s41586-022-04436-3</w:t>
+        <w:t xml:space="preserve">Benjamini Y, Hochberg Y. Controlling the false discovery rate: a practical and powerful approach to multiple testing.</w:t>
+      </w:r>
+      <w:r>
+        <w:t xml:space="preserve"> </w:t>
+      </w:r>
+      <w:r>
+        <w:rPr>
+          <w:i/>
+          <w:iCs/>
+        </w:rPr>
+        <w:t xml:space="preserve">J R Stat Soc Series B</w:t>
+      </w:r>
+      <w:r>
+        <w:t xml:space="preserve">. 1995;57:289–300.</w:t>
       </w:r>
     </w:p>
     <w:p>
@@ -6013,20 +6042,20 @@
         <w:pStyle w:val="BodyText"/>
       </w:pPr>
       <w:r>
-        <w:t xml:space="preserve">Bryce-Smith S, Brown AL, Chien MZYJ, et al. TDP-43 loss induces cryptic polyadenylation in ALS/FTD.</w:t>
-      </w:r>
-      <w:r>
-        <w:t xml:space="preserve"> </w:t>
-      </w:r>
-      <w:r>
-        <w:rPr>
-          <w:i/>
-          <w:iCs/>
-        </w:rPr>
-        <w:t xml:space="preserve">Nat Neurosci</w:t>
-      </w:r>
-      <w:r>
-        <w:t xml:space="preserve">. 2025;28:2190–2200. doi:10.1038/s41593-025-02050-w</w:t>
+        <w:t xml:space="preserve">Brown AL, Wilkins OG, Keuss MJ, et al. TDP-43 loss and ALS-risk SNPs drive mis-splicing and depletion of UNC13A.</w:t>
+      </w:r>
+      <w:r>
+        <w:t xml:space="preserve"> </w:t>
+      </w:r>
+      <w:r>
+        <w:rPr>
+          <w:i/>
+          <w:iCs/>
+        </w:rPr>
+        <w:t xml:space="preserve">Nature</w:t>
+      </w:r>
+      <w:r>
+        <w:t xml:space="preserve">. 2022;603:131–137. doi:10.1038/s41586-022-04436-3</w:t>
       </w:r>
     </w:p>
     <w:p>
@@ -6034,20 +6063,20 @@
         <w:pStyle w:val="BodyText"/>
       </w:pPr>
       <w:r>
-        <w:t xml:space="preserve">Cliff N. Dominance statistics: ordinal analyses to answer ordinal questions.</w:t>
-      </w:r>
-      <w:r>
-        <w:t xml:space="preserve"> </w:t>
-      </w:r>
-      <w:r>
-        <w:rPr>
-          <w:i/>
-          <w:iCs/>
-        </w:rPr>
-        <w:t xml:space="preserve">Psychol Bull</w:t>
-      </w:r>
-      <w:r>
-        <w:t xml:space="preserve">. 1993;114:494–509. doi:10.1037/0033-2909.114.3.494</w:t>
+        <w:t xml:space="preserve">Bryce-Smith S, Brown AL, Chien MZYJ, et al. TDP-43 loss induces cryptic polyadenylation in ALS/FTD.</w:t>
+      </w:r>
+      <w:r>
+        <w:t xml:space="preserve"> </w:t>
+      </w:r>
+      <w:r>
+        <w:rPr>
+          <w:i/>
+          <w:iCs/>
+        </w:rPr>
+        <w:t xml:space="preserve">Nat Neurosci</w:t>
+      </w:r>
+      <w:r>
+        <w:t xml:space="preserve">. 2025;28:2190–2200. doi:10.1038/s41593-025-02050-w</w:t>
       </w:r>
     </w:p>
     <w:p>
@@ -6055,20 +6084,20 @@
         <w:pStyle w:val="BodyText"/>
       </w:pPr>
       <w:r>
-        <w:t xml:space="preserve">Cotto KC, Feng YY, Ramu A, et al. Integrated analysis of genomic and transcriptomic data for the discovery of splice-associated variants in cancer.</w:t>
-      </w:r>
-      <w:r>
-        <w:t xml:space="preserve"> </w:t>
-      </w:r>
-      <w:r>
-        <w:rPr>
-          <w:i/>
-          <w:iCs/>
-        </w:rPr>
-        <w:t xml:space="preserve">Nat Commun</w:t>
-      </w:r>
-      <w:r>
-        <w:t xml:space="preserve">. 2023;14:1589. doi:10.1038/s41467-023-37266-6</w:t>
+        <w:t xml:space="preserve">Cliff N. Dominance statistics: ordinal analyses to answer ordinal questions.</w:t>
+      </w:r>
+      <w:r>
+        <w:t xml:space="preserve"> </w:t>
+      </w:r>
+      <w:r>
+        <w:rPr>
+          <w:i/>
+          <w:iCs/>
+        </w:rPr>
+        <w:t xml:space="preserve">Psychol Bull</w:t>
+      </w:r>
+      <w:r>
+        <w:t xml:space="preserve">. 1993;114:494–509. doi:10.1037/0033-2909.114.3.494</w:t>
       </w:r>
     </w:p>
     <w:p>
@@ -6076,20 +6105,20 @@
         <w:pStyle w:val="BodyText"/>
       </w:pPr>
       <w:r>
-        <w:t xml:space="preserve">Danecek P, Bonfield JK, Liddle J, et al. Twelve years of SAMtools and BCFtools.</w:t>
-      </w:r>
-      <w:r>
-        <w:t xml:space="preserve"> </w:t>
-      </w:r>
-      <w:r>
-        <w:rPr>
-          <w:i/>
-          <w:iCs/>
-        </w:rPr>
-        <w:t xml:space="preserve">Gigascience</w:t>
-      </w:r>
-      <w:r>
-        <w:t xml:space="preserve">. 2021;10:giab008. doi:10.1093/gigascience/giab008</w:t>
+        <w:t xml:space="preserve">Cotto KC, Feng YY, Ramu A, et al. Integrated analysis of genomic and transcriptomic data for the discovery of splice-associated variants in cancer.</w:t>
+      </w:r>
+      <w:r>
+        <w:t xml:space="preserve"> </w:t>
+      </w:r>
+      <w:r>
+        <w:rPr>
+          <w:i/>
+          <w:iCs/>
+        </w:rPr>
+        <w:t xml:space="preserve">Nat Commun</w:t>
+      </w:r>
+      <w:r>
+        <w:t xml:space="preserve">. 2023;14:1589. doi:10.1038/s41467-023-37266-6</w:t>
       </w:r>
     </w:p>
     <w:p>
@@ -6097,20 +6126,20 @@
         <w:pStyle w:val="BodyText"/>
       </w:pPr>
       <w:r>
-        <w:t xml:space="preserve">Ewels P, Magnusson M, Lundin S, Käller M. MultiQC: summarize analysis results for multiple tools and samples in a single report.</w:t>
-      </w:r>
-      <w:r>
-        <w:t xml:space="preserve"> </w:t>
-      </w:r>
-      <w:r>
-        <w:rPr>
-          <w:i/>
-          <w:iCs/>
-        </w:rPr>
-        <w:t xml:space="preserve">Bioinformatics</w:t>
-      </w:r>
-      <w:r>
-        <w:t xml:space="preserve">. 2016;32:3047–3048. doi:10.1093/bioinformatics/btw354</w:t>
+        <w:t xml:space="preserve">Danecek P, Bonfield JK, Liddle J, et al. Twelve years of SAMtools and BCFtools.</w:t>
+      </w:r>
+      <w:r>
+        <w:t xml:space="preserve"> </w:t>
+      </w:r>
+      <w:r>
+        <w:rPr>
+          <w:i/>
+          <w:iCs/>
+        </w:rPr>
+        <w:t xml:space="preserve">Gigascience</w:t>
+      </w:r>
+      <w:r>
+        <w:t xml:space="preserve">. 2021;10:giab008. doi:10.1093/gigascience/giab008</w:t>
       </w:r>
     </w:p>
     <w:p>
@@ -6118,20 +6147,20 @@
         <w:pStyle w:val="BodyText"/>
       </w:pPr>
       <w:r>
-        <w:t xml:space="preserve">Frankish A, Diekhans M, Ferreira A-M, et al. GENCODE reference annotation for the human and mouse genomes.</w:t>
-      </w:r>
-      <w:r>
-        <w:t xml:space="preserve"> </w:t>
-      </w:r>
-      <w:r>
-        <w:rPr>
-          <w:i/>
-          <w:iCs/>
-        </w:rPr>
-        <w:t xml:space="preserve">Nucleic Acids Res</w:t>
-      </w:r>
-      <w:r>
-        <w:t xml:space="preserve">. 2019;47:D766–D773. doi:10.1093/nar/gky955</w:t>
+        <w:t xml:space="preserve">Dumitriu A, Golji J, Labadorf AT, et al. Integrative analyses of proteomics and RNA transcriptomics implicate mitochondrial processes, protein folding pathways and GWAS loci in Parkinson disease.</w:t>
+      </w:r>
+      <w:r>
+        <w:t xml:space="preserve"> </w:t>
+      </w:r>
+      <w:r>
+        <w:rPr>
+          <w:i/>
+          <w:iCs/>
+        </w:rPr>
+        <w:t xml:space="preserve">BMC Med Genomics</w:t>
+      </w:r>
+      <w:r>
+        <w:t xml:space="preserve">. 2016;9:5. doi:10.1186/s12920-016-0164-y</w:t>
       </w:r>
     </w:p>
     <w:p>
@@ -6139,20 +6168,20 @@
         <w:pStyle w:val="BodyText"/>
       </w:pPr>
       <w:r>
-        <w:t xml:space="preserve">Grynkiewicz G, Poenie M, Tsien RY. A new generation of Ca²⁺ indicators with greatly improved fluorescence properties.</w:t>
-      </w:r>
-      <w:r>
-        <w:t xml:space="preserve"> </w:t>
-      </w:r>
-      <w:r>
-        <w:rPr>
-          <w:i/>
-          <w:iCs/>
-        </w:rPr>
-        <w:t xml:space="preserve">J Biol Chem</w:t>
-      </w:r>
-      <w:r>
-        <w:t xml:space="preserve">. 1985;260:3440–3450.</w:t>
+        <w:t xml:space="preserve">Elkjaer ML, Frisch T, Reynolds R, et al. Molecular signature of different lesion types in the brain white matter of patients with progressive multiple sclerosis.</w:t>
+      </w:r>
+      <w:r>
+        <w:t xml:space="preserve"> </w:t>
+      </w:r>
+      <w:r>
+        <w:rPr>
+          <w:i/>
+          <w:iCs/>
+        </w:rPr>
+        <w:t xml:space="preserve">Acta Neuropathol Commun</w:t>
+      </w:r>
+      <w:r>
+        <w:t xml:space="preserve">. 2019;7:205. doi:10.1186/s40478-019-0855-7</w:t>
       </w:r>
     </w:p>
     <w:p>
@@ -6160,20 +6189,20 @@
         <w:pStyle w:val="BodyText"/>
       </w:pPr>
       <w:r>
-        <w:t xml:space="preserve">Hoover PJ, Lewis RS. Stoichiometric requirements for trapping and gating of Ca²⁺ release-activated Ca²⁺ (CRAC) channels by stromal interaction molecule 1 (STIM1).</w:t>
-      </w:r>
-      <w:r>
-        <w:t xml:space="preserve"> </w:t>
-      </w:r>
-      <w:r>
-        <w:rPr>
-          <w:i/>
-          <w:iCs/>
-        </w:rPr>
-        <w:t xml:space="preserve">Proc Natl Acad Sci USA</w:t>
-      </w:r>
-      <w:r>
-        <w:t xml:space="preserve">. 2011;108:13299–13304. doi:10.1073/pnas.1101664108</w:t>
+        <w:t xml:space="preserve">Ewels P, Magnusson M, Lundin S, Käller M. MultiQC: summarize analysis results for multiple tools and samples in a single report.</w:t>
+      </w:r>
+      <w:r>
+        <w:t xml:space="preserve"> </w:t>
+      </w:r>
+      <w:r>
+        <w:rPr>
+          <w:i/>
+          <w:iCs/>
+        </w:rPr>
+        <w:t xml:space="preserve">Bioinformatics</w:t>
+      </w:r>
+      <w:r>
+        <w:t xml:space="preserve">. 2016;32:3047–3048. doi:10.1093/bioinformatics/btw354</w:t>
       </w:r>
     </w:p>
     <w:p>
@@ -6181,20 +6210,20 @@
         <w:pStyle w:val="BodyText"/>
       </w:pPr>
       <w:r>
-        <w:t xml:space="preserve">Kim D, Paggi JM, Park C, Bennett C, Salzberg SL. Graph-based genome alignment and genotyping with HISAT2 and HISAT-genotype.</w:t>
-      </w:r>
-      <w:r>
-        <w:t xml:space="preserve"> </w:t>
-      </w:r>
-      <w:r>
-        <w:rPr>
-          <w:i/>
-          <w:iCs/>
-        </w:rPr>
-        <w:t xml:space="preserve">Nat Biotechnol</w:t>
-      </w:r>
-      <w:r>
-        <w:t xml:space="preserve">. 2019;37:907–915. doi:10.1038/s41587-019-0201-4</w:t>
+        <w:t xml:space="preserve">Frankish A, Diekhans M, Ferreira A-M, et al. GENCODE reference annotation for the human and mouse genomes.</w:t>
+      </w:r>
+      <w:r>
+        <w:t xml:space="preserve"> </w:t>
+      </w:r>
+      <w:r>
+        <w:rPr>
+          <w:i/>
+          <w:iCs/>
+        </w:rPr>
+        <w:t xml:space="preserve">Nucleic Acids Res</w:t>
+      </w:r>
+      <w:r>
+        <w:t xml:space="preserve">. 2019;47:D766–D773. doi:10.1093/nar/gky955</w:t>
       </w:r>
     </w:p>
     <w:p>
@@ -6202,20 +6231,20 @@
         <w:pStyle w:val="BodyText"/>
       </w:pPr>
       <w:r>
-        <w:t xml:space="preserve">Klim JR, Williams LA, Limone F, et al. ALS-implicated protein TDP-43 sustains levels of STMN2, a mediator of motor neuron growth and repair.</w:t>
-      </w:r>
-      <w:r>
-        <w:t xml:space="preserve"> </w:t>
-      </w:r>
-      <w:r>
-        <w:rPr>
-          <w:i/>
-          <w:iCs/>
-        </w:rPr>
-        <w:t xml:space="preserve">Nat Neurosci</w:t>
-      </w:r>
-      <w:r>
-        <w:t xml:space="preserve">. 2019;22:167–179. doi:10.1038/s41593-018-0300-4</w:t>
+        <w:t xml:space="preserve">Grosskreutz J, Van Den Bosch L, Keller BU. Calcium dysregulation in amyotrophic lateral sclerosis.</w:t>
+      </w:r>
+      <w:r>
+        <w:t xml:space="preserve"> </w:t>
+      </w:r>
+      <w:r>
+        <w:rPr>
+          <w:i/>
+          <w:iCs/>
+        </w:rPr>
+        <w:t xml:space="preserve">Cell Calcium</w:t>
+      </w:r>
+      <w:r>
+        <w:t xml:space="preserve">. 2010;47:165–174. doi:10.1016/j.ceca.2009.12.002</w:t>
       </w:r>
     </w:p>
     <w:p>
@@ -6223,20 +6252,20 @@
         <w:pStyle w:val="BodyText"/>
       </w:pPr>
       <w:r>
-        <w:t xml:space="preserve">Lambert JP, Luongo TS, Tomar D, et al. MCUB regulates the molecular composition of the mitochondrial calcium uniporter channel to limit mitochondrial calcium overload during stress.</w:t>
-      </w:r>
-      <w:r>
-        <w:t xml:space="preserve"> </w:t>
-      </w:r>
-      <w:r>
-        <w:rPr>
-          <w:i/>
-          <w:iCs/>
-        </w:rPr>
-        <w:t xml:space="preserve">Circulation</w:t>
-      </w:r>
-      <w:r>
-        <w:t xml:space="preserve">. 2019;140:1720–1733. doi:10.1161/CIRCULATIONAHA.118.037968</w:t>
+        <w:t xml:space="preserve">Grynkiewicz G, Poenie M, Tsien RY. A new generation of Ca²⁺ indicators with greatly improved fluorescence properties.</w:t>
+      </w:r>
+      <w:r>
+        <w:t xml:space="preserve"> </w:t>
+      </w:r>
+      <w:r>
+        <w:rPr>
+          <w:i/>
+          <w:iCs/>
+        </w:rPr>
+        <w:t xml:space="preserve">J Biol Chem</w:t>
+      </w:r>
+      <w:r>
+        <w:t xml:space="preserve">. 1985;260:3440–3450.</w:t>
       </w:r>
     </w:p>
     <w:p>
@@ -6244,20 +6273,20 @@
         <w:pStyle w:val="BodyText"/>
       </w:pPr>
       <w:r>
-        <w:t xml:space="preserve">Leek JT. svaseq: removing batch effects and other unwanted noise from sequencing data.</w:t>
-      </w:r>
-      <w:r>
-        <w:t xml:space="preserve"> </w:t>
-      </w:r>
-      <w:r>
-        <w:rPr>
-          <w:i/>
-          <w:iCs/>
-        </w:rPr>
-        <w:t xml:space="preserve">Nucleic Acids Res</w:t>
-      </w:r>
-      <w:r>
-        <w:t xml:space="preserve">. 2014;42:e161. doi:10.1093/nar/gku864</w:t>
+        <w:t xml:space="preserve">Hoover PJ, Lewis RS. Stoichiometric requirements for trapping and gating of Ca²⁺ release-activated Ca²⁺ (CRAC) channels by stromal interaction molecule 1 (STIM1).</w:t>
+      </w:r>
+      <w:r>
+        <w:t xml:space="preserve"> </w:t>
+      </w:r>
+      <w:r>
+        <w:rPr>
+          <w:i/>
+          <w:iCs/>
+        </w:rPr>
+        <w:t xml:space="preserve">Proc Natl Acad Sci USA</w:t>
+      </w:r>
+      <w:r>
+        <w:t xml:space="preserve">. 2011;108:13299–13304. doi:10.1073/pnas.1101664108</w:t>
       </w:r>
     </w:p>
     <w:p>
@@ -6265,20 +6294,20 @@
         <w:pStyle w:val="BodyText"/>
       </w:pPr>
       <w:r>
-        <w:t xml:space="preserve">Leinonen R, Sugawara H, Shumway M; International Nucleotide Sequence Database Collaboration. The Sequence Read Archive.</w:t>
-      </w:r>
-      <w:r>
-        <w:t xml:space="preserve"> </w:t>
-      </w:r>
-      <w:r>
-        <w:rPr>
-          <w:i/>
-          <w:iCs/>
-        </w:rPr>
-        <w:t xml:space="preserve">Nucleic Acids Res</w:t>
-      </w:r>
-      <w:r>
-        <w:t xml:space="preserve">. 2011;39:D19–D21. doi:10.1093/nar/gkq1019</w:t>
+        <w:t xml:space="preserve">Hruska-Plochan M, Wiersma VI, Betz KM, et al. A model of human neural networks reveals NPTX2 pathology in ALS and FTLD.</w:t>
+      </w:r>
+      <w:r>
+        <w:t xml:space="preserve"> </w:t>
+      </w:r>
+      <w:r>
+        <w:rPr>
+          <w:i/>
+          <w:iCs/>
+        </w:rPr>
+        <w:t xml:space="preserve">Nature</w:t>
+      </w:r>
+      <w:r>
+        <w:t xml:space="preserve">. 2024;626:1073–1083. doi:10.1038/s41586-024-07042-7</w:t>
       </w:r>
     </w:p>
     <w:p>
@@ -6286,20 +6315,20 @@
         <w:pStyle w:val="BodyText"/>
       </w:pPr>
       <w:r>
-        <w:t xml:space="preserve">Li YI, Knowles DA, Humphrey J, et al. Annotation-free quantification of RNA splicing using LeafCutter.</w:t>
-      </w:r>
-      <w:r>
-        <w:t xml:space="preserve"> </w:t>
-      </w:r>
-      <w:r>
-        <w:rPr>
-          <w:i/>
-          <w:iCs/>
-        </w:rPr>
-        <w:t xml:space="preserve">Nat Genet</w:t>
-      </w:r>
-      <w:r>
-        <w:t xml:space="preserve">. 2018;50:151–158. doi:10.1038/s41588-017-0004-9</w:t>
+        <w:t xml:space="preserve">Jing J, He L, Sun A, et al. Proteomic mapping of ER–PM junctions identifies STIMATE as a regulator of Ca²⁺ influx.</w:t>
+      </w:r>
+      <w:r>
+        <w:t xml:space="preserve"> </w:t>
+      </w:r>
+      <w:r>
+        <w:rPr>
+          <w:i/>
+          <w:iCs/>
+        </w:rPr>
+        <w:t xml:space="preserve">Nat Cell Biol</w:t>
+      </w:r>
+      <w:r>
+        <w:t xml:space="preserve">. 2015;17:1339–1347. doi:10.1038/ncb3234</w:t>
       </w:r>
     </w:p>
     <w:p>
@@ -6307,20 +6336,20 @@
         <w:pStyle w:val="BodyText"/>
       </w:pPr>
       <w:r>
-        <w:t xml:space="preserve">Liao Y, Smyth GK, Shi W. featureCounts: an efficient general purpose program for assigning sequence reads to genomic features.</w:t>
-      </w:r>
-      <w:r>
-        <w:t xml:space="preserve"> </w:t>
-      </w:r>
-      <w:r>
-        <w:rPr>
-          <w:i/>
-          <w:iCs/>
-        </w:rPr>
-        <w:t xml:space="preserve">Bioinformatics</w:t>
-      </w:r>
-      <w:r>
-        <w:t xml:space="preserve">. 2014;30:923–930. doi:10.1093/bioinformatics/btt656</w:t>
+        <w:t xml:space="preserve">Kapeli K, Pratt GA, Vu AQ, et al. Distinct and shared functions of ALS-associated proteins TDP-43, FUS and TAF15 revealed by multisystem analyses.</w:t>
+      </w:r>
+      <w:r>
+        <w:t xml:space="preserve"> </w:t>
+      </w:r>
+      <w:r>
+        <w:rPr>
+          <w:i/>
+          <w:iCs/>
+        </w:rPr>
+        <w:t xml:space="preserve">Nat Commun</w:t>
+      </w:r>
+      <w:r>
+        <w:t xml:space="preserve">. 2016;7:12143. doi:10.1038/ncomms12143</w:t>
       </w:r>
     </w:p>
     <w:p>
@@ -6328,20 +6357,20 @@
         <w:pStyle w:val="BodyText"/>
       </w:pPr>
       <w:r>
-        <w:t xml:space="preserve">Ling JP, Pletnikova O, Troncoso JC, Wong PC. TDP-43 repression of nonconserved cryptic exons is compromised in ALS-FTD.</w:t>
-      </w:r>
-      <w:r>
-        <w:t xml:space="preserve"> </w:t>
-      </w:r>
-      <w:r>
-        <w:rPr>
-          <w:i/>
-          <w:iCs/>
-        </w:rPr>
-        <w:t xml:space="preserve">Science</w:t>
-      </w:r>
-      <w:r>
-        <w:t xml:space="preserve">. 2015;349:650–655. doi:10.1126/science.aab0983</w:t>
+        <w:t xml:space="preserve">Kim D, Paggi JM, Park C, Bennett C, Salzberg SL. Graph-based genome alignment and genotyping with HISAT2 and HISAT-genotype.</w:t>
+      </w:r>
+      <w:r>
+        <w:t xml:space="preserve"> </w:t>
+      </w:r>
+      <w:r>
+        <w:rPr>
+          <w:i/>
+          <w:iCs/>
+        </w:rPr>
+        <w:t xml:space="preserve">Nat Biotechnol</w:t>
+      </w:r>
+      <w:r>
+        <w:t xml:space="preserve">. 2019;37:907–915. doi:10.1038/s41587-019-0201-4</w:t>
       </w:r>
     </w:p>
     <w:p>
@@ -6349,20 +6378,20 @@
         <w:pStyle w:val="BodyText"/>
       </w:pPr>
       <w:r>
-        <w:t xml:space="preserve">Ling S-C, Polymenidou M, Cleveland DW. Converging mechanisms in ALS and FTD: disrupted RNA and protein homeostasis.</w:t>
-      </w:r>
-      <w:r>
-        <w:t xml:space="preserve"> </w:t>
-      </w:r>
-      <w:r>
-        <w:rPr>
-          <w:i/>
-          <w:iCs/>
-        </w:rPr>
-        <w:t xml:space="preserve">Neuron</w:t>
-      </w:r>
-      <w:r>
-        <w:t xml:space="preserve">. 2013;79:416–438. doi:10.1016/j.neuron.2013.07.033</w:t>
+        <w:t xml:space="preserve">Klim JR, Williams LA, Limone F, et al. ALS-implicated protein TDP-43 sustains levels of STMN2, a mediator of motor neuron growth and repair.</w:t>
+      </w:r>
+      <w:r>
+        <w:t xml:space="preserve"> </w:t>
+      </w:r>
+      <w:r>
+        <w:rPr>
+          <w:i/>
+          <w:iCs/>
+        </w:rPr>
+        <w:t xml:space="preserve">Nat Neurosci</w:t>
+      </w:r>
+      <w:r>
+        <w:t xml:space="preserve">. 2019;22:167–179. doi:10.1038/s41593-018-0300-4</w:t>
       </w:r>
     </w:p>
     <w:p>
@@ -6370,20 +6399,20 @@
         <w:pStyle w:val="BodyText"/>
       </w:pPr>
       <w:r>
-        <w:t xml:space="preserve">Livak KJ, Schmittgen TD. Analysis of relative gene expression data using real-time quantitative PCR and the 2^−ΔΔCt method.</w:t>
-      </w:r>
-      <w:r>
-        <w:t xml:space="preserve"> </w:t>
-      </w:r>
-      <w:r>
-        <w:rPr>
-          <w:i/>
-          <w:iCs/>
-        </w:rPr>
-        <w:t xml:space="preserve">Methods</w:t>
-      </w:r>
-      <w:r>
-        <w:t xml:space="preserve">. 2001;25:402–408. doi:10.1006/meth.2001.1262</w:t>
+        <w:t xml:space="preserve">Lambert JP, Luongo TS, Tomar D, et al. MCUB regulates the molecular composition of the mitochondrial calcium uniporter channel to limit mitochondrial calcium overload during stress.</w:t>
+      </w:r>
+      <w:r>
+        <w:t xml:space="preserve"> </w:t>
+      </w:r>
+      <w:r>
+        <w:rPr>
+          <w:i/>
+          <w:iCs/>
+        </w:rPr>
+        <w:t xml:space="preserve">Circulation</w:t>
+      </w:r>
+      <w:r>
+        <w:t xml:space="preserve">. 2019;140:1720–1733. doi:10.1161/CIRCULATIONAHA.118.037968</w:t>
       </w:r>
     </w:p>
     <w:p>
@@ -6391,20 +6420,20 @@
         <w:pStyle w:val="BodyText"/>
       </w:pPr>
       <w:r>
-        <w:t xml:space="preserve">Love MI, Huber W, Anders S. Moderated estimation of fold change and dispersion for RNA-seq data with DESeq2.</w:t>
-      </w:r>
-      <w:r>
-        <w:t xml:space="preserve"> </w:t>
-      </w:r>
-      <w:r>
-        <w:rPr>
-          <w:i/>
-          <w:iCs/>
-        </w:rPr>
-        <w:t xml:space="preserve">Genome Biol</w:t>
-      </w:r>
-      <w:r>
-        <w:t xml:space="preserve">. 2014;15:550. doi:10.1186/s13059-014-0550-8</w:t>
+        <w:t xml:space="preserve">Leek JT. svaseq: removing batch effects and other unwanted noise from sequencing data.</w:t>
+      </w:r>
+      <w:r>
+        <w:t xml:space="preserve"> </w:t>
+      </w:r>
+      <w:r>
+        <w:rPr>
+          <w:i/>
+          <w:iCs/>
+        </w:rPr>
+        <w:t xml:space="preserve">Nucleic Acids Res</w:t>
+      </w:r>
+      <w:r>
+        <w:t xml:space="preserve">. 2014;42:e161. doi:10.1093/nar/gku864</w:t>
       </w:r>
     </w:p>
     <w:p>
@@ -6412,20 +6441,20 @@
         <w:pStyle w:val="BodyText"/>
       </w:pPr>
       <w:r>
-        <w:t xml:space="preserve">Ma XR, Prudencio M, Koike Y, et al. TDP-43 represses cryptic exon inclusion in the FTD–ALS gene UNC13A.</w:t>
-      </w:r>
-      <w:r>
-        <w:t xml:space="preserve"> </w:t>
-      </w:r>
-      <w:r>
-        <w:rPr>
-          <w:i/>
-          <w:iCs/>
-        </w:rPr>
-        <w:t xml:space="preserve">Nature</w:t>
-      </w:r>
-      <w:r>
-        <w:t xml:space="preserve">. 2022;603:124–130. doi:10.1038/s41586-022-04424-7</w:t>
+        <w:t xml:space="preserve">Leinonen R, Sugawara H, Shumway M; International Nucleotide Sequence Database Collaboration. The Sequence Read Archive.</w:t>
+      </w:r>
+      <w:r>
+        <w:t xml:space="preserve"> </w:t>
+      </w:r>
+      <w:r>
+        <w:rPr>
+          <w:i/>
+          <w:iCs/>
+        </w:rPr>
+        <w:t xml:space="preserve">Nucleic Acids Res</w:t>
+      </w:r>
+      <w:r>
+        <w:t xml:space="preserve">. 2011;39:D19–D21. doi:10.1093/nar/gkq1019</w:t>
       </w:r>
     </w:p>
     <w:p>
@@ -6433,20 +6462,20 @@
         <w:pStyle w:val="BodyText"/>
       </w:pPr>
       <w:r>
-        <w:t xml:space="preserve">Martin M. Cutadapt removes adapter sequences from high-throughput sequencing reads.</w:t>
-      </w:r>
-      <w:r>
-        <w:t xml:space="preserve"> </w:t>
-      </w:r>
-      <w:r>
-        <w:rPr>
-          <w:i/>
-          <w:iCs/>
-        </w:rPr>
-        <w:t xml:space="preserve">EMBnet J</w:t>
-      </w:r>
-      <w:r>
-        <w:t xml:space="preserve">. 2011;17:10–12. doi:10.14806/ej.17.1.200</w:t>
+        <w:t xml:space="preserve">Li YI, Knowles DA, Humphrey J, et al. Annotation-free quantification of RNA splicing using LeafCutter.</w:t>
+      </w:r>
+      <w:r>
+        <w:t xml:space="preserve"> </w:t>
+      </w:r>
+      <w:r>
+        <w:rPr>
+          <w:i/>
+          <w:iCs/>
+        </w:rPr>
+        <w:t xml:space="preserve">Nat Genet</w:t>
+      </w:r>
+      <w:r>
+        <w:t xml:space="preserve">. 2018;50:151–158. doi:10.1038/s41588-017-0004-9</w:t>
       </w:r>
     </w:p>
     <w:p>
@@ -6454,20 +6483,20 @@
         <w:pStyle w:val="BodyText"/>
       </w:pPr>
       <w:r>
-        <w:t xml:space="preserve">Melamed Z, López-Erauskin J, Baughn MW, et al. Premature polyadenylation-mediated loss of stathmin-2 is a hallmark of TDP-43-dependent neurodegeneration.</w:t>
-      </w:r>
-      <w:r>
-        <w:t xml:space="preserve"> </w:t>
-      </w:r>
-      <w:r>
-        <w:rPr>
-          <w:i/>
-          <w:iCs/>
-        </w:rPr>
-        <w:t xml:space="preserve">Nat Neurosci</w:t>
-      </w:r>
-      <w:r>
-        <w:t xml:space="preserve">. 2019;22:180–190. doi:10.1038/s41593-018-0293-z</w:t>
+        <w:t xml:space="preserve">Liao Y, Smyth GK, Shi W. featureCounts: an efficient general purpose program for assigning sequence reads to genomic features.</w:t>
+      </w:r>
+      <w:r>
+        <w:t xml:space="preserve"> </w:t>
+      </w:r>
+      <w:r>
+        <w:rPr>
+          <w:i/>
+          <w:iCs/>
+        </w:rPr>
+        <w:t xml:space="preserve">Bioinformatics</w:t>
+      </w:r>
+      <w:r>
+        <w:t xml:space="preserve">. 2014;30:923–930. doi:10.1093/bioinformatics/btt656</w:t>
       </w:r>
     </w:p>
     <w:p>
@@ -6475,20 +6504,20 @@
         <w:pStyle w:val="BodyText"/>
       </w:pPr>
       <w:r>
-        <w:t xml:space="preserve">Mertes C, Scheller IF, Yépez VA, et al. Detection of aberrant splicing events in RNA-seq data using FRASER.</w:t>
-      </w:r>
-      <w:r>
-        <w:t xml:space="preserve"> </w:t>
-      </w:r>
-      <w:r>
-        <w:rPr>
-          <w:i/>
-          <w:iCs/>
-        </w:rPr>
-        <w:t xml:space="preserve">Nat Commun</w:t>
-      </w:r>
-      <w:r>
-        <w:t xml:space="preserve">. 2021;12:529. doi:10.1038/s41467-020-20573-7</w:t>
+        <w:t xml:space="preserve">Ling JP, Pletnikova O, Troncoso JC, Wong PC. TDP-43 repression of nonconserved cryptic exons is compromised in ALS-FTD.</w:t>
+      </w:r>
+      <w:r>
+        <w:t xml:space="preserve"> </w:t>
+      </w:r>
+      <w:r>
+        <w:rPr>
+          <w:i/>
+          <w:iCs/>
+        </w:rPr>
+        <w:t xml:space="preserve">Science</w:t>
+      </w:r>
+      <w:r>
+        <w:t xml:space="preserve">. 2015;349:650–655. doi:10.1126/science.aab0983</w:t>
       </w:r>
     </w:p>
     <w:p>
@@ -6496,20 +6525,20 @@
         <w:pStyle w:val="BodyText"/>
       </w:pPr>
       <w:r>
-        <w:t xml:space="preserve">Nelson PT, Dickson DW, Trojanowski JQ, et al. Limbic-predominant age-related TDP-43 encephalopathy (LATE): consensus working group report.</w:t>
-      </w:r>
-      <w:r>
-        <w:t xml:space="preserve"> </w:t>
-      </w:r>
-      <w:r>
-        <w:rPr>
-          <w:i/>
-          <w:iCs/>
-        </w:rPr>
-        <w:t xml:space="preserve">Brain</w:t>
-      </w:r>
-      <w:r>
-        <w:t xml:space="preserve">. 2019;142:1503–1527. doi:10.1093/brain/awz099</w:t>
+        <w:t xml:space="preserve">Ling S-C, Polymenidou M, Cleveland DW. Converging mechanisms in ALS and FTD: disrupted RNA and protein homeostasis.</w:t>
+      </w:r>
+      <w:r>
+        <w:t xml:space="preserve"> </w:t>
+      </w:r>
+      <w:r>
+        <w:rPr>
+          <w:i/>
+          <w:iCs/>
+        </w:rPr>
+        <w:t xml:space="preserve">Neuron</w:t>
+      </w:r>
+      <w:r>
+        <w:t xml:space="preserve">. 2013;79:416–438. doi:10.1016/j.neuron.2013.07.033</w:t>
       </w:r>
     </w:p>
     <w:p>
@@ -6517,20 +6546,32 @@
         <w:pStyle w:val="BodyText"/>
       </w:pPr>
       <w:r>
-        <w:t xml:space="preserve">Neumann M, Sampathu DM, Kwong LK, et al. Ubiquitinated TDP-43 in frontotemporal lobar degeneration and amyotrophic lateral sclerosis.</w:t>
-      </w:r>
-      <w:r>
-        <w:t xml:space="preserve"> </w:t>
-      </w:r>
-      <w:r>
-        <w:rPr>
-          <w:i/>
-          <w:iCs/>
-        </w:rPr>
-        <w:t xml:space="preserve">Science</w:t>
-      </w:r>
-      <w:r>
-        <w:t xml:space="preserve">. 2006;314:130–133. doi:10.1126/science.1134108</w:t>
+        <w:t xml:space="preserve">Livak KJ, Schmittgen TD. Analysis of relative gene expression data using real-time quantitative PCR and the 2</w:t>
+      </w:r>
+      <w:r>
+        <w:rPr>
+          <w:vertAlign w:val="superscript"/>
+        </w:rPr>
+        <w:t xml:space="preserve">−ΔΔCt</w:t>
+      </w:r>
+      <w:r>
+        <w:t xml:space="preserve"> </w:t>
+      </w:r>
+      <w:r>
+        <w:t xml:space="preserve">method.</w:t>
+      </w:r>
+      <w:r>
+        <w:t xml:space="preserve"> </w:t>
+      </w:r>
+      <w:r>
+        <w:rPr>
+          <w:i/>
+          <w:iCs/>
+        </w:rPr>
+        <w:t xml:space="preserve">Methods</w:t>
+      </w:r>
+      <w:r>
+        <w:t xml:space="preserve">. 2001;25:402–408. doi:10.1006/meth.2001.1262</w:t>
       </w:r>
     </w:p>
     <w:p>
@@ -6538,20 +6579,20 @@
         <w:pStyle w:val="BodyText"/>
       </w:pPr>
       <w:r>
-        <w:t xml:space="preserve">Nowicka M, Robinson MD. DRIMSeq: a Dirichlet-multinomial framework for multivariate count outcomes in genomics.</w:t>
-      </w:r>
-      <w:r>
-        <w:t xml:space="preserve"> </w:t>
-      </w:r>
-      <w:r>
-        <w:rPr>
-          <w:i/>
-          <w:iCs/>
-        </w:rPr>
-        <w:t xml:space="preserve">F1000Res</w:t>
-      </w:r>
-      <w:r>
-        <w:t xml:space="preserve">. 2016;5:1356. doi:10.12688/f1000research.8900.2</w:t>
+        <w:t xml:space="preserve">Love MI, Huber W, Anders S. Moderated estimation of fold change and dispersion for RNA-seq data with DESeq2.</w:t>
+      </w:r>
+      <w:r>
+        <w:t xml:space="preserve"> </w:t>
+      </w:r>
+      <w:r>
+        <w:rPr>
+          <w:i/>
+          <w:iCs/>
+        </w:rPr>
+        <w:t xml:space="preserve">Genome Biol</w:t>
+      </w:r>
+      <w:r>
+        <w:t xml:space="preserve">. 2014;15:550. doi:10.1186/s13059-014-0550-8</w:t>
       </w:r>
     </w:p>
     <w:p>
@@ -6559,20 +6600,20 @@
         <w:pStyle w:val="BodyText"/>
       </w:pPr>
       <w:r>
-        <w:t xml:space="preserve">Palty R, Raveh A, Kaminsky I, Meller R, Reuveny E. SARAF inactivates the store operated calcium entry machinery to prevent excess calcium refilling.</w:t>
-      </w:r>
-      <w:r>
-        <w:t xml:space="preserve"> </w:t>
-      </w:r>
-      <w:r>
-        <w:rPr>
-          <w:i/>
-          <w:iCs/>
-        </w:rPr>
-        <w:t xml:space="preserve">Cell</w:t>
-      </w:r>
-      <w:r>
-        <w:t xml:space="preserve">. 2012;149:425–438. doi:10.1016/j.cell.2012.01.055</w:t>
+        <w:t xml:space="preserve">Ma XR, Prudencio M, Koike Y, et al. TDP-43 represses cryptic exon inclusion in the FTD–ALS gene UNC13A.</w:t>
+      </w:r>
+      <w:r>
+        <w:t xml:space="preserve"> </w:t>
+      </w:r>
+      <w:r>
+        <w:rPr>
+          <w:i/>
+          <w:iCs/>
+        </w:rPr>
+        <w:t xml:space="preserve">Nature</w:t>
+      </w:r>
+      <w:r>
+        <w:t xml:space="preserve">. 2022;603:124–130. doi:10.1038/s41586-022-04424-7</w:t>
       </w:r>
     </w:p>
     <w:p>
@@ -6580,20 +6621,20 @@
         <w:pStyle w:val="BodyText"/>
       </w:pPr>
       <w:r>
-        <w:t xml:space="preserve">Patro R, Duggal G, Love MI, Irizarry RA, Kingsford C. Salmon provides fast and bias-aware quantification of transcript expression.</w:t>
-      </w:r>
-      <w:r>
-        <w:t xml:space="preserve"> </w:t>
-      </w:r>
-      <w:r>
-        <w:rPr>
-          <w:i/>
-          <w:iCs/>
-        </w:rPr>
-        <w:t xml:space="preserve">Nat Methods</w:t>
-      </w:r>
-      <w:r>
-        <w:t xml:space="preserve">. 2017;14:417–419. doi:10.1038/nmeth.4197</w:t>
+        <w:t xml:space="preserve">Martin M. Cutadapt removes adapter sequences from high-throughput sequencing reads.</w:t>
+      </w:r>
+      <w:r>
+        <w:t xml:space="preserve"> </w:t>
+      </w:r>
+      <w:r>
+        <w:rPr>
+          <w:i/>
+          <w:iCs/>
+        </w:rPr>
+        <w:t xml:space="preserve">EMBnet J</w:t>
+      </w:r>
+      <w:r>
+        <w:t xml:space="preserve">. 2011;17:10–12. doi:10.14806/ej.17.1.200</w:t>
       </w:r>
     </w:p>
     <w:p>
@@ -6601,20 +6642,20 @@
         <w:pStyle w:val="BodyText"/>
       </w:pPr>
       <w:r>
-        <w:t xml:space="preserve">Prakriya M, Lewis RS. Store-operated calcium channels.</w:t>
-      </w:r>
-      <w:r>
-        <w:t xml:space="preserve"> </w:t>
-      </w:r>
-      <w:r>
-        <w:rPr>
-          <w:i/>
-          <w:iCs/>
-        </w:rPr>
-        <w:t xml:space="preserve">Physiol Rev</w:t>
-      </w:r>
-      <w:r>
-        <w:t xml:space="preserve">. 2015;95:1383–1436. doi:10.1152/physrev.00020.2014</w:t>
+        <w:t xml:space="preserve">Melamed Z, López-Erauskin J, Baughn MW, et al. Premature polyadenylation-mediated loss of stathmin-2 is a hallmark of TDP-43-dependent neurodegeneration.</w:t>
+      </w:r>
+      <w:r>
+        <w:t xml:space="preserve"> </w:t>
+      </w:r>
+      <w:r>
+        <w:rPr>
+          <w:i/>
+          <w:iCs/>
+        </w:rPr>
+        <w:t xml:space="preserve">Nat Neurosci</w:t>
+      </w:r>
+      <w:r>
+        <w:t xml:space="preserve">. 2019;22:180–190. doi:10.1038/s41593-018-0293-z</w:t>
       </w:r>
     </w:p>
     <w:p>
@@ -6622,20 +6663,20 @@
         <w:pStyle w:val="BodyText"/>
       </w:pPr>
       <w:r>
-        <w:t xml:space="preserve">Prudencio M, Humphrey J, Pickles S, et al. Truncated stathmin-2 is a marker of TDP-43 pathology in frontotemporal dementia.</w:t>
-      </w:r>
-      <w:r>
-        <w:t xml:space="preserve"> </w:t>
-      </w:r>
-      <w:r>
-        <w:rPr>
-          <w:i/>
-          <w:iCs/>
-        </w:rPr>
-        <w:t xml:space="preserve">J Clin Invest</w:t>
-      </w:r>
-      <w:r>
-        <w:t xml:space="preserve">. 2020;130:6080–6092. doi:10.1172/JCI139741</w:t>
+        <w:t xml:space="preserve">Mertes C, Scheller IF, Yépez VA, et al. Detection of aberrant splicing events in RNA-seq data using FRASER.</w:t>
+      </w:r>
+      <w:r>
+        <w:t xml:space="preserve"> </w:t>
+      </w:r>
+      <w:r>
+        <w:rPr>
+          <w:i/>
+          <w:iCs/>
+        </w:rPr>
+        <w:t xml:space="preserve">Nat Commun</w:t>
+      </w:r>
+      <w:r>
+        <w:t xml:space="preserve">. 2021;12:529. doi:10.1038/s41467-020-20573-7</w:t>
       </w:r>
     </w:p>
     <w:p>
@@ -6643,20 +6684,20 @@
         <w:pStyle w:val="BodyText"/>
       </w:pPr>
       <w:r>
-        <w:t xml:space="preserve">Putney JW. Pharmacology of store-operated calcium channels.</w:t>
-      </w:r>
-      <w:r>
-        <w:t xml:space="preserve"> </w:t>
-      </w:r>
-      <w:r>
-        <w:rPr>
-          <w:i/>
-          <w:iCs/>
-        </w:rPr>
-        <w:t xml:space="preserve">Mol Interv</w:t>
-      </w:r>
-      <w:r>
-        <w:t xml:space="preserve">. 2010;10:209–218. doi:10.1124/mi.10.4.4</w:t>
+        <w:t xml:space="preserve">Miederer AM, Alansary D, Schwär G, et al. A STIM2 splice variant negatively regulates store-operated calcium entry.</w:t>
+      </w:r>
+      <w:r>
+        <w:t xml:space="preserve"> </w:t>
+      </w:r>
+      <w:r>
+        <w:rPr>
+          <w:i/>
+          <w:iCs/>
+        </w:rPr>
+        <w:t xml:space="preserve">Nat Commun</w:t>
+      </w:r>
+      <w:r>
+        <w:t xml:space="preserve">. 2015;6:6899. doi:10.1038/ncomms7899</w:t>
       </w:r>
     </w:p>
     <w:p>
@@ -6664,20 +6705,20 @@
         <w:pStyle w:val="BodyText"/>
       </w:pPr>
       <w:r>
-        <w:t xml:space="preserve">Selli Ç, Eraç Y, Kosova B, Tosun M. Post-transcriptional silencing of TRPC1 ion channel gene by RNA interference upregulates TRPC6 expression and store-operated Ca²⁺ entry in A7r5 vascular smooth muscle cells.</w:t>
-      </w:r>
-      <w:r>
-        <w:t xml:space="preserve"> </w:t>
-      </w:r>
-      <w:r>
-        <w:rPr>
-          <w:i/>
-          <w:iCs/>
-        </w:rPr>
-        <w:t xml:space="preserve">Vascul Pharmacol</w:t>
-      </w:r>
-      <w:r>
-        <w:t xml:space="preserve">. 2009;51:96–100. doi:10.1016/j.vph.2009.04.001</w:t>
+        <w:t xml:space="preserve">Moullan N, Mouchiroud L, Wang X, et al. Tetracyclines disturb mitochondrial function across eukaryotic models: a call for caution in biomedical research.</w:t>
+      </w:r>
+      <w:r>
+        <w:t xml:space="preserve"> </w:t>
+      </w:r>
+      <w:r>
+        <w:rPr>
+          <w:i/>
+          <w:iCs/>
+        </w:rPr>
+        <w:t xml:space="preserve">Cell Rep</w:t>
+      </w:r>
+      <w:r>
+        <w:t xml:space="preserve">. 2015;10:1681–1691. doi:10.1016/j.celrep.2015.02.034</w:t>
       </w:r>
     </w:p>
     <w:p>
@@ -6685,20 +6726,20 @@
         <w:pStyle w:val="BodyText"/>
       </w:pPr>
       <w:r>
-        <w:t xml:space="preserve">Shen S, Park JW, Lu Z-x, et al. rMATS: robust and flexible detection of differential alternative splicing from replicate RNA-Seq data.</w:t>
-      </w:r>
-      <w:r>
-        <w:t xml:space="preserve"> </w:t>
-      </w:r>
-      <w:r>
-        <w:rPr>
-          <w:i/>
-          <w:iCs/>
-        </w:rPr>
-        <w:t xml:space="preserve">Proc Natl Acad Sci USA</w:t>
-      </w:r>
-      <w:r>
-        <w:t xml:space="preserve">. 2014;111:E5593–E5601. doi:10.1073/pnas.1419161111</w:t>
+        <w:t xml:space="preserve">Nelson PT, Dickson DW, Trojanowski JQ, et al. Limbic-predominant age-related TDP-43 encephalopathy (LATE): consensus working group report.</w:t>
+      </w:r>
+      <w:r>
+        <w:t xml:space="preserve"> </w:t>
+      </w:r>
+      <w:r>
+        <w:rPr>
+          <w:i/>
+          <w:iCs/>
+        </w:rPr>
+        <w:t xml:space="preserve">Brain</w:t>
+      </w:r>
+      <w:r>
+        <w:t xml:space="preserve">. 2019;142:1503–1527. doi:10.1093/brain/awz099</w:t>
       </w:r>
     </w:p>
     <w:p>
@@ -6706,20 +6747,20 @@
         <w:pStyle w:val="BodyText"/>
       </w:pPr>
       <w:r>
-        <w:t xml:space="preserve">Stoica R, De Vos KJ, Paillusson S, et al. ER–mitochondria associations are regulated by the VAPB–PTPIP51 interaction and are disrupted by ALS/FTD-associated TDP-43.</w:t>
-      </w:r>
-      <w:r>
-        <w:t xml:space="preserve"> </w:t>
-      </w:r>
-      <w:r>
-        <w:rPr>
-          <w:i/>
-          <w:iCs/>
-        </w:rPr>
-        <w:t xml:space="preserve">Nat Commun</w:t>
-      </w:r>
-      <w:r>
-        <w:t xml:space="preserve">. 2014;5:3996. doi:10.1038/ncomms4996</w:t>
+        <w:t xml:space="preserve">Neumann M, Sampathu DM, Kwong LK, et al. Ubiquitinated TDP-43 in frontotemporal lobar degeneration and amyotrophic lateral sclerosis.</w:t>
+      </w:r>
+      <w:r>
+        <w:t xml:space="preserve"> </w:t>
+      </w:r>
+      <w:r>
+        <w:rPr>
+          <w:i/>
+          <w:iCs/>
+        </w:rPr>
+        <w:t xml:space="preserve">Science</w:t>
+      </w:r>
+      <w:r>
+        <w:t xml:space="preserve">. 2006;314:130–133. doi:10.1126/science.1134108</w:t>
       </w:r>
     </w:p>
     <w:p>
@@ -6727,20 +6768,20 @@
         <w:pStyle w:val="BodyText"/>
       </w:pPr>
       <w:r>
-        <w:t xml:space="preserve">Trincado JL, Entizne JC, Hysenaj G, et al. SUPPA2: fast, accurate, and uncertainty-aware differential splicing analysis across multiple conditions.</w:t>
-      </w:r>
-      <w:r>
-        <w:t xml:space="preserve"> </w:t>
-      </w:r>
-      <w:r>
-        <w:rPr>
-          <w:i/>
-          <w:iCs/>
-        </w:rPr>
-        <w:t xml:space="preserve">Genome Biol</w:t>
-      </w:r>
-      <w:r>
-        <w:t xml:space="preserve">. 2018;19:40. doi:10.1186/s13059-018-1417-1</w:t>
+        <w:t xml:space="preserve">Nowicka M, Robinson MD. DRIMSeq: a Dirichlet-multinomial framework for multivariate count outcomes in genomics.</w:t>
+      </w:r>
+      <w:r>
+        <w:t xml:space="preserve"> </w:t>
+      </w:r>
+      <w:r>
+        <w:rPr>
+          <w:i/>
+          <w:iCs/>
+        </w:rPr>
+        <w:t xml:space="preserve">F1000Res</w:t>
+      </w:r>
+      <w:r>
+        <w:t xml:space="preserve">. 2016;5:1356. doi:10.12688/f1000research.8900.2</w:t>
       </w:r>
     </w:p>
     <w:p>
@@ -6748,20 +6789,20 @@
         <w:pStyle w:val="BodyText"/>
       </w:pPr>
       <w:r>
-        <w:t xml:space="preserve">Vaeth M, Yang J, Yamashita M, et al. ORAI2 modulates store-operated calcium entry and T cell-mediated immunity.</w:t>
-      </w:r>
-      <w:r>
-        <w:t xml:space="preserve"> </w:t>
-      </w:r>
-      <w:r>
-        <w:rPr>
-          <w:i/>
-          <w:iCs/>
-        </w:rPr>
-        <w:t xml:space="preserve">Nat Commun</w:t>
-      </w:r>
-      <w:r>
-        <w:t xml:space="preserve">. 2017;8:14714. doi:10.1038/ncomms14714</w:t>
+        <w:t xml:space="preserve">Paez PM, Fulton D, Spreuer V, Handley V, Campagnoni AT. Modulation of canonical transient receptor potential channel 1 in the proliferation of oligodendrocyte precursor cells by the golli products of the myelin basic protein gene.</w:t>
+      </w:r>
+      <w:r>
+        <w:t xml:space="preserve"> </w:t>
+      </w:r>
+      <w:r>
+        <w:rPr>
+          <w:i/>
+          <w:iCs/>
+        </w:rPr>
+        <w:t xml:space="preserve">J Neurosci</w:t>
+      </w:r>
+      <w:r>
+        <w:t xml:space="preserve">. 2011;31:3625–3637. doi:10.1523/JNEUROSCI.4424-10.2011</w:t>
       </w:r>
     </w:p>
     <w:p>
@@ -6769,20 +6810,20 @@
         <w:pStyle w:val="BodyText"/>
       </w:pPr>
       <w:r>
-        <w:t xml:space="preserve">Van den Berge K, Soneson C, Robinson MD, Clement L. stageR: a general stage-wise method for controlling the gene-level false discovery rate in differential expression and differential transcript usage.</w:t>
-      </w:r>
-      <w:r>
-        <w:t xml:space="preserve"> </w:t>
-      </w:r>
-      <w:r>
-        <w:rPr>
-          <w:i/>
-          <w:iCs/>
-        </w:rPr>
-        <w:t xml:space="preserve">Genome Biol</w:t>
-      </w:r>
-      <w:r>
-        <w:t xml:space="preserve">. 2017;18:151. doi:10.1186/s13059-017-1277-0</w:t>
+        <w:t xml:space="preserve">Palty R, Raveh A, Kaminsky I, Meller R, Reuveny E. SARAF inactivates the store operated calcium entry machinery to prevent excess calcium refilling.</w:t>
+      </w:r>
+      <w:r>
+        <w:t xml:space="preserve"> </w:t>
+      </w:r>
+      <w:r>
+        <w:rPr>
+          <w:i/>
+          <w:iCs/>
+        </w:rPr>
+        <w:t xml:space="preserve">Cell</w:t>
+      </w:r>
+      <w:r>
+        <w:t xml:space="preserve">. 2012;149:425–438. doi:10.1016/j.cell.2012.01.055</w:t>
       </w:r>
     </w:p>
     <w:p>
@@ -6790,20 +6831,20 @@
         <w:pStyle w:val="BodyText"/>
       </w:pPr>
       <w:r>
-        <w:t xml:space="preserve">Vaquero-Garcia J, Barrera A, Gazzara MR, et al. A new view of transcriptome complexity and regulation through the lens of local splicing variations.</w:t>
-      </w:r>
-      <w:r>
-        <w:t xml:space="preserve"> </w:t>
-      </w:r>
-      <w:r>
-        <w:rPr>
-          <w:i/>
-          <w:iCs/>
-        </w:rPr>
-        <w:t xml:space="preserve">eLife</w:t>
-      </w:r>
-      <w:r>
-        <w:t xml:space="preserve">. 2016;5:e11752. doi:10.7554/eLife.11752</w:t>
+        <w:t xml:space="preserve">Patro R, Duggal G, Love MI, Irizarry RA, Kingsford C. Salmon provides fast and bias-aware quantification of transcript expression.</w:t>
+      </w:r>
+      <w:r>
+        <w:t xml:space="preserve"> </w:t>
+      </w:r>
+      <w:r>
+        <w:rPr>
+          <w:i/>
+          <w:iCs/>
+        </w:rPr>
+        <w:t xml:space="preserve">Nat Methods</w:t>
+      </w:r>
+      <w:r>
+        <w:t xml:space="preserve">. 2017;14:417–419. doi:10.1038/nmeth.4197</w:t>
       </w:r>
     </w:p>
     <w:p>
@@ -6811,6 +6852,366 @@
         <w:pStyle w:val="BodyText"/>
       </w:pPr>
       <w:r>
+        <w:t xml:space="preserve">Polymenidou M, Lagier-Tourenne C, Hutt KR, et al. Long pre-mRNA depletion and RNA missplicing contribute to neuronal vulnerability from loss of TDP-43.</w:t>
+      </w:r>
+      <w:r>
+        <w:t xml:space="preserve"> </w:t>
+      </w:r>
+      <w:r>
+        <w:rPr>
+          <w:i/>
+          <w:iCs/>
+        </w:rPr>
+        <w:t xml:space="preserve">Nat Neurosci</w:t>
+      </w:r>
+      <w:r>
+        <w:t xml:space="preserve">. 2011;14:459–468. doi:10.1038/nn.2779</w:t>
+      </w:r>
+    </w:p>
+    <w:p>
+      <w:pPr>
+        <w:pStyle w:val="BodyText"/>
+      </w:pPr>
+      <w:r>
+        <w:t xml:space="preserve">Prakriya M, Lewis RS. Store-operated calcium channels.</w:t>
+      </w:r>
+      <w:r>
+        <w:t xml:space="preserve"> </w:t>
+      </w:r>
+      <w:r>
+        <w:rPr>
+          <w:i/>
+          <w:iCs/>
+        </w:rPr>
+        <w:t xml:space="preserve">Physiol Rev</w:t>
+      </w:r>
+      <w:r>
+        <w:t xml:space="preserve">. 2015;95:1383–1436. doi:10.1152/physrev.00020.2014</w:t>
+      </w:r>
+    </w:p>
+    <w:p>
+      <w:pPr>
+        <w:pStyle w:val="BodyText"/>
+      </w:pPr>
+      <w:r>
+        <w:t xml:space="preserve">Prudencio M, Humphrey J, Pickles S, et al. Truncated stathmin-2 is a marker of TDP-43 pathology in frontotemporal dementia.</w:t>
+      </w:r>
+      <w:r>
+        <w:t xml:space="preserve"> </w:t>
+      </w:r>
+      <w:r>
+        <w:rPr>
+          <w:i/>
+          <w:iCs/>
+        </w:rPr>
+        <w:t xml:space="preserve">J Clin Invest</w:t>
+      </w:r>
+      <w:r>
+        <w:t xml:space="preserve">. 2020;130:6080–6092. doi:10.1172/JCI139741</w:t>
+      </w:r>
+    </w:p>
+    <w:p>
+      <w:pPr>
+        <w:pStyle w:val="BodyText"/>
+      </w:pPr>
+      <w:r>
+        <w:t xml:space="preserve">Putney JW. Pharmacology of store-operated calcium channels.</w:t>
+      </w:r>
+      <w:r>
+        <w:t xml:space="preserve"> </w:t>
+      </w:r>
+      <w:r>
+        <w:rPr>
+          <w:i/>
+          <w:iCs/>
+        </w:rPr>
+        <w:t xml:space="preserve">Mol Interv</w:t>
+      </w:r>
+      <w:r>
+        <w:t xml:space="preserve">. 2010;10:209–218. doi:10.1124/mi.10.4.4</w:t>
+      </w:r>
+    </w:p>
+    <w:p>
+      <w:pPr>
+        <w:pStyle w:val="BodyText"/>
+      </w:pPr>
+      <w:r>
+        <w:t xml:space="preserve">Rana A, Yen M, Sadaghiani AM, et al. Alternative splicing converts STIM2 from an activator to an inhibitor of store-operated calcium channels.</w:t>
+      </w:r>
+      <w:r>
+        <w:t xml:space="preserve"> </w:t>
+      </w:r>
+      <w:r>
+        <w:rPr>
+          <w:i/>
+          <w:iCs/>
+        </w:rPr>
+        <w:t xml:space="preserve">J Cell Biol</w:t>
+      </w:r>
+      <w:r>
+        <w:t xml:space="preserve">. 2015;209:653–670. doi:10.1083/jcb.201412060</w:t>
+      </w:r>
+    </w:p>
+    <w:p>
+      <w:pPr>
+        <w:pStyle w:val="BodyText"/>
+      </w:pPr>
+      <w:r>
+        <w:t xml:space="preserve">Selli Ç, Eraç Y, Kosova B, Tosun M. Post-transcriptional silencing of TRPC1 ion channel gene by RNA interference upregulates TRPC6 expression and store-operated Ca²⁺ entry in A7r5 vascular smooth muscle cells.</w:t>
+      </w:r>
+      <w:r>
+        <w:t xml:space="preserve"> </w:t>
+      </w:r>
+      <w:r>
+        <w:rPr>
+          <w:i/>
+          <w:iCs/>
+        </w:rPr>
+        <w:t xml:space="preserve">Vascul Pharmacol</w:t>
+      </w:r>
+      <w:r>
+        <w:t xml:space="preserve">. 2009;51:96–100. doi:10.1016/j.vph.2009.04.001</w:t>
+      </w:r>
+    </w:p>
+    <w:p>
+      <w:pPr>
+        <w:pStyle w:val="BodyText"/>
+      </w:pPr>
+      <w:r>
+        <w:t xml:space="preserve">Selvaraj S, Sun Y, Watt JA, et al. Neurotoxin-induced ER stress in mouse dopaminergic neurons involves downregulation of TRPC1 and inhibition of AKT/mTOR signaling.</w:t>
+      </w:r>
+      <w:r>
+        <w:t xml:space="preserve"> </w:t>
+      </w:r>
+      <w:r>
+        <w:rPr>
+          <w:i/>
+          <w:iCs/>
+        </w:rPr>
+        <w:t xml:space="preserve">J Clin Invest</w:t>
+      </w:r>
+      <w:r>
+        <w:t xml:space="preserve">. 2012;122:1354–1367. doi:10.1172/JCI61332</w:t>
+      </w:r>
+    </w:p>
+    <w:p>
+      <w:pPr>
+        <w:pStyle w:val="BodyText"/>
+      </w:pPr>
+      <w:r>
+        <w:t xml:space="preserve">Shen S, Park JW, Lu Z-x, et al. rMATS: robust and flexible detection of differential alternative splicing from replicate RNA-Seq data.</w:t>
+      </w:r>
+      <w:r>
+        <w:t xml:space="preserve"> </w:t>
+      </w:r>
+      <w:r>
+        <w:rPr>
+          <w:i/>
+          <w:iCs/>
+        </w:rPr>
+        <w:t xml:space="preserve">Proc Natl Acad Sci USA</w:t>
+      </w:r>
+      <w:r>
+        <w:t xml:space="preserve">. 2014;111:E5593–E5601. doi:10.1073/pnas.1419161111</w:t>
+      </w:r>
+    </w:p>
+    <w:p>
+      <w:pPr>
+        <w:pStyle w:val="BodyText"/>
+      </w:pPr>
+      <w:r>
+        <w:t xml:space="preserve">Sinha IR, Ye Y, Li Y, et al. Inhibition of nonsense-mediated decay in TDP-43 deficient neurons reveals novel cryptic exons.</w:t>
+      </w:r>
+      <w:r>
+        <w:t xml:space="preserve"> </w:t>
+      </w:r>
+      <w:r>
+        <w:rPr>
+          <w:i/>
+          <w:iCs/>
+        </w:rPr>
+        <w:t xml:space="preserve">bioRxiv</w:t>
+      </w:r>
+      <w:r>
+        <w:t xml:space="preserve"> </w:t>
+      </w:r>
+      <w:r>
+        <w:t xml:space="preserve">[preprint]. 2025. doi:10.1101/2025.06.28.661837</w:t>
+      </w:r>
+    </w:p>
+    <w:p>
+      <w:pPr>
+        <w:pStyle w:val="BodyText"/>
+      </w:pPr>
+      <w:r>
+        <w:t xml:space="preserve">Srinivasan K, Friedman BA, Etxeberria A, et al. Alzheimer’s patient microglia exhibit enhanced aging and unique transcriptional activation.</w:t>
+      </w:r>
+      <w:r>
+        <w:t xml:space="preserve"> </w:t>
+      </w:r>
+      <w:r>
+        <w:rPr>
+          <w:i/>
+          <w:iCs/>
+        </w:rPr>
+        <w:t xml:space="preserve">Cell Rep</w:t>
+      </w:r>
+      <w:r>
+        <w:t xml:space="preserve">. 2020;31:107843. doi:10.1016/j.celrep.2020.107843</w:t>
+      </w:r>
+    </w:p>
+    <w:p>
+      <w:pPr>
+        <w:pStyle w:val="BodyText"/>
+      </w:pPr>
+      <w:r>
+        <w:t xml:space="preserve">Stoica R, De Vos KJ, Paillusson S, et al. ER–mitochondria associations are regulated by the VAPB–PTPIP51 interaction and are disrupted by ALS/FTD-associated TDP-43.</w:t>
+      </w:r>
+      <w:r>
+        <w:t xml:space="preserve"> </w:t>
+      </w:r>
+      <w:r>
+        <w:rPr>
+          <w:i/>
+          <w:iCs/>
+        </w:rPr>
+        <w:t xml:space="preserve">Nat Commun</w:t>
+      </w:r>
+      <w:r>
+        <w:t xml:space="preserve">. 2014;5:3996. doi:10.1038/ncomms4996</w:t>
+      </w:r>
+    </w:p>
+    <w:p>
+      <w:pPr>
+        <w:pStyle w:val="BodyText"/>
+      </w:pPr>
+      <w:r>
+        <w:t xml:space="preserve">Šušnjar U, Škrabar N, Brown AL, et al. Cell environment shapes TDP-43 function with implications in neuronal and muscle disease.</w:t>
+      </w:r>
+      <w:r>
+        <w:t xml:space="preserve"> </w:t>
+      </w:r>
+      <w:r>
+        <w:rPr>
+          <w:i/>
+          <w:iCs/>
+        </w:rPr>
+        <w:t xml:space="preserve">Commun Biol</w:t>
+      </w:r>
+      <w:r>
+        <w:t xml:space="preserve">. 2022;5:314. doi:10.1038/s42003-022-03253-8</w:t>
+      </w:r>
+    </w:p>
+    <w:p>
+      <w:pPr>
+        <w:pStyle w:val="BodyText"/>
+      </w:pPr>
+      <w:r>
+        <w:t xml:space="preserve">Trincado JL, Entizne JC, Hysenaj G, et al. SUPPA2: fast, accurate, and uncertainty-aware differential splicing analysis across multiple conditions.</w:t>
+      </w:r>
+      <w:r>
+        <w:t xml:space="preserve"> </w:t>
+      </w:r>
+      <w:r>
+        <w:rPr>
+          <w:i/>
+          <w:iCs/>
+        </w:rPr>
+        <w:t xml:space="preserve">Genome Biol</w:t>
+      </w:r>
+      <w:r>
+        <w:t xml:space="preserve">. 2018;19:40. doi:10.1186/s13059-018-1417-1</w:t>
+      </w:r>
+    </w:p>
+    <w:p>
+      <w:pPr>
+        <w:pStyle w:val="BodyText"/>
+      </w:pPr>
+      <w:r>
+        <w:t xml:space="preserve">Vaeth M, Yang J, Yamashita M, et al. ORAI2 modulates store-operated calcium entry and T cell-mediated immunity.</w:t>
+      </w:r>
+      <w:r>
+        <w:t xml:space="preserve"> </w:t>
+      </w:r>
+      <w:r>
+        <w:rPr>
+          <w:i/>
+          <w:iCs/>
+        </w:rPr>
+        <w:t xml:space="preserve">Nat Commun</w:t>
+      </w:r>
+      <w:r>
+        <w:t xml:space="preserve">. 2017;8:14714. doi:10.1038/ncomms14714</w:t>
+      </w:r>
+    </w:p>
+    <w:p>
+      <w:pPr>
+        <w:pStyle w:val="BodyText"/>
+      </w:pPr>
+      <w:r>
+        <w:t xml:space="preserve">Van den Berge K, Soneson C, Robinson MD, Clement L. stageR: a general stage-wise method for controlling the gene-level false discovery rate in differential expression and differential transcript usage.</w:t>
+      </w:r>
+      <w:r>
+        <w:t xml:space="preserve"> </w:t>
+      </w:r>
+      <w:r>
+        <w:rPr>
+          <w:i/>
+          <w:iCs/>
+        </w:rPr>
+        <w:t xml:space="preserve">Genome Biol</w:t>
+      </w:r>
+      <w:r>
+        <w:t xml:space="preserve">. 2017;18:151. doi:10.1186/s13059-017-1277-0</w:t>
+      </w:r>
+    </w:p>
+    <w:p>
+      <w:pPr>
+        <w:pStyle w:val="BodyText"/>
+      </w:pPr>
+      <w:r>
+        <w:t xml:space="preserve">Van Nostrand EL, Freese P, Pratt GA, et al. A large-scale binding and functional map of human RNA-binding proteins.</w:t>
+      </w:r>
+      <w:r>
+        <w:t xml:space="preserve"> </w:t>
+      </w:r>
+      <w:r>
+        <w:rPr>
+          <w:i/>
+          <w:iCs/>
+        </w:rPr>
+        <w:t xml:space="preserve">Nature</w:t>
+      </w:r>
+      <w:r>
+        <w:t xml:space="preserve">. 2020;583:711–719. doi:10.1038/s41586-020-2077-3</w:t>
+      </w:r>
+    </w:p>
+    <w:p>
+      <w:pPr>
+        <w:pStyle w:val="BodyText"/>
+      </w:pPr>
+      <w:r>
+        <w:t xml:space="preserve">Vaquero-Garcia J, Barrera A, Gazzara MR, et al. A new view of transcriptome complexity and regulation through the lens of local splicing variations.</w:t>
+      </w:r>
+      <w:r>
+        <w:t xml:space="preserve"> </w:t>
+      </w:r>
+      <w:r>
+        <w:rPr>
+          <w:i/>
+          <w:iCs/>
+        </w:rPr>
+        <w:t xml:space="preserve">eLife</w:t>
+      </w:r>
+      <w:r>
+        <w:t xml:space="preserve">. 2016;5:e11752. doi:10.7554/eLife.11752</w:t>
+      </w:r>
+    </w:p>
+    <w:p>
+      <w:pPr>
+        <w:pStyle w:val="BodyText"/>
+      </w:pPr>
+      <w:r>
         <w:t xml:space="preserve">Vitting-Seerup K, Sandelin A. IsoformSwitchAnalyzeR: analysis of changes in genome-wide patterns of alternative splicing and its functional consequences.</w:t>
       </w:r>
       <w:r>
@@ -6825,6 +7226,27 @@
       </w:r>
       <w:r>
         <w:t xml:space="preserve">. 2019;35:4469–4471. doi:10.1093/bioinformatics/btz247</w:t>
+      </w:r>
+    </w:p>
+    <w:p>
+      <w:pPr>
+        <w:pStyle w:val="BodyText"/>
+      </w:pPr>
+      <w:r>
+        <w:t xml:space="preserve">Voskuhl RR, Itoh N, Tassoni A, et al. Gene expression in oligodendrocytes during remyelination reveals cholesterol homeostasis as a therapeutic target in multiple sclerosis.</w:t>
+      </w:r>
+      <w:r>
+        <w:t xml:space="preserve"> </w:t>
+      </w:r>
+      <w:r>
+        <w:rPr>
+          <w:i/>
+          <w:iCs/>
+        </w:rPr>
+        <w:t xml:space="preserve">Proc Natl Acad Sci USA</w:t>
+      </w:r>
+      <w:r>
+        <w:t xml:space="preserve">. 2019;116:10130–10139. doi:10.1073/pnas.1821306116</w:t>
       </w:r>
     </w:p>
     <w:p>
@@ -6997,7 +7419,7 @@
         <w:t xml:space="preserve"> </w:t>
       </w:r>
       <w:r>
-        <w:t xml:space="preserve">The authors thank the ALS Consortium of the New York Genome Center and Target ALS for making the post-mortem RNA-seq data available, and the authors of GSE296712, GSE230647, GSE77702, GSE27394, GSE171714, GSE307054, GSE125583, GSE68719, GSE138614 and GSE123496 for depositing their raw data.</w:t>
+        <w:t xml:space="preserve">This article is derived from the doctoral thesis of Elmasnur Yılmaz (Ege University, Graduate School of Natural and Applied Sciences, Department of Biotechnology, 2026). The authors thank the ALS Consortium of the New York Genome Center and Target ALS for making the post-mortem RNA-seq data available, the ENCODE Consortium for the K562 knockdown data, and the authors of GSE296712, GSE230647, GSE77702, GSE27394, GSE171714, GSE307054, GSE125583, GSE68719, GSE138614 and GSE123496 for depositing their raw data.</w:t>
       </w:r>
     </w:p>
     <w:bookmarkEnd w:id="44"/>
@@ -7127,7 +7549,7 @@
         <w:t xml:space="preserve"> </w:t>
       </w:r>
       <w:r>
-        <w:t xml:space="preserve">(A) Cryptic junctions recovered de novo in SH-SY5Y, with knockdown and control read counts. (B) Genes carrying cryptic events in each of the four cumulative Ca²⁺ panels. (C) Condition-level TDP-43-specific NMD interaction for genes carrying cryptic junctions versus the rest of the transcriptome, with</w:t>
+        <w:t xml:space="preserve">(A) Cryptic junctions of the literature positive controls recovered de novo in SH-SY5Y (75 ng/mL doxycycline, mapping-quality-filtered junction set), with knockdown and control read counts. (B) Number of genes in each of the four cumulative Ca²⁺ panels that carry a high-confidence unannotated splicing change in the same comparison. (C) Condition-level TDP-43-specific NMD interaction for genes carrying cryptic junctions versus the rest of the transcriptome, with</w:t>
       </w:r>
       <w:r>
         <w:t xml:space="preserve"> </w:t>
@@ -7227,7 +7649,16 @@
         <w:t xml:space="preserve"> </w:t>
       </w:r>
       <w:r>
-        <w:t xml:space="preserve">(A) TARDBP mRNA in non-transduced cells, non-targeting shRNA controls and shTDP-43 cells (2^−ΔΔCt, n = 4; one-way ANOVA on log2 values with Tukey’s test). (B) Relative mRNA of the four SOCE-associated targets in shTDP-43 cells, relative to the non-targeting shRNA control (n = 4; two-tailed t-tests). (C) WST-1 viability at 24 h and 48 h, as a percentage of the non-targeting shRNA control (n = 4 wells). (D) Representative Fura-2 traces for a non-targeting shRNA control and a shTDP-43 sample: SERCA inhibition with 10 µM cyclopiazonic acid in Ca²⁺-free medium, then re-addition of 1.5 mM CaCl₂. (E) Group data for the two phases, as Δ(F340/F380) relative to the preceding baseline (n = 3 independent cultures per group). Bars are mean ± SEM with individual values; ** p &lt; 0.01, *** p &lt; 0.001, **** p &lt; 0.0001.</w:t>
+        <w:t xml:space="preserve">(A) TARDBP mRNA in non-transduced cells, non-targeting shRNA controls and shTDP-43 cells (2</w:t>
+      </w:r>
+      <w:r>
+        <w:rPr>
+          <w:vertAlign w:val="superscript"/>
+        </w:rPr>
+        <w:t xml:space="preserve">−ΔΔCt</w:t>
+      </w:r>
+      <w:r>
+        <w:t xml:space="preserve">, n = 4; one-way ANOVA on log2 values with Tukey’s test). (B) Relative mRNA of the four SOCE-associated targets in shTDP-43 cells, relative to the non-targeting shRNA control (n = 4; two-tailed t-tests). (C) WST-1 viability at 24 h and 48 h, as a percentage of the non-targeting shRNA control (n = 4 wells). (D) Representative Fura-2 traces for a non-targeting shRNA control and a shTDP-43 sample: SERCA inhibition with 10 µM cyclopiazonic acid in Ca²⁺-free medium, then re-addition of 1.5 mM CaCl₂; the two traces are shown on different vertical scales and time windows, and the group comparison is in (E). (E) Group data for the two phases, as Δ(F340/F380) relative to the preceding baseline (n = 3 independent cultures per group). Bars are mean ± SEM with individual values; ** p &lt; 0.01, *** p &lt; 0.001, **** p &lt; 0.0001.</w:t>
       </w:r>
     </w:p>
     <w:p>
@@ -7293,7 +7724,7 @@
         <w:t xml:space="preserve"> </w:t>
       </w:r>
       <w:r>
-        <w:t xml:space="preserve">Cliff’s δ (case − control) for ALS (NYGC; all seven brain regions and three spinal cord levels), other neurological disorders (same controls, three testable regions), Alzheimer’s disease, Parkinson’s disease and multiple sclerosis, the last including the donor-level, lesion, normal-appearing white matter and myelin-adjusted analyses. Pale bars are not significant.</w:t>
+        <w:t xml:space="preserve">Cliff’s δ (case − control) for ALS (NYGC; all seven brain regions and three spinal cord levels), other neurological disorders (same controls, three testable regions), Alzheimer’s disease, Parkinson’s disease and multiple sclerosis, the last including the donor-level, lesion, normal-appearing white matter (sample and donor level) and myelin-adjusted analyses. Asterisks mark Benjamini–Hochberg q &lt; 0.05 or, for the donor-level normal-appearing white matter and myelin-adjusted tests, uncorrected p &lt; 0.05; pale bars are not significant.</w:t>
       </w:r>
     </w:p>
     <w:p>
@@ -7732,12 +8163,14 @@
       <w:pPr>
         <w:pStyle w:val="BodyText"/>
         <w:sectPr>
+          <w:footerReference w:type="default" r:id="rIdPageNumberFooter"/>
           <w:footnotePr>
             <w:numRestart w:val="eachSect"/>
           </w:footnotePr>
           <w:type w:val="nextPage"/>
           <w:pgSz w:w="11906" w:h="16838"/>
           <w:pgMar w:top="1440" w:right="1440" w:bottom="1440" w:left="1440" w:header="708" w:footer="708" w:gutter="0"/>
+          <w:lnNumType w:countBy="1" w:distance="283" w:restart="continuous"/>
         </w:sectPr>
       </w:pPr>
       <w:r>
@@ -7759,6 +8192,7 @@
     <w:p>
       <w:pPr>
         <w:pStyle w:val="Heading2"/>
+        <w:suppressLineNumbers/>
       </w:pPr>
       <w:r>
         <w:t xml:space="preserve">Tables</w:t>
@@ -7768,7 +8202,8 @@
       <w:pPr>
         <w:pStyle w:val="FirstParagraph"/>
         <w:keepNext/>
-        <w:spacing w:before="0" w:after="120"/>
+        <w:suppressLineNumbers/>
+        <w:spacing w:before="0" w:after="120" w:line="240" w:lineRule="auto"/>
       </w:pPr>
       <w:r>
         <w:rPr>
@@ -7815,7 +8250,8 @@
           <w:p>
             <w:pPr>
               <w:pStyle w:val="Compact"/>
-              <w:spacing w:before="0" w:after="0"/>
+              <w:suppressLineNumbers/>
+              <w:spacing w:before="0" w:after="0" w:line="240" w:lineRule="auto"/>
               <w:jc w:val="left"/>
               <w:rPr>
                 <w:sz w:val="18"/>
@@ -7838,7 +8274,8 @@
           <w:p>
             <w:pPr>
               <w:pStyle w:val="Compact"/>
-              <w:spacing w:before="0" w:after="0"/>
+              <w:suppressLineNumbers/>
+              <w:spacing w:before="0" w:after="0" w:line="240" w:lineRule="auto"/>
               <w:jc w:val="right"/>
               <w:rPr>
                 <w:sz w:val="18"/>
@@ -7861,7 +8298,8 @@
           <w:p>
             <w:pPr>
               <w:pStyle w:val="Compact"/>
-              <w:spacing w:before="0" w:after="0"/>
+              <w:suppressLineNumbers/>
+              <w:spacing w:before="0" w:after="0" w:line="240" w:lineRule="auto"/>
               <w:jc w:val="right"/>
               <w:rPr>
                 <w:sz w:val="18"/>
@@ -7884,7 +8322,8 @@
           <w:p>
             <w:pPr>
               <w:pStyle w:val="Compact"/>
-              <w:spacing w:before="0" w:after="0"/>
+              <w:suppressLineNumbers/>
+              <w:spacing w:before="0" w:after="0" w:line="240" w:lineRule="auto"/>
               <w:jc w:val="right"/>
               <w:rPr>
                 <w:sz w:val="18"/>
@@ -7907,7 +8346,8 @@
           <w:p>
             <w:pPr>
               <w:pStyle w:val="Compact"/>
-              <w:spacing w:before="0" w:after="0"/>
+              <w:suppressLineNumbers/>
+              <w:spacing w:before="0" w:after="0" w:line="240" w:lineRule="auto"/>
               <w:jc w:val="right"/>
               <w:rPr>
                 <w:sz w:val="18"/>
@@ -7930,7 +8370,8 @@
           <w:p>
             <w:pPr>
               <w:pStyle w:val="Compact"/>
-              <w:spacing w:before="0" w:after="0"/>
+              <w:suppressLineNumbers/>
+              <w:spacing w:before="0" w:after="0" w:line="240" w:lineRule="auto"/>
               <w:jc w:val="right"/>
               <w:rPr>
                 <w:sz w:val="18"/>
@@ -7953,7 +8394,8 @@
           <w:p>
             <w:pPr>
               <w:pStyle w:val="Compact"/>
-              <w:spacing w:before="0" w:after="0"/>
+              <w:suppressLineNumbers/>
+              <w:spacing w:before="0" w:after="0" w:line="240" w:lineRule="auto"/>
               <w:jc w:val="right"/>
               <w:rPr>
                 <w:sz w:val="18"/>
@@ -7978,7 +8420,8 @@
           <w:p>
             <w:pPr>
               <w:pStyle w:val="Compact"/>
-              <w:spacing w:before="0" w:after="0"/>
+              <w:suppressLineNumbers/>
+              <w:spacing w:before="0" w:after="0" w:line="240" w:lineRule="auto"/>
               <w:jc w:val="left"/>
               <w:rPr>
                 <w:sz w:val="18"/>
@@ -8001,7 +8444,8 @@
           <w:p>
             <w:pPr>
               <w:pStyle w:val="Compact"/>
-              <w:spacing w:before="0" w:after="0"/>
+              <w:suppressLineNumbers/>
+              <w:spacing w:before="0" w:after="0" w:line="240" w:lineRule="auto"/>
               <w:jc w:val="right"/>
               <w:rPr>
                 <w:sz w:val="18"/>
@@ -8024,7 +8468,8 @@
           <w:p>
             <w:pPr>
               <w:pStyle w:val="Compact"/>
-              <w:spacing w:before="0" w:after="0"/>
+              <w:suppressLineNumbers/>
+              <w:spacing w:before="0" w:after="0" w:line="240" w:lineRule="auto"/>
               <w:jc w:val="right"/>
               <w:rPr>
                 <w:sz w:val="18"/>
@@ -8047,7 +8492,8 @@
           <w:p>
             <w:pPr>
               <w:pStyle w:val="Compact"/>
-              <w:spacing w:before="0" w:after="0"/>
+              <w:suppressLineNumbers/>
+              <w:spacing w:before="0" w:after="0" w:line="240" w:lineRule="auto"/>
               <w:jc w:val="right"/>
               <w:rPr>
                 <w:sz w:val="18"/>
@@ -8070,7 +8516,8 @@
           <w:p>
             <w:pPr>
               <w:pStyle w:val="Compact"/>
-              <w:spacing w:before="0" w:after="0"/>
+              <w:suppressLineNumbers/>
+              <w:spacing w:before="0" w:after="0" w:line="240" w:lineRule="auto"/>
               <w:jc w:val="right"/>
               <w:rPr>
                 <w:sz w:val="18"/>
@@ -8093,7 +8540,8 @@
           <w:p>
             <w:pPr>
               <w:pStyle w:val="Compact"/>
-              <w:spacing w:before="0" w:after="0"/>
+              <w:suppressLineNumbers/>
+              <w:spacing w:before="0" w:after="0" w:line="240" w:lineRule="auto"/>
               <w:jc w:val="right"/>
               <w:rPr>
                 <w:sz w:val="18"/>
@@ -8116,7 +8564,8 @@
           <w:p>
             <w:pPr>
               <w:pStyle w:val="Compact"/>
-              <w:spacing w:before="0" w:after="0"/>
+              <w:suppressLineNumbers/>
+              <w:spacing w:before="0" w:after="0" w:line="240" w:lineRule="auto"/>
               <w:jc w:val="right"/>
               <w:rPr>
                 <w:sz w:val="18"/>
@@ -8141,7 +8590,8 @@
           <w:p>
             <w:pPr>
               <w:pStyle w:val="Compact"/>
-              <w:spacing w:before="0" w:after="0"/>
+              <w:suppressLineNumbers/>
+              <w:spacing w:before="0" w:after="0" w:line="240" w:lineRule="auto"/>
               <w:jc w:val="left"/>
               <w:rPr>
                 <w:sz w:val="18"/>
@@ -8164,7 +8614,8 @@
           <w:p>
             <w:pPr>
               <w:pStyle w:val="Compact"/>
-              <w:spacing w:before="0" w:after="0"/>
+              <w:suppressLineNumbers/>
+              <w:spacing w:before="0" w:after="0" w:line="240" w:lineRule="auto"/>
               <w:jc w:val="right"/>
               <w:rPr>
                 <w:sz w:val="18"/>
@@ -8187,7 +8638,8 @@
           <w:p>
             <w:pPr>
               <w:pStyle w:val="Compact"/>
-              <w:spacing w:before="0" w:after="0"/>
+              <w:suppressLineNumbers/>
+              <w:spacing w:before="0" w:after="0" w:line="240" w:lineRule="auto"/>
               <w:jc w:val="right"/>
               <w:rPr>
                 <w:sz w:val="18"/>
@@ -8210,7 +8662,8 @@
           <w:p>
             <w:pPr>
               <w:pStyle w:val="Compact"/>
-              <w:spacing w:before="0" w:after="0"/>
+              <w:suppressLineNumbers/>
+              <w:spacing w:before="0" w:after="0" w:line="240" w:lineRule="auto"/>
               <w:jc w:val="right"/>
               <w:rPr>
                 <w:sz w:val="18"/>
@@ -8233,7 +8686,8 @@
           <w:p>
             <w:pPr>
               <w:pStyle w:val="Compact"/>
-              <w:spacing w:before="0" w:after="0"/>
+              <w:suppressLineNumbers/>
+              <w:spacing w:before="0" w:after="0" w:line="240" w:lineRule="auto"/>
               <w:jc w:val="right"/>
               <w:rPr>
                 <w:sz w:val="18"/>
@@ -8256,7 +8710,8 @@
           <w:p>
             <w:pPr>
               <w:pStyle w:val="Compact"/>
-              <w:spacing w:before="0" w:after="0"/>
+              <w:suppressLineNumbers/>
+              <w:spacing w:before="0" w:after="0" w:line="240" w:lineRule="auto"/>
               <w:jc w:val="right"/>
               <w:rPr>
                 <w:sz w:val="18"/>
@@ -8279,7 +8734,8 @@
           <w:p>
             <w:pPr>
               <w:pStyle w:val="Compact"/>
-              <w:spacing w:before="0" w:after="0"/>
+              <w:suppressLineNumbers/>
+              <w:spacing w:before="0" w:after="0" w:line="240" w:lineRule="auto"/>
               <w:jc w:val="right"/>
               <w:rPr>
                 <w:sz w:val="18"/>
@@ -8304,7 +8760,8 @@
           <w:p>
             <w:pPr>
               <w:pStyle w:val="Compact"/>
-              <w:spacing w:before="0" w:after="0"/>
+              <w:suppressLineNumbers/>
+              <w:spacing w:before="0" w:after="0" w:line="240" w:lineRule="auto"/>
               <w:jc w:val="left"/>
               <w:rPr>
                 <w:sz w:val="18"/>
@@ -8327,7 +8784,8 @@
           <w:p>
             <w:pPr>
               <w:pStyle w:val="Compact"/>
-              <w:spacing w:before="0" w:after="0"/>
+              <w:suppressLineNumbers/>
+              <w:spacing w:before="0" w:after="0" w:line="240" w:lineRule="auto"/>
               <w:jc w:val="right"/>
               <w:rPr>
                 <w:sz w:val="18"/>
@@ -8350,7 +8808,8 @@
           <w:p>
             <w:pPr>
               <w:pStyle w:val="Compact"/>
-              <w:spacing w:before="0" w:after="0"/>
+              <w:suppressLineNumbers/>
+              <w:spacing w:before="0" w:after="0" w:line="240" w:lineRule="auto"/>
               <w:jc w:val="right"/>
               <w:rPr>
                 <w:sz w:val="18"/>
@@ -8373,7 +8832,8 @@
           <w:p>
             <w:pPr>
               <w:pStyle w:val="Compact"/>
-              <w:spacing w:before="0" w:after="0"/>
+              <w:suppressLineNumbers/>
+              <w:spacing w:before="0" w:after="0" w:line="240" w:lineRule="auto"/>
               <w:jc w:val="right"/>
               <w:rPr>
                 <w:sz w:val="18"/>
@@ -8396,7 +8856,8 @@
           <w:p>
             <w:pPr>
               <w:pStyle w:val="Compact"/>
-              <w:spacing w:before="0" w:after="0"/>
+              <w:suppressLineNumbers/>
+              <w:spacing w:before="0" w:after="0" w:line="240" w:lineRule="auto"/>
               <w:jc w:val="right"/>
               <w:rPr>
                 <w:sz w:val="18"/>
@@ -8419,7 +8880,8 @@
           <w:p>
             <w:pPr>
               <w:pStyle w:val="Compact"/>
-              <w:spacing w:before="0" w:after="0"/>
+              <w:suppressLineNumbers/>
+              <w:spacing w:before="0" w:after="0" w:line="240" w:lineRule="auto"/>
               <w:jc w:val="right"/>
               <w:rPr>
                 <w:sz w:val="18"/>
@@ -8442,7 +8904,8 @@
           <w:p>
             <w:pPr>
               <w:pStyle w:val="Compact"/>
-              <w:spacing w:before="0" w:after="0"/>
+              <w:suppressLineNumbers/>
+              <w:spacing w:before="0" w:after="0" w:line="240" w:lineRule="auto"/>
               <w:jc w:val="right"/>
               <w:rPr>
                 <w:sz w:val="18"/>
@@ -8467,7 +8930,8 @@
           <w:p>
             <w:pPr>
               <w:pStyle w:val="Compact"/>
-              <w:spacing w:before="0" w:after="0"/>
+              <w:suppressLineNumbers/>
+              <w:spacing w:before="0" w:after="0" w:line="240" w:lineRule="auto"/>
               <w:jc w:val="left"/>
               <w:rPr>
                 <w:sz w:val="18"/>
@@ -8490,7 +8954,8 @@
           <w:p>
             <w:pPr>
               <w:pStyle w:val="Compact"/>
-              <w:spacing w:before="0" w:after="0"/>
+              <w:suppressLineNumbers/>
+              <w:spacing w:before="0" w:after="0" w:line="240" w:lineRule="auto"/>
               <w:jc w:val="right"/>
               <w:rPr>
                 <w:sz w:val="18"/>
@@ -8513,7 +8978,8 @@
           <w:p>
             <w:pPr>
               <w:pStyle w:val="Compact"/>
-              <w:spacing w:before="0" w:after="0"/>
+              <w:suppressLineNumbers/>
+              <w:spacing w:before="0" w:after="0" w:line="240" w:lineRule="auto"/>
               <w:jc w:val="right"/>
               <w:rPr>
                 <w:sz w:val="18"/>
@@ -8536,7 +9002,8 @@
           <w:p>
             <w:pPr>
               <w:pStyle w:val="Compact"/>
-              <w:spacing w:before="0" w:after="0"/>
+              <w:suppressLineNumbers/>
+              <w:spacing w:before="0" w:after="0" w:line="240" w:lineRule="auto"/>
               <w:jc w:val="right"/>
               <w:rPr>
                 <w:sz w:val="18"/>
@@ -8559,7 +9026,8 @@
           <w:p>
             <w:pPr>
               <w:pStyle w:val="Compact"/>
-              <w:spacing w:before="0" w:after="0"/>
+              <w:suppressLineNumbers/>
+              <w:spacing w:before="0" w:after="0" w:line="240" w:lineRule="auto"/>
               <w:jc w:val="right"/>
               <w:rPr>
                 <w:sz w:val="18"/>
@@ -8582,7 +9050,8 @@
           <w:p>
             <w:pPr>
               <w:pStyle w:val="Compact"/>
-              <w:spacing w:before="0" w:after="0"/>
+              <w:suppressLineNumbers/>
+              <w:spacing w:before="0" w:after="0" w:line="240" w:lineRule="auto"/>
               <w:jc w:val="right"/>
               <w:rPr>
                 <w:sz w:val="18"/>
@@ -8605,7 +9074,8 @@
           <w:p>
             <w:pPr>
               <w:pStyle w:val="Compact"/>
-              <w:spacing w:before="0" w:after="0"/>
+              <w:suppressLineNumbers/>
+              <w:spacing w:before="0" w:after="0" w:line="240" w:lineRule="auto"/>
               <w:jc w:val="right"/>
               <w:rPr>
                 <w:sz w:val="18"/>
@@ -8630,7 +9100,8 @@
           <w:p>
             <w:pPr>
               <w:pStyle w:val="Compact"/>
-              <w:spacing w:before="0" w:after="0"/>
+              <w:suppressLineNumbers/>
+              <w:spacing w:before="0" w:after="0" w:line="240" w:lineRule="auto"/>
               <w:jc w:val="left"/>
               <w:rPr>
                 <w:sz w:val="18"/>
@@ -8653,7 +9124,8 @@
           <w:p>
             <w:pPr>
               <w:pStyle w:val="Compact"/>
-              <w:spacing w:before="0" w:after="0"/>
+              <w:suppressLineNumbers/>
+              <w:spacing w:before="0" w:after="0" w:line="240" w:lineRule="auto"/>
               <w:jc w:val="right"/>
               <w:rPr>
                 <w:sz w:val="18"/>
@@ -8676,7 +9148,8 @@
           <w:p>
             <w:pPr>
               <w:pStyle w:val="Compact"/>
-              <w:spacing w:before="0" w:after="0"/>
+              <w:suppressLineNumbers/>
+              <w:spacing w:before="0" w:after="0" w:line="240" w:lineRule="auto"/>
               <w:jc w:val="right"/>
               <w:rPr>
                 <w:sz w:val="18"/>
@@ -8699,7 +9172,8 @@
           <w:p>
             <w:pPr>
               <w:pStyle w:val="Compact"/>
-              <w:spacing w:before="0" w:after="0"/>
+              <w:suppressLineNumbers/>
+              <w:spacing w:before="0" w:after="0" w:line="240" w:lineRule="auto"/>
               <w:jc w:val="right"/>
               <w:rPr>
                 <w:sz w:val="18"/>
@@ -8722,7 +9196,8 @@
           <w:p>
             <w:pPr>
               <w:pStyle w:val="Compact"/>
-              <w:spacing w:before="0" w:after="0"/>
+              <w:suppressLineNumbers/>
+              <w:spacing w:before="0" w:after="0" w:line="240" w:lineRule="auto"/>
               <w:jc w:val="right"/>
               <w:rPr>
                 <w:sz w:val="18"/>
@@ -8745,7 +9220,8 @@
           <w:p>
             <w:pPr>
               <w:pStyle w:val="Compact"/>
-              <w:spacing w:before="0" w:after="0"/>
+              <w:suppressLineNumbers/>
+              <w:spacing w:before="0" w:after="0" w:line="240" w:lineRule="auto"/>
               <w:jc w:val="right"/>
               <w:rPr>
                 <w:sz w:val="18"/>
@@ -8768,7 +9244,8 @@
           <w:p>
             <w:pPr>
               <w:pStyle w:val="Compact"/>
-              <w:spacing w:before="0" w:after="0"/>
+              <w:suppressLineNumbers/>
+              <w:spacing w:before="0" w:after="0" w:line="240" w:lineRule="auto"/>
               <w:jc w:val="right"/>
               <w:rPr>
                 <w:sz w:val="18"/>
@@ -8793,7 +9270,8 @@
           <w:p>
             <w:pPr>
               <w:pStyle w:val="Compact"/>
-              <w:spacing w:before="0" w:after="0"/>
+              <w:suppressLineNumbers/>
+              <w:spacing w:before="0" w:after="0" w:line="240" w:lineRule="auto"/>
               <w:jc w:val="left"/>
               <w:rPr>
                 <w:sz w:val="18"/>
@@ -8816,7 +9294,8 @@
           <w:p>
             <w:pPr>
               <w:pStyle w:val="Compact"/>
-              <w:spacing w:before="0" w:after="0"/>
+              <w:suppressLineNumbers/>
+              <w:spacing w:before="0" w:after="0" w:line="240" w:lineRule="auto"/>
               <w:jc w:val="right"/>
               <w:rPr>
                 <w:sz w:val="18"/>
@@ -8839,7 +9318,8 @@
           <w:p>
             <w:pPr>
               <w:pStyle w:val="Compact"/>
-              <w:spacing w:before="0" w:after="0"/>
+              <w:suppressLineNumbers/>
+              <w:spacing w:before="0" w:after="0" w:line="240" w:lineRule="auto"/>
               <w:jc w:val="right"/>
               <w:rPr>
                 <w:sz w:val="18"/>
@@ -8862,7 +9342,8 @@
           <w:p>
             <w:pPr>
               <w:pStyle w:val="Compact"/>
-              <w:spacing w:before="0" w:after="0"/>
+              <w:suppressLineNumbers/>
+              <w:spacing w:before="0" w:after="0" w:line="240" w:lineRule="auto"/>
               <w:jc w:val="right"/>
               <w:rPr>
                 <w:sz w:val="18"/>
@@ -8885,7 +9366,8 @@
           <w:p>
             <w:pPr>
               <w:pStyle w:val="Compact"/>
-              <w:spacing w:before="0" w:after="0"/>
+              <w:suppressLineNumbers/>
+              <w:spacing w:before="0" w:after="0" w:line="240" w:lineRule="auto"/>
               <w:jc w:val="right"/>
               <w:rPr>
                 <w:sz w:val="18"/>
@@ -8908,7 +9390,8 @@
           <w:p>
             <w:pPr>
               <w:pStyle w:val="Compact"/>
-              <w:spacing w:before="0" w:after="0"/>
+              <w:suppressLineNumbers/>
+              <w:spacing w:before="0" w:after="0" w:line="240" w:lineRule="auto"/>
               <w:jc w:val="right"/>
               <w:rPr>
                 <w:sz w:val="18"/>
@@ -8931,7 +9414,8 @@
           <w:p>
             <w:pPr>
               <w:pStyle w:val="Compact"/>
-              <w:spacing w:before="0" w:after="0"/>
+              <w:suppressLineNumbers/>
+              <w:spacing w:before="0" w:after="0" w:line="240" w:lineRule="auto"/>
               <w:jc w:val="right"/>
               <w:rPr>
                 <w:sz w:val="18"/>
@@ -8952,8 +9436,10 @@
     <w:p>
       <w:pPr>
         <w:pStyle w:val="BodyText"/>
-        <w:spacing w:before="120" w:after="0"/>
+        <w:suppressLineNumbers/>
+        <w:spacing w:before="120" w:after="0" w:line="240" w:lineRule="auto"/>
         <w:sectPr>
+          <w:footerReference w:type="default" r:id="rIdPageNumberFooter"/>
           <w:footnotePr>
             <w:numRestart w:val="eachSect"/>
           </w:footnotePr>
@@ -8983,14 +9469,15 @@
           <w:sz w:val="18"/>
           <w:szCs w:val="18"/>
         </w:rPr>
-        <w:t xml:space="preserve">Significant: FDR &lt; 0.05 and |ΔPSI| ≥ 0.10. After the filter, Benjamini–Hochberg q values were recomputed within the retained events (Methods 2.3).</w:t>
+        <w:t xml:space="preserve">Significant: FDR &lt; 0.05 and |ΔPSI| ≥ 0.10. After the filter, Benjamini–Hochberg q values were recomputed within the retained events (Methods 2.3). FDR, false discovery rate; PSI, percent spliced in.</w:t>
       </w:r>
     </w:p>
     <w:p>
       <w:pPr>
         <w:pStyle w:val="BodyText"/>
         <w:keepNext/>
-        <w:spacing w:before="0" w:after="120"/>
+        <w:suppressLineNumbers/>
+        <w:spacing w:before="0" w:after="120" w:line="240" w:lineRule="auto"/>
       </w:pPr>
       <w:r>
         <w:rPr>
@@ -9057,7 +9544,8 @@
           <w:p>
             <w:pPr>
               <w:pStyle w:val="Compact"/>
-              <w:spacing w:before="0" w:after="0"/>
+              <w:suppressLineNumbers/>
+              <w:spacing w:before="0" w:after="0" w:line="240" w:lineRule="auto"/>
               <w:jc w:val="left"/>
               <w:rPr>
                 <w:sz w:val="18"/>
@@ -9080,7 +9568,8 @@
           <w:p>
             <w:pPr>
               <w:pStyle w:val="Compact"/>
-              <w:spacing w:before="0" w:after="0"/>
+              <w:suppressLineNumbers/>
+              <w:spacing w:before="0" w:after="0" w:line="240" w:lineRule="auto"/>
               <w:jc w:val="left"/>
               <w:rPr>
                 <w:sz w:val="18"/>
@@ -9103,7 +9592,8 @@
           <w:p>
             <w:pPr>
               <w:pStyle w:val="Compact"/>
-              <w:spacing w:before="0" w:after="0"/>
+              <w:suppressLineNumbers/>
+              <w:spacing w:before="0" w:after="0" w:line="240" w:lineRule="auto"/>
               <w:jc w:val="left"/>
               <w:rPr>
                 <w:sz w:val="18"/>
@@ -9126,7 +9616,8 @@
           <w:p>
             <w:pPr>
               <w:pStyle w:val="Compact"/>
-              <w:spacing w:before="0" w:after="0"/>
+              <w:suppressLineNumbers/>
+              <w:spacing w:before="0" w:after="0" w:line="240" w:lineRule="auto"/>
               <w:jc w:val="right"/>
               <w:rPr>
                 <w:sz w:val="18"/>
@@ -9149,7 +9640,8 @@
           <w:p>
             <w:pPr>
               <w:pStyle w:val="Compact"/>
-              <w:spacing w:before="0" w:after="0"/>
+              <w:suppressLineNumbers/>
+              <w:spacing w:before="0" w:after="0" w:line="240" w:lineRule="auto"/>
               <w:jc w:val="right"/>
               <w:rPr>
                 <w:sz w:val="18"/>
@@ -9172,7 +9664,8 @@
           <w:p>
             <w:pPr>
               <w:pStyle w:val="Compact"/>
-              <w:spacing w:before="0" w:after="0"/>
+              <w:suppressLineNumbers/>
+              <w:spacing w:before="0" w:after="0" w:line="240" w:lineRule="auto"/>
               <w:jc w:val="right"/>
               <w:rPr>
                 <w:sz w:val="18"/>
@@ -9195,7 +9688,8 @@
           <w:p>
             <w:pPr>
               <w:pStyle w:val="Compact"/>
-              <w:spacing w:before="0" w:after="0"/>
+              <w:suppressLineNumbers/>
+              <w:spacing w:before="0" w:after="0" w:line="240" w:lineRule="auto"/>
               <w:jc w:val="right"/>
               <w:rPr>
                 <w:sz w:val="18"/>
@@ -9218,7 +9712,8 @@
           <w:p>
             <w:pPr>
               <w:pStyle w:val="Compact"/>
-              <w:spacing w:before="0" w:after="0"/>
+              <w:suppressLineNumbers/>
+              <w:spacing w:before="0" w:after="0" w:line="240" w:lineRule="auto"/>
               <w:jc w:val="left"/>
               <w:rPr>
                 <w:sz w:val="18"/>
@@ -9241,7 +9736,8 @@
           <w:p>
             <w:pPr>
               <w:pStyle w:val="Compact"/>
-              <w:spacing w:before="0" w:after="0"/>
+              <w:suppressLineNumbers/>
+              <w:spacing w:before="0" w:after="0" w:line="240" w:lineRule="auto"/>
               <w:jc w:val="right"/>
               <w:rPr>
                 <w:sz w:val="18"/>
@@ -9264,7 +9760,8 @@
           <w:p>
             <w:pPr>
               <w:pStyle w:val="Compact"/>
-              <w:spacing w:before="0" w:after="0"/>
+              <w:suppressLineNumbers/>
+              <w:spacing w:before="0" w:after="0" w:line="240" w:lineRule="auto"/>
               <w:jc w:val="right"/>
               <w:rPr>
                 <w:sz w:val="18"/>
@@ -9287,7 +9784,8 @@
           <w:p>
             <w:pPr>
               <w:pStyle w:val="Compact"/>
-              <w:spacing w:before="0" w:after="0"/>
+              <w:suppressLineNumbers/>
+              <w:spacing w:before="0" w:after="0" w:line="240" w:lineRule="auto"/>
               <w:jc w:val="right"/>
               <w:rPr>
                 <w:sz w:val="18"/>
@@ -9312,7 +9810,8 @@
           <w:p>
             <w:pPr>
               <w:pStyle w:val="Compact"/>
-              <w:spacing w:before="0" w:after="0"/>
+              <w:suppressLineNumbers/>
+              <w:spacing w:before="0" w:after="0" w:line="240" w:lineRule="auto"/>
               <w:jc w:val="left"/>
               <w:rPr>
                 <w:sz w:val="18"/>
@@ -9337,7 +9836,8 @@
           <w:p>
             <w:pPr>
               <w:pStyle w:val="Compact"/>
-              <w:spacing w:before="0" w:after="0"/>
+              <w:suppressLineNumbers/>
+              <w:spacing w:before="0" w:after="0" w:line="240" w:lineRule="auto"/>
               <w:jc w:val="left"/>
               <w:rPr>
                 <w:sz w:val="18"/>
@@ -9360,7 +9860,8 @@
           <w:p>
             <w:pPr>
               <w:pStyle w:val="Compact"/>
-              <w:spacing w:before="0" w:after="0"/>
+              <w:suppressLineNumbers/>
+              <w:spacing w:before="0" w:after="0" w:line="240" w:lineRule="auto"/>
               <w:jc w:val="left"/>
               <w:rPr>
                 <w:sz w:val="18"/>
@@ -9383,7 +9884,8 @@
           <w:p>
             <w:pPr>
               <w:pStyle w:val="Compact"/>
-              <w:spacing w:before="0" w:after="0"/>
+              <w:suppressLineNumbers/>
+              <w:spacing w:before="0" w:after="0" w:line="240" w:lineRule="auto"/>
               <w:jc w:val="right"/>
               <w:rPr>
                 <w:sz w:val="18"/>
@@ -9406,7 +9908,8 @@
           <w:p>
             <w:pPr>
               <w:pStyle w:val="Compact"/>
-              <w:spacing w:before="0" w:after="0"/>
+              <w:suppressLineNumbers/>
+              <w:spacing w:before="0" w:after="0" w:line="240" w:lineRule="auto"/>
               <w:jc w:val="right"/>
               <w:rPr>
                 <w:sz w:val="18"/>
@@ -9429,7 +9932,8 @@
           <w:p>
             <w:pPr>
               <w:pStyle w:val="Compact"/>
-              <w:spacing w:before="0" w:after="0"/>
+              <w:suppressLineNumbers/>
+              <w:spacing w:before="0" w:after="0" w:line="240" w:lineRule="auto"/>
               <w:jc w:val="right"/>
               <w:rPr>
                 <w:sz w:val="18"/>
@@ -9452,7 +9956,8 @@
           <w:p>
             <w:pPr>
               <w:pStyle w:val="Compact"/>
-              <w:spacing w:before="0" w:after="0"/>
+              <w:suppressLineNumbers/>
+              <w:spacing w:before="0" w:after="0" w:line="240" w:lineRule="auto"/>
               <w:jc w:val="right"/>
               <w:rPr>
                 <w:sz w:val="18"/>
@@ -9475,7 +9980,8 @@
           <w:p>
             <w:pPr>
               <w:pStyle w:val="Compact"/>
-              <w:spacing w:before="0" w:after="0"/>
+              <w:suppressLineNumbers/>
+              <w:spacing w:before="0" w:after="0" w:line="240" w:lineRule="auto"/>
               <w:jc w:val="left"/>
               <w:rPr>
                 <w:sz w:val="18"/>
@@ -9498,7 +10004,8 @@
           <w:p>
             <w:pPr>
               <w:pStyle w:val="Compact"/>
-              <w:spacing w:before="0" w:after="0"/>
+              <w:suppressLineNumbers/>
+              <w:spacing w:before="0" w:after="0" w:line="240" w:lineRule="auto"/>
               <w:jc w:val="right"/>
               <w:rPr>
                 <w:sz w:val="18"/>
@@ -9521,7 +10028,8 @@
           <w:p>
             <w:pPr>
               <w:pStyle w:val="Compact"/>
-              <w:spacing w:before="0" w:after="0"/>
+              <w:suppressLineNumbers/>
+              <w:spacing w:before="0" w:after="0" w:line="240" w:lineRule="auto"/>
               <w:jc w:val="right"/>
               <w:rPr>
                 <w:sz w:val="18"/>
@@ -9544,7 +10052,8 @@
           <w:p>
             <w:pPr>
               <w:pStyle w:val="Compact"/>
-              <w:spacing w:before="0" w:after="0"/>
+              <w:suppressLineNumbers/>
+              <w:spacing w:before="0" w:after="0" w:line="240" w:lineRule="auto"/>
               <w:jc w:val="right"/>
               <w:rPr>
                 <w:sz w:val="18"/>
@@ -9569,7 +10078,8 @@
           <w:p>
             <w:pPr>
               <w:pStyle w:val="Compact"/>
-              <w:spacing w:before="0" w:after="0"/>
+              <w:suppressLineNumbers/>
+              <w:spacing w:before="0" w:after="0" w:line="240" w:lineRule="auto"/>
               <w:jc w:val="left"/>
               <w:rPr>
                 <w:sz w:val="18"/>
@@ -9594,7 +10104,8 @@
           <w:p>
             <w:pPr>
               <w:pStyle w:val="Compact"/>
-              <w:spacing w:before="0" w:after="0"/>
+              <w:suppressLineNumbers/>
+              <w:spacing w:before="0" w:after="0" w:line="240" w:lineRule="auto"/>
               <w:jc w:val="left"/>
               <w:rPr>
                 <w:sz w:val="18"/>
@@ -9617,7 +10128,8 @@
           <w:p>
             <w:pPr>
               <w:pStyle w:val="Compact"/>
-              <w:spacing w:before="0" w:after="0"/>
+              <w:suppressLineNumbers/>
+              <w:spacing w:before="0" w:after="0" w:line="240" w:lineRule="auto"/>
               <w:jc w:val="left"/>
               <w:rPr>
                 <w:sz w:val="18"/>
@@ -9640,7 +10152,8 @@
           <w:p>
             <w:pPr>
               <w:pStyle w:val="Compact"/>
-              <w:spacing w:before="0" w:after="0"/>
+              <w:suppressLineNumbers/>
+              <w:spacing w:before="0" w:after="0" w:line="240" w:lineRule="auto"/>
               <w:jc w:val="right"/>
               <w:rPr>
                 <w:sz w:val="18"/>
@@ -9663,7 +10176,8 @@
           <w:p>
             <w:pPr>
               <w:pStyle w:val="Compact"/>
-              <w:spacing w:before="0" w:after="0"/>
+              <w:suppressLineNumbers/>
+              <w:spacing w:before="0" w:after="0" w:line="240" w:lineRule="auto"/>
               <w:jc w:val="right"/>
               <w:rPr>
                 <w:sz w:val="18"/>
@@ -9686,7 +10200,8 @@
           <w:p>
             <w:pPr>
               <w:pStyle w:val="Compact"/>
-              <w:spacing w:before="0" w:after="0"/>
+              <w:suppressLineNumbers/>
+              <w:spacing w:before="0" w:after="0" w:line="240" w:lineRule="auto"/>
               <w:jc w:val="right"/>
               <w:rPr>
                 <w:sz w:val="18"/>
@@ -9709,7 +10224,8 @@
           <w:p>
             <w:pPr>
               <w:pStyle w:val="Compact"/>
-              <w:spacing w:before="0" w:after="0"/>
+              <w:suppressLineNumbers/>
+              <w:spacing w:before="0" w:after="0" w:line="240" w:lineRule="auto"/>
               <w:jc w:val="right"/>
               <w:rPr>
                 <w:sz w:val="18"/>
@@ -9732,7 +10248,8 @@
           <w:p>
             <w:pPr>
               <w:pStyle w:val="Compact"/>
-              <w:spacing w:before="0" w:after="0"/>
+              <w:suppressLineNumbers/>
+              <w:spacing w:before="0" w:after="0" w:line="240" w:lineRule="auto"/>
               <w:jc w:val="left"/>
               <w:rPr>
                 <w:sz w:val="18"/>
@@ -9755,7 +10272,8 @@
           <w:p>
             <w:pPr>
               <w:pStyle w:val="Compact"/>
-              <w:spacing w:before="0" w:after="0"/>
+              <w:suppressLineNumbers/>
+              <w:spacing w:before="0" w:after="0" w:line="240" w:lineRule="auto"/>
               <w:jc w:val="right"/>
               <w:rPr>
                 <w:sz w:val="18"/>
@@ -9778,7 +10296,8 @@
           <w:p>
             <w:pPr>
               <w:pStyle w:val="Compact"/>
-              <w:spacing w:before="0" w:after="0"/>
+              <w:suppressLineNumbers/>
+              <w:spacing w:before="0" w:after="0" w:line="240" w:lineRule="auto"/>
               <w:jc w:val="right"/>
               <w:rPr>
                 <w:sz w:val="18"/>
@@ -9801,7 +10320,8 @@
           <w:p>
             <w:pPr>
               <w:pStyle w:val="Compact"/>
-              <w:spacing w:before="0" w:after="0"/>
+              <w:suppressLineNumbers/>
+              <w:spacing w:before="0" w:after="0" w:line="240" w:lineRule="auto"/>
               <w:jc w:val="right"/>
               <w:rPr>
                 <w:sz w:val="18"/>
@@ -9826,7 +10346,8 @@
           <w:p>
             <w:pPr>
               <w:pStyle w:val="Compact"/>
-              <w:spacing w:before="0" w:after="0"/>
+              <w:suppressLineNumbers/>
+              <w:spacing w:before="0" w:after="0" w:line="240" w:lineRule="auto"/>
               <w:jc w:val="left"/>
               <w:rPr>
                 <w:sz w:val="18"/>
@@ -9851,7 +10372,8 @@
           <w:p>
             <w:pPr>
               <w:pStyle w:val="Compact"/>
-              <w:spacing w:before="0" w:after="0"/>
+              <w:suppressLineNumbers/>
+              <w:spacing w:before="0" w:after="0" w:line="240" w:lineRule="auto"/>
               <w:jc w:val="left"/>
               <w:rPr>
                 <w:sz w:val="18"/>
@@ -9874,7 +10396,8 @@
           <w:p>
             <w:pPr>
               <w:pStyle w:val="Compact"/>
-              <w:spacing w:before="0" w:after="0"/>
+              <w:suppressLineNumbers/>
+              <w:spacing w:before="0" w:after="0" w:line="240" w:lineRule="auto"/>
               <w:jc w:val="left"/>
               <w:rPr>
                 <w:sz w:val="18"/>
@@ -9897,7 +10420,8 @@
           <w:p>
             <w:pPr>
               <w:pStyle w:val="Compact"/>
-              <w:spacing w:before="0" w:after="0"/>
+              <w:suppressLineNumbers/>
+              <w:spacing w:before="0" w:after="0" w:line="240" w:lineRule="auto"/>
               <w:jc w:val="right"/>
               <w:rPr>
                 <w:sz w:val="18"/>
@@ -9920,7 +10444,8 @@
           <w:p>
             <w:pPr>
               <w:pStyle w:val="Compact"/>
-              <w:spacing w:before="0" w:after="0"/>
+              <w:suppressLineNumbers/>
+              <w:spacing w:before="0" w:after="0" w:line="240" w:lineRule="auto"/>
               <w:jc w:val="right"/>
               <w:rPr>
                 <w:sz w:val="18"/>
@@ -9943,7 +10468,8 @@
           <w:p>
             <w:pPr>
               <w:pStyle w:val="Compact"/>
-              <w:spacing w:before="0" w:after="0"/>
+              <w:suppressLineNumbers/>
+              <w:spacing w:before="0" w:after="0" w:line="240" w:lineRule="auto"/>
               <w:jc w:val="right"/>
               <w:rPr>
                 <w:sz w:val="18"/>
@@ -9966,7 +10492,8 @@
           <w:p>
             <w:pPr>
               <w:pStyle w:val="Compact"/>
-              <w:spacing w:before="0" w:after="0"/>
+              <w:suppressLineNumbers/>
+              <w:spacing w:before="0" w:after="0" w:line="240" w:lineRule="auto"/>
               <w:jc w:val="right"/>
               <w:rPr>
                 <w:sz w:val="18"/>
@@ -9989,7 +10516,8 @@
           <w:p>
             <w:pPr>
               <w:pStyle w:val="Compact"/>
-              <w:spacing w:before="0" w:after="0"/>
+              <w:suppressLineNumbers/>
+              <w:spacing w:before="0" w:after="0" w:line="240" w:lineRule="auto"/>
               <w:jc w:val="left"/>
               <w:rPr>
                 <w:sz w:val="18"/>
@@ -10012,7 +10540,8 @@
           <w:p>
             <w:pPr>
               <w:pStyle w:val="Compact"/>
-              <w:spacing w:before="0" w:after="0"/>
+              <w:suppressLineNumbers/>
+              <w:spacing w:before="0" w:after="0" w:line="240" w:lineRule="auto"/>
               <w:jc w:val="right"/>
               <w:rPr>
                 <w:sz w:val="18"/>
@@ -10035,7 +10564,8 @@
           <w:p>
             <w:pPr>
               <w:pStyle w:val="Compact"/>
-              <w:spacing w:before="0" w:after="0"/>
+              <w:suppressLineNumbers/>
+              <w:spacing w:before="0" w:after="0" w:line="240" w:lineRule="auto"/>
               <w:jc w:val="right"/>
               <w:rPr>
                 <w:sz w:val="18"/>
@@ -10058,7 +10588,8 @@
           <w:p>
             <w:pPr>
               <w:pStyle w:val="Compact"/>
-              <w:spacing w:before="0" w:after="0"/>
+              <w:suppressLineNumbers/>
+              <w:spacing w:before="0" w:after="0" w:line="240" w:lineRule="auto"/>
               <w:jc w:val="right"/>
               <w:rPr>
                 <w:sz w:val="18"/>
@@ -10083,7 +10614,8 @@
           <w:p>
             <w:pPr>
               <w:pStyle w:val="Compact"/>
-              <w:spacing w:before="0" w:after="0"/>
+              <w:suppressLineNumbers/>
+              <w:spacing w:before="0" w:after="0" w:line="240" w:lineRule="auto"/>
               <w:jc w:val="left"/>
               <w:rPr>
                 <w:sz w:val="18"/>
@@ -10108,7 +10640,8 @@
           <w:p>
             <w:pPr>
               <w:pStyle w:val="Compact"/>
-              <w:spacing w:before="0" w:after="0"/>
+              <w:suppressLineNumbers/>
+              <w:spacing w:before="0" w:after="0" w:line="240" w:lineRule="auto"/>
               <w:jc w:val="left"/>
               <w:rPr>
                 <w:sz w:val="18"/>
@@ -10131,7 +10664,8 @@
           <w:p>
             <w:pPr>
               <w:pStyle w:val="Compact"/>
-              <w:spacing w:before="0" w:after="0"/>
+              <w:suppressLineNumbers/>
+              <w:spacing w:before="0" w:after="0" w:line="240" w:lineRule="auto"/>
               <w:jc w:val="left"/>
               <w:rPr>
                 <w:sz w:val="18"/>
@@ -10154,7 +10688,8 @@
           <w:p>
             <w:pPr>
               <w:pStyle w:val="Compact"/>
-              <w:spacing w:before="0" w:after="0"/>
+              <w:suppressLineNumbers/>
+              <w:spacing w:before="0" w:after="0" w:line="240" w:lineRule="auto"/>
               <w:jc w:val="right"/>
               <w:rPr>
                 <w:sz w:val="18"/>
@@ -10177,7 +10712,8 @@
           <w:p>
             <w:pPr>
               <w:pStyle w:val="Compact"/>
-              <w:spacing w:before="0" w:after="0"/>
+              <w:suppressLineNumbers/>
+              <w:spacing w:before="0" w:after="0" w:line="240" w:lineRule="auto"/>
               <w:jc w:val="right"/>
               <w:rPr>
                 <w:sz w:val="18"/>
@@ -10200,7 +10736,8 @@
           <w:p>
             <w:pPr>
               <w:pStyle w:val="Compact"/>
-              <w:spacing w:before="0" w:after="0"/>
+              <w:suppressLineNumbers/>
+              <w:spacing w:before="0" w:after="0" w:line="240" w:lineRule="auto"/>
               <w:jc w:val="right"/>
               <w:rPr>
                 <w:sz w:val="18"/>
@@ -10223,7 +10760,8 @@
           <w:p>
             <w:pPr>
               <w:pStyle w:val="Compact"/>
-              <w:spacing w:before="0" w:after="0"/>
+              <w:suppressLineNumbers/>
+              <w:spacing w:before="0" w:after="0" w:line="240" w:lineRule="auto"/>
               <w:jc w:val="right"/>
               <w:rPr>
                 <w:sz w:val="18"/>
@@ -10246,7 +10784,8 @@
           <w:p>
             <w:pPr>
               <w:pStyle w:val="Compact"/>
-              <w:spacing w:before="0" w:after="0"/>
+              <w:suppressLineNumbers/>
+              <w:spacing w:before="0" w:after="0" w:line="240" w:lineRule="auto"/>
               <w:jc w:val="left"/>
               <w:rPr>
                 <w:sz w:val="18"/>
@@ -10269,7 +10808,8 @@
           <w:p>
             <w:pPr>
               <w:pStyle w:val="Compact"/>
-              <w:spacing w:before="0" w:after="0"/>
+              <w:suppressLineNumbers/>
+              <w:spacing w:before="0" w:after="0" w:line="240" w:lineRule="auto"/>
               <w:jc w:val="right"/>
               <w:rPr>
                 <w:sz w:val="18"/>
@@ -10292,7 +10832,8 @@
           <w:p>
             <w:pPr>
               <w:pStyle w:val="Compact"/>
-              <w:spacing w:before="0" w:after="0"/>
+              <w:suppressLineNumbers/>
+              <w:spacing w:before="0" w:after="0" w:line="240" w:lineRule="auto"/>
               <w:jc w:val="right"/>
               <w:rPr>
                 <w:sz w:val="18"/>
@@ -10315,7 +10856,8 @@
           <w:p>
             <w:pPr>
               <w:pStyle w:val="Compact"/>
-              <w:spacing w:before="0" w:after="0"/>
+              <w:suppressLineNumbers/>
+              <w:spacing w:before="0" w:after="0" w:line="240" w:lineRule="auto"/>
               <w:jc w:val="right"/>
               <w:rPr>
                 <w:sz w:val="18"/>
@@ -10336,8 +10878,10 @@
     <w:p>
       <w:pPr>
         <w:pStyle w:val="BodyText"/>
-        <w:spacing w:before="120" w:after="0"/>
+        <w:suppressLineNumbers/>
+        <w:spacing w:before="120" w:after="0" w:line="240" w:lineRule="auto"/>
         <w:sectPr>
+          <w:footerReference w:type="default" r:id="rIdPageNumberFooter"/>
           <w:footnotePr>
             <w:numRestart w:val="eachSect"/>
           </w:footnotePr>
@@ -10367,14 +10911,15 @@
           <w:sz w:val="18"/>
           <w:szCs w:val="18"/>
         </w:rPr>
-        <w:t xml:space="preserve">SH-SY5Y, 0 versus 75 ng/mL doxycycline, three libraries per group. ΔPSI is knockdown minus control from rMATS junction counts; the confidence interval is a replicate-level bootstrap (10,000 resamples). Coordinates are 1-based and inclusive.</w:t>
+        <w:t xml:space="preserve">SH-SY5Y, 0 versus 75 ng/mL doxycycline, three libraries per group. ΔPSI is knockdown minus control from rMATS junction counts; the confidence interval is a replicate-level bootstrap (10,000 resamples). Coordinates are 1-based and inclusive. CI, confidence interval; FDR, false discovery rate; PSI, percent spliced in.</w:t>
       </w:r>
     </w:p>
     <w:p>
       <w:pPr>
         <w:pStyle w:val="BodyText"/>
         <w:keepNext/>
-        <w:spacing w:before="0" w:after="120"/>
+        <w:suppressLineNumbers/>
+        <w:spacing w:before="0" w:after="120" w:line="240" w:lineRule="auto"/>
       </w:pPr>
       <w:r>
         <w:rPr>
@@ -10423,7 +10968,8 @@
           <w:p>
             <w:pPr>
               <w:pStyle w:val="Compact"/>
-              <w:spacing w:before="0" w:after="0"/>
+              <w:suppressLineNumbers/>
+              <w:spacing w:before="0" w:after="0" w:line="240" w:lineRule="auto"/>
               <w:jc w:val="left"/>
               <w:rPr>
                 <w:sz w:val="18"/>
@@ -10446,7 +10992,8 @@
           <w:p>
             <w:pPr>
               <w:pStyle w:val="Compact"/>
-              <w:spacing w:before="0" w:after="0"/>
+              <w:suppressLineNumbers/>
+              <w:spacing w:before="0" w:after="0" w:line="240" w:lineRule="auto"/>
               <w:jc w:val="right"/>
               <w:rPr>
                 <w:sz w:val="18"/>
@@ -10469,7 +11016,8 @@
           <w:p>
             <w:pPr>
               <w:pStyle w:val="Compact"/>
-              <w:spacing w:before="0" w:after="0"/>
+              <w:suppressLineNumbers/>
+              <w:spacing w:before="0" w:after="0" w:line="240" w:lineRule="auto"/>
               <w:jc w:val="right"/>
               <w:rPr>
                 <w:sz w:val="18"/>
@@ -10492,7 +11040,8 @@
           <w:p>
             <w:pPr>
               <w:pStyle w:val="Compact"/>
-              <w:spacing w:before="0" w:after="0"/>
+              <w:suppressLineNumbers/>
+              <w:spacing w:before="0" w:after="0" w:line="240" w:lineRule="auto"/>
               <w:jc w:val="right"/>
               <w:rPr>
                 <w:sz w:val="18"/>
@@ -10515,7 +11064,8 @@
           <w:p>
             <w:pPr>
               <w:pStyle w:val="Compact"/>
-              <w:spacing w:before="0" w:after="0"/>
+              <w:suppressLineNumbers/>
+              <w:spacing w:before="0" w:after="0" w:line="240" w:lineRule="auto"/>
               <w:jc w:val="right"/>
               <w:rPr>
                 <w:sz w:val="18"/>
@@ -10538,7 +11088,8 @@
           <w:p>
             <w:pPr>
               <w:pStyle w:val="Compact"/>
-              <w:spacing w:before="0" w:after="0"/>
+              <w:suppressLineNumbers/>
+              <w:spacing w:before="0" w:after="0" w:line="240" w:lineRule="auto"/>
               <w:jc w:val="left"/>
               <w:rPr>
                 <w:sz w:val="18"/>
@@ -10561,7 +11112,8 @@
           <w:p>
             <w:pPr>
               <w:pStyle w:val="Compact"/>
-              <w:spacing w:before="0" w:after="0"/>
+              <w:suppressLineNumbers/>
+              <w:spacing w:before="0" w:after="0" w:line="240" w:lineRule="auto"/>
               <w:jc w:val="left"/>
               <w:rPr>
                 <w:sz w:val="18"/>
@@ -10584,7 +11136,8 @@
           <w:p>
             <w:pPr>
               <w:pStyle w:val="Compact"/>
-              <w:spacing w:before="0" w:after="0"/>
+              <w:suppressLineNumbers/>
+              <w:spacing w:before="0" w:after="0" w:line="240" w:lineRule="auto"/>
               <w:jc w:val="left"/>
               <w:rPr>
                 <w:sz w:val="18"/>
@@ -10607,7 +11160,8 @@
           <w:p>
             <w:pPr>
               <w:pStyle w:val="Compact"/>
-              <w:spacing w:before="0" w:after="0"/>
+              <w:suppressLineNumbers/>
+              <w:spacing w:before="0" w:after="0" w:line="240" w:lineRule="auto"/>
               <w:jc w:val="left"/>
               <w:rPr>
                 <w:sz w:val="18"/>
@@ -10632,7 +11186,8 @@
           <w:p>
             <w:pPr>
               <w:pStyle w:val="Compact"/>
-              <w:spacing w:before="0" w:after="0"/>
+              <w:suppressLineNumbers/>
+              <w:spacing w:before="0" w:after="0" w:line="240" w:lineRule="auto"/>
               <w:jc w:val="left"/>
               <w:rPr>
                 <w:sz w:val="18"/>
@@ -10655,7 +11210,8 @@
           <w:p>
             <w:pPr>
               <w:pStyle w:val="Compact"/>
-              <w:spacing w:before="0" w:after="0"/>
+              <w:suppressLineNumbers/>
+              <w:spacing w:before="0" w:after="0" w:line="240" w:lineRule="auto"/>
               <w:jc w:val="right"/>
               <w:rPr>
                 <w:sz w:val="18"/>
@@ -10678,7 +11234,8 @@
           <w:p>
             <w:pPr>
               <w:pStyle w:val="Compact"/>
-              <w:spacing w:before="0" w:after="0"/>
+              <w:suppressLineNumbers/>
+              <w:spacing w:before="0" w:after="0" w:line="240" w:lineRule="auto"/>
               <w:jc w:val="right"/>
               <w:rPr>
                 <w:sz w:val="18"/>
@@ -10701,7 +11258,8 @@
           <w:p>
             <w:pPr>
               <w:pStyle w:val="Compact"/>
-              <w:spacing w:before="0" w:after="0"/>
+              <w:suppressLineNumbers/>
+              <w:spacing w:before="0" w:after="0" w:line="240" w:lineRule="auto"/>
               <w:jc w:val="right"/>
               <w:rPr>
                 <w:sz w:val="18"/>
@@ -10724,7 +11282,8 @@
           <w:p>
             <w:pPr>
               <w:pStyle w:val="Compact"/>
-              <w:spacing w:before="0" w:after="0"/>
+              <w:suppressLineNumbers/>
+              <w:spacing w:before="0" w:after="0" w:line="240" w:lineRule="auto"/>
               <w:jc w:val="right"/>
               <w:rPr>
                 <w:sz w:val="18"/>
@@ -10747,7 +11306,8 @@
           <w:p>
             <w:pPr>
               <w:pStyle w:val="Compact"/>
-              <w:spacing w:before="0" w:after="0"/>
+              <w:suppressLineNumbers/>
+              <w:spacing w:before="0" w:after="0" w:line="240" w:lineRule="auto"/>
               <w:jc w:val="left"/>
               <w:rPr>
                 <w:sz w:val="18"/>
@@ -11048,7 +11608,8 @@
           <w:p>
             <w:pPr>
               <w:pStyle w:val="Compact"/>
-              <w:spacing w:before="0" w:after="0"/>
+              <w:suppressLineNumbers/>
+              <w:spacing w:before="0" w:after="0" w:line="240" w:lineRule="auto"/>
               <w:jc w:val="left"/>
               <w:rPr>
                 <w:sz w:val="18"/>
@@ -11071,7 +11632,8 @@
           <w:p>
             <w:pPr>
               <w:pStyle w:val="Compact"/>
-              <w:spacing w:before="0" w:after="0"/>
+              <w:suppressLineNumbers/>
+              <w:spacing w:before="0" w:after="0" w:line="240" w:lineRule="auto"/>
               <w:jc w:val="left"/>
               <w:rPr>
                 <w:sz w:val="18"/>
@@ -11094,7 +11656,8 @@
           <w:p>
             <w:pPr>
               <w:pStyle w:val="Compact"/>
-              <w:spacing w:before="0" w:after="0"/>
+              <w:suppressLineNumbers/>
+              <w:spacing w:before="0" w:after="0" w:line="240" w:lineRule="auto"/>
               <w:jc w:val="left"/>
               <w:rPr>
                 <w:sz w:val="18"/>
@@ -11119,7 +11682,8 @@
           <w:p>
             <w:pPr>
               <w:pStyle w:val="Compact"/>
-              <w:spacing w:before="0" w:after="0"/>
+              <w:suppressLineNumbers/>
+              <w:spacing w:before="0" w:after="0" w:line="240" w:lineRule="auto"/>
               <w:jc w:val="left"/>
               <w:rPr>
                 <w:sz w:val="18"/>
@@ -11142,7 +11706,8 @@
           <w:p>
             <w:pPr>
               <w:pStyle w:val="Compact"/>
-              <w:spacing w:before="0" w:after="0"/>
+              <w:suppressLineNumbers/>
+              <w:spacing w:before="0" w:after="0" w:line="240" w:lineRule="auto"/>
               <w:jc w:val="right"/>
               <w:rPr>
                 <w:sz w:val="18"/>
@@ -11165,7 +11730,8 @@
           <w:p>
             <w:pPr>
               <w:pStyle w:val="Compact"/>
-              <w:spacing w:before="0" w:after="0"/>
+              <w:suppressLineNumbers/>
+              <w:spacing w:before="0" w:after="0" w:line="240" w:lineRule="auto"/>
               <w:jc w:val="right"/>
               <w:rPr>
                 <w:sz w:val="18"/>
@@ -11188,7 +11754,8 @@
           <w:p>
             <w:pPr>
               <w:pStyle w:val="Compact"/>
-              <w:spacing w:before="0" w:after="0"/>
+              <w:suppressLineNumbers/>
+              <w:spacing w:before="0" w:after="0" w:line="240" w:lineRule="auto"/>
               <w:jc w:val="right"/>
               <w:rPr>
                 <w:sz w:val="18"/>
@@ -11211,7 +11778,8 @@
           <w:p>
             <w:pPr>
               <w:pStyle w:val="Compact"/>
-              <w:spacing w:before="0" w:after="0"/>
+              <w:suppressLineNumbers/>
+              <w:spacing w:before="0" w:after="0" w:line="240" w:lineRule="auto"/>
               <w:jc w:val="right"/>
               <w:rPr>
                 <w:sz w:val="18"/>
@@ -11234,7 +11802,8 @@
           <w:p>
             <w:pPr>
               <w:pStyle w:val="Compact"/>
-              <w:spacing w:before="0" w:after="0"/>
+              <w:suppressLineNumbers/>
+              <w:spacing w:before="0" w:after="0" w:line="240" w:lineRule="auto"/>
               <w:jc w:val="left"/>
               <w:rPr>
                 <w:sz w:val="18"/>
@@ -11512,7 +12081,8 @@
           <w:p>
             <w:pPr>
               <w:pStyle w:val="Compact"/>
-              <w:spacing w:before="0" w:after="0"/>
+              <w:suppressLineNumbers/>
+              <w:spacing w:before="0" w:after="0" w:line="240" w:lineRule="auto"/>
               <w:jc w:val="left"/>
               <w:rPr>
                 <w:sz w:val="18"/>
@@ -11535,7 +12105,8 @@
           <w:p>
             <w:pPr>
               <w:pStyle w:val="Compact"/>
-              <w:spacing w:before="0" w:after="0"/>
+              <w:suppressLineNumbers/>
+              <w:spacing w:before="0" w:after="0" w:line="240" w:lineRule="auto"/>
               <w:jc w:val="left"/>
               <w:rPr>
                 <w:sz w:val="18"/>
@@ -11558,7 +12129,8 @@
           <w:p>
             <w:pPr>
               <w:pStyle w:val="Compact"/>
-              <w:spacing w:before="0" w:after="0"/>
+              <w:suppressLineNumbers/>
+              <w:spacing w:before="0" w:after="0" w:line="240" w:lineRule="auto"/>
               <w:jc w:val="left"/>
               <w:rPr>
                 <w:sz w:val="18"/>
@@ -11583,7 +12155,8 @@
           <w:p>
             <w:pPr>
               <w:pStyle w:val="Compact"/>
-              <w:spacing w:before="0" w:after="0"/>
+              <w:suppressLineNumbers/>
+              <w:spacing w:before="0" w:after="0" w:line="240" w:lineRule="auto"/>
               <w:jc w:val="left"/>
               <w:rPr>
                 <w:sz w:val="18"/>
@@ -11606,7 +12179,8 @@
           <w:p>
             <w:pPr>
               <w:pStyle w:val="Compact"/>
-              <w:spacing w:before="0" w:after="0"/>
+              <w:suppressLineNumbers/>
+              <w:spacing w:before="0" w:after="0" w:line="240" w:lineRule="auto"/>
               <w:jc w:val="right"/>
               <w:rPr>
                 <w:sz w:val="18"/>
@@ -11629,7 +12203,8 @@
           <w:p>
             <w:pPr>
               <w:pStyle w:val="Compact"/>
-              <w:spacing w:before="0" w:after="0"/>
+              <w:suppressLineNumbers/>
+              <w:spacing w:before="0" w:after="0" w:line="240" w:lineRule="auto"/>
               <w:jc w:val="right"/>
               <w:rPr>
                 <w:sz w:val="18"/>
@@ -11652,7 +12227,8 @@
           <w:p>
             <w:pPr>
               <w:pStyle w:val="Compact"/>
-              <w:spacing w:before="0" w:after="0"/>
+              <w:suppressLineNumbers/>
+              <w:spacing w:before="0" w:after="0" w:line="240" w:lineRule="auto"/>
               <w:jc w:val="right"/>
               <w:rPr>
                 <w:sz w:val="18"/>
@@ -11675,7 +12251,8 @@
           <w:p>
             <w:pPr>
               <w:pStyle w:val="Compact"/>
-              <w:spacing w:before="0" w:after="0"/>
+              <w:suppressLineNumbers/>
+              <w:spacing w:before="0" w:after="0" w:line="240" w:lineRule="auto"/>
               <w:jc w:val="right"/>
               <w:rPr>
                 <w:sz w:val="18"/>
@@ -11698,7 +12275,8 @@
           <w:p>
             <w:pPr>
               <w:pStyle w:val="Compact"/>
-              <w:spacing w:before="0" w:after="0"/>
+              <w:suppressLineNumbers/>
+              <w:spacing w:before="0" w:after="0" w:line="240" w:lineRule="auto"/>
               <w:jc w:val="left"/>
               <w:rPr>
                 <w:sz w:val="18"/>
@@ -11976,7 +12554,8 @@
           <w:p>
             <w:pPr>
               <w:pStyle w:val="Compact"/>
-              <w:spacing w:before="0" w:after="0"/>
+              <w:suppressLineNumbers/>
+              <w:spacing w:before="0" w:after="0" w:line="240" w:lineRule="auto"/>
               <w:jc w:val="left"/>
               <w:rPr>
                 <w:sz w:val="18"/>
@@ -12024,7 +12603,8 @@
           <w:p>
             <w:pPr>
               <w:pStyle w:val="Compact"/>
-              <w:spacing w:before="0" w:after="0"/>
+              <w:suppressLineNumbers/>
+              <w:spacing w:before="0" w:after="0" w:line="240" w:lineRule="auto"/>
               <w:jc w:val="left"/>
               <w:rPr>
                 <w:sz w:val="18"/>
@@ -12049,7 +12629,8 @@
           <w:p>
             <w:pPr>
               <w:pStyle w:val="Compact"/>
-              <w:spacing w:before="0" w:after="0"/>
+              <w:suppressLineNumbers/>
+              <w:spacing w:before="0" w:after="0" w:line="240" w:lineRule="auto"/>
               <w:jc w:val="left"/>
               <w:rPr>
                 <w:sz w:val="18"/>
@@ -12074,7 +12655,8 @@
           <w:p>
             <w:pPr>
               <w:pStyle w:val="Compact"/>
-              <w:spacing w:before="0" w:after="0"/>
+              <w:suppressLineNumbers/>
+              <w:spacing w:before="0" w:after="0" w:line="240" w:lineRule="auto"/>
               <w:jc w:val="left"/>
               <w:rPr>
                 <w:sz w:val="18"/>
@@ -12097,7 +12679,8 @@
           <w:p>
             <w:pPr>
               <w:pStyle w:val="Compact"/>
-              <w:spacing w:before="0" w:after="0"/>
+              <w:suppressLineNumbers/>
+              <w:spacing w:before="0" w:after="0" w:line="240" w:lineRule="auto"/>
               <w:jc w:val="right"/>
               <w:rPr>
                 <w:sz w:val="18"/>
@@ -12120,7 +12703,8 @@
           <w:p>
             <w:pPr>
               <w:pStyle w:val="Compact"/>
-              <w:spacing w:before="0" w:after="0"/>
+              <w:suppressLineNumbers/>
+              <w:spacing w:before="0" w:after="0" w:line="240" w:lineRule="auto"/>
               <w:jc w:val="right"/>
               <w:rPr>
                 <w:sz w:val="18"/>
@@ -12143,7 +12727,8 @@
           <w:p>
             <w:pPr>
               <w:pStyle w:val="Compact"/>
-              <w:spacing w:before="0" w:after="0"/>
+              <w:suppressLineNumbers/>
+              <w:spacing w:before="0" w:after="0" w:line="240" w:lineRule="auto"/>
               <w:jc w:val="right"/>
               <w:rPr>
                 <w:sz w:val="18"/>
@@ -12166,7 +12751,8 @@
           <w:p>
             <w:pPr>
               <w:pStyle w:val="Compact"/>
-              <w:spacing w:before="0" w:after="0"/>
+              <w:suppressLineNumbers/>
+              <w:spacing w:before="0" w:after="0" w:line="240" w:lineRule="auto"/>
               <w:jc w:val="right"/>
               <w:rPr>
                 <w:sz w:val="18"/>
@@ -12189,7 +12775,8 @@
           <w:p>
             <w:pPr>
               <w:pStyle w:val="Compact"/>
-              <w:spacing w:before="0" w:after="0"/>
+              <w:suppressLineNumbers/>
+              <w:spacing w:before="0" w:after="0" w:line="240" w:lineRule="auto"/>
               <w:jc w:val="left"/>
               <w:rPr>
                 <w:sz w:val="18"/>
@@ -12212,7 +12799,8 @@
           <w:p>
             <w:pPr>
               <w:pStyle w:val="Compact"/>
-              <w:spacing w:before="0" w:after="0"/>
+              <w:suppressLineNumbers/>
+              <w:spacing w:before="0" w:after="0" w:line="240" w:lineRule="auto"/>
               <w:jc w:val="left"/>
               <w:rPr>
                 <w:sz w:val="18"/>
@@ -12235,7 +12823,8 @@
           <w:p>
             <w:pPr>
               <w:pStyle w:val="Compact"/>
-              <w:spacing w:before="0" w:after="0"/>
+              <w:suppressLineNumbers/>
+              <w:spacing w:before="0" w:after="0" w:line="240" w:lineRule="auto"/>
               <w:jc w:val="left"/>
               <w:rPr>
                 <w:sz w:val="18"/>
@@ -12258,7 +12847,8 @@
           <w:p>
             <w:pPr>
               <w:pStyle w:val="Compact"/>
-              <w:spacing w:before="0" w:after="0"/>
+              <w:suppressLineNumbers/>
+              <w:spacing w:before="0" w:after="0" w:line="240" w:lineRule="auto"/>
               <w:jc w:val="left"/>
               <w:rPr>
                 <w:sz w:val="18"/>
@@ -12283,7 +12873,8 @@
           <w:p>
             <w:pPr>
               <w:pStyle w:val="Compact"/>
-              <w:spacing w:before="0" w:after="0"/>
+              <w:suppressLineNumbers/>
+              <w:spacing w:before="0" w:after="0" w:line="240" w:lineRule="auto"/>
               <w:jc w:val="left"/>
               <w:rPr>
                 <w:sz w:val="18"/>
@@ -12306,7 +12897,8 @@
           <w:p>
             <w:pPr>
               <w:pStyle w:val="Compact"/>
-              <w:spacing w:before="0" w:after="0"/>
+              <w:suppressLineNumbers/>
+              <w:spacing w:before="0" w:after="0" w:line="240" w:lineRule="auto"/>
               <w:jc w:val="right"/>
               <w:rPr>
                 <w:sz w:val="18"/>
@@ -12329,7 +12921,8 @@
           <w:p>
             <w:pPr>
               <w:pStyle w:val="Compact"/>
-              <w:spacing w:before="0" w:after="0"/>
+              <w:suppressLineNumbers/>
+              <w:spacing w:before="0" w:after="0" w:line="240" w:lineRule="auto"/>
               <w:jc w:val="right"/>
               <w:rPr>
                 <w:sz w:val="18"/>
@@ -12352,7 +12945,8 @@
           <w:p>
             <w:pPr>
               <w:pStyle w:val="Compact"/>
-              <w:spacing w:before="0" w:after="0"/>
+              <w:suppressLineNumbers/>
+              <w:spacing w:before="0" w:after="0" w:line="240" w:lineRule="auto"/>
               <w:jc w:val="right"/>
               <w:rPr>
                 <w:sz w:val="18"/>
@@ -12375,7 +12969,8 @@
           <w:p>
             <w:pPr>
               <w:pStyle w:val="Compact"/>
-              <w:spacing w:before="0" w:after="0"/>
+              <w:suppressLineNumbers/>
+              <w:spacing w:before="0" w:after="0" w:line="240" w:lineRule="auto"/>
               <w:jc w:val="right"/>
               <w:rPr>
                 <w:sz w:val="18"/>
@@ -12398,7 +12993,8 @@
           <w:p>
             <w:pPr>
               <w:pStyle w:val="Compact"/>
-              <w:spacing w:before="0" w:after="0"/>
+              <w:suppressLineNumbers/>
+              <w:spacing w:before="0" w:after="0" w:line="240" w:lineRule="auto"/>
               <w:jc w:val="left"/>
               <w:rPr>
                 <w:sz w:val="18"/>
@@ -12421,7 +13017,8 @@
           <w:p>
             <w:pPr>
               <w:pStyle w:val="Compact"/>
-              <w:spacing w:before="0" w:after="0"/>
+              <w:suppressLineNumbers/>
+              <w:spacing w:before="0" w:after="0" w:line="240" w:lineRule="auto"/>
               <w:jc w:val="left"/>
               <w:rPr>
                 <w:sz w:val="18"/>
@@ -12444,7 +13041,8 @@
           <w:p>
             <w:pPr>
               <w:pStyle w:val="Compact"/>
-              <w:spacing w:before="0" w:after="0"/>
+              <w:suppressLineNumbers/>
+              <w:spacing w:before="0" w:after="0" w:line="240" w:lineRule="auto"/>
               <w:jc w:val="left"/>
               <w:rPr>
                 <w:sz w:val="18"/>
@@ -12467,7 +13065,8 @@
           <w:p>
             <w:pPr>
               <w:pStyle w:val="Compact"/>
-              <w:spacing w:before="0" w:after="0"/>
+              <w:suppressLineNumbers/>
+              <w:spacing w:before="0" w:after="0" w:line="240" w:lineRule="auto"/>
               <w:jc w:val="left"/>
               <w:rPr>
                 <w:sz w:val="18"/>
@@ -12492,7 +13091,8 @@
           <w:p>
             <w:pPr>
               <w:pStyle w:val="Compact"/>
-              <w:spacing w:before="0" w:after="0"/>
+              <w:suppressLineNumbers/>
+              <w:spacing w:before="0" w:after="0" w:line="240" w:lineRule="auto"/>
               <w:jc w:val="left"/>
               <w:rPr>
                 <w:sz w:val="18"/>
@@ -12515,7 +13115,8 @@
           <w:p>
             <w:pPr>
               <w:pStyle w:val="Compact"/>
-              <w:spacing w:before="0" w:after="0"/>
+              <w:suppressLineNumbers/>
+              <w:spacing w:before="0" w:after="0" w:line="240" w:lineRule="auto"/>
               <w:jc w:val="right"/>
               <w:rPr>
                 <w:sz w:val="18"/>
@@ -12538,7 +13139,8 @@
           <w:p>
             <w:pPr>
               <w:pStyle w:val="Compact"/>
-              <w:spacing w:before="0" w:after="0"/>
+              <w:suppressLineNumbers/>
+              <w:spacing w:before="0" w:after="0" w:line="240" w:lineRule="auto"/>
               <w:jc w:val="right"/>
               <w:rPr>
                 <w:sz w:val="18"/>
@@ -12561,7 +13163,8 @@
           <w:p>
             <w:pPr>
               <w:pStyle w:val="Compact"/>
-              <w:spacing w:before="0" w:after="0"/>
+              <w:suppressLineNumbers/>
+              <w:spacing w:before="0" w:after="0" w:line="240" w:lineRule="auto"/>
               <w:jc w:val="right"/>
               <w:rPr>
                 <w:sz w:val="18"/>
@@ -12584,7 +13187,8 @@
           <w:p>
             <w:pPr>
               <w:pStyle w:val="Compact"/>
-              <w:spacing w:before="0" w:after="0"/>
+              <w:suppressLineNumbers/>
+              <w:spacing w:before="0" w:after="0" w:line="240" w:lineRule="auto"/>
               <w:jc w:val="right"/>
               <w:rPr>
                 <w:sz w:val="18"/>
@@ -12607,7 +13211,8 @@
           <w:p>
             <w:pPr>
               <w:pStyle w:val="Compact"/>
-              <w:spacing w:before="0" w:after="0"/>
+              <w:suppressLineNumbers/>
+              <w:spacing w:before="0" w:after="0" w:line="240" w:lineRule="auto"/>
               <w:jc w:val="left"/>
               <w:rPr>
                 <w:sz w:val="18"/>
@@ -12630,7 +13235,8 @@
           <w:p>
             <w:pPr>
               <w:pStyle w:val="Compact"/>
-              <w:spacing w:before="0" w:after="0"/>
+              <w:suppressLineNumbers/>
+              <w:spacing w:before="0" w:after="0" w:line="240" w:lineRule="auto"/>
               <w:jc w:val="left"/>
               <w:rPr>
                 <w:sz w:val="18"/>
@@ -12653,7 +13259,8 @@
           <w:p>
             <w:pPr>
               <w:pStyle w:val="Compact"/>
-              <w:spacing w:before="0" w:after="0"/>
+              <w:suppressLineNumbers/>
+              <w:spacing w:before="0" w:after="0" w:line="240" w:lineRule="auto"/>
               <w:jc w:val="left"/>
               <w:rPr>
                 <w:sz w:val="18"/>
@@ -12676,7 +13283,8 @@
           <w:p>
             <w:pPr>
               <w:pStyle w:val="Compact"/>
-              <w:spacing w:before="0" w:after="0"/>
+              <w:suppressLineNumbers/>
+              <w:spacing w:before="0" w:after="0" w:line="240" w:lineRule="auto"/>
               <w:jc w:val="left"/>
               <w:rPr>
                 <w:sz w:val="18"/>
@@ -12701,7 +13309,8 @@
           <w:p>
             <w:pPr>
               <w:pStyle w:val="Compact"/>
-              <w:spacing w:before="0" w:after="0"/>
+              <w:suppressLineNumbers/>
+              <w:spacing w:before="0" w:after="0" w:line="240" w:lineRule="auto"/>
               <w:jc w:val="left"/>
               <w:rPr>
                 <w:sz w:val="18"/>
@@ -12724,7 +13333,8 @@
           <w:p>
             <w:pPr>
               <w:pStyle w:val="Compact"/>
-              <w:spacing w:before="0" w:after="0"/>
+              <w:suppressLineNumbers/>
+              <w:spacing w:before="0" w:after="0" w:line="240" w:lineRule="auto"/>
               <w:jc w:val="right"/>
               <w:rPr>
                 <w:sz w:val="18"/>
@@ -12747,7 +13357,8 @@
           <w:p>
             <w:pPr>
               <w:pStyle w:val="Compact"/>
-              <w:spacing w:before="0" w:after="0"/>
+              <w:suppressLineNumbers/>
+              <w:spacing w:before="0" w:after="0" w:line="240" w:lineRule="auto"/>
               <w:jc w:val="right"/>
               <w:rPr>
                 <w:sz w:val="18"/>
@@ -12770,7 +13381,8 @@
           <w:p>
             <w:pPr>
               <w:pStyle w:val="Compact"/>
-              <w:spacing w:before="0" w:after="0"/>
+              <w:suppressLineNumbers/>
+              <w:spacing w:before="0" w:after="0" w:line="240" w:lineRule="auto"/>
               <w:jc w:val="right"/>
               <w:rPr>
                 <w:sz w:val="18"/>
@@ -12793,7 +13405,8 @@
           <w:p>
             <w:pPr>
               <w:pStyle w:val="Compact"/>
-              <w:spacing w:before="0" w:after="0"/>
+              <w:suppressLineNumbers/>
+              <w:spacing w:before="0" w:after="0" w:line="240" w:lineRule="auto"/>
               <w:jc w:val="right"/>
               <w:rPr>
                 <w:sz w:val="18"/>
@@ -12816,7 +13429,8 @@
           <w:p>
             <w:pPr>
               <w:pStyle w:val="Compact"/>
-              <w:spacing w:before="0" w:after="0"/>
+              <w:suppressLineNumbers/>
+              <w:spacing w:before="0" w:after="0" w:line="240" w:lineRule="auto"/>
               <w:jc w:val="left"/>
               <w:rPr>
                 <w:sz w:val="18"/>
@@ -12839,7 +13453,8 @@
           <w:p>
             <w:pPr>
               <w:pStyle w:val="Compact"/>
-              <w:spacing w:before="0" w:after="0"/>
+              <w:suppressLineNumbers/>
+              <w:spacing w:before="0" w:after="0" w:line="240" w:lineRule="auto"/>
               <w:jc w:val="left"/>
               <w:rPr>
                 <w:sz w:val="18"/>
@@ -12862,7 +13477,8 @@
           <w:p>
             <w:pPr>
               <w:pStyle w:val="Compact"/>
-              <w:spacing w:before="0" w:after="0"/>
+              <w:suppressLineNumbers/>
+              <w:spacing w:before="0" w:after="0" w:line="240" w:lineRule="auto"/>
               <w:jc w:val="left"/>
               <w:rPr>
                 <w:sz w:val="18"/>
@@ -12885,7 +13501,8 @@
           <w:p>
             <w:pPr>
               <w:pStyle w:val="Compact"/>
-              <w:spacing w:before="0" w:after="0"/>
+              <w:suppressLineNumbers/>
+              <w:spacing w:before="0" w:after="0" w:line="240" w:lineRule="auto"/>
               <w:jc w:val="left"/>
               <w:rPr>
                 <w:sz w:val="18"/>
@@ -12910,7 +13527,8 @@
           <w:p>
             <w:pPr>
               <w:pStyle w:val="Compact"/>
-              <w:spacing w:before="0" w:after="0"/>
+              <w:suppressLineNumbers/>
+              <w:spacing w:before="0" w:after="0" w:line="240" w:lineRule="auto"/>
               <w:jc w:val="left"/>
               <w:rPr>
                 <w:sz w:val="18"/>
@@ -12933,7 +13551,8 @@
           <w:p>
             <w:pPr>
               <w:pStyle w:val="Compact"/>
-              <w:spacing w:before="0" w:after="0"/>
+              <w:suppressLineNumbers/>
+              <w:spacing w:before="0" w:after="0" w:line="240" w:lineRule="auto"/>
               <w:jc w:val="right"/>
               <w:rPr>
                 <w:sz w:val="18"/>
@@ -12956,7 +13575,8 @@
           <w:p>
             <w:pPr>
               <w:pStyle w:val="Compact"/>
-              <w:spacing w:before="0" w:after="0"/>
+              <w:suppressLineNumbers/>
+              <w:spacing w:before="0" w:after="0" w:line="240" w:lineRule="auto"/>
               <w:jc w:val="right"/>
               <w:rPr>
                 <w:sz w:val="18"/>
@@ -12979,7 +13599,8 @@
           <w:p>
             <w:pPr>
               <w:pStyle w:val="Compact"/>
-              <w:spacing w:before="0" w:after="0"/>
+              <w:suppressLineNumbers/>
+              <w:spacing w:before="0" w:after="0" w:line="240" w:lineRule="auto"/>
               <w:jc w:val="right"/>
               <w:rPr>
                 <w:sz w:val="18"/>
@@ -13002,7 +13623,8 @@
           <w:p>
             <w:pPr>
               <w:pStyle w:val="Compact"/>
-              <w:spacing w:before="0" w:after="0"/>
+              <w:suppressLineNumbers/>
+              <w:spacing w:before="0" w:after="0" w:line="240" w:lineRule="auto"/>
               <w:jc w:val="right"/>
               <w:rPr>
                 <w:sz w:val="18"/>
@@ -13025,7 +13647,8 @@
           <w:p>
             <w:pPr>
               <w:pStyle w:val="Compact"/>
-              <w:spacing w:before="0" w:after="0"/>
+              <w:suppressLineNumbers/>
+              <w:spacing w:before="0" w:after="0" w:line="240" w:lineRule="auto"/>
               <w:jc w:val="left"/>
               <w:rPr>
                 <w:sz w:val="18"/>
@@ -13119,7 +13742,8 @@
           <w:p>
             <w:pPr>
               <w:pStyle w:val="Compact"/>
-              <w:spacing w:before="0" w:after="0"/>
+              <w:suppressLineNumbers/>
+              <w:spacing w:before="0" w:after="0" w:line="240" w:lineRule="auto"/>
               <w:jc w:val="left"/>
               <w:rPr>
                 <w:sz w:val="18"/>
@@ -13142,7 +13766,8 @@
           <w:p>
             <w:pPr>
               <w:pStyle w:val="Compact"/>
-              <w:spacing w:before="0" w:after="0"/>
+              <w:suppressLineNumbers/>
+              <w:spacing w:before="0" w:after="0" w:line="240" w:lineRule="auto"/>
               <w:jc w:val="left"/>
               <w:rPr>
                 <w:sz w:val="18"/>
@@ -13165,7 +13790,8 @@
           <w:p>
             <w:pPr>
               <w:pStyle w:val="Compact"/>
-              <w:spacing w:before="0" w:after="0"/>
+              <w:suppressLineNumbers/>
+              <w:spacing w:before="0" w:after="0" w:line="240" w:lineRule="auto"/>
               <w:jc w:val="left"/>
               <w:rPr>
                 <w:sz w:val="18"/>
@@ -13190,7 +13816,8 @@
           <w:p>
             <w:pPr>
               <w:pStyle w:val="Compact"/>
-              <w:spacing w:before="0" w:after="0"/>
+              <w:suppressLineNumbers/>
+              <w:spacing w:before="0" w:after="0" w:line="240" w:lineRule="auto"/>
               <w:jc w:val="left"/>
               <w:rPr>
                 <w:sz w:val="18"/>
@@ -13213,7 +13840,8 @@
           <w:p>
             <w:pPr>
               <w:pStyle w:val="Compact"/>
-              <w:spacing w:before="0" w:after="0"/>
+              <w:suppressLineNumbers/>
+              <w:spacing w:before="0" w:after="0" w:line="240" w:lineRule="auto"/>
               <w:jc w:val="right"/>
               <w:rPr>
                 <w:sz w:val="18"/>
@@ -13236,7 +13864,8 @@
           <w:p>
             <w:pPr>
               <w:pStyle w:val="Compact"/>
-              <w:spacing w:before="0" w:after="0"/>
+              <w:suppressLineNumbers/>
+              <w:spacing w:before="0" w:after="0" w:line="240" w:lineRule="auto"/>
               <w:jc w:val="right"/>
               <w:rPr>
                 <w:sz w:val="18"/>
@@ -13259,7 +13888,8 @@
           <w:p>
             <w:pPr>
               <w:pStyle w:val="Compact"/>
-              <w:spacing w:before="0" w:after="0"/>
+              <w:suppressLineNumbers/>
+              <w:spacing w:before="0" w:after="0" w:line="240" w:lineRule="auto"/>
               <w:jc w:val="right"/>
               <w:rPr>
                 <w:sz w:val="18"/>
@@ -13282,7 +13912,8 @@
           <w:p>
             <w:pPr>
               <w:pStyle w:val="Compact"/>
-              <w:spacing w:before="0" w:after="0"/>
+              <w:suppressLineNumbers/>
+              <w:spacing w:before="0" w:after="0" w:line="240" w:lineRule="auto"/>
               <w:jc w:val="right"/>
               <w:rPr>
                 <w:sz w:val="18"/>
@@ -13305,7 +13936,8 @@
           <w:p>
             <w:pPr>
               <w:pStyle w:val="Compact"/>
-              <w:spacing w:before="0" w:after="0"/>
+              <w:suppressLineNumbers/>
+              <w:spacing w:before="0" w:after="0" w:line="240" w:lineRule="auto"/>
               <w:jc w:val="left"/>
               <w:rPr>
                 <w:sz w:val="18"/>
@@ -13328,7 +13960,8 @@
           <w:p>
             <w:pPr>
               <w:pStyle w:val="Compact"/>
-              <w:spacing w:before="0" w:after="0"/>
+              <w:suppressLineNumbers/>
+              <w:spacing w:before="0" w:after="0" w:line="240" w:lineRule="auto"/>
               <w:jc w:val="left"/>
               <w:rPr>
                 <w:sz w:val="18"/>
@@ -13351,7 +13984,8 @@
           <w:p>
             <w:pPr>
               <w:pStyle w:val="Compact"/>
-              <w:spacing w:before="0" w:after="0"/>
+              <w:suppressLineNumbers/>
+              <w:spacing w:before="0" w:after="0" w:line="240" w:lineRule="auto"/>
               <w:jc w:val="left"/>
               <w:rPr>
                 <w:sz w:val="18"/>
@@ -13374,7 +14008,8 @@
           <w:p>
             <w:pPr>
               <w:pStyle w:val="Compact"/>
-              <w:spacing w:before="0" w:after="0"/>
+              <w:suppressLineNumbers/>
+              <w:spacing w:before="0" w:after="0" w:line="240" w:lineRule="auto"/>
               <w:jc w:val="left"/>
               <w:rPr>
                 <w:sz w:val="18"/>
@@ -13399,7 +14034,8 @@
           <w:p>
             <w:pPr>
               <w:pStyle w:val="Compact"/>
-              <w:spacing w:before="0" w:after="0"/>
+              <w:suppressLineNumbers/>
+              <w:spacing w:before="0" w:after="0" w:line="240" w:lineRule="auto"/>
               <w:jc w:val="left"/>
               <w:rPr>
                 <w:sz w:val="18"/>
@@ -13422,7 +14058,8 @@
           <w:p>
             <w:pPr>
               <w:pStyle w:val="Compact"/>
-              <w:spacing w:before="0" w:after="0"/>
+              <w:suppressLineNumbers/>
+              <w:spacing w:before="0" w:after="0" w:line="240" w:lineRule="auto"/>
               <w:jc w:val="right"/>
               <w:rPr>
                 <w:sz w:val="18"/>
@@ -13445,7 +14082,8 @@
           <w:p>
             <w:pPr>
               <w:pStyle w:val="Compact"/>
-              <w:spacing w:before="0" w:after="0"/>
+              <w:suppressLineNumbers/>
+              <w:spacing w:before="0" w:after="0" w:line="240" w:lineRule="auto"/>
               <w:jc w:val="right"/>
               <w:rPr>
                 <w:sz w:val="18"/>
@@ -13468,7 +14106,8 @@
           <w:p>
             <w:pPr>
               <w:pStyle w:val="Compact"/>
-              <w:spacing w:before="0" w:after="0"/>
+              <w:suppressLineNumbers/>
+              <w:spacing w:before="0" w:after="0" w:line="240" w:lineRule="auto"/>
               <w:jc w:val="right"/>
               <w:rPr>
                 <w:sz w:val="18"/>
@@ -13491,7 +14130,8 @@
           <w:p>
             <w:pPr>
               <w:pStyle w:val="Compact"/>
-              <w:spacing w:before="0" w:after="0"/>
+              <w:suppressLineNumbers/>
+              <w:spacing w:before="0" w:after="0" w:line="240" w:lineRule="auto"/>
               <w:jc w:val="right"/>
               <w:rPr>
                 <w:sz w:val="18"/>
@@ -13514,7 +14154,8 @@
           <w:p>
             <w:pPr>
               <w:pStyle w:val="Compact"/>
-              <w:spacing w:before="0" w:after="0"/>
+              <w:suppressLineNumbers/>
+              <w:spacing w:before="0" w:after="0" w:line="240" w:lineRule="auto"/>
               <w:jc w:val="left"/>
               <w:rPr>
                 <w:sz w:val="18"/>
@@ -13537,7 +14178,8 @@
           <w:p>
             <w:pPr>
               <w:pStyle w:val="Compact"/>
-              <w:spacing w:before="0" w:after="0"/>
+              <w:suppressLineNumbers/>
+              <w:spacing w:before="0" w:after="0" w:line="240" w:lineRule="auto"/>
               <w:jc w:val="left"/>
               <w:rPr>
                 <w:sz w:val="18"/>
@@ -13560,7 +14202,8 @@
           <w:p>
             <w:pPr>
               <w:pStyle w:val="Compact"/>
-              <w:spacing w:before="0" w:after="0"/>
+              <w:suppressLineNumbers/>
+              <w:spacing w:before="0" w:after="0" w:line="240" w:lineRule="auto"/>
               <w:jc w:val="left"/>
               <w:rPr>
                 <w:sz w:val="18"/>
@@ -13583,7 +14226,8 @@
           <w:p>
             <w:pPr>
               <w:pStyle w:val="Compact"/>
-              <w:spacing w:before="0" w:after="0"/>
+              <w:suppressLineNumbers/>
+              <w:spacing w:before="0" w:after="0" w:line="240" w:lineRule="auto"/>
               <w:jc w:val="left"/>
               <w:rPr>
                 <w:sz w:val="18"/>
@@ -13608,7 +14252,8 @@
           <w:p>
             <w:pPr>
               <w:pStyle w:val="Compact"/>
-              <w:spacing w:before="0" w:after="0"/>
+              <w:suppressLineNumbers/>
+              <w:spacing w:before="0" w:after="0" w:line="240" w:lineRule="auto"/>
               <w:jc w:val="left"/>
               <w:rPr>
                 <w:sz w:val="18"/>
@@ -13631,7 +14276,8 @@
           <w:p>
             <w:pPr>
               <w:pStyle w:val="Compact"/>
-              <w:spacing w:before="0" w:after="0"/>
+              <w:suppressLineNumbers/>
+              <w:spacing w:before="0" w:after="0" w:line="240" w:lineRule="auto"/>
               <w:jc w:val="right"/>
               <w:rPr>
                 <w:sz w:val="18"/>
@@ -13654,7 +14300,8 @@
           <w:p>
             <w:pPr>
               <w:pStyle w:val="Compact"/>
-              <w:spacing w:before="0" w:after="0"/>
+              <w:suppressLineNumbers/>
+              <w:spacing w:before="0" w:after="0" w:line="240" w:lineRule="auto"/>
               <w:jc w:val="right"/>
               <w:rPr>
                 <w:sz w:val="18"/>
@@ -13677,7 +14324,8 @@
           <w:p>
             <w:pPr>
               <w:pStyle w:val="Compact"/>
-              <w:spacing w:before="0" w:after="0"/>
+              <w:suppressLineNumbers/>
+              <w:spacing w:before="0" w:after="0" w:line="240" w:lineRule="auto"/>
               <w:jc w:val="right"/>
               <w:rPr>
                 <w:sz w:val="18"/>
@@ -13700,7 +14348,8 @@
           <w:p>
             <w:pPr>
               <w:pStyle w:val="Compact"/>
-              <w:spacing w:before="0" w:after="0"/>
+              <w:suppressLineNumbers/>
+              <w:spacing w:before="0" w:after="0" w:line="240" w:lineRule="auto"/>
               <w:jc w:val="right"/>
               <w:rPr>
                 <w:sz w:val="18"/>
@@ -13723,7 +14372,8 @@
           <w:p>
             <w:pPr>
               <w:pStyle w:val="Compact"/>
-              <w:spacing w:before="0" w:after="0"/>
+              <w:suppressLineNumbers/>
+              <w:spacing w:before="0" w:after="0" w:line="240" w:lineRule="auto"/>
               <w:jc w:val="left"/>
               <w:rPr>
                 <w:sz w:val="18"/>
@@ -13746,7 +14396,8 @@
           <w:p>
             <w:pPr>
               <w:pStyle w:val="Compact"/>
-              <w:spacing w:before="0" w:after="0"/>
+              <w:suppressLineNumbers/>
+              <w:spacing w:before="0" w:after="0" w:line="240" w:lineRule="auto"/>
               <w:jc w:val="left"/>
               <w:rPr>
                 <w:sz w:val="18"/>
@@ -13769,7 +14420,8 @@
           <w:p>
             <w:pPr>
               <w:pStyle w:val="Compact"/>
-              <w:spacing w:before="0" w:after="0"/>
+              <w:suppressLineNumbers/>
+              <w:spacing w:before="0" w:after="0" w:line="240" w:lineRule="auto"/>
               <w:jc w:val="left"/>
               <w:rPr>
                 <w:sz w:val="18"/>
@@ -13792,7 +14444,8 @@
           <w:p>
             <w:pPr>
               <w:pStyle w:val="Compact"/>
-              <w:spacing w:before="0" w:after="0"/>
+              <w:suppressLineNumbers/>
+              <w:spacing w:before="0" w:after="0" w:line="240" w:lineRule="auto"/>
               <w:jc w:val="left"/>
               <w:rPr>
                 <w:sz w:val="18"/>
@@ -13813,8 +14466,10 @@
     <w:p>
       <w:pPr>
         <w:pStyle w:val="BodyText"/>
-        <w:spacing w:before="120" w:after="0"/>
+        <w:suppressLineNumbers/>
+        <w:spacing w:before="120" w:after="0" w:line="240" w:lineRule="auto"/>
         <w:sectPr>
+          <w:footerReference w:type="default" r:id="rIdPageNumberFooter"/>
           <w:footnotePr>
             <w:numRestart w:val="eachSect"/>
           </w:footnotePr>
@@ -13844,14 +14499,15 @@
           <w:sz w:val="18"/>
           <w:szCs w:val="18"/>
         </w:rPr>
-        <w:t xml:space="preserve">Calls are unannotated splicing changes in the regtools junction set, with the number of genes carrying them in parentheses (Methods 2.5). Positive controls are counted among the sixteen literature cryptic genes (Supplementary Table S6); n/a, not assessed in mouse. The null column gives the high-confidence calls of the control-versus-control split and their ratio to the real calls; —, fewer than four control replicates.</w:t>
+        <w:t xml:space="preserve">Calls are unannotated splicing changes in the regtools junction set, with the number of genes carrying them in parentheses (Methods 2.5). Positive controls are counted among the sixteen literature cryptic genes (Supplementary Table S6); n/a, not assessed in mouse. The null column gives the high-confidence calls of the control-versus-control split and their ratio to the real calls; —, fewer than four control replicates. iPSC-MN, iPSC-derived motor neurons; KD, knockdown.</w:t>
       </w:r>
     </w:p>
     <w:p>
       <w:pPr>
         <w:pStyle w:val="BodyText"/>
         <w:keepNext/>
-        <w:spacing w:before="0" w:after="120"/>
+        <w:suppressLineNumbers/>
+        <w:spacing w:before="0" w:after="120" w:line="240" w:lineRule="auto"/>
       </w:pPr>
       <w:r>
         <w:rPr>
@@ -13901,7 +14557,8 @@
           <w:p>
             <w:pPr>
               <w:pStyle w:val="Compact"/>
-              <w:spacing w:before="0" w:after="0"/>
+              <w:suppressLineNumbers/>
+              <w:spacing w:before="0" w:after="0" w:line="240" w:lineRule="auto"/>
               <w:jc w:val="left"/>
               <w:rPr>
                 <w:sz w:val="18"/>
@@ -13924,7 +14581,8 @@
           <w:p>
             <w:pPr>
               <w:pStyle w:val="Compact"/>
-              <w:spacing w:before="0" w:after="0"/>
+              <w:suppressLineNumbers/>
+              <w:spacing w:before="0" w:after="0" w:line="240" w:lineRule="auto"/>
               <w:jc w:val="left"/>
               <w:rPr>
                 <w:sz w:val="18"/>
@@ -13947,7 +14605,8 @@
           <w:p>
             <w:pPr>
               <w:pStyle w:val="Compact"/>
-              <w:spacing w:before="0" w:after="0"/>
+              <w:suppressLineNumbers/>
+              <w:spacing w:before="0" w:after="0" w:line="240" w:lineRule="auto"/>
               <w:jc w:val="right"/>
               <w:rPr>
                 <w:sz w:val="18"/>
@@ -13970,7 +14629,8 @@
           <w:p>
             <w:pPr>
               <w:pStyle w:val="Compact"/>
-              <w:spacing w:before="0" w:after="0"/>
+              <w:suppressLineNumbers/>
+              <w:spacing w:before="0" w:after="0" w:line="240" w:lineRule="auto"/>
               <w:jc w:val="right"/>
               <w:rPr>
                 <w:sz w:val="18"/>
@@ -13993,7 +14653,8 @@
           <w:p>
             <w:pPr>
               <w:pStyle w:val="Compact"/>
-              <w:spacing w:before="0" w:after="0"/>
+              <w:suppressLineNumbers/>
+              <w:spacing w:before="0" w:after="0" w:line="240" w:lineRule="auto"/>
               <w:jc w:val="right"/>
               <w:rPr>
                 <w:sz w:val="18"/>
@@ -14016,7 +14677,8 @@
           <w:p>
             <w:pPr>
               <w:pStyle w:val="Compact"/>
-              <w:spacing w:before="0" w:after="0"/>
+              <w:suppressLineNumbers/>
+              <w:spacing w:before="0" w:after="0" w:line="240" w:lineRule="auto"/>
               <w:jc w:val="right"/>
               <w:rPr>
                 <w:sz w:val="18"/>
@@ -14039,7 +14701,8 @@
           <w:p>
             <w:pPr>
               <w:pStyle w:val="Compact"/>
-              <w:spacing w:before="0" w:after="0"/>
+              <w:suppressLineNumbers/>
+              <w:spacing w:before="0" w:after="0" w:line="240" w:lineRule="auto"/>
               <w:jc w:val="right"/>
               <w:rPr>
                 <w:sz w:val="18"/>
@@ -14062,7 +14725,8 @@
           <w:p>
             <w:pPr>
               <w:pStyle w:val="Compact"/>
-              <w:spacing w:before="0" w:after="0"/>
+              <w:suppressLineNumbers/>
+              <w:spacing w:before="0" w:after="0" w:line="240" w:lineRule="auto"/>
               <w:jc w:val="right"/>
               <w:rPr>
                 <w:sz w:val="18"/>
@@ -14085,7 +14749,8 @@
           <w:p>
             <w:pPr>
               <w:pStyle w:val="Compact"/>
-              <w:spacing w:before="0" w:after="0"/>
+              <w:suppressLineNumbers/>
+              <w:spacing w:before="0" w:after="0" w:line="240" w:lineRule="auto"/>
               <w:jc w:val="right"/>
               <w:rPr>
                 <w:sz w:val="18"/>
@@ -14108,7 +14773,8 @@
           <w:p>
             <w:pPr>
               <w:pStyle w:val="Compact"/>
-              <w:spacing w:before="0" w:after="0"/>
+              <w:suppressLineNumbers/>
+              <w:spacing w:before="0" w:after="0" w:line="240" w:lineRule="auto"/>
               <w:jc w:val="right"/>
               <w:rPr>
                 <w:sz w:val="18"/>
@@ -14133,7 +14799,8 @@
           <w:p>
             <w:pPr>
               <w:pStyle w:val="Compact"/>
-              <w:spacing w:before="0" w:after="0"/>
+              <w:suppressLineNumbers/>
+              <w:spacing w:before="0" w:after="0" w:line="240" w:lineRule="auto"/>
               <w:jc w:val="left"/>
               <w:rPr>
                 <w:sz w:val="18"/>
@@ -14156,7 +14823,8 @@
           <w:p>
             <w:pPr>
               <w:pStyle w:val="Compact"/>
-              <w:spacing w:before="0" w:after="0"/>
+              <w:suppressLineNumbers/>
+              <w:spacing w:before="0" w:after="0" w:line="240" w:lineRule="auto"/>
               <w:jc w:val="left"/>
               <w:rPr>
                 <w:sz w:val="18"/>
@@ -14183,7 +14851,8 @@
           <w:p>
             <w:pPr>
               <w:pStyle w:val="Compact"/>
-              <w:spacing w:before="0" w:after="0"/>
+              <w:suppressLineNumbers/>
+              <w:spacing w:before="0" w:after="0" w:line="240" w:lineRule="auto"/>
               <w:jc w:val="right"/>
               <w:rPr>
                 <w:sz w:val="18"/>
@@ -14206,7 +14875,8 @@
           <w:p>
             <w:pPr>
               <w:pStyle w:val="Compact"/>
-              <w:spacing w:before="0" w:after="0"/>
+              <w:suppressLineNumbers/>
+              <w:spacing w:before="0" w:after="0" w:line="240" w:lineRule="auto"/>
               <w:jc w:val="right"/>
               <w:rPr>
                 <w:sz w:val="18"/>
@@ -14229,7 +14899,8 @@
           <w:p>
             <w:pPr>
               <w:pStyle w:val="Compact"/>
-              <w:spacing w:before="0" w:after="0"/>
+              <w:suppressLineNumbers/>
+              <w:spacing w:before="0" w:after="0" w:line="240" w:lineRule="auto"/>
               <w:jc w:val="right"/>
               <w:rPr>
                 <w:sz w:val="18"/>
@@ -14252,7 +14923,8 @@
           <w:p>
             <w:pPr>
               <w:pStyle w:val="Compact"/>
-              <w:spacing w:before="0" w:after="0"/>
+              <w:suppressLineNumbers/>
+              <w:spacing w:before="0" w:after="0" w:line="240" w:lineRule="auto"/>
               <w:jc w:val="right"/>
               <w:rPr>
                 <w:sz w:val="18"/>
@@ -14275,7 +14947,8 @@
           <w:p>
             <w:pPr>
               <w:pStyle w:val="Compact"/>
-              <w:spacing w:before="0" w:after="0"/>
+              <w:suppressLineNumbers/>
+              <w:spacing w:before="0" w:after="0" w:line="240" w:lineRule="auto"/>
               <w:jc w:val="right"/>
               <w:rPr>
                 <w:sz w:val="18"/>
@@ -14298,7 +14971,8 @@
           <w:p>
             <w:pPr>
               <w:pStyle w:val="Compact"/>
-              <w:spacing w:before="0" w:after="0"/>
+              <w:suppressLineNumbers/>
+              <w:spacing w:before="0" w:after="0" w:line="240" w:lineRule="auto"/>
               <w:jc w:val="right"/>
               <w:rPr>
                 <w:sz w:val="18"/>
@@ -14321,7 +14995,8 @@
           <w:p>
             <w:pPr>
               <w:pStyle w:val="Compact"/>
-              <w:spacing w:before="0" w:after="0"/>
+              <w:suppressLineNumbers/>
+              <w:spacing w:before="0" w:after="0" w:line="240" w:lineRule="auto"/>
               <w:jc w:val="right"/>
               <w:rPr>
                 <w:sz w:val="18"/>
@@ -14344,7 +15019,8 @@
           <w:p>
             <w:pPr>
               <w:pStyle w:val="Compact"/>
-              <w:spacing w:before="0" w:after="0"/>
+              <w:suppressLineNumbers/>
+              <w:spacing w:before="0" w:after="0" w:line="240" w:lineRule="auto"/>
               <w:jc w:val="right"/>
               <w:rPr>
                 <w:sz w:val="18"/>
@@ -14369,7 +15045,8 @@
           <w:p>
             <w:pPr>
               <w:pStyle w:val="Compact"/>
-              <w:spacing w:before="0" w:after="0"/>
+              <w:suppressLineNumbers/>
+              <w:spacing w:before="0" w:after="0" w:line="240" w:lineRule="auto"/>
               <w:rPr>
                 <w:sz w:val="18"/>
                 <w:szCs w:val="18"/>
@@ -14384,7 +15061,8 @@
           <w:p>
             <w:pPr>
               <w:pStyle w:val="Compact"/>
-              <w:spacing w:before="0" w:after="0"/>
+              <w:suppressLineNumbers/>
+              <w:spacing w:before="0" w:after="0" w:line="240" w:lineRule="auto"/>
               <w:jc w:val="left"/>
               <w:rPr>
                 <w:sz w:val="18"/>
@@ -14409,7 +15087,8 @@
           <w:p>
             <w:pPr>
               <w:pStyle w:val="Compact"/>
-              <w:spacing w:before="0" w:after="0"/>
+              <w:suppressLineNumbers/>
+              <w:spacing w:before="0" w:after="0" w:line="240" w:lineRule="auto"/>
               <w:jc w:val="right"/>
               <w:rPr>
                 <w:sz w:val="18"/>
@@ -14432,7 +15111,8 @@
           <w:p>
             <w:pPr>
               <w:pStyle w:val="Compact"/>
-              <w:spacing w:before="0" w:after="0"/>
+              <w:suppressLineNumbers/>
+              <w:spacing w:before="0" w:after="0" w:line="240" w:lineRule="auto"/>
               <w:jc w:val="right"/>
               <w:rPr>
                 <w:sz w:val="18"/>
@@ -14455,7 +15135,8 @@
           <w:p>
             <w:pPr>
               <w:pStyle w:val="Compact"/>
-              <w:spacing w:before="0" w:after="0"/>
+              <w:suppressLineNumbers/>
+              <w:spacing w:before="0" w:after="0" w:line="240" w:lineRule="auto"/>
               <w:jc w:val="right"/>
               <w:rPr>
                 <w:sz w:val="18"/>
@@ -14478,7 +15159,8 @@
           <w:p>
             <w:pPr>
               <w:pStyle w:val="Compact"/>
-              <w:spacing w:before="0" w:after="0"/>
+              <w:suppressLineNumbers/>
+              <w:spacing w:before="0" w:after="0" w:line="240" w:lineRule="auto"/>
               <w:jc w:val="right"/>
               <w:rPr>
                 <w:sz w:val="18"/>
@@ -14501,7 +15183,8 @@
           <w:p>
             <w:pPr>
               <w:pStyle w:val="Compact"/>
-              <w:spacing w:before="0" w:after="0"/>
+              <w:suppressLineNumbers/>
+              <w:spacing w:before="0" w:after="0" w:line="240" w:lineRule="auto"/>
               <w:jc w:val="right"/>
               <w:rPr>
                 <w:sz w:val="18"/>
@@ -14524,7 +15207,8 @@
           <w:p>
             <w:pPr>
               <w:pStyle w:val="Compact"/>
-              <w:spacing w:before="0" w:after="0"/>
+              <w:suppressLineNumbers/>
+              <w:spacing w:before="0" w:after="0" w:line="240" w:lineRule="auto"/>
               <w:jc w:val="right"/>
               <w:rPr>
                 <w:sz w:val="18"/>
@@ -14547,7 +15231,8 @@
           <w:p>
             <w:pPr>
               <w:pStyle w:val="Compact"/>
-              <w:spacing w:before="0" w:after="0"/>
+              <w:suppressLineNumbers/>
+              <w:spacing w:before="0" w:after="0" w:line="240" w:lineRule="auto"/>
               <w:jc w:val="right"/>
               <w:rPr>
                 <w:sz w:val="18"/>
@@ -14570,7 +15255,8 @@
           <w:p>
             <w:pPr>
               <w:pStyle w:val="Compact"/>
-              <w:spacing w:before="0" w:after="0"/>
+              <w:suppressLineNumbers/>
+              <w:spacing w:before="0" w:after="0" w:line="240" w:lineRule="auto"/>
               <w:jc w:val="right"/>
               <w:rPr>
                 <w:sz w:val="18"/>
@@ -14595,7 +15281,8 @@
           <w:p>
             <w:pPr>
               <w:pStyle w:val="Compact"/>
-              <w:spacing w:before="0" w:after="0"/>
+              <w:suppressLineNumbers/>
+              <w:spacing w:before="0" w:after="0" w:line="240" w:lineRule="auto"/>
               <w:rPr>
                 <w:sz w:val="18"/>
                 <w:szCs w:val="18"/>
@@ -14610,7 +15297,8 @@
           <w:p>
             <w:pPr>
               <w:pStyle w:val="Compact"/>
-              <w:spacing w:before="0" w:after="0"/>
+              <w:suppressLineNumbers/>
+              <w:spacing w:before="0" w:after="0" w:line="240" w:lineRule="auto"/>
               <w:jc w:val="left"/>
               <w:rPr>
                 <w:sz w:val="18"/>
@@ -14633,7 +15321,8 @@
           <w:p>
             <w:pPr>
               <w:pStyle w:val="Compact"/>
-              <w:spacing w:before="0" w:after="0"/>
+              <w:suppressLineNumbers/>
+              <w:spacing w:before="0" w:after="0" w:line="240" w:lineRule="auto"/>
               <w:jc w:val="right"/>
               <w:rPr>
                 <w:sz w:val="18"/>
@@ -14656,7 +15345,8 @@
           <w:p>
             <w:pPr>
               <w:pStyle w:val="Compact"/>
-              <w:spacing w:before="0" w:after="0"/>
+              <w:suppressLineNumbers/>
+              <w:spacing w:before="0" w:after="0" w:line="240" w:lineRule="auto"/>
               <w:jc w:val="right"/>
               <w:rPr>
                 <w:sz w:val="18"/>
@@ -14679,7 +15369,8 @@
           <w:p>
             <w:pPr>
               <w:pStyle w:val="Compact"/>
-              <w:spacing w:before="0" w:after="0"/>
+              <w:suppressLineNumbers/>
+              <w:spacing w:before="0" w:after="0" w:line="240" w:lineRule="auto"/>
               <w:jc w:val="right"/>
               <w:rPr>
                 <w:sz w:val="18"/>
@@ -14702,7 +15393,8 @@
           <w:p>
             <w:pPr>
               <w:pStyle w:val="Compact"/>
-              <w:spacing w:before="0" w:after="0"/>
+              <w:suppressLineNumbers/>
+              <w:spacing w:before="0" w:after="0" w:line="240" w:lineRule="auto"/>
               <w:jc w:val="right"/>
               <w:rPr>
                 <w:sz w:val="18"/>
@@ -14725,7 +15417,8 @@
           <w:p>
             <w:pPr>
               <w:pStyle w:val="Compact"/>
-              <w:spacing w:before="0" w:after="0"/>
+              <w:suppressLineNumbers/>
+              <w:spacing w:before="0" w:after="0" w:line="240" w:lineRule="auto"/>
               <w:jc w:val="right"/>
               <w:rPr>
                 <w:sz w:val="18"/>
@@ -14748,7 +15441,8 @@
           <w:p>
             <w:pPr>
               <w:pStyle w:val="Compact"/>
-              <w:spacing w:before="0" w:after="0"/>
+              <w:suppressLineNumbers/>
+              <w:spacing w:before="0" w:after="0" w:line="240" w:lineRule="auto"/>
               <w:jc w:val="right"/>
               <w:rPr>
                 <w:sz w:val="18"/>
@@ -14771,7 +15465,8 @@
           <w:p>
             <w:pPr>
               <w:pStyle w:val="Compact"/>
-              <w:spacing w:before="0" w:after="0"/>
+              <w:suppressLineNumbers/>
+              <w:spacing w:before="0" w:after="0" w:line="240" w:lineRule="auto"/>
               <w:jc w:val="right"/>
               <w:rPr>
                 <w:sz w:val="18"/>
@@ -14794,7 +15489,8 @@
           <w:p>
             <w:pPr>
               <w:pStyle w:val="Compact"/>
-              <w:spacing w:before="0" w:after="0"/>
+              <w:suppressLineNumbers/>
+              <w:spacing w:before="0" w:after="0" w:line="240" w:lineRule="auto"/>
               <w:jc w:val="right"/>
               <w:rPr>
                 <w:sz w:val="18"/>
@@ -14819,7 +15515,8 @@
           <w:p>
             <w:pPr>
               <w:pStyle w:val="Compact"/>
-              <w:spacing w:before="0" w:after="0"/>
+              <w:suppressLineNumbers/>
+              <w:spacing w:before="0" w:after="0" w:line="240" w:lineRule="auto"/>
               <w:jc w:val="left"/>
               <w:rPr>
                 <w:sz w:val="18"/>
@@ -14842,7 +15539,8 @@
           <w:p>
             <w:pPr>
               <w:pStyle w:val="Compact"/>
-              <w:spacing w:before="0" w:after="0"/>
+              <w:suppressLineNumbers/>
+              <w:spacing w:before="0" w:after="0" w:line="240" w:lineRule="auto"/>
               <w:jc w:val="left"/>
               <w:rPr>
                 <w:sz w:val="18"/>
@@ -14867,7 +15565,8 @@
           <w:p>
             <w:pPr>
               <w:pStyle w:val="Compact"/>
-              <w:spacing w:before="0" w:after="0"/>
+              <w:suppressLineNumbers/>
+              <w:spacing w:before="0" w:after="0" w:line="240" w:lineRule="auto"/>
               <w:jc w:val="right"/>
               <w:rPr>
                 <w:sz w:val="18"/>
@@ -14890,7 +15589,8 @@
           <w:p>
             <w:pPr>
               <w:pStyle w:val="Compact"/>
-              <w:spacing w:before="0" w:after="0"/>
+              <w:suppressLineNumbers/>
+              <w:spacing w:before="0" w:after="0" w:line="240" w:lineRule="auto"/>
               <w:jc w:val="right"/>
               <w:rPr>
                 <w:sz w:val="18"/>
@@ -14913,7 +15613,8 @@
           <w:p>
             <w:pPr>
               <w:pStyle w:val="Compact"/>
-              <w:spacing w:before="0" w:after="0"/>
+              <w:suppressLineNumbers/>
+              <w:spacing w:before="0" w:after="0" w:line="240" w:lineRule="auto"/>
               <w:jc w:val="right"/>
               <w:rPr>
                 <w:sz w:val="18"/>
@@ -14936,7 +15637,8 @@
           <w:p>
             <w:pPr>
               <w:pStyle w:val="Compact"/>
-              <w:spacing w:before="0" w:after="0"/>
+              <w:suppressLineNumbers/>
+              <w:spacing w:before="0" w:after="0" w:line="240" w:lineRule="auto"/>
               <w:jc w:val="right"/>
               <w:rPr>
                 <w:sz w:val="18"/>
@@ -14959,7 +15661,8 @@
           <w:p>
             <w:pPr>
               <w:pStyle w:val="Compact"/>
-              <w:spacing w:before="0" w:after="0"/>
+              <w:suppressLineNumbers/>
+              <w:spacing w:before="0" w:after="0" w:line="240" w:lineRule="auto"/>
               <w:jc w:val="right"/>
               <w:rPr>
                 <w:sz w:val="18"/>
@@ -14982,7 +15685,8 @@
           <w:p>
             <w:pPr>
               <w:pStyle w:val="Compact"/>
-              <w:spacing w:before="0" w:after="0"/>
+              <w:suppressLineNumbers/>
+              <w:spacing w:before="0" w:after="0" w:line="240" w:lineRule="auto"/>
               <w:jc w:val="right"/>
               <w:rPr>
                 <w:sz w:val="18"/>
@@ -15005,7 +15709,8 @@
           <w:p>
             <w:pPr>
               <w:pStyle w:val="Compact"/>
-              <w:spacing w:before="0" w:after="0"/>
+              <w:suppressLineNumbers/>
+              <w:spacing w:before="0" w:after="0" w:line="240" w:lineRule="auto"/>
               <w:jc w:val="right"/>
               <w:rPr>
                 <w:sz w:val="18"/>
@@ -15028,7 +15733,8 @@
           <w:p>
             <w:pPr>
               <w:pStyle w:val="Compact"/>
-              <w:spacing w:before="0" w:after="0"/>
+              <w:suppressLineNumbers/>
+              <w:spacing w:before="0" w:after="0" w:line="240" w:lineRule="auto"/>
               <w:jc w:val="right"/>
               <w:rPr>
                 <w:sz w:val="18"/>
@@ -15053,7 +15759,8 @@
           <w:p>
             <w:pPr>
               <w:pStyle w:val="Compact"/>
-              <w:spacing w:before="0" w:after="0"/>
+              <w:suppressLineNumbers/>
+              <w:spacing w:before="0" w:after="0" w:line="240" w:lineRule="auto"/>
               <w:rPr>
                 <w:sz w:val="18"/>
                 <w:szCs w:val="18"/>
@@ -15068,7 +15775,8 @@
           <w:p>
             <w:pPr>
               <w:pStyle w:val="Compact"/>
-              <w:spacing w:before="0" w:after="0"/>
+              <w:suppressLineNumbers/>
+              <w:spacing w:before="0" w:after="0" w:line="240" w:lineRule="auto"/>
               <w:jc w:val="left"/>
               <w:rPr>
                 <w:sz w:val="18"/>
@@ -15095,7 +15803,8 @@
           <w:p>
             <w:pPr>
               <w:pStyle w:val="Compact"/>
-              <w:spacing w:before="0" w:after="0"/>
+              <w:suppressLineNumbers/>
+              <w:spacing w:before="0" w:after="0" w:line="240" w:lineRule="auto"/>
               <w:jc w:val="right"/>
               <w:rPr>
                 <w:sz w:val="18"/>
@@ -15118,7 +15827,8 @@
           <w:p>
             <w:pPr>
               <w:pStyle w:val="Compact"/>
-              <w:spacing w:before="0" w:after="0"/>
+              <w:suppressLineNumbers/>
+              <w:spacing w:before="0" w:after="0" w:line="240" w:lineRule="auto"/>
               <w:jc w:val="right"/>
               <w:rPr>
                 <w:sz w:val="18"/>
@@ -15141,7 +15851,8 @@
           <w:p>
             <w:pPr>
               <w:pStyle w:val="Compact"/>
-              <w:spacing w:before="0" w:after="0"/>
+              <w:suppressLineNumbers/>
+              <w:spacing w:before="0" w:after="0" w:line="240" w:lineRule="auto"/>
               <w:jc w:val="right"/>
               <w:rPr>
                 <w:sz w:val="18"/>
@@ -15164,7 +15875,8 @@
           <w:p>
             <w:pPr>
               <w:pStyle w:val="Compact"/>
-              <w:spacing w:before="0" w:after="0"/>
+              <w:suppressLineNumbers/>
+              <w:spacing w:before="0" w:after="0" w:line="240" w:lineRule="auto"/>
               <w:jc w:val="right"/>
               <w:rPr>
                 <w:sz w:val="18"/>
@@ -15187,7 +15899,8 @@
           <w:p>
             <w:pPr>
               <w:pStyle w:val="Compact"/>
-              <w:spacing w:before="0" w:after="0"/>
+              <w:suppressLineNumbers/>
+              <w:spacing w:before="0" w:after="0" w:line="240" w:lineRule="auto"/>
               <w:jc w:val="right"/>
               <w:rPr>
                 <w:sz w:val="18"/>
@@ -15210,7 +15923,8 @@
           <w:p>
             <w:pPr>
               <w:pStyle w:val="Compact"/>
-              <w:spacing w:before="0" w:after="0"/>
+              <w:suppressLineNumbers/>
+              <w:spacing w:before="0" w:after="0" w:line="240" w:lineRule="auto"/>
               <w:jc w:val="right"/>
               <w:rPr>
                 <w:sz w:val="18"/>
@@ -15233,7 +15947,8 @@
           <w:p>
             <w:pPr>
               <w:pStyle w:val="Compact"/>
-              <w:spacing w:before="0" w:after="0"/>
+              <w:suppressLineNumbers/>
+              <w:spacing w:before="0" w:after="0" w:line="240" w:lineRule="auto"/>
               <w:jc w:val="right"/>
               <w:rPr>
                 <w:sz w:val="18"/>
@@ -15256,7 +15971,8 @@
           <w:p>
             <w:pPr>
               <w:pStyle w:val="Compact"/>
-              <w:spacing w:before="0" w:after="0"/>
+              <w:suppressLineNumbers/>
+              <w:spacing w:before="0" w:after="0" w:line="240" w:lineRule="auto"/>
               <w:jc w:val="right"/>
               <w:rPr>
                 <w:sz w:val="18"/>
@@ -15281,7 +15997,8 @@
           <w:p>
             <w:pPr>
               <w:pStyle w:val="Compact"/>
-              <w:spacing w:before="0" w:after="0"/>
+              <w:suppressLineNumbers/>
+              <w:spacing w:before="0" w:after="0" w:line="240" w:lineRule="auto"/>
               <w:rPr>
                 <w:sz w:val="18"/>
                 <w:szCs w:val="18"/>
@@ -15296,7 +16013,8 @@
           <w:p>
             <w:pPr>
               <w:pStyle w:val="Compact"/>
-              <w:spacing w:before="0" w:after="0"/>
+              <w:suppressLineNumbers/>
+              <w:spacing w:before="0" w:after="0" w:line="240" w:lineRule="auto"/>
               <w:jc w:val="left"/>
               <w:rPr>
                 <w:sz w:val="18"/>
@@ -15321,7 +16039,8 @@
           <w:p>
             <w:pPr>
               <w:pStyle w:val="Compact"/>
-              <w:spacing w:before="0" w:after="0"/>
+              <w:suppressLineNumbers/>
+              <w:spacing w:before="0" w:after="0" w:line="240" w:lineRule="auto"/>
               <w:jc w:val="right"/>
               <w:rPr>
                 <w:sz w:val="18"/>
@@ -15344,7 +16063,8 @@
           <w:p>
             <w:pPr>
               <w:pStyle w:val="Compact"/>
-              <w:spacing w:before="0" w:after="0"/>
+              <w:suppressLineNumbers/>
+              <w:spacing w:before="0" w:after="0" w:line="240" w:lineRule="auto"/>
               <w:jc w:val="right"/>
               <w:rPr>
                 <w:sz w:val="18"/>
@@ -15367,7 +16087,8 @@
           <w:p>
             <w:pPr>
               <w:pStyle w:val="Compact"/>
-              <w:spacing w:before="0" w:after="0"/>
+              <w:suppressLineNumbers/>
+              <w:spacing w:before="0" w:after="0" w:line="240" w:lineRule="auto"/>
               <w:jc w:val="right"/>
               <w:rPr>
                 <w:sz w:val="18"/>
@@ -15390,7 +16111,8 @@
           <w:p>
             <w:pPr>
               <w:pStyle w:val="Compact"/>
-              <w:spacing w:before="0" w:after="0"/>
+              <w:suppressLineNumbers/>
+              <w:spacing w:before="0" w:after="0" w:line="240" w:lineRule="auto"/>
               <w:jc w:val="right"/>
               <w:rPr>
                 <w:sz w:val="18"/>
@@ -15413,7 +16135,8 @@
           <w:p>
             <w:pPr>
               <w:pStyle w:val="Compact"/>
-              <w:spacing w:before="0" w:after="0"/>
+              <w:suppressLineNumbers/>
+              <w:spacing w:before="0" w:after="0" w:line="240" w:lineRule="auto"/>
               <w:jc w:val="right"/>
               <w:rPr>
                 <w:sz w:val="18"/>
@@ -15436,7 +16159,8 @@
           <w:p>
             <w:pPr>
               <w:pStyle w:val="Compact"/>
-              <w:spacing w:before="0" w:after="0"/>
+              <w:suppressLineNumbers/>
+              <w:spacing w:before="0" w:after="0" w:line="240" w:lineRule="auto"/>
               <w:jc w:val="right"/>
               <w:rPr>
                 <w:sz w:val="18"/>
@@ -15459,7 +16183,8 @@
           <w:p>
             <w:pPr>
               <w:pStyle w:val="Compact"/>
-              <w:spacing w:before="0" w:after="0"/>
+              <w:suppressLineNumbers/>
+              <w:spacing w:before="0" w:after="0" w:line="240" w:lineRule="auto"/>
               <w:jc w:val="right"/>
               <w:rPr>
                 <w:sz w:val="18"/>
@@ -15482,7 +16207,8 @@
           <w:p>
             <w:pPr>
               <w:pStyle w:val="Compact"/>
-              <w:spacing w:before="0" w:after="0"/>
+              <w:suppressLineNumbers/>
+              <w:spacing w:before="0" w:after="0" w:line="240" w:lineRule="auto"/>
               <w:jc w:val="right"/>
               <w:rPr>
                 <w:sz w:val="18"/>
@@ -15507,7 +16233,8 @@
           <w:p>
             <w:pPr>
               <w:pStyle w:val="Compact"/>
-              <w:spacing w:before="0" w:after="0"/>
+              <w:suppressLineNumbers/>
+              <w:spacing w:before="0" w:after="0" w:line="240" w:lineRule="auto"/>
               <w:rPr>
                 <w:sz w:val="18"/>
                 <w:szCs w:val="18"/>
@@ -15522,7 +16249,8 @@
           <w:p>
             <w:pPr>
               <w:pStyle w:val="Compact"/>
-              <w:spacing w:before="0" w:after="0"/>
+              <w:suppressLineNumbers/>
+              <w:spacing w:before="0" w:after="0" w:line="240" w:lineRule="auto"/>
               <w:jc w:val="left"/>
               <w:rPr>
                 <w:sz w:val="18"/>
@@ -15545,7 +16273,8 @@
           <w:p>
             <w:pPr>
               <w:pStyle w:val="Compact"/>
-              <w:spacing w:before="0" w:after="0"/>
+              <w:suppressLineNumbers/>
+              <w:spacing w:before="0" w:after="0" w:line="240" w:lineRule="auto"/>
               <w:jc w:val="right"/>
               <w:rPr>
                 <w:sz w:val="18"/>
@@ -15568,7 +16297,8 @@
           <w:p>
             <w:pPr>
               <w:pStyle w:val="Compact"/>
-              <w:spacing w:before="0" w:after="0"/>
+              <w:suppressLineNumbers/>
+              <w:spacing w:before="0" w:after="0" w:line="240" w:lineRule="auto"/>
               <w:jc w:val="right"/>
               <w:rPr>
                 <w:sz w:val="18"/>
@@ -15591,7 +16321,8 @@
           <w:p>
             <w:pPr>
               <w:pStyle w:val="Compact"/>
-              <w:spacing w:before="0" w:after="0"/>
+              <w:suppressLineNumbers/>
+              <w:spacing w:before="0" w:after="0" w:line="240" w:lineRule="auto"/>
               <w:jc w:val="right"/>
               <w:rPr>
                 <w:sz w:val="18"/>
@@ -15614,7 +16345,8 @@
           <w:p>
             <w:pPr>
               <w:pStyle w:val="Compact"/>
-              <w:spacing w:before="0" w:after="0"/>
+              <w:suppressLineNumbers/>
+              <w:spacing w:before="0" w:after="0" w:line="240" w:lineRule="auto"/>
               <w:jc w:val="right"/>
               <w:rPr>
                 <w:sz w:val="18"/>
@@ -15637,7 +16369,8 @@
           <w:p>
             <w:pPr>
               <w:pStyle w:val="Compact"/>
-              <w:spacing w:before="0" w:after="0"/>
+              <w:suppressLineNumbers/>
+              <w:spacing w:before="0" w:after="0" w:line="240" w:lineRule="auto"/>
               <w:jc w:val="right"/>
               <w:rPr>
                 <w:sz w:val="18"/>
@@ -15660,7 +16393,8 @@
           <w:p>
             <w:pPr>
               <w:pStyle w:val="Compact"/>
-              <w:spacing w:before="0" w:after="0"/>
+              <w:suppressLineNumbers/>
+              <w:spacing w:before="0" w:after="0" w:line="240" w:lineRule="auto"/>
               <w:jc w:val="right"/>
               <w:rPr>
                 <w:sz w:val="18"/>
@@ -15683,7 +16417,8 @@
           <w:p>
             <w:pPr>
               <w:pStyle w:val="Compact"/>
-              <w:spacing w:before="0" w:after="0"/>
+              <w:suppressLineNumbers/>
+              <w:spacing w:before="0" w:after="0" w:line="240" w:lineRule="auto"/>
               <w:jc w:val="right"/>
               <w:rPr>
                 <w:sz w:val="18"/>
@@ -15706,7 +16441,8 @@
           <w:p>
             <w:pPr>
               <w:pStyle w:val="Compact"/>
-              <w:spacing w:before="0" w:after="0"/>
+              <w:suppressLineNumbers/>
+              <w:spacing w:before="0" w:after="0" w:line="240" w:lineRule="auto"/>
               <w:jc w:val="right"/>
               <w:rPr>
                 <w:sz w:val="18"/>
@@ -15731,7 +16467,8 @@
           <w:p>
             <w:pPr>
               <w:pStyle w:val="Compact"/>
-              <w:spacing w:before="0" w:after="0"/>
+              <w:suppressLineNumbers/>
+              <w:spacing w:before="0" w:after="0" w:line="240" w:lineRule="auto"/>
               <w:jc w:val="left"/>
               <w:rPr>
                 <w:sz w:val="18"/>
@@ -15754,7 +16491,8 @@
           <w:p>
             <w:pPr>
               <w:pStyle w:val="Compact"/>
-              <w:spacing w:before="0" w:after="0"/>
+              <w:suppressLineNumbers/>
+              <w:spacing w:before="0" w:after="0" w:line="240" w:lineRule="auto"/>
               <w:jc w:val="left"/>
               <w:rPr>
                 <w:sz w:val="18"/>
@@ -15779,7 +16517,8 @@
           <w:p>
             <w:pPr>
               <w:pStyle w:val="Compact"/>
-              <w:spacing w:before="0" w:after="0"/>
+              <w:suppressLineNumbers/>
+              <w:spacing w:before="0" w:after="0" w:line="240" w:lineRule="auto"/>
               <w:jc w:val="right"/>
               <w:rPr>
                 <w:sz w:val="18"/>
@@ -15802,7 +16541,8 @@
           <w:p>
             <w:pPr>
               <w:pStyle w:val="Compact"/>
-              <w:spacing w:before="0" w:after="0"/>
+              <w:suppressLineNumbers/>
+              <w:spacing w:before="0" w:after="0" w:line="240" w:lineRule="auto"/>
               <w:jc w:val="right"/>
               <w:rPr>
                 <w:sz w:val="18"/>
@@ -15825,7 +16565,8 @@
           <w:p>
             <w:pPr>
               <w:pStyle w:val="Compact"/>
-              <w:spacing w:before="0" w:after="0"/>
+              <w:suppressLineNumbers/>
+              <w:spacing w:before="0" w:after="0" w:line="240" w:lineRule="auto"/>
               <w:jc w:val="right"/>
               <w:rPr>
                 <w:sz w:val="18"/>
@@ -15848,7 +16589,8 @@
           <w:p>
             <w:pPr>
               <w:pStyle w:val="Compact"/>
-              <w:spacing w:before="0" w:after="0"/>
+              <w:suppressLineNumbers/>
+              <w:spacing w:before="0" w:after="0" w:line="240" w:lineRule="auto"/>
               <w:jc w:val="right"/>
               <w:rPr>
                 <w:sz w:val="18"/>
@@ -15871,7 +16613,8 @@
           <w:p>
             <w:pPr>
               <w:pStyle w:val="Compact"/>
-              <w:spacing w:before="0" w:after="0"/>
+              <w:suppressLineNumbers/>
+              <w:spacing w:before="0" w:after="0" w:line="240" w:lineRule="auto"/>
               <w:jc w:val="right"/>
               <w:rPr>
                 <w:sz w:val="18"/>
@@ -15894,7 +16637,8 @@
           <w:p>
             <w:pPr>
               <w:pStyle w:val="Compact"/>
-              <w:spacing w:before="0" w:after="0"/>
+              <w:suppressLineNumbers/>
+              <w:spacing w:before="0" w:after="0" w:line="240" w:lineRule="auto"/>
               <w:jc w:val="right"/>
               <w:rPr>
                 <w:sz w:val="18"/>
@@ -15917,7 +16661,8 @@
           <w:p>
             <w:pPr>
               <w:pStyle w:val="Compact"/>
-              <w:spacing w:before="0" w:after="0"/>
+              <w:suppressLineNumbers/>
+              <w:spacing w:before="0" w:after="0" w:line="240" w:lineRule="auto"/>
               <w:jc w:val="right"/>
               <w:rPr>
                 <w:sz w:val="18"/>
@@ -15940,7 +16685,8 @@
           <w:p>
             <w:pPr>
               <w:pStyle w:val="Compact"/>
-              <w:spacing w:before="0" w:after="0"/>
+              <w:suppressLineNumbers/>
+              <w:spacing w:before="0" w:after="0" w:line="240" w:lineRule="auto"/>
               <w:jc w:val="right"/>
               <w:rPr>
                 <w:sz w:val="18"/>
@@ -15965,7 +16711,8 @@
           <w:p>
             <w:pPr>
               <w:pStyle w:val="Compact"/>
-              <w:spacing w:before="0" w:after="0"/>
+              <w:suppressLineNumbers/>
+              <w:spacing w:before="0" w:after="0" w:line="240" w:lineRule="auto"/>
               <w:rPr>
                 <w:sz w:val="18"/>
                 <w:szCs w:val="18"/>
@@ -15980,7 +16727,8 @@
           <w:p>
             <w:pPr>
               <w:pStyle w:val="Compact"/>
-              <w:spacing w:before="0" w:after="0"/>
+              <w:suppressLineNumbers/>
+              <w:spacing w:before="0" w:after="0" w:line="240" w:lineRule="auto"/>
               <w:jc w:val="left"/>
               <w:rPr>
                 <w:sz w:val="18"/>
@@ -16007,7 +16755,8 @@
           <w:p>
             <w:pPr>
               <w:pStyle w:val="Compact"/>
-              <w:spacing w:before="0" w:after="0"/>
+              <w:suppressLineNumbers/>
+              <w:spacing w:before="0" w:after="0" w:line="240" w:lineRule="auto"/>
               <w:jc w:val="right"/>
               <w:rPr>
                 <w:sz w:val="18"/>
@@ -16030,7 +16779,8 @@
           <w:p>
             <w:pPr>
               <w:pStyle w:val="Compact"/>
-              <w:spacing w:before="0" w:after="0"/>
+              <w:suppressLineNumbers/>
+              <w:spacing w:before="0" w:after="0" w:line="240" w:lineRule="auto"/>
               <w:jc w:val="right"/>
               <w:rPr>
                 <w:sz w:val="18"/>
@@ -16053,7 +16803,8 @@
           <w:p>
             <w:pPr>
               <w:pStyle w:val="Compact"/>
-              <w:spacing w:before="0" w:after="0"/>
+              <w:suppressLineNumbers/>
+              <w:spacing w:before="0" w:after="0" w:line="240" w:lineRule="auto"/>
               <w:jc w:val="right"/>
               <w:rPr>
                 <w:sz w:val="18"/>
@@ -16076,7 +16827,8 @@
           <w:p>
             <w:pPr>
               <w:pStyle w:val="Compact"/>
-              <w:spacing w:before="0" w:after="0"/>
+              <w:suppressLineNumbers/>
+              <w:spacing w:before="0" w:after="0" w:line="240" w:lineRule="auto"/>
               <w:jc w:val="right"/>
               <w:rPr>
                 <w:sz w:val="18"/>
@@ -16099,7 +16851,8 @@
           <w:p>
             <w:pPr>
               <w:pStyle w:val="Compact"/>
-              <w:spacing w:before="0" w:after="0"/>
+              <w:suppressLineNumbers/>
+              <w:spacing w:before="0" w:after="0" w:line="240" w:lineRule="auto"/>
               <w:jc w:val="right"/>
               <w:rPr>
                 <w:sz w:val="18"/>
@@ -16122,7 +16875,8 @@
           <w:p>
             <w:pPr>
               <w:pStyle w:val="Compact"/>
-              <w:spacing w:before="0" w:after="0"/>
+              <w:suppressLineNumbers/>
+              <w:spacing w:before="0" w:after="0" w:line="240" w:lineRule="auto"/>
               <w:jc w:val="right"/>
               <w:rPr>
                 <w:sz w:val="18"/>
@@ -16145,7 +16899,8 @@
           <w:p>
             <w:pPr>
               <w:pStyle w:val="Compact"/>
-              <w:spacing w:before="0" w:after="0"/>
+              <w:suppressLineNumbers/>
+              <w:spacing w:before="0" w:after="0" w:line="240" w:lineRule="auto"/>
               <w:jc w:val="right"/>
               <w:rPr>
                 <w:sz w:val="18"/>
@@ -16168,7 +16923,8 @@
           <w:p>
             <w:pPr>
               <w:pStyle w:val="Compact"/>
-              <w:spacing w:before="0" w:after="0"/>
+              <w:suppressLineNumbers/>
+              <w:spacing w:before="0" w:after="0" w:line="240" w:lineRule="auto"/>
               <w:jc w:val="right"/>
               <w:rPr>
                 <w:sz w:val="18"/>
@@ -16193,7 +16949,8 @@
           <w:p>
             <w:pPr>
               <w:pStyle w:val="Compact"/>
-              <w:spacing w:before="0" w:after="0"/>
+              <w:suppressLineNumbers/>
+              <w:spacing w:before="0" w:after="0" w:line="240" w:lineRule="auto"/>
               <w:rPr>
                 <w:sz w:val="18"/>
                 <w:szCs w:val="18"/>
@@ -16208,7 +16965,8 @@
           <w:p>
             <w:pPr>
               <w:pStyle w:val="Compact"/>
-              <w:spacing w:before="0" w:after="0"/>
+              <w:suppressLineNumbers/>
+              <w:spacing w:before="0" w:after="0" w:line="240" w:lineRule="auto"/>
               <w:jc w:val="left"/>
               <w:rPr>
                 <w:sz w:val="18"/>
@@ -16233,7 +16991,8 @@
           <w:p>
             <w:pPr>
               <w:pStyle w:val="Compact"/>
-              <w:spacing w:before="0" w:after="0"/>
+              <w:suppressLineNumbers/>
+              <w:spacing w:before="0" w:after="0" w:line="240" w:lineRule="auto"/>
               <w:jc w:val="right"/>
               <w:rPr>
                 <w:sz w:val="18"/>
@@ -16256,7 +17015,8 @@
           <w:p>
             <w:pPr>
               <w:pStyle w:val="Compact"/>
-              <w:spacing w:before="0" w:after="0"/>
+              <w:suppressLineNumbers/>
+              <w:spacing w:before="0" w:after="0" w:line="240" w:lineRule="auto"/>
               <w:jc w:val="right"/>
               <w:rPr>
                 <w:sz w:val="18"/>
@@ -16279,7 +17039,8 @@
           <w:p>
             <w:pPr>
               <w:pStyle w:val="Compact"/>
-              <w:spacing w:before="0" w:after="0"/>
+              <w:suppressLineNumbers/>
+              <w:spacing w:before="0" w:after="0" w:line="240" w:lineRule="auto"/>
               <w:jc w:val="right"/>
               <w:rPr>
                 <w:sz w:val="18"/>
@@ -16302,7 +17063,8 @@
           <w:p>
             <w:pPr>
               <w:pStyle w:val="Compact"/>
-              <w:spacing w:before="0" w:after="0"/>
+              <w:suppressLineNumbers/>
+              <w:spacing w:before="0" w:after="0" w:line="240" w:lineRule="auto"/>
               <w:jc w:val="right"/>
               <w:rPr>
                 <w:sz w:val="18"/>
@@ -16325,7 +17087,8 @@
           <w:p>
             <w:pPr>
               <w:pStyle w:val="Compact"/>
-              <w:spacing w:before="0" w:after="0"/>
+              <w:suppressLineNumbers/>
+              <w:spacing w:before="0" w:after="0" w:line="240" w:lineRule="auto"/>
               <w:jc w:val="right"/>
               <w:rPr>
                 <w:sz w:val="18"/>
@@ -16348,7 +17111,8 @@
           <w:p>
             <w:pPr>
               <w:pStyle w:val="Compact"/>
-              <w:spacing w:before="0" w:after="0"/>
+              <w:suppressLineNumbers/>
+              <w:spacing w:before="0" w:after="0" w:line="240" w:lineRule="auto"/>
               <w:jc w:val="right"/>
               <w:rPr>
                 <w:sz w:val="18"/>
@@ -16371,7 +17135,8 @@
           <w:p>
             <w:pPr>
               <w:pStyle w:val="Compact"/>
-              <w:spacing w:before="0" w:after="0"/>
+              <w:suppressLineNumbers/>
+              <w:spacing w:before="0" w:after="0" w:line="240" w:lineRule="auto"/>
               <w:jc w:val="right"/>
               <w:rPr>
                 <w:sz w:val="18"/>
@@ -16394,7 +17159,8 @@
           <w:p>
             <w:pPr>
               <w:pStyle w:val="Compact"/>
-              <w:spacing w:before="0" w:after="0"/>
+              <w:suppressLineNumbers/>
+              <w:spacing w:before="0" w:after="0" w:line="240" w:lineRule="auto"/>
               <w:jc w:val="right"/>
               <w:rPr>
                 <w:sz w:val="18"/>
@@ -16419,7 +17185,8 @@
           <w:p>
             <w:pPr>
               <w:pStyle w:val="Compact"/>
-              <w:spacing w:before="0" w:after="0"/>
+              <w:suppressLineNumbers/>
+              <w:spacing w:before="0" w:after="0" w:line="240" w:lineRule="auto"/>
               <w:rPr>
                 <w:sz w:val="18"/>
                 <w:szCs w:val="18"/>
@@ -16434,7 +17201,8 @@
           <w:p>
             <w:pPr>
               <w:pStyle w:val="Compact"/>
-              <w:spacing w:before="0" w:after="0"/>
+              <w:suppressLineNumbers/>
+              <w:spacing w:before="0" w:after="0" w:line="240" w:lineRule="auto"/>
               <w:jc w:val="left"/>
               <w:rPr>
                 <w:sz w:val="18"/>
@@ -16457,7 +17225,8 @@
           <w:p>
             <w:pPr>
               <w:pStyle w:val="Compact"/>
-              <w:spacing w:before="0" w:after="0"/>
+              <w:suppressLineNumbers/>
+              <w:spacing w:before="0" w:after="0" w:line="240" w:lineRule="auto"/>
               <w:jc w:val="right"/>
               <w:rPr>
                 <w:sz w:val="18"/>
@@ -16480,7 +17249,8 @@
           <w:p>
             <w:pPr>
               <w:pStyle w:val="Compact"/>
-              <w:spacing w:before="0" w:after="0"/>
+              <w:suppressLineNumbers/>
+              <w:spacing w:before="0" w:after="0" w:line="240" w:lineRule="auto"/>
               <w:jc w:val="right"/>
               <w:rPr>
                 <w:sz w:val="18"/>
@@ -16503,7 +17273,8 @@
           <w:p>
             <w:pPr>
               <w:pStyle w:val="Compact"/>
-              <w:spacing w:before="0" w:after="0"/>
+              <w:suppressLineNumbers/>
+              <w:spacing w:before="0" w:after="0" w:line="240" w:lineRule="auto"/>
               <w:jc w:val="right"/>
               <w:rPr>
                 <w:sz w:val="18"/>
@@ -16526,7 +17297,8 @@
           <w:p>
             <w:pPr>
               <w:pStyle w:val="Compact"/>
-              <w:spacing w:before="0" w:after="0"/>
+              <w:suppressLineNumbers/>
+              <w:spacing w:before="0" w:after="0" w:line="240" w:lineRule="auto"/>
               <w:jc w:val="right"/>
               <w:rPr>
                 <w:sz w:val="18"/>
@@ -16549,7 +17321,8 @@
           <w:p>
             <w:pPr>
               <w:pStyle w:val="Compact"/>
-              <w:spacing w:before="0" w:after="0"/>
+              <w:suppressLineNumbers/>
+              <w:spacing w:before="0" w:after="0" w:line="240" w:lineRule="auto"/>
               <w:jc w:val="right"/>
               <w:rPr>
                 <w:sz w:val="18"/>
@@ -16572,7 +17345,8 @@
           <w:p>
             <w:pPr>
               <w:pStyle w:val="Compact"/>
-              <w:spacing w:before="0" w:after="0"/>
+              <w:suppressLineNumbers/>
+              <w:spacing w:before="0" w:after="0" w:line="240" w:lineRule="auto"/>
               <w:jc w:val="right"/>
               <w:rPr>
                 <w:sz w:val="18"/>
@@ -16595,7 +17369,8 @@
           <w:p>
             <w:pPr>
               <w:pStyle w:val="Compact"/>
-              <w:spacing w:before="0" w:after="0"/>
+              <w:suppressLineNumbers/>
+              <w:spacing w:before="0" w:after="0" w:line="240" w:lineRule="auto"/>
               <w:jc w:val="right"/>
               <w:rPr>
                 <w:sz w:val="18"/>
@@ -16618,7 +17393,8 @@
           <w:p>
             <w:pPr>
               <w:pStyle w:val="Compact"/>
-              <w:spacing w:before="0" w:after="0"/>
+              <w:suppressLineNumbers/>
+              <w:spacing w:before="0" w:after="0" w:line="240" w:lineRule="auto"/>
               <w:jc w:val="right"/>
               <w:rPr>
                 <w:sz w:val="18"/>
@@ -16643,7 +17419,8 @@
           <w:p>
             <w:pPr>
               <w:pStyle w:val="Compact"/>
-              <w:spacing w:before="0" w:after="0"/>
+              <w:suppressLineNumbers/>
+              <w:spacing w:before="0" w:after="0" w:line="240" w:lineRule="auto"/>
               <w:jc w:val="left"/>
               <w:rPr>
                 <w:sz w:val="18"/>
@@ -16666,7 +17443,8 @@
           <w:p>
             <w:pPr>
               <w:pStyle w:val="Compact"/>
-              <w:spacing w:before="0" w:after="0"/>
+              <w:suppressLineNumbers/>
+              <w:spacing w:before="0" w:after="0" w:line="240" w:lineRule="auto"/>
               <w:jc w:val="left"/>
               <w:rPr>
                 <w:sz w:val="18"/>
@@ -16693,7 +17471,8 @@
           <w:p>
             <w:pPr>
               <w:pStyle w:val="Compact"/>
-              <w:spacing w:before="0" w:after="0"/>
+              <w:suppressLineNumbers/>
+              <w:spacing w:before="0" w:after="0" w:line="240" w:lineRule="auto"/>
               <w:jc w:val="right"/>
               <w:rPr>
                 <w:sz w:val="18"/>
@@ -16716,7 +17495,8 @@
           <w:p>
             <w:pPr>
               <w:pStyle w:val="Compact"/>
-              <w:spacing w:before="0" w:after="0"/>
+              <w:suppressLineNumbers/>
+              <w:spacing w:before="0" w:after="0" w:line="240" w:lineRule="auto"/>
               <w:jc w:val="right"/>
               <w:rPr>
                 <w:sz w:val="18"/>
@@ -16739,7 +17519,8 @@
           <w:p>
             <w:pPr>
               <w:pStyle w:val="Compact"/>
-              <w:spacing w:before="0" w:after="0"/>
+              <w:suppressLineNumbers/>
+              <w:spacing w:before="0" w:after="0" w:line="240" w:lineRule="auto"/>
               <w:jc w:val="right"/>
               <w:rPr>
                 <w:sz w:val="18"/>
@@ -16762,7 +17543,8 @@
           <w:p>
             <w:pPr>
               <w:pStyle w:val="Compact"/>
-              <w:spacing w:before="0" w:after="0"/>
+              <w:suppressLineNumbers/>
+              <w:spacing w:before="0" w:after="0" w:line="240" w:lineRule="auto"/>
               <w:jc w:val="right"/>
               <w:rPr>
                 <w:sz w:val="18"/>
@@ -16785,7 +17567,8 @@
           <w:p>
             <w:pPr>
               <w:pStyle w:val="Compact"/>
-              <w:spacing w:before="0" w:after="0"/>
+              <w:suppressLineNumbers/>
+              <w:spacing w:before="0" w:after="0" w:line="240" w:lineRule="auto"/>
               <w:jc w:val="right"/>
               <w:rPr>
                 <w:sz w:val="18"/>
@@ -16808,7 +17591,8 @@
           <w:p>
             <w:pPr>
               <w:pStyle w:val="Compact"/>
-              <w:spacing w:before="0" w:after="0"/>
+              <w:suppressLineNumbers/>
+              <w:spacing w:before="0" w:after="0" w:line="240" w:lineRule="auto"/>
               <w:jc w:val="right"/>
               <w:rPr>
                 <w:sz w:val="18"/>
@@ -16831,7 +17615,8 @@
           <w:p>
             <w:pPr>
               <w:pStyle w:val="Compact"/>
-              <w:spacing w:before="0" w:after="0"/>
+              <w:suppressLineNumbers/>
+              <w:spacing w:before="0" w:after="0" w:line="240" w:lineRule="auto"/>
               <w:jc w:val="right"/>
               <w:rPr>
                 <w:sz w:val="18"/>
@@ -16854,7 +17639,8 @@
           <w:p>
             <w:pPr>
               <w:pStyle w:val="Compact"/>
-              <w:spacing w:before="0" w:after="0"/>
+              <w:suppressLineNumbers/>
+              <w:spacing w:before="0" w:after="0" w:line="240" w:lineRule="auto"/>
               <w:jc w:val="right"/>
               <w:rPr>
                 <w:sz w:val="18"/>
@@ -16879,7 +17665,8 @@
           <w:p>
             <w:pPr>
               <w:pStyle w:val="Compact"/>
-              <w:spacing w:before="0" w:after="0"/>
+              <w:suppressLineNumbers/>
+              <w:spacing w:before="0" w:after="0" w:line="240" w:lineRule="auto"/>
               <w:rPr>
                 <w:sz w:val="18"/>
                 <w:szCs w:val="18"/>
@@ -16894,7 +17681,8 @@
           <w:p>
             <w:pPr>
               <w:pStyle w:val="Compact"/>
-              <w:spacing w:before="0" w:after="0"/>
+              <w:suppressLineNumbers/>
+              <w:spacing w:before="0" w:after="0" w:line="240" w:lineRule="auto"/>
               <w:jc w:val="left"/>
               <w:rPr>
                 <w:sz w:val="18"/>
@@ -16919,7 +17707,8 @@
           <w:p>
             <w:pPr>
               <w:pStyle w:val="Compact"/>
-              <w:spacing w:before="0" w:after="0"/>
+              <w:suppressLineNumbers/>
+              <w:spacing w:before="0" w:after="0" w:line="240" w:lineRule="auto"/>
               <w:jc w:val="right"/>
               <w:rPr>
                 <w:sz w:val="18"/>
@@ -16942,7 +17731,8 @@
           <w:p>
             <w:pPr>
               <w:pStyle w:val="Compact"/>
-              <w:spacing w:before="0" w:after="0"/>
+              <w:suppressLineNumbers/>
+              <w:spacing w:before="0" w:after="0" w:line="240" w:lineRule="auto"/>
               <w:jc w:val="right"/>
               <w:rPr>
                 <w:sz w:val="18"/>
@@ -16965,7 +17755,8 @@
           <w:p>
             <w:pPr>
               <w:pStyle w:val="Compact"/>
-              <w:spacing w:before="0" w:after="0"/>
+              <w:suppressLineNumbers/>
+              <w:spacing w:before="0" w:after="0" w:line="240" w:lineRule="auto"/>
               <w:jc w:val="right"/>
               <w:rPr>
                 <w:sz w:val="18"/>
@@ -16988,7 +17779,8 @@
           <w:p>
             <w:pPr>
               <w:pStyle w:val="Compact"/>
-              <w:spacing w:before="0" w:after="0"/>
+              <w:suppressLineNumbers/>
+              <w:spacing w:before="0" w:after="0" w:line="240" w:lineRule="auto"/>
               <w:jc w:val="right"/>
               <w:rPr>
                 <w:sz w:val="18"/>
@@ -17011,7 +17803,8 @@
           <w:p>
             <w:pPr>
               <w:pStyle w:val="Compact"/>
-              <w:spacing w:before="0" w:after="0"/>
+              <w:suppressLineNumbers/>
+              <w:spacing w:before="0" w:after="0" w:line="240" w:lineRule="auto"/>
               <w:jc w:val="right"/>
               <w:rPr>
                 <w:sz w:val="18"/>
@@ -17034,7 +17827,8 @@
           <w:p>
             <w:pPr>
               <w:pStyle w:val="Compact"/>
-              <w:spacing w:before="0" w:after="0"/>
+              <w:suppressLineNumbers/>
+              <w:spacing w:before="0" w:after="0" w:line="240" w:lineRule="auto"/>
               <w:jc w:val="right"/>
               <w:rPr>
                 <w:sz w:val="18"/>
@@ -17057,7 +17851,8 @@
           <w:p>
             <w:pPr>
               <w:pStyle w:val="Compact"/>
-              <w:spacing w:before="0" w:after="0"/>
+              <w:suppressLineNumbers/>
+              <w:spacing w:before="0" w:after="0" w:line="240" w:lineRule="auto"/>
               <w:jc w:val="right"/>
               <w:rPr>
                 <w:sz w:val="18"/>
@@ -17080,7 +17875,8 @@
           <w:p>
             <w:pPr>
               <w:pStyle w:val="Compact"/>
-              <w:spacing w:before="0" w:after="0"/>
+              <w:suppressLineNumbers/>
+              <w:spacing w:before="0" w:after="0" w:line="240" w:lineRule="auto"/>
               <w:jc w:val="right"/>
               <w:rPr>
                 <w:sz w:val="18"/>
@@ -17105,7 +17901,8 @@
           <w:p>
             <w:pPr>
               <w:pStyle w:val="Compact"/>
-              <w:spacing w:before="0" w:after="0"/>
+              <w:suppressLineNumbers/>
+              <w:spacing w:before="0" w:after="0" w:line="240" w:lineRule="auto"/>
               <w:rPr>
                 <w:sz w:val="18"/>
                 <w:szCs w:val="18"/>
@@ -17120,7 +17917,8 @@
           <w:p>
             <w:pPr>
               <w:pStyle w:val="Compact"/>
-              <w:spacing w:before="0" w:after="0"/>
+              <w:suppressLineNumbers/>
+              <w:spacing w:before="0" w:after="0" w:line="240" w:lineRule="auto"/>
               <w:jc w:val="left"/>
               <w:rPr>
                 <w:sz w:val="18"/>
@@ -17145,7 +17943,8 @@
           <w:p>
             <w:pPr>
               <w:pStyle w:val="Compact"/>
-              <w:spacing w:before="0" w:after="0"/>
+              <w:suppressLineNumbers/>
+              <w:spacing w:before="0" w:after="0" w:line="240" w:lineRule="auto"/>
               <w:jc w:val="right"/>
               <w:rPr>
                 <w:sz w:val="18"/>
@@ -17168,7 +17967,8 @@
           <w:p>
             <w:pPr>
               <w:pStyle w:val="Compact"/>
-              <w:spacing w:before="0" w:after="0"/>
+              <w:suppressLineNumbers/>
+              <w:spacing w:before="0" w:after="0" w:line="240" w:lineRule="auto"/>
               <w:jc w:val="right"/>
               <w:rPr>
                 <w:sz w:val="18"/>
@@ -17191,7 +17991,8 @@
           <w:p>
             <w:pPr>
               <w:pStyle w:val="Compact"/>
-              <w:spacing w:before="0" w:after="0"/>
+              <w:suppressLineNumbers/>
+              <w:spacing w:before="0" w:after="0" w:line="240" w:lineRule="auto"/>
               <w:jc w:val="right"/>
               <w:rPr>
                 <w:sz w:val="18"/>
@@ -17214,7 +18015,8 @@
           <w:p>
             <w:pPr>
               <w:pStyle w:val="Compact"/>
-              <w:spacing w:before="0" w:after="0"/>
+              <w:suppressLineNumbers/>
+              <w:spacing w:before="0" w:after="0" w:line="240" w:lineRule="auto"/>
               <w:jc w:val="right"/>
               <w:rPr>
                 <w:sz w:val="18"/>
@@ -17237,7 +18039,8 @@
           <w:p>
             <w:pPr>
               <w:pStyle w:val="Compact"/>
-              <w:spacing w:before="0" w:after="0"/>
+              <w:suppressLineNumbers/>
+              <w:spacing w:before="0" w:after="0" w:line="240" w:lineRule="auto"/>
               <w:jc w:val="right"/>
               <w:rPr>
                 <w:sz w:val="18"/>
@@ -17260,7 +18063,8 @@
           <w:p>
             <w:pPr>
               <w:pStyle w:val="Compact"/>
-              <w:spacing w:before="0" w:after="0"/>
+              <w:suppressLineNumbers/>
+              <w:spacing w:before="0" w:after="0" w:line="240" w:lineRule="auto"/>
               <w:jc w:val="right"/>
               <w:rPr>
                 <w:sz w:val="18"/>
@@ -17283,7 +18087,8 @@
           <w:p>
             <w:pPr>
               <w:pStyle w:val="Compact"/>
-              <w:spacing w:before="0" w:after="0"/>
+              <w:suppressLineNumbers/>
+              <w:spacing w:before="0" w:after="0" w:line="240" w:lineRule="auto"/>
               <w:jc w:val="right"/>
               <w:rPr>
                 <w:sz w:val="18"/>
@@ -17306,7 +18111,8 @@
           <w:p>
             <w:pPr>
               <w:pStyle w:val="Compact"/>
-              <w:spacing w:before="0" w:after="0"/>
+              <w:suppressLineNumbers/>
+              <w:spacing w:before="0" w:after="0" w:line="240" w:lineRule="auto"/>
               <w:jc w:val="right"/>
               <w:rPr>
                 <w:sz w:val="18"/>
@@ -17331,7 +18137,8 @@
           <w:p>
             <w:pPr>
               <w:pStyle w:val="Compact"/>
-              <w:spacing w:before="0" w:after="0"/>
+              <w:suppressLineNumbers/>
+              <w:spacing w:before="0" w:after="0" w:line="240" w:lineRule="auto"/>
               <w:rPr>
                 <w:sz w:val="18"/>
                 <w:szCs w:val="18"/>
@@ -17346,7 +18153,8 @@
           <w:p>
             <w:pPr>
               <w:pStyle w:val="Compact"/>
-              <w:spacing w:before="0" w:after="0"/>
+              <w:suppressLineNumbers/>
+              <w:spacing w:before="0" w:after="0" w:line="240" w:lineRule="auto"/>
               <w:jc w:val="left"/>
               <w:rPr>
                 <w:sz w:val="18"/>
@@ -17371,7 +18179,8 @@
           <w:p>
             <w:pPr>
               <w:pStyle w:val="Compact"/>
-              <w:spacing w:before="0" w:after="0"/>
+              <w:suppressLineNumbers/>
+              <w:spacing w:before="0" w:after="0" w:line="240" w:lineRule="auto"/>
               <w:jc w:val="right"/>
               <w:rPr>
                 <w:sz w:val="18"/>
@@ -17394,7 +18203,8 @@
           <w:p>
             <w:pPr>
               <w:pStyle w:val="Compact"/>
-              <w:spacing w:before="0" w:after="0"/>
+              <w:suppressLineNumbers/>
+              <w:spacing w:before="0" w:after="0" w:line="240" w:lineRule="auto"/>
               <w:jc w:val="right"/>
               <w:rPr>
                 <w:sz w:val="18"/>
@@ -17417,7 +18227,8 @@
           <w:p>
             <w:pPr>
               <w:pStyle w:val="Compact"/>
-              <w:spacing w:before="0" w:after="0"/>
+              <w:suppressLineNumbers/>
+              <w:spacing w:before="0" w:after="0" w:line="240" w:lineRule="auto"/>
               <w:jc w:val="right"/>
               <w:rPr>
                 <w:sz w:val="18"/>
@@ -17440,7 +18251,8 @@
           <w:p>
             <w:pPr>
               <w:pStyle w:val="Compact"/>
-              <w:spacing w:before="0" w:after="0"/>
+              <w:suppressLineNumbers/>
+              <w:spacing w:before="0" w:after="0" w:line="240" w:lineRule="auto"/>
               <w:jc w:val="right"/>
               <w:rPr>
                 <w:sz w:val="18"/>
@@ -17463,7 +18275,8 @@
           <w:p>
             <w:pPr>
               <w:pStyle w:val="Compact"/>
-              <w:spacing w:before="0" w:after="0"/>
+              <w:suppressLineNumbers/>
+              <w:spacing w:before="0" w:after="0" w:line="240" w:lineRule="auto"/>
               <w:jc w:val="right"/>
               <w:rPr>
                 <w:sz w:val="18"/>
@@ -17486,7 +18299,8 @@
           <w:p>
             <w:pPr>
               <w:pStyle w:val="Compact"/>
-              <w:spacing w:before="0" w:after="0"/>
+              <w:suppressLineNumbers/>
+              <w:spacing w:before="0" w:after="0" w:line="240" w:lineRule="auto"/>
               <w:jc w:val="right"/>
               <w:rPr>
                 <w:sz w:val="18"/>
@@ -17509,7 +18323,8 @@
           <w:p>
             <w:pPr>
               <w:pStyle w:val="Compact"/>
-              <w:spacing w:before="0" w:after="0"/>
+              <w:suppressLineNumbers/>
+              <w:spacing w:before="0" w:after="0" w:line="240" w:lineRule="auto"/>
               <w:jc w:val="right"/>
               <w:rPr>
                 <w:sz w:val="18"/>
@@ -17532,7 +18347,8 @@
           <w:p>
             <w:pPr>
               <w:pStyle w:val="Compact"/>
-              <w:spacing w:before="0" w:after="0"/>
+              <w:suppressLineNumbers/>
+              <w:spacing w:before="0" w:after="0" w:line="240" w:lineRule="auto"/>
               <w:jc w:val="right"/>
               <w:rPr>
                 <w:sz w:val="18"/>
@@ -17557,7 +18373,8 @@
           <w:p>
             <w:pPr>
               <w:pStyle w:val="Compact"/>
-              <w:spacing w:before="0" w:after="0"/>
+              <w:suppressLineNumbers/>
+              <w:spacing w:before="0" w:after="0" w:line="240" w:lineRule="auto"/>
               <w:rPr>
                 <w:sz w:val="18"/>
                 <w:szCs w:val="18"/>
@@ -17572,7 +18389,8 @@
           <w:p>
             <w:pPr>
               <w:pStyle w:val="Compact"/>
-              <w:spacing w:before="0" w:after="0"/>
+              <w:suppressLineNumbers/>
+              <w:spacing w:before="0" w:after="0" w:line="240" w:lineRule="auto"/>
               <w:jc w:val="left"/>
               <w:rPr>
                 <w:sz w:val="18"/>
@@ -17597,7 +18415,8 @@
           <w:p>
             <w:pPr>
               <w:pStyle w:val="Compact"/>
-              <w:spacing w:before="0" w:after="0"/>
+              <w:suppressLineNumbers/>
+              <w:spacing w:before="0" w:after="0" w:line="240" w:lineRule="auto"/>
               <w:jc w:val="right"/>
               <w:rPr>
                 <w:sz w:val="18"/>
@@ -17620,7 +18439,8 @@
           <w:p>
             <w:pPr>
               <w:pStyle w:val="Compact"/>
-              <w:spacing w:before="0" w:after="0"/>
+              <w:suppressLineNumbers/>
+              <w:spacing w:before="0" w:after="0" w:line="240" w:lineRule="auto"/>
               <w:jc w:val="right"/>
               <w:rPr>
                 <w:sz w:val="18"/>
@@ -17643,7 +18463,8 @@
           <w:p>
             <w:pPr>
               <w:pStyle w:val="Compact"/>
-              <w:spacing w:before="0" w:after="0"/>
+              <w:suppressLineNumbers/>
+              <w:spacing w:before="0" w:after="0" w:line="240" w:lineRule="auto"/>
               <w:jc w:val="right"/>
               <w:rPr>
                 <w:sz w:val="18"/>
@@ -17666,7 +18487,8 @@
           <w:p>
             <w:pPr>
               <w:pStyle w:val="Compact"/>
-              <w:spacing w:before="0" w:after="0"/>
+              <w:suppressLineNumbers/>
+              <w:spacing w:before="0" w:after="0" w:line="240" w:lineRule="auto"/>
               <w:jc w:val="right"/>
               <w:rPr>
                 <w:sz w:val="18"/>
@@ -17689,7 +18511,8 @@
           <w:p>
             <w:pPr>
               <w:pStyle w:val="Compact"/>
-              <w:spacing w:before="0" w:after="0"/>
+              <w:suppressLineNumbers/>
+              <w:spacing w:before="0" w:after="0" w:line="240" w:lineRule="auto"/>
               <w:jc w:val="right"/>
               <w:rPr>
                 <w:sz w:val="18"/>
@@ -17712,7 +18535,8 @@
           <w:p>
             <w:pPr>
               <w:pStyle w:val="Compact"/>
-              <w:spacing w:before="0" w:after="0"/>
+              <w:suppressLineNumbers/>
+              <w:spacing w:before="0" w:after="0" w:line="240" w:lineRule="auto"/>
               <w:jc w:val="right"/>
               <w:rPr>
                 <w:sz w:val="18"/>
@@ -17735,7 +18559,8 @@
           <w:p>
             <w:pPr>
               <w:pStyle w:val="Compact"/>
-              <w:spacing w:before="0" w:after="0"/>
+              <w:suppressLineNumbers/>
+              <w:spacing w:before="0" w:after="0" w:line="240" w:lineRule="auto"/>
               <w:jc w:val="right"/>
               <w:rPr>
                 <w:sz w:val="18"/>
@@ -17758,7 +18583,8 @@
           <w:p>
             <w:pPr>
               <w:pStyle w:val="Compact"/>
-              <w:spacing w:before="0" w:after="0"/>
+              <w:suppressLineNumbers/>
+              <w:spacing w:before="0" w:after="0" w:line="240" w:lineRule="auto"/>
               <w:jc w:val="right"/>
               <w:rPr>
                 <w:sz w:val="18"/>
@@ -17783,7 +18609,8 @@
           <w:p>
             <w:pPr>
               <w:pStyle w:val="Compact"/>
-              <w:spacing w:before="0" w:after="0"/>
+              <w:suppressLineNumbers/>
+              <w:spacing w:before="0" w:after="0" w:line="240" w:lineRule="auto"/>
               <w:rPr>
                 <w:sz w:val="18"/>
                 <w:szCs w:val="18"/>
@@ -17798,7 +18625,8 @@
           <w:p>
             <w:pPr>
               <w:pStyle w:val="Compact"/>
-              <w:spacing w:before="0" w:after="0"/>
+              <w:suppressLineNumbers/>
+              <w:spacing w:before="0" w:after="0" w:line="240" w:lineRule="auto"/>
               <w:jc w:val="left"/>
               <w:rPr>
                 <w:sz w:val="18"/>
@@ -17821,7 +18649,8 @@
           <w:p>
             <w:pPr>
               <w:pStyle w:val="Compact"/>
-              <w:spacing w:before="0" w:after="0"/>
+              <w:suppressLineNumbers/>
+              <w:spacing w:before="0" w:after="0" w:line="240" w:lineRule="auto"/>
               <w:jc w:val="right"/>
               <w:rPr>
                 <w:sz w:val="18"/>
@@ -17844,7 +18673,8 @@
           <w:p>
             <w:pPr>
               <w:pStyle w:val="Compact"/>
-              <w:spacing w:before="0" w:after="0"/>
+              <w:suppressLineNumbers/>
+              <w:spacing w:before="0" w:after="0" w:line="240" w:lineRule="auto"/>
               <w:jc w:val="right"/>
               <w:rPr>
                 <w:sz w:val="18"/>
@@ -17867,7 +18697,8 @@
           <w:p>
             <w:pPr>
               <w:pStyle w:val="Compact"/>
-              <w:spacing w:before="0" w:after="0"/>
+              <w:suppressLineNumbers/>
+              <w:spacing w:before="0" w:after="0" w:line="240" w:lineRule="auto"/>
               <w:jc w:val="right"/>
               <w:rPr>
                 <w:sz w:val="18"/>
@@ -17890,7 +18721,8 @@
           <w:p>
             <w:pPr>
               <w:pStyle w:val="Compact"/>
-              <w:spacing w:before="0" w:after="0"/>
+              <w:suppressLineNumbers/>
+              <w:spacing w:before="0" w:after="0" w:line="240" w:lineRule="auto"/>
               <w:jc w:val="right"/>
               <w:rPr>
                 <w:sz w:val="18"/>
@@ -17913,7 +18745,8 @@
           <w:p>
             <w:pPr>
               <w:pStyle w:val="Compact"/>
-              <w:spacing w:before="0" w:after="0"/>
+              <w:suppressLineNumbers/>
+              <w:spacing w:before="0" w:after="0" w:line="240" w:lineRule="auto"/>
               <w:jc w:val="right"/>
               <w:rPr>
                 <w:sz w:val="18"/>
@@ -17936,7 +18769,8 @@
           <w:p>
             <w:pPr>
               <w:pStyle w:val="Compact"/>
-              <w:spacing w:before="0" w:after="0"/>
+              <w:suppressLineNumbers/>
+              <w:spacing w:before="0" w:after="0" w:line="240" w:lineRule="auto"/>
               <w:jc w:val="right"/>
               <w:rPr>
                 <w:sz w:val="18"/>
@@ -17959,7 +18793,8 @@
           <w:p>
             <w:pPr>
               <w:pStyle w:val="Compact"/>
-              <w:spacing w:before="0" w:after="0"/>
+              <w:suppressLineNumbers/>
+              <w:spacing w:before="0" w:after="0" w:line="240" w:lineRule="auto"/>
               <w:jc w:val="right"/>
               <w:rPr>
                 <w:sz w:val="18"/>
@@ -17982,7 +18817,8 @@
           <w:p>
             <w:pPr>
               <w:pStyle w:val="Compact"/>
-              <w:spacing w:before="0" w:after="0"/>
+              <w:suppressLineNumbers/>
+              <w:spacing w:before="0" w:after="0" w:line="240" w:lineRule="auto"/>
               <w:jc w:val="right"/>
               <w:rPr>
                 <w:sz w:val="18"/>
@@ -18007,7 +18843,8 @@
           <w:p>
             <w:pPr>
               <w:pStyle w:val="Compact"/>
-              <w:spacing w:before="0" w:after="0"/>
+              <w:suppressLineNumbers/>
+              <w:spacing w:before="0" w:after="0" w:line="240" w:lineRule="auto"/>
               <w:jc w:val="left"/>
               <w:rPr>
                 <w:sz w:val="18"/>
@@ -18030,7 +18867,8 @@
           <w:p>
             <w:pPr>
               <w:pStyle w:val="Compact"/>
-              <w:spacing w:before="0" w:after="0"/>
+              <w:suppressLineNumbers/>
+              <w:spacing w:before="0" w:after="0" w:line="240" w:lineRule="auto"/>
               <w:jc w:val="left"/>
               <w:rPr>
                 <w:sz w:val="18"/>
@@ -18057,7 +18895,8 @@
           <w:p>
             <w:pPr>
               <w:pStyle w:val="Compact"/>
-              <w:spacing w:before="0" w:after="0"/>
+              <w:suppressLineNumbers/>
+              <w:spacing w:before="0" w:after="0" w:line="240" w:lineRule="auto"/>
               <w:jc w:val="right"/>
               <w:rPr>
                 <w:sz w:val="18"/>
@@ -18080,7 +18919,8 @@
           <w:p>
             <w:pPr>
               <w:pStyle w:val="Compact"/>
-              <w:spacing w:before="0" w:after="0"/>
+              <w:suppressLineNumbers/>
+              <w:spacing w:before="0" w:after="0" w:line="240" w:lineRule="auto"/>
               <w:jc w:val="right"/>
               <w:rPr>
                 <w:sz w:val="18"/>
@@ -18103,7 +18943,8 @@
           <w:p>
             <w:pPr>
               <w:pStyle w:val="Compact"/>
-              <w:spacing w:before="0" w:after="0"/>
+              <w:suppressLineNumbers/>
+              <w:spacing w:before="0" w:after="0" w:line="240" w:lineRule="auto"/>
               <w:jc w:val="right"/>
               <w:rPr>
                 <w:sz w:val="18"/>
@@ -18126,7 +18967,8 @@
           <w:p>
             <w:pPr>
               <w:pStyle w:val="Compact"/>
-              <w:spacing w:before="0" w:after="0"/>
+              <w:suppressLineNumbers/>
+              <w:spacing w:before="0" w:after="0" w:line="240" w:lineRule="auto"/>
               <w:jc w:val="right"/>
               <w:rPr>
                 <w:sz w:val="18"/>
@@ -18149,7 +18991,8 @@
           <w:p>
             <w:pPr>
               <w:pStyle w:val="Compact"/>
-              <w:spacing w:before="0" w:after="0"/>
+              <w:suppressLineNumbers/>
+              <w:spacing w:before="0" w:after="0" w:line="240" w:lineRule="auto"/>
               <w:jc w:val="right"/>
               <w:rPr>
                 <w:sz w:val="18"/>
@@ -18172,7 +19015,8 @@
           <w:p>
             <w:pPr>
               <w:pStyle w:val="Compact"/>
-              <w:spacing w:before="0" w:after="0"/>
+              <w:suppressLineNumbers/>
+              <w:spacing w:before="0" w:after="0" w:line="240" w:lineRule="auto"/>
               <w:jc w:val="right"/>
               <w:rPr>
                 <w:sz w:val="18"/>
@@ -18195,7 +19039,8 @@
           <w:p>
             <w:pPr>
               <w:pStyle w:val="Compact"/>
-              <w:spacing w:before="0" w:after="0"/>
+              <w:suppressLineNumbers/>
+              <w:spacing w:before="0" w:after="0" w:line="240" w:lineRule="auto"/>
               <w:jc w:val="right"/>
               <w:rPr>
                 <w:sz w:val="18"/>
@@ -18218,7 +19063,8 @@
           <w:p>
             <w:pPr>
               <w:pStyle w:val="Compact"/>
-              <w:spacing w:before="0" w:after="0"/>
+              <w:suppressLineNumbers/>
+              <w:spacing w:before="0" w:after="0" w:line="240" w:lineRule="auto"/>
               <w:jc w:val="right"/>
               <w:rPr>
                 <w:sz w:val="18"/>
@@ -18243,7 +19089,8 @@
           <w:p>
             <w:pPr>
               <w:pStyle w:val="Compact"/>
-              <w:spacing w:before="0" w:after="0"/>
+              <w:suppressLineNumbers/>
+              <w:spacing w:before="0" w:after="0" w:line="240" w:lineRule="auto"/>
               <w:rPr>
                 <w:sz w:val="18"/>
                 <w:szCs w:val="18"/>
@@ -18258,7 +19105,8 @@
           <w:p>
             <w:pPr>
               <w:pStyle w:val="Compact"/>
-              <w:spacing w:before="0" w:after="0"/>
+              <w:suppressLineNumbers/>
+              <w:spacing w:before="0" w:after="0" w:line="240" w:lineRule="auto"/>
               <w:jc w:val="left"/>
               <w:rPr>
                 <w:sz w:val="18"/>
@@ -18283,7 +19131,8 @@
           <w:p>
             <w:pPr>
               <w:pStyle w:val="Compact"/>
-              <w:spacing w:before="0" w:after="0"/>
+              <w:suppressLineNumbers/>
+              <w:spacing w:before="0" w:after="0" w:line="240" w:lineRule="auto"/>
               <w:jc w:val="right"/>
               <w:rPr>
                 <w:sz w:val="18"/>
@@ -18306,7 +19155,8 @@
           <w:p>
             <w:pPr>
               <w:pStyle w:val="Compact"/>
-              <w:spacing w:before="0" w:after="0"/>
+              <w:suppressLineNumbers/>
+              <w:spacing w:before="0" w:after="0" w:line="240" w:lineRule="auto"/>
               <w:jc w:val="right"/>
               <w:rPr>
                 <w:sz w:val="18"/>
@@ -18329,7 +19179,8 @@
           <w:p>
             <w:pPr>
               <w:pStyle w:val="Compact"/>
-              <w:spacing w:before="0" w:after="0"/>
+              <w:suppressLineNumbers/>
+              <w:spacing w:before="0" w:after="0" w:line="240" w:lineRule="auto"/>
               <w:jc w:val="right"/>
               <w:rPr>
                 <w:sz w:val="18"/>
@@ -18352,7 +19203,8 @@
           <w:p>
             <w:pPr>
               <w:pStyle w:val="Compact"/>
-              <w:spacing w:before="0" w:after="0"/>
+              <w:suppressLineNumbers/>
+              <w:spacing w:before="0" w:after="0" w:line="240" w:lineRule="auto"/>
               <w:jc w:val="right"/>
               <w:rPr>
                 <w:sz w:val="18"/>
@@ -18375,7 +19227,8 @@
           <w:p>
             <w:pPr>
               <w:pStyle w:val="Compact"/>
-              <w:spacing w:before="0" w:after="0"/>
+              <w:suppressLineNumbers/>
+              <w:spacing w:before="0" w:after="0" w:line="240" w:lineRule="auto"/>
               <w:jc w:val="right"/>
               <w:rPr>
                 <w:sz w:val="18"/>
@@ -18398,7 +19251,8 @@
           <w:p>
             <w:pPr>
               <w:pStyle w:val="Compact"/>
-              <w:spacing w:before="0" w:after="0"/>
+              <w:suppressLineNumbers/>
+              <w:spacing w:before="0" w:after="0" w:line="240" w:lineRule="auto"/>
               <w:jc w:val="right"/>
               <w:rPr>
                 <w:sz w:val="18"/>
@@ -18421,7 +19275,8 @@
           <w:p>
             <w:pPr>
               <w:pStyle w:val="Compact"/>
-              <w:spacing w:before="0" w:after="0"/>
+              <w:suppressLineNumbers/>
+              <w:spacing w:before="0" w:after="0" w:line="240" w:lineRule="auto"/>
               <w:jc w:val="right"/>
               <w:rPr>
                 <w:sz w:val="18"/>
@@ -18444,7 +19299,8 @@
           <w:p>
             <w:pPr>
               <w:pStyle w:val="Compact"/>
-              <w:spacing w:before="0" w:after="0"/>
+              <w:suppressLineNumbers/>
+              <w:spacing w:before="0" w:after="0" w:line="240" w:lineRule="auto"/>
               <w:jc w:val="right"/>
               <w:rPr>
                 <w:sz w:val="18"/>
@@ -18469,7 +19325,8 @@
           <w:p>
             <w:pPr>
               <w:pStyle w:val="Compact"/>
-              <w:spacing w:before="0" w:after="0"/>
+              <w:suppressLineNumbers/>
+              <w:spacing w:before="0" w:after="0" w:line="240" w:lineRule="auto"/>
               <w:rPr>
                 <w:sz w:val="18"/>
                 <w:szCs w:val="18"/>
@@ -18484,7 +19341,8 @@
           <w:p>
             <w:pPr>
               <w:pStyle w:val="Compact"/>
-              <w:spacing w:before="0" w:after="0"/>
+              <w:suppressLineNumbers/>
+              <w:spacing w:before="0" w:after="0" w:line="240" w:lineRule="auto"/>
               <w:jc w:val="left"/>
               <w:rPr>
                 <w:sz w:val="18"/>
@@ -18509,7 +19367,8 @@
           <w:p>
             <w:pPr>
               <w:pStyle w:val="Compact"/>
-              <w:spacing w:before="0" w:after="0"/>
+              <w:suppressLineNumbers/>
+              <w:spacing w:before="0" w:after="0" w:line="240" w:lineRule="auto"/>
               <w:jc w:val="right"/>
               <w:rPr>
                 <w:sz w:val="18"/>
@@ -18532,7 +19391,8 @@
           <w:p>
             <w:pPr>
               <w:pStyle w:val="Compact"/>
-              <w:spacing w:before="0" w:after="0"/>
+              <w:suppressLineNumbers/>
+              <w:spacing w:before="0" w:after="0" w:line="240" w:lineRule="auto"/>
               <w:jc w:val="right"/>
               <w:rPr>
                 <w:sz w:val="18"/>
@@ -18555,7 +19415,8 @@
           <w:p>
             <w:pPr>
               <w:pStyle w:val="Compact"/>
-              <w:spacing w:before="0" w:after="0"/>
+              <w:suppressLineNumbers/>
+              <w:spacing w:before="0" w:after="0" w:line="240" w:lineRule="auto"/>
               <w:jc w:val="right"/>
               <w:rPr>
                 <w:sz w:val="18"/>
@@ -18578,7 +19439,8 @@
           <w:p>
             <w:pPr>
               <w:pStyle w:val="Compact"/>
-              <w:spacing w:before="0" w:after="0"/>
+              <w:suppressLineNumbers/>
+              <w:spacing w:before="0" w:after="0" w:line="240" w:lineRule="auto"/>
               <w:jc w:val="right"/>
               <w:rPr>
                 <w:sz w:val="18"/>
@@ -18601,7 +19463,8 @@
           <w:p>
             <w:pPr>
               <w:pStyle w:val="Compact"/>
-              <w:spacing w:before="0" w:after="0"/>
+              <w:suppressLineNumbers/>
+              <w:spacing w:before="0" w:after="0" w:line="240" w:lineRule="auto"/>
               <w:jc w:val="right"/>
               <w:rPr>
                 <w:sz w:val="18"/>
@@ -18624,7 +19487,8 @@
           <w:p>
             <w:pPr>
               <w:pStyle w:val="Compact"/>
-              <w:spacing w:before="0" w:after="0"/>
+              <w:suppressLineNumbers/>
+              <w:spacing w:before="0" w:after="0" w:line="240" w:lineRule="auto"/>
               <w:jc w:val="right"/>
               <w:rPr>
                 <w:sz w:val="18"/>
@@ -18647,7 +19511,8 @@
           <w:p>
             <w:pPr>
               <w:pStyle w:val="Compact"/>
-              <w:spacing w:before="0" w:after="0"/>
+              <w:suppressLineNumbers/>
+              <w:spacing w:before="0" w:after="0" w:line="240" w:lineRule="auto"/>
               <w:jc w:val="right"/>
               <w:rPr>
                 <w:sz w:val="18"/>
@@ -18670,7 +19535,8 @@
           <w:p>
             <w:pPr>
               <w:pStyle w:val="Compact"/>
-              <w:spacing w:before="0" w:after="0"/>
+              <w:suppressLineNumbers/>
+              <w:spacing w:before="0" w:after="0" w:line="240" w:lineRule="auto"/>
               <w:jc w:val="right"/>
               <w:rPr>
                 <w:sz w:val="18"/>
@@ -18695,7 +19561,8 @@
           <w:p>
             <w:pPr>
               <w:pStyle w:val="Compact"/>
-              <w:spacing w:before="0" w:after="0"/>
+              <w:suppressLineNumbers/>
+              <w:spacing w:before="0" w:after="0" w:line="240" w:lineRule="auto"/>
               <w:rPr>
                 <w:sz w:val="18"/>
                 <w:szCs w:val="18"/>
@@ -18710,7 +19577,8 @@
           <w:p>
             <w:pPr>
               <w:pStyle w:val="Compact"/>
-              <w:spacing w:before="0" w:after="0"/>
+              <w:suppressLineNumbers/>
+              <w:spacing w:before="0" w:after="0" w:line="240" w:lineRule="auto"/>
               <w:jc w:val="left"/>
               <w:rPr>
                 <w:sz w:val="18"/>
@@ -18735,7 +19603,8 @@
           <w:p>
             <w:pPr>
               <w:pStyle w:val="Compact"/>
-              <w:spacing w:before="0" w:after="0"/>
+              <w:suppressLineNumbers/>
+              <w:spacing w:before="0" w:after="0" w:line="240" w:lineRule="auto"/>
               <w:jc w:val="right"/>
               <w:rPr>
                 <w:sz w:val="18"/>
@@ -18758,7 +19627,8 @@
           <w:p>
             <w:pPr>
               <w:pStyle w:val="Compact"/>
-              <w:spacing w:before="0" w:after="0"/>
+              <w:suppressLineNumbers/>
+              <w:spacing w:before="0" w:after="0" w:line="240" w:lineRule="auto"/>
               <w:jc w:val="right"/>
               <w:rPr>
                 <w:sz w:val="18"/>
@@ -18781,7 +19651,8 @@
           <w:p>
             <w:pPr>
               <w:pStyle w:val="Compact"/>
-              <w:spacing w:before="0" w:after="0"/>
+              <w:suppressLineNumbers/>
+              <w:spacing w:before="0" w:after="0" w:line="240" w:lineRule="auto"/>
               <w:jc w:val="right"/>
               <w:rPr>
                 <w:sz w:val="18"/>
@@ -18804,7 +19675,8 @@
           <w:p>
             <w:pPr>
               <w:pStyle w:val="Compact"/>
-              <w:spacing w:before="0" w:after="0"/>
+              <w:suppressLineNumbers/>
+              <w:spacing w:before="0" w:after="0" w:line="240" w:lineRule="auto"/>
               <w:jc w:val="right"/>
               <w:rPr>
                 <w:sz w:val="18"/>
@@ -18827,7 +19699,8 @@
           <w:p>
             <w:pPr>
               <w:pStyle w:val="Compact"/>
-              <w:spacing w:before="0" w:after="0"/>
+              <w:suppressLineNumbers/>
+              <w:spacing w:before="0" w:after="0" w:line="240" w:lineRule="auto"/>
               <w:jc w:val="right"/>
               <w:rPr>
                 <w:sz w:val="18"/>
@@ -18850,7 +19723,8 @@
           <w:p>
             <w:pPr>
               <w:pStyle w:val="Compact"/>
-              <w:spacing w:before="0" w:after="0"/>
+              <w:suppressLineNumbers/>
+              <w:spacing w:before="0" w:after="0" w:line="240" w:lineRule="auto"/>
               <w:jc w:val="right"/>
               <w:rPr>
                 <w:sz w:val="18"/>
@@ -18873,7 +19747,8 @@
           <w:p>
             <w:pPr>
               <w:pStyle w:val="Compact"/>
-              <w:spacing w:before="0" w:after="0"/>
+              <w:suppressLineNumbers/>
+              <w:spacing w:before="0" w:after="0" w:line="240" w:lineRule="auto"/>
               <w:jc w:val="right"/>
               <w:rPr>
                 <w:sz w:val="18"/>
@@ -18896,7 +19771,8 @@
           <w:p>
             <w:pPr>
               <w:pStyle w:val="Compact"/>
-              <w:spacing w:before="0" w:after="0"/>
+              <w:suppressLineNumbers/>
+              <w:spacing w:before="0" w:after="0" w:line="240" w:lineRule="auto"/>
               <w:jc w:val="right"/>
               <w:rPr>
                 <w:sz w:val="18"/>
@@ -18921,7 +19797,8 @@
           <w:p>
             <w:pPr>
               <w:pStyle w:val="Compact"/>
-              <w:spacing w:before="0" w:after="0"/>
+              <w:suppressLineNumbers/>
+              <w:spacing w:before="0" w:after="0" w:line="240" w:lineRule="auto"/>
               <w:rPr>
                 <w:sz w:val="18"/>
                 <w:szCs w:val="18"/>
@@ -18936,7 +19813,8 @@
           <w:p>
             <w:pPr>
               <w:pStyle w:val="Compact"/>
-              <w:spacing w:before="0" w:after="0"/>
+              <w:suppressLineNumbers/>
+              <w:spacing w:before="0" w:after="0" w:line="240" w:lineRule="auto"/>
               <w:jc w:val="left"/>
               <w:rPr>
                 <w:sz w:val="18"/>
@@ -18961,7 +19839,8 @@
           <w:p>
             <w:pPr>
               <w:pStyle w:val="Compact"/>
-              <w:spacing w:before="0" w:after="0"/>
+              <w:suppressLineNumbers/>
+              <w:spacing w:before="0" w:after="0" w:line="240" w:lineRule="auto"/>
               <w:jc w:val="right"/>
               <w:rPr>
                 <w:sz w:val="18"/>
@@ -18984,7 +19863,8 @@
           <w:p>
             <w:pPr>
               <w:pStyle w:val="Compact"/>
-              <w:spacing w:before="0" w:after="0"/>
+              <w:suppressLineNumbers/>
+              <w:spacing w:before="0" w:after="0" w:line="240" w:lineRule="auto"/>
               <w:jc w:val="right"/>
               <w:rPr>
                 <w:sz w:val="18"/>
@@ -19007,7 +19887,8 @@
           <w:p>
             <w:pPr>
               <w:pStyle w:val="Compact"/>
-              <w:spacing w:before="0" w:after="0"/>
+              <w:suppressLineNumbers/>
+              <w:spacing w:before="0" w:after="0" w:line="240" w:lineRule="auto"/>
               <w:jc w:val="right"/>
               <w:rPr>
                 <w:sz w:val="18"/>
@@ -19030,7 +19911,8 @@
           <w:p>
             <w:pPr>
               <w:pStyle w:val="Compact"/>
-              <w:spacing w:before="0" w:after="0"/>
+              <w:suppressLineNumbers/>
+              <w:spacing w:before="0" w:after="0" w:line="240" w:lineRule="auto"/>
               <w:jc w:val="right"/>
               <w:rPr>
                 <w:sz w:val="18"/>
@@ -19053,7 +19935,8 @@
           <w:p>
             <w:pPr>
               <w:pStyle w:val="Compact"/>
-              <w:spacing w:before="0" w:after="0"/>
+              <w:suppressLineNumbers/>
+              <w:spacing w:before="0" w:after="0" w:line="240" w:lineRule="auto"/>
               <w:jc w:val="right"/>
               <w:rPr>
                 <w:sz w:val="18"/>
@@ -19076,7 +19959,8 @@
           <w:p>
             <w:pPr>
               <w:pStyle w:val="Compact"/>
-              <w:spacing w:before="0" w:after="0"/>
+              <w:suppressLineNumbers/>
+              <w:spacing w:before="0" w:after="0" w:line="240" w:lineRule="auto"/>
               <w:jc w:val="right"/>
               <w:rPr>
                 <w:sz w:val="18"/>
@@ -19099,7 +19983,8 @@
           <w:p>
             <w:pPr>
               <w:pStyle w:val="Compact"/>
-              <w:spacing w:before="0" w:after="0"/>
+              <w:suppressLineNumbers/>
+              <w:spacing w:before="0" w:after="0" w:line="240" w:lineRule="auto"/>
               <w:jc w:val="right"/>
               <w:rPr>
                 <w:sz w:val="18"/>
@@ -19122,7 +20007,8 @@
           <w:p>
             <w:pPr>
               <w:pStyle w:val="Compact"/>
-              <w:spacing w:before="0" w:after="0"/>
+              <w:suppressLineNumbers/>
+              <w:spacing w:before="0" w:after="0" w:line="240" w:lineRule="auto"/>
               <w:jc w:val="right"/>
               <w:rPr>
                 <w:sz w:val="18"/>
@@ -19147,7 +20033,8 @@
           <w:p>
             <w:pPr>
               <w:pStyle w:val="Compact"/>
-              <w:spacing w:before="0" w:after="0"/>
+              <w:suppressLineNumbers/>
+              <w:spacing w:before="0" w:after="0" w:line="240" w:lineRule="auto"/>
               <w:rPr>
                 <w:sz w:val="18"/>
                 <w:szCs w:val="18"/>
@@ -19162,7 +20049,8 @@
           <w:p>
             <w:pPr>
               <w:pStyle w:val="Compact"/>
-              <w:spacing w:before="0" w:after="0"/>
+              <w:suppressLineNumbers/>
+              <w:spacing w:before="0" w:after="0" w:line="240" w:lineRule="auto"/>
               <w:jc w:val="left"/>
               <w:rPr>
                 <w:sz w:val="18"/>
@@ -19185,7 +20073,8 @@
           <w:p>
             <w:pPr>
               <w:pStyle w:val="Compact"/>
-              <w:spacing w:before="0" w:after="0"/>
+              <w:suppressLineNumbers/>
+              <w:spacing w:before="0" w:after="0" w:line="240" w:lineRule="auto"/>
               <w:jc w:val="right"/>
               <w:rPr>
                 <w:sz w:val="18"/>
@@ -19208,7 +20097,8 @@
           <w:p>
             <w:pPr>
               <w:pStyle w:val="Compact"/>
-              <w:spacing w:before="0" w:after="0"/>
+              <w:suppressLineNumbers/>
+              <w:spacing w:before="0" w:after="0" w:line="240" w:lineRule="auto"/>
               <w:jc w:val="right"/>
               <w:rPr>
                 <w:sz w:val="18"/>
@@ -19231,7 +20121,8 @@
           <w:p>
             <w:pPr>
               <w:pStyle w:val="Compact"/>
-              <w:spacing w:before="0" w:after="0"/>
+              <w:suppressLineNumbers/>
+              <w:spacing w:before="0" w:after="0" w:line="240" w:lineRule="auto"/>
               <w:jc w:val="right"/>
               <w:rPr>
                 <w:sz w:val="18"/>
@@ -19254,7 +20145,8 @@
           <w:p>
             <w:pPr>
               <w:pStyle w:val="Compact"/>
-              <w:spacing w:before="0" w:after="0"/>
+              <w:suppressLineNumbers/>
+              <w:spacing w:before="0" w:after="0" w:line="240" w:lineRule="auto"/>
               <w:jc w:val="right"/>
               <w:rPr>
                 <w:sz w:val="18"/>
@@ -19277,7 +20169,8 @@
           <w:p>
             <w:pPr>
               <w:pStyle w:val="Compact"/>
-              <w:spacing w:before="0" w:after="0"/>
+              <w:suppressLineNumbers/>
+              <w:spacing w:before="0" w:after="0" w:line="240" w:lineRule="auto"/>
               <w:jc w:val="right"/>
               <w:rPr>
                 <w:sz w:val="18"/>
@@ -19300,7 +20193,8 @@
           <w:p>
             <w:pPr>
               <w:pStyle w:val="Compact"/>
-              <w:spacing w:before="0" w:after="0"/>
+              <w:suppressLineNumbers/>
+              <w:spacing w:before="0" w:after="0" w:line="240" w:lineRule="auto"/>
               <w:jc w:val="right"/>
               <w:rPr>
                 <w:sz w:val="18"/>
@@ -19323,7 +20217,8 @@
           <w:p>
             <w:pPr>
               <w:pStyle w:val="Compact"/>
-              <w:spacing w:before="0" w:after="0"/>
+              <w:suppressLineNumbers/>
+              <w:spacing w:before="0" w:after="0" w:line="240" w:lineRule="auto"/>
               <w:jc w:val="right"/>
               <w:rPr>
                 <w:sz w:val="18"/>
@@ -19346,7 +20241,8 @@
           <w:p>
             <w:pPr>
               <w:pStyle w:val="Compact"/>
-              <w:spacing w:before="0" w:after="0"/>
+              <w:suppressLineNumbers/>
+              <w:spacing w:before="0" w:after="0" w:line="240" w:lineRule="auto"/>
               <w:jc w:val="right"/>
               <w:rPr>
                 <w:sz w:val="18"/>
@@ -19371,7 +20267,8 @@
           <w:p>
             <w:pPr>
               <w:pStyle w:val="Compact"/>
-              <w:spacing w:before="0" w:after="0"/>
+              <w:suppressLineNumbers/>
+              <w:spacing w:before="0" w:after="0" w:line="240" w:lineRule="auto"/>
               <w:jc w:val="left"/>
               <w:rPr>
                 <w:sz w:val="18"/>
@@ -19394,7 +20291,8 @@
           <w:p>
             <w:pPr>
               <w:pStyle w:val="Compact"/>
-              <w:spacing w:before="0" w:after="0"/>
+              <w:suppressLineNumbers/>
+              <w:spacing w:before="0" w:after="0" w:line="240" w:lineRule="auto"/>
               <w:jc w:val="left"/>
               <w:rPr>
                 <w:sz w:val="18"/>
@@ -19419,7 +20317,8 @@
           <w:p>
             <w:pPr>
               <w:pStyle w:val="Compact"/>
-              <w:spacing w:before="0" w:after="0"/>
+              <w:suppressLineNumbers/>
+              <w:spacing w:before="0" w:after="0" w:line="240" w:lineRule="auto"/>
               <w:jc w:val="right"/>
               <w:rPr>
                 <w:sz w:val="18"/>
@@ -19442,7 +20341,8 @@
           <w:p>
             <w:pPr>
               <w:pStyle w:val="Compact"/>
-              <w:spacing w:before="0" w:after="0"/>
+              <w:suppressLineNumbers/>
+              <w:spacing w:before="0" w:after="0" w:line="240" w:lineRule="auto"/>
               <w:jc w:val="right"/>
               <w:rPr>
                 <w:sz w:val="18"/>
@@ -19465,7 +20365,8 @@
           <w:p>
             <w:pPr>
               <w:pStyle w:val="Compact"/>
-              <w:spacing w:before="0" w:after="0"/>
+              <w:suppressLineNumbers/>
+              <w:spacing w:before="0" w:after="0" w:line="240" w:lineRule="auto"/>
               <w:jc w:val="right"/>
               <w:rPr>
                 <w:sz w:val="18"/>
@@ -19488,7 +20389,8 @@
           <w:p>
             <w:pPr>
               <w:pStyle w:val="Compact"/>
-              <w:spacing w:before="0" w:after="0"/>
+              <w:suppressLineNumbers/>
+              <w:spacing w:before="0" w:after="0" w:line="240" w:lineRule="auto"/>
               <w:jc w:val="right"/>
               <w:rPr>
                 <w:sz w:val="18"/>
@@ -19511,7 +20413,8 @@
           <w:p>
             <w:pPr>
               <w:pStyle w:val="Compact"/>
-              <w:spacing w:before="0" w:after="0"/>
+              <w:suppressLineNumbers/>
+              <w:spacing w:before="0" w:after="0" w:line="240" w:lineRule="auto"/>
               <w:jc w:val="right"/>
               <w:rPr>
                 <w:sz w:val="18"/>
@@ -19534,7 +20437,8 @@
           <w:p>
             <w:pPr>
               <w:pStyle w:val="Compact"/>
-              <w:spacing w:before="0" w:after="0"/>
+              <w:suppressLineNumbers/>
+              <w:spacing w:before="0" w:after="0" w:line="240" w:lineRule="auto"/>
               <w:jc w:val="right"/>
               <w:rPr>
                 <w:sz w:val="18"/>
@@ -19557,7 +20461,8 @@
           <w:p>
             <w:pPr>
               <w:pStyle w:val="Compact"/>
-              <w:spacing w:before="0" w:after="0"/>
+              <w:suppressLineNumbers/>
+              <w:spacing w:before="0" w:after="0" w:line="240" w:lineRule="auto"/>
               <w:jc w:val="right"/>
               <w:rPr>
                 <w:sz w:val="18"/>
@@ -19580,7 +20485,8 @@
           <w:p>
             <w:pPr>
               <w:pStyle w:val="Compact"/>
-              <w:spacing w:before="0" w:after="0"/>
+              <w:suppressLineNumbers/>
+              <w:spacing w:before="0" w:after="0" w:line="240" w:lineRule="auto"/>
               <w:jc w:val="right"/>
               <w:rPr>
                 <w:sz w:val="18"/>
@@ -19605,7 +20511,8 @@
           <w:p>
             <w:pPr>
               <w:pStyle w:val="Compact"/>
-              <w:spacing w:before="0" w:after="0"/>
+              <w:suppressLineNumbers/>
+              <w:spacing w:before="0" w:after="0" w:line="240" w:lineRule="auto"/>
               <w:rPr>
                 <w:sz w:val="18"/>
                 <w:szCs w:val="18"/>
@@ -19620,7 +20527,8 @@
           <w:p>
             <w:pPr>
               <w:pStyle w:val="Compact"/>
-              <w:spacing w:before="0" w:after="0"/>
+              <w:suppressLineNumbers/>
+              <w:spacing w:before="0" w:after="0" w:line="240" w:lineRule="auto"/>
               <w:jc w:val="left"/>
               <w:rPr>
                 <w:sz w:val="18"/>
@@ -19645,7 +20553,8 @@
           <w:p>
             <w:pPr>
               <w:pStyle w:val="Compact"/>
-              <w:spacing w:before="0" w:after="0"/>
+              <w:suppressLineNumbers/>
+              <w:spacing w:before="0" w:after="0" w:line="240" w:lineRule="auto"/>
               <w:jc w:val="right"/>
               <w:rPr>
                 <w:sz w:val="18"/>
@@ -19668,7 +20577,8 @@
           <w:p>
             <w:pPr>
               <w:pStyle w:val="Compact"/>
-              <w:spacing w:before="0" w:after="0"/>
+              <w:suppressLineNumbers/>
+              <w:spacing w:before="0" w:after="0" w:line="240" w:lineRule="auto"/>
               <w:jc w:val="right"/>
               <w:rPr>
                 <w:sz w:val="18"/>
@@ -19691,7 +20601,8 @@
           <w:p>
             <w:pPr>
               <w:pStyle w:val="Compact"/>
-              <w:spacing w:before="0" w:after="0"/>
+              <w:suppressLineNumbers/>
+              <w:spacing w:before="0" w:after="0" w:line="240" w:lineRule="auto"/>
               <w:jc w:val="right"/>
               <w:rPr>
                 <w:sz w:val="18"/>
@@ -19714,7 +20625,8 @@
           <w:p>
             <w:pPr>
               <w:pStyle w:val="Compact"/>
-              <w:spacing w:before="0" w:after="0"/>
+              <w:suppressLineNumbers/>
+              <w:spacing w:before="0" w:after="0" w:line="240" w:lineRule="auto"/>
               <w:jc w:val="right"/>
               <w:rPr>
                 <w:sz w:val="18"/>
@@ -19737,7 +20649,8 @@
           <w:p>
             <w:pPr>
               <w:pStyle w:val="Compact"/>
-              <w:spacing w:before="0" w:after="0"/>
+              <w:suppressLineNumbers/>
+              <w:spacing w:before="0" w:after="0" w:line="240" w:lineRule="auto"/>
               <w:jc w:val="right"/>
               <w:rPr>
                 <w:sz w:val="18"/>
@@ -19760,7 +20673,8 @@
           <w:p>
             <w:pPr>
               <w:pStyle w:val="Compact"/>
-              <w:spacing w:before="0" w:after="0"/>
+              <w:suppressLineNumbers/>
+              <w:spacing w:before="0" w:after="0" w:line="240" w:lineRule="auto"/>
               <w:jc w:val="right"/>
               <w:rPr>
                 <w:sz w:val="18"/>
@@ -19783,7 +20697,8 @@
           <w:p>
             <w:pPr>
               <w:pStyle w:val="Compact"/>
-              <w:spacing w:before="0" w:after="0"/>
+              <w:suppressLineNumbers/>
+              <w:spacing w:before="0" w:after="0" w:line="240" w:lineRule="auto"/>
               <w:jc w:val="right"/>
               <w:rPr>
                 <w:sz w:val="18"/>
@@ -19806,7 +20721,8 @@
           <w:p>
             <w:pPr>
               <w:pStyle w:val="Compact"/>
-              <w:spacing w:before="0" w:after="0"/>
+              <w:suppressLineNumbers/>
+              <w:spacing w:before="0" w:after="0" w:line="240" w:lineRule="auto"/>
               <w:jc w:val="right"/>
               <w:rPr>
                 <w:sz w:val="18"/>
@@ -19831,7 +20747,8 @@
           <w:p>
             <w:pPr>
               <w:pStyle w:val="Compact"/>
-              <w:spacing w:before="0" w:after="0"/>
+              <w:suppressLineNumbers/>
+              <w:spacing w:before="0" w:after="0" w:line="240" w:lineRule="auto"/>
               <w:rPr>
                 <w:sz w:val="18"/>
                 <w:szCs w:val="18"/>
@@ -19846,7 +20763,8 @@
           <w:p>
             <w:pPr>
               <w:pStyle w:val="Compact"/>
-              <w:spacing w:before="0" w:after="0"/>
+              <w:suppressLineNumbers/>
+              <w:spacing w:before="0" w:after="0" w:line="240" w:lineRule="auto"/>
               <w:jc w:val="left"/>
               <w:rPr>
                 <w:sz w:val="18"/>
@@ -19871,7 +20789,8 @@
           <w:p>
             <w:pPr>
               <w:pStyle w:val="Compact"/>
-              <w:spacing w:before="0" w:after="0"/>
+              <w:suppressLineNumbers/>
+              <w:spacing w:before="0" w:after="0" w:line="240" w:lineRule="auto"/>
               <w:jc w:val="right"/>
               <w:rPr>
                 <w:sz w:val="18"/>
@@ -19894,7 +20813,8 @@
           <w:p>
             <w:pPr>
               <w:pStyle w:val="Compact"/>
-              <w:spacing w:before="0" w:after="0"/>
+              <w:suppressLineNumbers/>
+              <w:spacing w:before="0" w:after="0" w:line="240" w:lineRule="auto"/>
               <w:jc w:val="right"/>
               <w:rPr>
                 <w:sz w:val="18"/>
@@ -19917,7 +20837,8 @@
           <w:p>
             <w:pPr>
               <w:pStyle w:val="Compact"/>
-              <w:spacing w:before="0" w:after="0"/>
+              <w:suppressLineNumbers/>
+              <w:spacing w:before="0" w:after="0" w:line="240" w:lineRule="auto"/>
               <w:jc w:val="right"/>
               <w:rPr>
                 <w:sz w:val="18"/>
@@ -19940,7 +20861,8 @@
           <w:p>
             <w:pPr>
               <w:pStyle w:val="Compact"/>
-              <w:spacing w:before="0" w:after="0"/>
+              <w:suppressLineNumbers/>
+              <w:spacing w:before="0" w:after="0" w:line="240" w:lineRule="auto"/>
               <w:jc w:val="right"/>
               <w:rPr>
                 <w:sz w:val="18"/>
@@ -19963,7 +20885,8 @@
           <w:p>
             <w:pPr>
               <w:pStyle w:val="Compact"/>
-              <w:spacing w:before="0" w:after="0"/>
+              <w:suppressLineNumbers/>
+              <w:spacing w:before="0" w:after="0" w:line="240" w:lineRule="auto"/>
               <w:jc w:val="right"/>
               <w:rPr>
                 <w:sz w:val="18"/>
@@ -19986,7 +20909,8 @@
           <w:p>
             <w:pPr>
               <w:pStyle w:val="Compact"/>
-              <w:spacing w:before="0" w:after="0"/>
+              <w:suppressLineNumbers/>
+              <w:spacing w:before="0" w:after="0" w:line="240" w:lineRule="auto"/>
               <w:jc w:val="right"/>
               <w:rPr>
                 <w:sz w:val="18"/>
@@ -20009,7 +20933,8 @@
           <w:p>
             <w:pPr>
               <w:pStyle w:val="Compact"/>
-              <w:spacing w:before="0" w:after="0"/>
+              <w:suppressLineNumbers/>
+              <w:spacing w:before="0" w:after="0" w:line="240" w:lineRule="auto"/>
               <w:jc w:val="right"/>
               <w:rPr>
                 <w:sz w:val="18"/>
@@ -20032,7 +20957,8 @@
           <w:p>
             <w:pPr>
               <w:pStyle w:val="Compact"/>
-              <w:spacing w:before="0" w:after="0"/>
+              <w:suppressLineNumbers/>
+              <w:spacing w:before="0" w:after="0" w:line="240" w:lineRule="auto"/>
               <w:jc w:val="right"/>
               <w:rPr>
                 <w:sz w:val="18"/>
@@ -20057,7 +20983,8 @@
           <w:p>
             <w:pPr>
               <w:pStyle w:val="Compact"/>
-              <w:spacing w:before="0" w:after="0"/>
+              <w:suppressLineNumbers/>
+              <w:spacing w:before="0" w:after="0" w:line="240" w:lineRule="auto"/>
               <w:rPr>
                 <w:sz w:val="18"/>
                 <w:szCs w:val="18"/>
@@ -20072,7 +20999,8 @@
           <w:p>
             <w:pPr>
               <w:pStyle w:val="Compact"/>
-              <w:spacing w:before="0" w:after="0"/>
+              <w:suppressLineNumbers/>
+              <w:spacing w:before="0" w:after="0" w:line="240" w:lineRule="auto"/>
               <w:jc w:val="left"/>
               <w:rPr>
                 <w:sz w:val="18"/>
@@ -20097,7 +21025,8 @@
           <w:p>
             <w:pPr>
               <w:pStyle w:val="Compact"/>
-              <w:spacing w:before="0" w:after="0"/>
+              <w:suppressLineNumbers/>
+              <w:spacing w:before="0" w:after="0" w:line="240" w:lineRule="auto"/>
               <w:jc w:val="right"/>
               <w:rPr>
                 <w:sz w:val="18"/>
@@ -20120,7 +21049,8 @@
           <w:p>
             <w:pPr>
               <w:pStyle w:val="Compact"/>
-              <w:spacing w:before="0" w:after="0"/>
+              <w:suppressLineNumbers/>
+              <w:spacing w:before="0" w:after="0" w:line="240" w:lineRule="auto"/>
               <w:jc w:val="right"/>
               <w:rPr>
                 <w:sz w:val="18"/>
@@ -20143,7 +21073,8 @@
           <w:p>
             <w:pPr>
               <w:pStyle w:val="Compact"/>
-              <w:spacing w:before="0" w:after="0"/>
+              <w:suppressLineNumbers/>
+              <w:spacing w:before="0" w:after="0" w:line="240" w:lineRule="auto"/>
               <w:jc w:val="right"/>
               <w:rPr>
                 <w:sz w:val="18"/>
@@ -20166,7 +21097,8 @@
           <w:p>
             <w:pPr>
               <w:pStyle w:val="Compact"/>
-              <w:spacing w:before="0" w:after="0"/>
+              <w:suppressLineNumbers/>
+              <w:spacing w:before="0" w:after="0" w:line="240" w:lineRule="auto"/>
               <w:jc w:val="right"/>
               <w:rPr>
                 <w:sz w:val="18"/>
@@ -20189,7 +21121,8 @@
           <w:p>
             <w:pPr>
               <w:pStyle w:val="Compact"/>
-              <w:spacing w:before="0" w:after="0"/>
+              <w:suppressLineNumbers/>
+              <w:spacing w:before="0" w:after="0" w:line="240" w:lineRule="auto"/>
               <w:jc w:val="right"/>
               <w:rPr>
                 <w:sz w:val="18"/>
@@ -20212,7 +21145,8 @@
           <w:p>
             <w:pPr>
               <w:pStyle w:val="Compact"/>
-              <w:spacing w:before="0" w:after="0"/>
+              <w:suppressLineNumbers/>
+              <w:spacing w:before="0" w:after="0" w:line="240" w:lineRule="auto"/>
               <w:jc w:val="right"/>
               <w:rPr>
                 <w:sz w:val="18"/>
@@ -20235,7 +21169,8 @@
           <w:p>
             <w:pPr>
               <w:pStyle w:val="Compact"/>
-              <w:spacing w:before="0" w:after="0"/>
+              <w:suppressLineNumbers/>
+              <w:spacing w:before="0" w:after="0" w:line="240" w:lineRule="auto"/>
               <w:jc w:val="right"/>
               <w:rPr>
                 <w:sz w:val="18"/>
@@ -20258,7 +21193,8 @@
           <w:p>
             <w:pPr>
               <w:pStyle w:val="Compact"/>
-              <w:spacing w:before="0" w:after="0"/>
+              <w:suppressLineNumbers/>
+              <w:spacing w:before="0" w:after="0" w:line="240" w:lineRule="auto"/>
               <w:jc w:val="right"/>
               <w:rPr>
                 <w:sz w:val="18"/>
@@ -20283,7 +21219,8 @@
           <w:p>
             <w:pPr>
               <w:pStyle w:val="Compact"/>
-              <w:spacing w:before="0" w:after="0"/>
+              <w:suppressLineNumbers/>
+              <w:spacing w:before="0" w:after="0" w:line="240" w:lineRule="auto"/>
               <w:rPr>
                 <w:sz w:val="18"/>
                 <w:szCs w:val="18"/>
@@ -20298,7 +21235,8 @@
           <w:p>
             <w:pPr>
               <w:pStyle w:val="Compact"/>
-              <w:spacing w:before="0" w:after="0"/>
+              <w:suppressLineNumbers/>
+              <w:spacing w:before="0" w:after="0" w:line="240" w:lineRule="auto"/>
               <w:jc w:val="left"/>
               <w:rPr>
                 <w:sz w:val="18"/>
@@ -20323,7 +21261,8 @@
           <w:p>
             <w:pPr>
               <w:pStyle w:val="Compact"/>
-              <w:spacing w:before="0" w:after="0"/>
+              <w:suppressLineNumbers/>
+              <w:spacing w:before="0" w:after="0" w:line="240" w:lineRule="auto"/>
               <w:jc w:val="right"/>
               <w:rPr>
                 <w:sz w:val="18"/>
@@ -20346,7 +21285,8 @@
           <w:p>
             <w:pPr>
               <w:pStyle w:val="Compact"/>
-              <w:spacing w:before="0" w:after="0"/>
+              <w:suppressLineNumbers/>
+              <w:spacing w:before="0" w:after="0" w:line="240" w:lineRule="auto"/>
               <w:jc w:val="right"/>
               <w:rPr>
                 <w:sz w:val="18"/>
@@ -20369,7 +21309,8 @@
           <w:p>
             <w:pPr>
               <w:pStyle w:val="Compact"/>
-              <w:spacing w:before="0" w:after="0"/>
+              <w:suppressLineNumbers/>
+              <w:spacing w:before="0" w:after="0" w:line="240" w:lineRule="auto"/>
               <w:jc w:val="right"/>
               <w:rPr>
                 <w:sz w:val="18"/>
@@ -20392,7 +21333,8 @@
           <w:p>
             <w:pPr>
               <w:pStyle w:val="Compact"/>
-              <w:spacing w:before="0" w:after="0"/>
+              <w:suppressLineNumbers/>
+              <w:spacing w:before="0" w:after="0" w:line="240" w:lineRule="auto"/>
               <w:jc w:val="right"/>
               <w:rPr>
                 <w:sz w:val="18"/>
@@ -20415,7 +21357,8 @@
           <w:p>
             <w:pPr>
               <w:pStyle w:val="Compact"/>
-              <w:spacing w:before="0" w:after="0"/>
+              <w:suppressLineNumbers/>
+              <w:spacing w:before="0" w:after="0" w:line="240" w:lineRule="auto"/>
               <w:jc w:val="right"/>
               <w:rPr>
                 <w:sz w:val="18"/>
@@ -20438,7 +21381,8 @@
           <w:p>
             <w:pPr>
               <w:pStyle w:val="Compact"/>
-              <w:spacing w:before="0" w:after="0"/>
+              <w:suppressLineNumbers/>
+              <w:spacing w:before="0" w:after="0" w:line="240" w:lineRule="auto"/>
               <w:jc w:val="right"/>
               <w:rPr>
                 <w:sz w:val="18"/>
@@ -20461,7 +21405,8 @@
           <w:p>
             <w:pPr>
               <w:pStyle w:val="Compact"/>
-              <w:spacing w:before="0" w:after="0"/>
+              <w:suppressLineNumbers/>
+              <w:spacing w:before="0" w:after="0" w:line="240" w:lineRule="auto"/>
               <w:jc w:val="right"/>
               <w:rPr>
                 <w:sz w:val="18"/>
@@ -20484,7 +21429,8 @@
           <w:p>
             <w:pPr>
               <w:pStyle w:val="Compact"/>
-              <w:spacing w:before="0" w:after="0"/>
+              <w:suppressLineNumbers/>
+              <w:spacing w:before="0" w:after="0" w:line="240" w:lineRule="auto"/>
               <w:jc w:val="right"/>
               <w:rPr>
                 <w:sz w:val="18"/>
@@ -20509,7 +21455,8 @@
           <w:p>
             <w:pPr>
               <w:pStyle w:val="Compact"/>
-              <w:spacing w:before="0" w:after="0"/>
+              <w:suppressLineNumbers/>
+              <w:spacing w:before="0" w:after="0" w:line="240" w:lineRule="auto"/>
               <w:rPr>
                 <w:sz w:val="18"/>
                 <w:szCs w:val="18"/>
@@ -20524,7 +21471,8 @@
           <w:p>
             <w:pPr>
               <w:pStyle w:val="Compact"/>
-              <w:spacing w:before="0" w:after="0"/>
+              <w:suppressLineNumbers/>
+              <w:spacing w:before="0" w:after="0" w:line="240" w:lineRule="auto"/>
               <w:jc w:val="left"/>
               <w:rPr>
                 <w:sz w:val="18"/>
@@ -20549,7 +21497,8 @@
           <w:p>
             <w:pPr>
               <w:pStyle w:val="Compact"/>
-              <w:spacing w:before="0" w:after="0"/>
+              <w:suppressLineNumbers/>
+              <w:spacing w:before="0" w:after="0" w:line="240" w:lineRule="auto"/>
               <w:jc w:val="right"/>
               <w:rPr>
                 <w:sz w:val="18"/>
@@ -20572,7 +21521,8 @@
           <w:p>
             <w:pPr>
               <w:pStyle w:val="Compact"/>
-              <w:spacing w:before="0" w:after="0"/>
+              <w:suppressLineNumbers/>
+              <w:spacing w:before="0" w:after="0" w:line="240" w:lineRule="auto"/>
               <w:jc w:val="right"/>
               <w:rPr>
                 <w:sz w:val="18"/>
@@ -20595,7 +21545,8 @@
           <w:p>
             <w:pPr>
               <w:pStyle w:val="Compact"/>
-              <w:spacing w:before="0" w:after="0"/>
+              <w:suppressLineNumbers/>
+              <w:spacing w:before="0" w:after="0" w:line="240" w:lineRule="auto"/>
               <w:jc w:val="right"/>
               <w:rPr>
                 <w:sz w:val="18"/>
@@ -20618,7 +21569,8 @@
           <w:p>
             <w:pPr>
               <w:pStyle w:val="Compact"/>
-              <w:spacing w:before="0" w:after="0"/>
+              <w:suppressLineNumbers/>
+              <w:spacing w:before="0" w:after="0" w:line="240" w:lineRule="auto"/>
               <w:jc w:val="right"/>
               <w:rPr>
                 <w:sz w:val="18"/>
@@ -20641,7 +21593,8 @@
           <w:p>
             <w:pPr>
               <w:pStyle w:val="Compact"/>
-              <w:spacing w:before="0" w:after="0"/>
+              <w:suppressLineNumbers/>
+              <w:spacing w:before="0" w:after="0" w:line="240" w:lineRule="auto"/>
               <w:jc w:val="right"/>
               <w:rPr>
                 <w:sz w:val="18"/>
@@ -20664,7 +21617,8 @@
           <w:p>
             <w:pPr>
               <w:pStyle w:val="Compact"/>
-              <w:spacing w:before="0" w:after="0"/>
+              <w:suppressLineNumbers/>
+              <w:spacing w:before="0" w:after="0" w:line="240" w:lineRule="auto"/>
               <w:jc w:val="right"/>
               <w:rPr>
                 <w:sz w:val="18"/>
@@ -20687,7 +21641,8 @@
           <w:p>
             <w:pPr>
               <w:pStyle w:val="Compact"/>
-              <w:spacing w:before="0" w:after="0"/>
+              <w:suppressLineNumbers/>
+              <w:spacing w:before="0" w:after="0" w:line="240" w:lineRule="auto"/>
               <w:jc w:val="right"/>
               <w:rPr>
                 <w:sz w:val="18"/>
@@ -20710,7 +21665,8 @@
           <w:p>
             <w:pPr>
               <w:pStyle w:val="Compact"/>
-              <w:spacing w:before="0" w:after="0"/>
+              <w:suppressLineNumbers/>
+              <w:spacing w:before="0" w:after="0" w:line="240" w:lineRule="auto"/>
               <w:jc w:val="right"/>
               <w:rPr>
                 <w:sz w:val="18"/>
@@ -20735,7 +21691,8 @@
           <w:p>
             <w:pPr>
               <w:pStyle w:val="Compact"/>
-              <w:spacing w:before="0" w:after="0"/>
+              <w:suppressLineNumbers/>
+              <w:spacing w:before="0" w:after="0" w:line="240" w:lineRule="auto"/>
               <w:rPr>
                 <w:sz w:val="18"/>
                 <w:szCs w:val="18"/>
@@ -20750,7 +21707,8 @@
           <w:p>
             <w:pPr>
               <w:pStyle w:val="Compact"/>
-              <w:spacing w:before="0" w:after="0"/>
+              <w:suppressLineNumbers/>
+              <w:spacing w:before="0" w:after="0" w:line="240" w:lineRule="auto"/>
               <w:jc w:val="left"/>
               <w:rPr>
                 <w:sz w:val="18"/>
@@ -20773,7 +21731,8 @@
           <w:p>
             <w:pPr>
               <w:pStyle w:val="Compact"/>
-              <w:spacing w:before="0" w:after="0"/>
+              <w:suppressLineNumbers/>
+              <w:spacing w:before="0" w:after="0" w:line="240" w:lineRule="auto"/>
               <w:jc w:val="right"/>
               <w:rPr>
                 <w:sz w:val="18"/>
@@ -20796,7 +21755,8 @@
           <w:p>
             <w:pPr>
               <w:pStyle w:val="Compact"/>
-              <w:spacing w:before="0" w:after="0"/>
+              <w:suppressLineNumbers/>
+              <w:spacing w:before="0" w:after="0" w:line="240" w:lineRule="auto"/>
               <w:jc w:val="right"/>
               <w:rPr>
                 <w:sz w:val="18"/>
@@ -20819,7 +21779,8 @@
           <w:p>
             <w:pPr>
               <w:pStyle w:val="Compact"/>
-              <w:spacing w:before="0" w:after="0"/>
+              <w:suppressLineNumbers/>
+              <w:spacing w:before="0" w:after="0" w:line="240" w:lineRule="auto"/>
               <w:jc w:val="right"/>
               <w:rPr>
                 <w:sz w:val="18"/>
@@ -20842,7 +21803,8 @@
           <w:p>
             <w:pPr>
               <w:pStyle w:val="Compact"/>
-              <w:spacing w:before="0" w:after="0"/>
+              <w:suppressLineNumbers/>
+              <w:spacing w:before="0" w:after="0" w:line="240" w:lineRule="auto"/>
               <w:jc w:val="right"/>
               <w:rPr>
                 <w:sz w:val="18"/>
@@ -20865,7 +21827,8 @@
           <w:p>
             <w:pPr>
               <w:pStyle w:val="Compact"/>
-              <w:spacing w:before="0" w:after="0"/>
+              <w:suppressLineNumbers/>
+              <w:spacing w:before="0" w:after="0" w:line="240" w:lineRule="auto"/>
               <w:jc w:val="right"/>
               <w:rPr>
                 <w:sz w:val="18"/>
@@ -20888,7 +21851,8 @@
           <w:p>
             <w:pPr>
               <w:pStyle w:val="Compact"/>
-              <w:spacing w:before="0" w:after="0"/>
+              <w:suppressLineNumbers/>
+              <w:spacing w:before="0" w:after="0" w:line="240" w:lineRule="auto"/>
               <w:jc w:val="right"/>
               <w:rPr>
                 <w:sz w:val="18"/>
@@ -20911,7 +21875,8 @@
           <w:p>
             <w:pPr>
               <w:pStyle w:val="Compact"/>
-              <w:spacing w:before="0" w:after="0"/>
+              <w:suppressLineNumbers/>
+              <w:spacing w:before="0" w:after="0" w:line="240" w:lineRule="auto"/>
               <w:jc w:val="right"/>
               <w:rPr>
                 <w:sz w:val="18"/>
@@ -20934,7 +21899,8 @@
           <w:p>
             <w:pPr>
               <w:pStyle w:val="Compact"/>
-              <w:spacing w:before="0" w:after="0"/>
+              <w:suppressLineNumbers/>
+              <w:spacing w:before="0" w:after="0" w:line="240" w:lineRule="auto"/>
               <w:jc w:val="right"/>
               <w:rPr>
                 <w:sz w:val="18"/>
@@ -20959,7 +21925,8 @@
           <w:p>
             <w:pPr>
               <w:pStyle w:val="Compact"/>
-              <w:spacing w:before="0" w:after="0"/>
+              <w:suppressLineNumbers/>
+              <w:spacing w:before="0" w:after="0" w:line="240" w:lineRule="auto"/>
               <w:jc w:val="left"/>
               <w:rPr>
                 <w:sz w:val="18"/>
@@ -20982,7 +21949,8 @@
           <w:p>
             <w:pPr>
               <w:pStyle w:val="Compact"/>
-              <w:spacing w:before="0" w:after="0"/>
+              <w:suppressLineNumbers/>
+              <w:spacing w:before="0" w:after="0" w:line="240" w:lineRule="auto"/>
               <w:jc w:val="left"/>
               <w:rPr>
                 <w:sz w:val="18"/>
@@ -21009,7 +21977,8 @@
           <w:p>
             <w:pPr>
               <w:pStyle w:val="Compact"/>
-              <w:spacing w:before="0" w:after="0"/>
+              <w:suppressLineNumbers/>
+              <w:spacing w:before="0" w:after="0" w:line="240" w:lineRule="auto"/>
               <w:jc w:val="right"/>
               <w:rPr>
                 <w:sz w:val="18"/>
@@ -21032,7 +22001,8 @@
           <w:p>
             <w:pPr>
               <w:pStyle w:val="Compact"/>
-              <w:spacing w:before="0" w:after="0"/>
+              <w:suppressLineNumbers/>
+              <w:spacing w:before="0" w:after="0" w:line="240" w:lineRule="auto"/>
               <w:jc w:val="right"/>
               <w:rPr>
                 <w:sz w:val="18"/>
@@ -21055,7 +22025,8 @@
           <w:p>
             <w:pPr>
               <w:pStyle w:val="Compact"/>
-              <w:spacing w:before="0" w:after="0"/>
+              <w:suppressLineNumbers/>
+              <w:spacing w:before="0" w:after="0" w:line="240" w:lineRule="auto"/>
               <w:jc w:val="right"/>
               <w:rPr>
                 <w:sz w:val="18"/>
@@ -21078,7 +22049,8 @@
           <w:p>
             <w:pPr>
               <w:pStyle w:val="Compact"/>
-              <w:spacing w:before="0" w:after="0"/>
+              <w:suppressLineNumbers/>
+              <w:spacing w:before="0" w:after="0" w:line="240" w:lineRule="auto"/>
               <w:jc w:val="right"/>
               <w:rPr>
                 <w:sz w:val="18"/>
@@ -21101,7 +22073,8 @@
           <w:p>
             <w:pPr>
               <w:pStyle w:val="Compact"/>
-              <w:spacing w:before="0" w:after="0"/>
+              <w:suppressLineNumbers/>
+              <w:spacing w:before="0" w:after="0" w:line="240" w:lineRule="auto"/>
               <w:jc w:val="right"/>
               <w:rPr>
                 <w:sz w:val="18"/>
@@ -21124,7 +22097,8 @@
           <w:p>
             <w:pPr>
               <w:pStyle w:val="Compact"/>
-              <w:spacing w:before="0" w:after="0"/>
+              <w:suppressLineNumbers/>
+              <w:spacing w:before="0" w:after="0" w:line="240" w:lineRule="auto"/>
               <w:jc w:val="right"/>
               <w:rPr>
                 <w:sz w:val="18"/>
@@ -21147,7 +22121,8 @@
           <w:p>
             <w:pPr>
               <w:pStyle w:val="Compact"/>
-              <w:spacing w:before="0" w:after="0"/>
+              <w:suppressLineNumbers/>
+              <w:spacing w:before="0" w:after="0" w:line="240" w:lineRule="auto"/>
               <w:jc w:val="right"/>
               <w:rPr>
                 <w:sz w:val="18"/>
@@ -21170,7 +22145,8 @@
           <w:p>
             <w:pPr>
               <w:pStyle w:val="Compact"/>
-              <w:spacing w:before="0" w:after="0"/>
+              <w:suppressLineNumbers/>
+              <w:spacing w:before="0" w:after="0" w:line="240" w:lineRule="auto"/>
               <w:jc w:val="right"/>
               <w:rPr>
                 <w:sz w:val="18"/>
@@ -21195,7 +22171,8 @@
           <w:p>
             <w:pPr>
               <w:pStyle w:val="Compact"/>
-              <w:spacing w:before="0" w:after="0"/>
+              <w:suppressLineNumbers/>
+              <w:spacing w:before="0" w:after="0" w:line="240" w:lineRule="auto"/>
               <w:rPr>
                 <w:sz w:val="18"/>
                 <w:szCs w:val="18"/>
@@ -21210,7 +22187,8 @@
           <w:p>
             <w:pPr>
               <w:pStyle w:val="Compact"/>
-              <w:spacing w:before="0" w:after="0"/>
+              <w:suppressLineNumbers/>
+              <w:spacing w:before="0" w:after="0" w:line="240" w:lineRule="auto"/>
               <w:jc w:val="left"/>
               <w:rPr>
                 <w:sz w:val="18"/>
@@ -21235,7 +22213,8 @@
           <w:p>
             <w:pPr>
               <w:pStyle w:val="Compact"/>
-              <w:spacing w:before="0" w:after="0"/>
+              <w:suppressLineNumbers/>
+              <w:spacing w:before="0" w:after="0" w:line="240" w:lineRule="auto"/>
               <w:jc w:val="right"/>
               <w:rPr>
                 <w:sz w:val="18"/>
@@ -21258,7 +22237,8 @@
           <w:p>
             <w:pPr>
               <w:pStyle w:val="Compact"/>
-              <w:spacing w:before="0" w:after="0"/>
+              <w:suppressLineNumbers/>
+              <w:spacing w:before="0" w:after="0" w:line="240" w:lineRule="auto"/>
               <w:jc w:val="right"/>
               <w:rPr>
                 <w:sz w:val="18"/>
@@ -21281,7 +22261,8 @@
           <w:p>
             <w:pPr>
               <w:pStyle w:val="Compact"/>
-              <w:spacing w:before="0" w:after="0"/>
+              <w:suppressLineNumbers/>
+              <w:spacing w:before="0" w:after="0" w:line="240" w:lineRule="auto"/>
               <w:jc w:val="right"/>
               <w:rPr>
                 <w:sz w:val="18"/>
@@ -21304,7 +22285,8 @@
           <w:p>
             <w:pPr>
               <w:pStyle w:val="Compact"/>
-              <w:spacing w:before="0" w:after="0"/>
+              <w:suppressLineNumbers/>
+              <w:spacing w:before="0" w:after="0" w:line="240" w:lineRule="auto"/>
               <w:jc w:val="right"/>
               <w:rPr>
                 <w:sz w:val="18"/>
@@ -21327,7 +22309,8 @@
           <w:p>
             <w:pPr>
               <w:pStyle w:val="Compact"/>
-              <w:spacing w:before="0" w:after="0"/>
+              <w:suppressLineNumbers/>
+              <w:spacing w:before="0" w:after="0" w:line="240" w:lineRule="auto"/>
               <w:jc w:val="right"/>
               <w:rPr>
                 <w:sz w:val="18"/>
@@ -21350,7 +22333,8 @@
           <w:p>
             <w:pPr>
               <w:pStyle w:val="Compact"/>
-              <w:spacing w:before="0" w:after="0"/>
+              <w:suppressLineNumbers/>
+              <w:spacing w:before="0" w:after="0" w:line="240" w:lineRule="auto"/>
               <w:jc w:val="right"/>
               <w:rPr>
                 <w:sz w:val="18"/>
@@ -21373,7 +22357,8 @@
           <w:p>
             <w:pPr>
               <w:pStyle w:val="Compact"/>
-              <w:spacing w:before="0" w:after="0"/>
+              <w:suppressLineNumbers/>
+              <w:spacing w:before="0" w:after="0" w:line="240" w:lineRule="auto"/>
               <w:jc w:val="right"/>
               <w:rPr>
                 <w:sz w:val="18"/>
@@ -21396,7 +22381,8 @@
           <w:p>
             <w:pPr>
               <w:pStyle w:val="Compact"/>
-              <w:spacing w:before="0" w:after="0"/>
+              <w:suppressLineNumbers/>
+              <w:spacing w:before="0" w:after="0" w:line="240" w:lineRule="auto"/>
               <w:jc w:val="right"/>
               <w:rPr>
                 <w:sz w:val="18"/>
@@ -21421,7 +22407,8 @@
           <w:p>
             <w:pPr>
               <w:pStyle w:val="Compact"/>
-              <w:spacing w:before="0" w:after="0"/>
+              <w:suppressLineNumbers/>
+              <w:spacing w:before="0" w:after="0" w:line="240" w:lineRule="auto"/>
               <w:rPr>
                 <w:sz w:val="18"/>
                 <w:szCs w:val="18"/>
@@ -21436,7 +22423,8 @@
           <w:p>
             <w:pPr>
               <w:pStyle w:val="Compact"/>
-              <w:spacing w:before="0" w:after="0"/>
+              <w:suppressLineNumbers/>
+              <w:spacing w:before="0" w:after="0" w:line="240" w:lineRule="auto"/>
               <w:jc w:val="left"/>
               <w:rPr>
                 <w:sz w:val="18"/>
@@ -21461,7 +22449,8 @@
           <w:p>
             <w:pPr>
               <w:pStyle w:val="Compact"/>
-              <w:spacing w:before="0" w:after="0"/>
+              <w:suppressLineNumbers/>
+              <w:spacing w:before="0" w:after="0" w:line="240" w:lineRule="auto"/>
               <w:jc w:val="right"/>
               <w:rPr>
                 <w:sz w:val="18"/>
@@ -21484,7 +22473,8 @@
           <w:p>
             <w:pPr>
               <w:pStyle w:val="Compact"/>
-              <w:spacing w:before="0" w:after="0"/>
+              <w:suppressLineNumbers/>
+              <w:spacing w:before="0" w:after="0" w:line="240" w:lineRule="auto"/>
               <w:jc w:val="right"/>
               <w:rPr>
                 <w:sz w:val="18"/>
@@ -21507,7 +22497,8 @@
           <w:p>
             <w:pPr>
               <w:pStyle w:val="Compact"/>
-              <w:spacing w:before="0" w:after="0"/>
+              <w:suppressLineNumbers/>
+              <w:spacing w:before="0" w:after="0" w:line="240" w:lineRule="auto"/>
               <w:jc w:val="right"/>
               <w:rPr>
                 <w:sz w:val="18"/>
@@ -21530,7 +22521,8 @@
           <w:p>
             <w:pPr>
               <w:pStyle w:val="Compact"/>
-              <w:spacing w:before="0" w:after="0"/>
+              <w:suppressLineNumbers/>
+              <w:spacing w:before="0" w:after="0" w:line="240" w:lineRule="auto"/>
               <w:jc w:val="right"/>
               <w:rPr>
                 <w:sz w:val="18"/>
@@ -21553,7 +22545,8 @@
           <w:p>
             <w:pPr>
               <w:pStyle w:val="Compact"/>
-              <w:spacing w:before="0" w:after="0"/>
+              <w:suppressLineNumbers/>
+              <w:spacing w:before="0" w:after="0" w:line="240" w:lineRule="auto"/>
               <w:jc w:val="right"/>
               <w:rPr>
                 <w:sz w:val="18"/>
@@ -21576,7 +22569,8 @@
           <w:p>
             <w:pPr>
               <w:pStyle w:val="Compact"/>
-              <w:spacing w:before="0" w:after="0"/>
+              <w:suppressLineNumbers/>
+              <w:spacing w:before="0" w:after="0" w:line="240" w:lineRule="auto"/>
               <w:jc w:val="right"/>
               <w:rPr>
                 <w:sz w:val="18"/>
@@ -21599,7 +22593,8 @@
           <w:p>
             <w:pPr>
               <w:pStyle w:val="Compact"/>
-              <w:spacing w:before="0" w:after="0"/>
+              <w:suppressLineNumbers/>
+              <w:spacing w:before="0" w:after="0" w:line="240" w:lineRule="auto"/>
               <w:jc w:val="right"/>
               <w:rPr>
                 <w:sz w:val="18"/>
@@ -21622,7 +22617,8 @@
           <w:p>
             <w:pPr>
               <w:pStyle w:val="Compact"/>
-              <w:spacing w:before="0" w:after="0"/>
+              <w:suppressLineNumbers/>
+              <w:spacing w:before="0" w:after="0" w:line="240" w:lineRule="auto"/>
               <w:jc w:val="right"/>
               <w:rPr>
                 <w:sz w:val="18"/>
@@ -21647,7 +22643,8 @@
           <w:p>
             <w:pPr>
               <w:pStyle w:val="Compact"/>
-              <w:spacing w:before="0" w:after="0"/>
+              <w:suppressLineNumbers/>
+              <w:spacing w:before="0" w:after="0" w:line="240" w:lineRule="auto"/>
               <w:rPr>
                 <w:sz w:val="18"/>
                 <w:szCs w:val="18"/>
@@ -21662,7 +22659,8 @@
           <w:p>
             <w:pPr>
               <w:pStyle w:val="Compact"/>
-              <w:spacing w:before="0" w:after="0"/>
+              <w:suppressLineNumbers/>
+              <w:spacing w:before="0" w:after="0" w:line="240" w:lineRule="auto"/>
               <w:jc w:val="left"/>
               <w:rPr>
                 <w:sz w:val="18"/>
@@ -21687,7 +22685,8 @@
           <w:p>
             <w:pPr>
               <w:pStyle w:val="Compact"/>
-              <w:spacing w:before="0" w:after="0"/>
+              <w:suppressLineNumbers/>
+              <w:spacing w:before="0" w:after="0" w:line="240" w:lineRule="auto"/>
               <w:jc w:val="right"/>
               <w:rPr>
                 <w:sz w:val="18"/>
@@ -21710,7 +22709,8 @@
           <w:p>
             <w:pPr>
               <w:pStyle w:val="Compact"/>
-              <w:spacing w:before="0" w:after="0"/>
+              <w:suppressLineNumbers/>
+              <w:spacing w:before="0" w:after="0" w:line="240" w:lineRule="auto"/>
               <w:jc w:val="right"/>
               <w:rPr>
                 <w:sz w:val="18"/>
@@ -21733,7 +22733,8 @@
           <w:p>
             <w:pPr>
               <w:pStyle w:val="Compact"/>
-              <w:spacing w:before="0" w:after="0"/>
+              <w:suppressLineNumbers/>
+              <w:spacing w:before="0" w:after="0" w:line="240" w:lineRule="auto"/>
               <w:jc w:val="right"/>
               <w:rPr>
                 <w:sz w:val="18"/>
@@ -21756,7 +22757,8 @@
           <w:p>
             <w:pPr>
               <w:pStyle w:val="Compact"/>
-              <w:spacing w:before="0" w:after="0"/>
+              <w:suppressLineNumbers/>
+              <w:spacing w:before="0" w:after="0" w:line="240" w:lineRule="auto"/>
               <w:jc w:val="right"/>
               <w:rPr>
                 <w:sz w:val="18"/>
@@ -21779,7 +22781,8 @@
           <w:p>
             <w:pPr>
               <w:pStyle w:val="Compact"/>
-              <w:spacing w:before="0" w:after="0"/>
+              <w:suppressLineNumbers/>
+              <w:spacing w:before="0" w:after="0" w:line="240" w:lineRule="auto"/>
               <w:jc w:val="right"/>
               <w:rPr>
                 <w:sz w:val="18"/>
@@ -21802,7 +22805,8 @@
           <w:p>
             <w:pPr>
               <w:pStyle w:val="Compact"/>
-              <w:spacing w:before="0" w:after="0"/>
+              <w:suppressLineNumbers/>
+              <w:spacing w:before="0" w:after="0" w:line="240" w:lineRule="auto"/>
               <w:jc w:val="right"/>
               <w:rPr>
                 <w:sz w:val="18"/>
@@ -21825,7 +22829,8 @@
           <w:p>
             <w:pPr>
               <w:pStyle w:val="Compact"/>
-              <w:spacing w:before="0" w:after="0"/>
+              <w:suppressLineNumbers/>
+              <w:spacing w:before="0" w:after="0" w:line="240" w:lineRule="auto"/>
               <w:jc w:val="right"/>
               <w:rPr>
                 <w:sz w:val="18"/>
@@ -21848,7 +22853,8 @@
           <w:p>
             <w:pPr>
               <w:pStyle w:val="Compact"/>
-              <w:spacing w:before="0" w:after="0"/>
+              <w:suppressLineNumbers/>
+              <w:spacing w:before="0" w:after="0" w:line="240" w:lineRule="auto"/>
               <w:jc w:val="right"/>
               <w:rPr>
                 <w:sz w:val="18"/>
@@ -21873,7 +22879,8 @@
           <w:p>
             <w:pPr>
               <w:pStyle w:val="Compact"/>
-              <w:spacing w:before="0" w:after="0"/>
+              <w:suppressLineNumbers/>
+              <w:spacing w:before="0" w:after="0" w:line="240" w:lineRule="auto"/>
               <w:rPr>
                 <w:sz w:val="18"/>
                 <w:szCs w:val="18"/>
@@ -21888,7 +22895,8 @@
           <w:p>
             <w:pPr>
               <w:pStyle w:val="Compact"/>
-              <w:spacing w:before="0" w:after="0"/>
+              <w:suppressLineNumbers/>
+              <w:spacing w:before="0" w:after="0" w:line="240" w:lineRule="auto"/>
               <w:jc w:val="left"/>
               <w:rPr>
                 <w:sz w:val="18"/>
@@ -21911,7 +22919,8 @@
           <w:p>
             <w:pPr>
               <w:pStyle w:val="Compact"/>
-              <w:spacing w:before="0" w:after="0"/>
+              <w:suppressLineNumbers/>
+              <w:spacing w:before="0" w:after="0" w:line="240" w:lineRule="auto"/>
               <w:jc w:val="right"/>
               <w:rPr>
                 <w:sz w:val="18"/>
@@ -21934,7 +22943,8 @@
           <w:p>
             <w:pPr>
               <w:pStyle w:val="Compact"/>
-              <w:spacing w:before="0" w:after="0"/>
+              <w:suppressLineNumbers/>
+              <w:spacing w:before="0" w:after="0" w:line="240" w:lineRule="auto"/>
               <w:jc w:val="right"/>
               <w:rPr>
                 <w:sz w:val="18"/>
@@ -21957,7 +22967,8 @@
           <w:p>
             <w:pPr>
               <w:pStyle w:val="Compact"/>
-              <w:spacing w:before="0" w:after="0"/>
+              <w:suppressLineNumbers/>
+              <w:spacing w:before="0" w:after="0" w:line="240" w:lineRule="auto"/>
               <w:jc w:val="right"/>
               <w:rPr>
                 <w:sz w:val="18"/>
@@ -21980,7 +22991,8 @@
           <w:p>
             <w:pPr>
               <w:pStyle w:val="Compact"/>
-              <w:spacing w:before="0" w:after="0"/>
+              <w:suppressLineNumbers/>
+              <w:spacing w:before="0" w:after="0" w:line="240" w:lineRule="auto"/>
               <w:jc w:val="right"/>
               <w:rPr>
                 <w:sz w:val="18"/>
@@ -22003,7 +23015,8 @@
           <w:p>
             <w:pPr>
               <w:pStyle w:val="Compact"/>
-              <w:spacing w:before="0" w:after="0"/>
+              <w:suppressLineNumbers/>
+              <w:spacing w:before="0" w:after="0" w:line="240" w:lineRule="auto"/>
               <w:jc w:val="right"/>
               <w:rPr>
                 <w:sz w:val="18"/>
@@ -22026,7 +23039,8 @@
           <w:p>
             <w:pPr>
               <w:pStyle w:val="Compact"/>
-              <w:spacing w:before="0" w:after="0"/>
+              <w:suppressLineNumbers/>
+              <w:spacing w:before="0" w:after="0" w:line="240" w:lineRule="auto"/>
               <w:jc w:val="right"/>
               <w:rPr>
                 <w:sz w:val="18"/>
@@ -22049,7 +23063,8 @@
           <w:p>
             <w:pPr>
               <w:pStyle w:val="Compact"/>
-              <w:spacing w:before="0" w:after="0"/>
+              <w:suppressLineNumbers/>
+              <w:spacing w:before="0" w:after="0" w:line="240" w:lineRule="auto"/>
               <w:jc w:val="right"/>
               <w:rPr>
                 <w:sz w:val="18"/>
@@ -22072,7 +23087,8 @@
           <w:p>
             <w:pPr>
               <w:pStyle w:val="Compact"/>
-              <w:spacing w:before="0" w:after="0"/>
+              <w:suppressLineNumbers/>
+              <w:spacing w:before="0" w:after="0" w:line="240" w:lineRule="auto"/>
               <w:jc w:val="right"/>
               <w:rPr>
                 <w:sz w:val="18"/>
@@ -22093,8 +23109,10 @@
     <w:p>
       <w:pPr>
         <w:pStyle w:val="BodyText"/>
-        <w:spacing w:before="120" w:after="0"/>
+        <w:suppressLineNumbers/>
+        <w:spacing w:before="120" w:after="0" w:line="240" w:lineRule="auto"/>
         <w:sectPr>
+          <w:footerReference w:type="default" r:id="rIdPageNumberFooter"/>
           <w:footnotePr>
             <w:numRestart w:val="eachSect"/>
           </w:footnotePr>
@@ -22124,14 +23142,15 @@
           <w:sz w:val="18"/>
           <w:szCs w:val="18"/>
         </w:rPr>
-        <w:t xml:space="preserve">TPM, mean of three libraries per group; adjusted TPM, after per-library median-of-ratios scaling for library composition (Methods 2.10). Share, percentage of the family total in control cells; bold, dominant member (&gt; 50%). log2FC and p_adj from DESeq2 on the gene-level Salmon counts; —, not computed.</w:t>
+        <w:t xml:space="preserve">TPM (transcripts per million), mean of three libraries per group; adjusted TPM, after per-library median-of-ratios scaling for library composition (Methods 2.10). Share, percentage of the family total in control cells; bold, dominant member (&gt; 50%). log2FC and p_adj from DESeq2 on the gene-level Salmon counts; —, not computed; CRAC, Ca²⁺ release-activated Ca²⁺.</w:t>
       </w:r>
     </w:p>
     <w:p>
       <w:pPr>
         <w:pStyle w:val="BodyText"/>
         <w:keepNext/>
-        <w:spacing w:before="0" w:after="120"/>
+        <w:suppressLineNumbers/>
+        <w:spacing w:before="0" w:after="120" w:line="240" w:lineRule="auto"/>
       </w:pPr>
       <w:r>
         <w:rPr>
@@ -22219,7 +23238,8 @@
           <w:p>
             <w:pPr>
               <w:pStyle w:val="Compact"/>
-              <w:spacing w:before="0" w:after="0"/>
+              <w:suppressLineNumbers/>
+              <w:spacing w:before="0" w:after="0" w:line="240" w:lineRule="auto"/>
               <w:jc w:val="left"/>
               <w:rPr>
                 <w:sz w:val="18"/>
@@ -22242,7 +23262,8 @@
           <w:p>
             <w:pPr>
               <w:pStyle w:val="Compact"/>
-              <w:spacing w:before="0" w:after="0"/>
+              <w:suppressLineNumbers/>
+              <w:spacing w:before="0" w:after="0" w:line="240" w:lineRule="auto"/>
               <w:jc w:val="left"/>
               <w:rPr>
                 <w:sz w:val="18"/>
@@ -22265,7 +23286,8 @@
           <w:p>
             <w:pPr>
               <w:pStyle w:val="Compact"/>
-              <w:spacing w:before="0" w:after="0"/>
+              <w:suppressLineNumbers/>
+              <w:spacing w:before="0" w:after="0" w:line="240" w:lineRule="auto"/>
               <w:jc w:val="left"/>
               <w:rPr>
                 <w:sz w:val="18"/>
@@ -22288,7 +23310,8 @@
           <w:p>
             <w:pPr>
               <w:pStyle w:val="Compact"/>
-              <w:spacing w:before="0" w:after="0"/>
+              <w:suppressLineNumbers/>
+              <w:spacing w:before="0" w:after="0" w:line="240" w:lineRule="auto"/>
               <w:jc w:val="right"/>
               <w:rPr>
                 <w:sz w:val="18"/>
@@ -22327,7 +23350,8 @@
           <w:p>
             <w:pPr>
               <w:pStyle w:val="Compact"/>
-              <w:spacing w:before="0" w:after="0"/>
+              <w:suppressLineNumbers/>
+              <w:spacing w:before="0" w:after="0" w:line="240" w:lineRule="auto"/>
               <w:jc w:val="right"/>
               <w:rPr>
                 <w:sz w:val="18"/>
@@ -22366,7 +23390,8 @@
           <w:p>
             <w:pPr>
               <w:pStyle w:val="Compact"/>
-              <w:spacing w:before="0" w:after="0"/>
+              <w:suppressLineNumbers/>
+              <w:spacing w:before="0" w:after="0" w:line="240" w:lineRule="auto"/>
               <w:jc w:val="right"/>
               <w:rPr>
                 <w:sz w:val="18"/>
@@ -22407,7 +23432,8 @@
           <w:p>
             <w:pPr>
               <w:pStyle w:val="Compact"/>
-              <w:spacing w:before="0" w:after="0"/>
+              <w:suppressLineNumbers/>
+              <w:spacing w:before="0" w:after="0" w:line="240" w:lineRule="auto"/>
               <w:jc w:val="left"/>
               <w:rPr>
                 <w:sz w:val="18"/>
@@ -22430,7 +23456,8 @@
           <w:p>
             <w:pPr>
               <w:pStyle w:val="Compact"/>
-              <w:spacing w:before="0" w:after="0"/>
+              <w:suppressLineNumbers/>
+              <w:spacing w:before="0" w:after="0" w:line="240" w:lineRule="auto"/>
               <w:jc w:val="left"/>
               <w:rPr>
                 <w:sz w:val="18"/>
@@ -22453,7 +23480,8 @@
           <w:p>
             <w:pPr>
               <w:pStyle w:val="Compact"/>
-              <w:spacing w:before="0" w:after="0"/>
+              <w:suppressLineNumbers/>
+              <w:spacing w:before="0" w:after="0" w:line="240" w:lineRule="auto"/>
               <w:jc w:val="left"/>
               <w:rPr>
                 <w:sz w:val="18"/>
@@ -22476,7 +23504,8 @@
           <w:p>
             <w:pPr>
               <w:pStyle w:val="Compact"/>
-              <w:spacing w:before="0" w:after="0"/>
+              <w:suppressLineNumbers/>
+              <w:spacing w:before="0" w:after="0" w:line="240" w:lineRule="auto"/>
               <w:jc w:val="right"/>
               <w:rPr>
                 <w:sz w:val="18"/>
@@ -22501,7 +23530,8 @@
           <w:p>
             <w:pPr>
               <w:pStyle w:val="Compact"/>
-              <w:spacing w:before="0" w:after="0"/>
+              <w:suppressLineNumbers/>
+              <w:spacing w:before="0" w:after="0" w:line="240" w:lineRule="auto"/>
               <w:jc w:val="right"/>
               <w:rPr>
                 <w:sz w:val="18"/>
@@ -22526,7 +23556,8 @@
           <w:p>
             <w:pPr>
               <w:pStyle w:val="Compact"/>
-              <w:spacing w:before="0" w:after="0"/>
+              <w:suppressLineNumbers/>
+              <w:spacing w:before="0" w:after="0" w:line="240" w:lineRule="auto"/>
               <w:jc w:val="right"/>
               <w:rPr>
                 <w:sz w:val="18"/>
@@ -22553,7 +23584,8 @@
           <w:p>
             <w:pPr>
               <w:pStyle w:val="Compact"/>
-              <w:spacing w:before="0" w:after="0"/>
+              <w:suppressLineNumbers/>
+              <w:spacing w:before="0" w:after="0" w:line="240" w:lineRule="auto"/>
               <w:rPr>
                 <w:sz w:val="18"/>
                 <w:szCs w:val="18"/>
@@ -22568,7 +23600,8 @@
           <w:p>
             <w:pPr>
               <w:pStyle w:val="Compact"/>
-              <w:spacing w:before="0" w:after="0"/>
+              <w:suppressLineNumbers/>
+              <w:spacing w:before="0" w:after="0" w:line="240" w:lineRule="auto"/>
               <w:jc w:val="left"/>
               <w:rPr>
                 <w:sz w:val="18"/>
@@ -22591,7 +23624,8 @@
           <w:p>
             <w:pPr>
               <w:pStyle w:val="Compact"/>
-              <w:spacing w:before="0" w:after="0"/>
+              <w:suppressLineNumbers/>
+              <w:spacing w:before="0" w:after="0" w:line="240" w:lineRule="auto"/>
               <w:jc w:val="left"/>
               <w:rPr>
                 <w:sz w:val="18"/>
@@ -22614,7 +23648,8 @@
           <w:p>
             <w:pPr>
               <w:pStyle w:val="Compact"/>
-              <w:spacing w:before="0" w:after="0"/>
+              <w:suppressLineNumbers/>
+              <w:spacing w:before="0" w:after="0" w:line="240" w:lineRule="auto"/>
               <w:jc w:val="right"/>
               <w:rPr>
                 <w:sz w:val="18"/>
@@ -22639,7 +23674,8 @@
           <w:p>
             <w:pPr>
               <w:pStyle w:val="Compact"/>
-              <w:spacing w:before="0" w:after="0"/>
+              <w:suppressLineNumbers/>
+              <w:spacing w:before="0" w:after="0" w:line="240" w:lineRule="auto"/>
               <w:jc w:val="right"/>
               <w:rPr>
                 <w:sz w:val="18"/>
@@ -22664,7 +23700,8 @@
           <w:p>
             <w:pPr>
               <w:pStyle w:val="Compact"/>
-              <w:spacing w:before="0" w:after="0"/>
+              <w:suppressLineNumbers/>
+              <w:spacing w:before="0" w:after="0" w:line="240" w:lineRule="auto"/>
               <w:jc w:val="right"/>
               <w:rPr>
                 <w:sz w:val="18"/>
@@ -22691,7 +23728,8 @@
           <w:p>
             <w:pPr>
               <w:pStyle w:val="Compact"/>
-              <w:spacing w:before="0" w:after="0"/>
+              <w:suppressLineNumbers/>
+              <w:spacing w:before="0" w:after="0" w:line="240" w:lineRule="auto"/>
               <w:rPr>
                 <w:sz w:val="18"/>
                 <w:szCs w:val="18"/>
@@ -22706,7 +23744,8 @@
           <w:p>
             <w:pPr>
               <w:pStyle w:val="Compact"/>
-              <w:spacing w:before="0" w:after="0"/>
+              <w:suppressLineNumbers/>
+              <w:spacing w:before="0" w:after="0" w:line="240" w:lineRule="auto"/>
               <w:jc w:val="left"/>
               <w:rPr>
                 <w:sz w:val="18"/>
@@ -22729,7 +23768,8 @@
           <w:p>
             <w:pPr>
               <w:pStyle w:val="Compact"/>
-              <w:spacing w:before="0" w:after="0"/>
+              <w:suppressLineNumbers/>
+              <w:spacing w:before="0" w:after="0" w:line="240" w:lineRule="auto"/>
               <w:jc w:val="left"/>
               <w:rPr>
                 <w:sz w:val="18"/>
@@ -22752,7 +23792,8 @@
           <w:p>
             <w:pPr>
               <w:pStyle w:val="Compact"/>
-              <w:spacing w:before="0" w:after="0"/>
+              <w:suppressLineNumbers/>
+              <w:spacing w:before="0" w:after="0" w:line="240" w:lineRule="auto"/>
               <w:jc w:val="right"/>
               <w:rPr>
                 <w:sz w:val="18"/>
@@ -22777,7 +23818,8 @@
           <w:p>
             <w:pPr>
               <w:pStyle w:val="Compact"/>
-              <w:spacing w:before="0" w:after="0"/>
+              <w:suppressLineNumbers/>
+              <w:spacing w:before="0" w:after="0" w:line="240" w:lineRule="auto"/>
               <w:jc w:val="right"/>
               <w:rPr>
                 <w:sz w:val="18"/>
@@ -22802,7 +23844,8 @@
           <w:p>
             <w:pPr>
               <w:pStyle w:val="Compact"/>
-              <w:spacing w:before="0" w:after="0"/>
+              <w:suppressLineNumbers/>
+              <w:spacing w:before="0" w:after="0" w:line="240" w:lineRule="auto"/>
               <w:jc w:val="right"/>
               <w:rPr>
                 <w:sz w:val="18"/>
@@ -22829,7 +23872,8 @@
           <w:p>
             <w:pPr>
               <w:pStyle w:val="Compact"/>
-              <w:spacing w:before="0" w:after="0"/>
+              <w:suppressLineNumbers/>
+              <w:spacing w:before="0" w:after="0" w:line="240" w:lineRule="auto"/>
               <w:rPr>
                 <w:sz w:val="18"/>
                 <w:szCs w:val="18"/>
@@ -22844,7 +23888,8 @@
           <w:p>
             <w:pPr>
               <w:pStyle w:val="Compact"/>
-              <w:spacing w:before="0" w:after="0"/>
+              <w:suppressLineNumbers/>
+              <w:spacing w:before="0" w:after="0" w:line="240" w:lineRule="auto"/>
               <w:jc w:val="left"/>
               <w:rPr>
                 <w:sz w:val="18"/>
@@ -22867,7 +23912,8 @@
           <w:p>
             <w:pPr>
               <w:pStyle w:val="Compact"/>
-              <w:spacing w:before="0" w:after="0"/>
+              <w:suppressLineNumbers/>
+              <w:spacing w:before="0" w:after="0" w:line="240" w:lineRule="auto"/>
               <w:jc w:val="left"/>
               <w:rPr>
                 <w:sz w:val="18"/>
@@ -22890,7 +23936,8 @@
           <w:p>
             <w:pPr>
               <w:pStyle w:val="Compact"/>
-              <w:spacing w:before="0" w:after="0"/>
+              <w:suppressLineNumbers/>
+              <w:spacing w:before="0" w:after="0" w:line="240" w:lineRule="auto"/>
               <w:jc w:val="right"/>
               <w:rPr>
                 <w:sz w:val="18"/>
@@ -22915,7 +23962,8 @@
           <w:p>
             <w:pPr>
               <w:pStyle w:val="Compact"/>
-              <w:spacing w:before="0" w:after="0"/>
+              <w:suppressLineNumbers/>
+              <w:spacing w:before="0" w:after="0" w:line="240" w:lineRule="auto"/>
               <w:jc w:val="right"/>
               <w:rPr>
                 <w:sz w:val="18"/>
@@ -22940,7 +23988,8 @@
           <w:p>
             <w:pPr>
               <w:pStyle w:val="Compact"/>
-              <w:spacing w:before="0" w:after="0"/>
+              <w:suppressLineNumbers/>
+              <w:spacing w:before="0" w:after="0" w:line="240" w:lineRule="auto"/>
               <w:jc w:val="right"/>
               <w:rPr>
                 <w:sz w:val="18"/>
@@ -22967,7 +24016,8 @@
           <w:p>
             <w:pPr>
               <w:pStyle w:val="Compact"/>
-              <w:spacing w:before="0" w:after="0"/>
+              <w:suppressLineNumbers/>
+              <w:spacing w:before="0" w:after="0" w:line="240" w:lineRule="auto"/>
               <w:rPr>
                 <w:sz w:val="18"/>
                 <w:szCs w:val="18"/>
@@ -22982,7 +24032,8 @@
           <w:p>
             <w:pPr>
               <w:pStyle w:val="Compact"/>
-              <w:spacing w:before="0" w:after="0"/>
+              <w:suppressLineNumbers/>
+              <w:spacing w:before="0" w:after="0" w:line="240" w:lineRule="auto"/>
               <w:jc w:val="left"/>
               <w:rPr>
                 <w:sz w:val="18"/>
@@ -23005,7 +24056,8 @@
           <w:p>
             <w:pPr>
               <w:pStyle w:val="Compact"/>
-              <w:spacing w:before="0" w:after="0"/>
+              <w:suppressLineNumbers/>
+              <w:spacing w:before="0" w:after="0" w:line="240" w:lineRule="auto"/>
               <w:jc w:val="left"/>
               <w:rPr>
                 <w:sz w:val="18"/>
@@ -23028,7 +24080,8 @@
           <w:p>
             <w:pPr>
               <w:pStyle w:val="Compact"/>
-              <w:spacing w:before="0" w:after="0"/>
+              <w:suppressLineNumbers/>
+              <w:spacing w:before="0" w:after="0" w:line="240" w:lineRule="auto"/>
               <w:jc w:val="right"/>
               <w:rPr>
                 <w:sz w:val="18"/>
@@ -23051,7 +24104,8 @@
           <w:p>
             <w:pPr>
               <w:pStyle w:val="Compact"/>
-              <w:spacing w:before="0" w:after="0"/>
+              <w:suppressLineNumbers/>
+              <w:spacing w:before="0" w:after="0" w:line="240" w:lineRule="auto"/>
               <w:jc w:val="right"/>
               <w:rPr>
                 <w:sz w:val="18"/>
@@ -23074,7 +24128,8 @@
           <w:p>
             <w:pPr>
               <w:pStyle w:val="Compact"/>
-              <w:spacing w:before="0" w:after="0"/>
+              <w:suppressLineNumbers/>
+              <w:spacing w:before="0" w:after="0" w:line="240" w:lineRule="auto"/>
               <w:jc w:val="right"/>
               <w:rPr>
                 <w:sz w:val="18"/>
@@ -23099,7 +24154,8 @@
           <w:p>
             <w:pPr>
               <w:pStyle w:val="Compact"/>
-              <w:spacing w:before="0" w:after="0"/>
+              <w:suppressLineNumbers/>
+              <w:spacing w:before="0" w:after="0" w:line="240" w:lineRule="auto"/>
               <w:rPr>
                 <w:sz w:val="18"/>
                 <w:szCs w:val="18"/>
@@ -23114,7 +24170,8 @@
           <w:p>
             <w:pPr>
               <w:pStyle w:val="Compact"/>
-              <w:spacing w:before="0" w:after="0"/>
+              <w:suppressLineNumbers/>
+              <w:spacing w:before="0" w:after="0" w:line="240" w:lineRule="auto"/>
               <w:jc w:val="left"/>
               <w:rPr>
                 <w:sz w:val="18"/>
@@ -23137,7 +24194,8 @@
           <w:p>
             <w:pPr>
               <w:pStyle w:val="Compact"/>
-              <w:spacing w:before="0" w:after="0"/>
+              <w:suppressLineNumbers/>
+              <w:spacing w:before="0" w:after="0" w:line="240" w:lineRule="auto"/>
               <w:jc w:val="left"/>
               <w:rPr>
                 <w:sz w:val="18"/>
@@ -23160,7 +24218,8 @@
           <w:p>
             <w:pPr>
               <w:pStyle w:val="Compact"/>
-              <w:spacing w:before="0" w:after="0"/>
+              <w:suppressLineNumbers/>
+              <w:spacing w:before="0" w:after="0" w:line="240" w:lineRule="auto"/>
               <w:jc w:val="right"/>
               <w:rPr>
                 <w:sz w:val="18"/>
@@ -23185,7 +24244,8 @@
           <w:p>
             <w:pPr>
               <w:pStyle w:val="Compact"/>
-              <w:spacing w:before="0" w:after="0"/>
+              <w:suppressLineNumbers/>
+              <w:spacing w:before="0" w:after="0" w:line="240" w:lineRule="auto"/>
               <w:jc w:val="right"/>
               <w:rPr>
                 <w:sz w:val="18"/>
@@ -23210,7 +24270,8 @@
           <w:p>
             <w:pPr>
               <w:pStyle w:val="Compact"/>
-              <w:spacing w:before="0" w:after="0"/>
+              <w:suppressLineNumbers/>
+              <w:spacing w:before="0" w:after="0" w:line="240" w:lineRule="auto"/>
               <w:jc w:val="right"/>
               <w:rPr>
                 <w:sz w:val="18"/>
@@ -23237,7 +24298,8 @@
           <w:p>
             <w:pPr>
               <w:pStyle w:val="Compact"/>
-              <w:spacing w:before="0" w:after="0"/>
+              <w:suppressLineNumbers/>
+              <w:spacing w:before="0" w:after="0" w:line="240" w:lineRule="auto"/>
               <w:rPr>
                 <w:sz w:val="18"/>
                 <w:szCs w:val="18"/>
@@ -23252,7 +24314,8 @@
           <w:p>
             <w:pPr>
               <w:pStyle w:val="Compact"/>
-              <w:spacing w:before="0" w:after="0"/>
+              <w:suppressLineNumbers/>
+              <w:spacing w:before="0" w:after="0" w:line="240" w:lineRule="auto"/>
               <w:jc w:val="left"/>
               <w:rPr>
                 <w:sz w:val="18"/>
@@ -23275,7 +24338,8 @@
           <w:p>
             <w:pPr>
               <w:pStyle w:val="Compact"/>
-              <w:spacing w:before="0" w:after="0"/>
+              <w:suppressLineNumbers/>
+              <w:spacing w:before="0" w:after="0" w:line="240" w:lineRule="auto"/>
               <w:jc w:val="left"/>
               <w:rPr>
                 <w:sz w:val="18"/>
@@ -23298,7 +24362,8 @@
           <w:p>
             <w:pPr>
               <w:pStyle w:val="Compact"/>
-              <w:spacing w:before="0" w:after="0"/>
+              <w:suppressLineNumbers/>
+              <w:spacing w:before="0" w:after="0" w:line="240" w:lineRule="auto"/>
               <w:jc w:val="right"/>
               <w:rPr>
                 <w:sz w:val="18"/>
@@ -23323,7 +24388,8 @@
           <w:p>
             <w:pPr>
               <w:pStyle w:val="Compact"/>
-              <w:spacing w:before="0" w:after="0"/>
+              <w:suppressLineNumbers/>
+              <w:spacing w:before="0" w:after="0" w:line="240" w:lineRule="auto"/>
               <w:jc w:val="right"/>
               <w:rPr>
                 <w:sz w:val="18"/>
@@ -23348,7 +24414,8 @@
           <w:p>
             <w:pPr>
               <w:pStyle w:val="Compact"/>
-              <w:spacing w:before="0" w:after="0"/>
+              <w:suppressLineNumbers/>
+              <w:spacing w:before="0" w:after="0" w:line="240" w:lineRule="auto"/>
               <w:jc w:val="right"/>
               <w:rPr>
                 <w:sz w:val="18"/>
@@ -23375,7 +24442,8 @@
           <w:p>
             <w:pPr>
               <w:pStyle w:val="Compact"/>
-              <w:spacing w:before="0" w:after="0"/>
+              <w:suppressLineNumbers/>
+              <w:spacing w:before="0" w:after="0" w:line="240" w:lineRule="auto"/>
               <w:rPr>
                 <w:sz w:val="18"/>
                 <w:szCs w:val="18"/>
@@ -23390,7 +24458,8 @@
           <w:p>
             <w:pPr>
               <w:pStyle w:val="Compact"/>
-              <w:spacing w:before="0" w:after="0"/>
+              <w:suppressLineNumbers/>
+              <w:spacing w:before="0" w:after="0" w:line="240" w:lineRule="auto"/>
               <w:jc w:val="left"/>
               <w:rPr>
                 <w:sz w:val="18"/>
@@ -23413,7 +24482,8 @@
           <w:p>
             <w:pPr>
               <w:pStyle w:val="Compact"/>
-              <w:spacing w:before="0" w:after="0"/>
+              <w:suppressLineNumbers/>
+              <w:spacing w:before="0" w:after="0" w:line="240" w:lineRule="auto"/>
               <w:jc w:val="left"/>
               <w:rPr>
                 <w:sz w:val="18"/>
@@ -23436,7 +24506,8 @@
           <w:p>
             <w:pPr>
               <w:pStyle w:val="Compact"/>
-              <w:spacing w:before="0" w:after="0"/>
+              <w:suppressLineNumbers/>
+              <w:spacing w:before="0" w:after="0" w:line="240" w:lineRule="auto"/>
               <w:jc w:val="right"/>
               <w:rPr>
                 <w:sz w:val="18"/>
@@ -23459,7 +24530,8 @@
           <w:p>
             <w:pPr>
               <w:pStyle w:val="Compact"/>
-              <w:spacing w:before="0" w:after="0"/>
+              <w:suppressLineNumbers/>
+              <w:spacing w:before="0" w:after="0" w:line="240" w:lineRule="auto"/>
               <w:jc w:val="right"/>
               <w:rPr>
                 <w:sz w:val="18"/>
@@ -23484,7 +24556,8 @@
           <w:p>
             <w:pPr>
               <w:pStyle w:val="Compact"/>
-              <w:spacing w:before="0" w:after="0"/>
+              <w:suppressLineNumbers/>
+              <w:spacing w:before="0" w:after="0" w:line="240" w:lineRule="auto"/>
               <w:jc w:val="right"/>
               <w:rPr>
                 <w:sz w:val="18"/>
@@ -23511,7 +24584,8 @@
           <w:p>
             <w:pPr>
               <w:pStyle w:val="Compact"/>
-              <w:spacing w:before="0" w:after="0"/>
+              <w:suppressLineNumbers/>
+              <w:spacing w:before="0" w:after="0" w:line="240" w:lineRule="auto"/>
               <w:rPr>
                 <w:sz w:val="18"/>
                 <w:szCs w:val="18"/>
@@ -23526,7 +24600,8 @@
           <w:p>
             <w:pPr>
               <w:pStyle w:val="Compact"/>
-              <w:spacing w:before="0" w:after="0"/>
+              <w:suppressLineNumbers/>
+              <w:spacing w:before="0" w:after="0" w:line="240" w:lineRule="auto"/>
               <w:jc w:val="left"/>
               <w:rPr>
                 <w:sz w:val="18"/>
@@ -23549,7 +24624,8 @@
           <w:p>
             <w:pPr>
               <w:pStyle w:val="Compact"/>
-              <w:spacing w:before="0" w:after="0"/>
+              <w:suppressLineNumbers/>
+              <w:spacing w:before="0" w:after="0" w:line="240" w:lineRule="auto"/>
               <w:jc w:val="left"/>
               <w:rPr>
                 <w:sz w:val="18"/>
@@ -23572,7 +24648,8 @@
           <w:p>
             <w:pPr>
               <w:pStyle w:val="Compact"/>
-              <w:spacing w:before="0" w:after="0"/>
+              <w:suppressLineNumbers/>
+              <w:spacing w:before="0" w:after="0" w:line="240" w:lineRule="auto"/>
               <w:jc w:val="right"/>
               <w:rPr>
                 <w:sz w:val="18"/>
@@ -23595,7 +24672,8 @@
           <w:p>
             <w:pPr>
               <w:pStyle w:val="Compact"/>
-              <w:spacing w:before="0" w:after="0"/>
+              <w:suppressLineNumbers/>
+              <w:spacing w:before="0" w:after="0" w:line="240" w:lineRule="auto"/>
               <w:jc w:val="right"/>
               <w:rPr>
                 <w:sz w:val="18"/>
@@ -23620,7 +24698,8 @@
           <w:p>
             <w:pPr>
               <w:pStyle w:val="Compact"/>
-              <w:spacing w:before="0" w:after="0"/>
+              <w:suppressLineNumbers/>
+              <w:spacing w:before="0" w:after="0" w:line="240" w:lineRule="auto"/>
               <w:jc w:val="right"/>
               <w:rPr>
                 <w:sz w:val="18"/>
@@ -23647,7 +24726,8 @@
           <w:p>
             <w:pPr>
               <w:pStyle w:val="Compact"/>
-              <w:spacing w:before="0" w:after="0"/>
+              <w:suppressLineNumbers/>
+              <w:spacing w:before="0" w:after="0" w:line="240" w:lineRule="auto"/>
               <w:rPr>
                 <w:sz w:val="18"/>
                 <w:szCs w:val="18"/>
@@ -23662,7 +24742,8 @@
           <w:p>
             <w:pPr>
               <w:pStyle w:val="Compact"/>
-              <w:spacing w:before="0" w:after="0"/>
+              <w:suppressLineNumbers/>
+              <w:spacing w:before="0" w:after="0" w:line="240" w:lineRule="auto"/>
               <w:jc w:val="left"/>
               <w:rPr>
                 <w:sz w:val="18"/>
@@ -23685,7 +24766,8 @@
           <w:p>
             <w:pPr>
               <w:pStyle w:val="Compact"/>
-              <w:spacing w:before="0" w:after="0"/>
+              <w:suppressLineNumbers/>
+              <w:spacing w:before="0" w:after="0" w:line="240" w:lineRule="auto"/>
               <w:jc w:val="left"/>
               <w:rPr>
                 <w:sz w:val="18"/>
@@ -23708,7 +24790,8 @@
           <w:p>
             <w:pPr>
               <w:pStyle w:val="Compact"/>
-              <w:spacing w:before="0" w:after="0"/>
+              <w:suppressLineNumbers/>
+              <w:spacing w:before="0" w:after="0" w:line="240" w:lineRule="auto"/>
               <w:jc w:val="right"/>
               <w:rPr>
                 <w:sz w:val="18"/>
@@ -23731,7 +24814,8 @@
           <w:p>
             <w:pPr>
               <w:pStyle w:val="Compact"/>
-              <w:spacing w:before="0" w:after="0"/>
+              <w:suppressLineNumbers/>
+              <w:spacing w:before="0" w:after="0" w:line="240" w:lineRule="auto"/>
               <w:jc w:val="right"/>
               <w:rPr>
                 <w:sz w:val="18"/>
@@ -23754,7 +24838,8 @@
           <w:p>
             <w:pPr>
               <w:pStyle w:val="Compact"/>
-              <w:spacing w:before="0" w:after="0"/>
+              <w:suppressLineNumbers/>
+              <w:spacing w:before="0" w:after="0" w:line="240" w:lineRule="auto"/>
               <w:jc w:val="right"/>
               <w:rPr>
                 <w:sz w:val="18"/>
@@ -23779,7 +24864,8 @@
           <w:p>
             <w:pPr>
               <w:pStyle w:val="Compact"/>
-              <w:spacing w:before="0" w:after="0"/>
+              <w:suppressLineNumbers/>
+              <w:spacing w:before="0" w:after="0" w:line="240" w:lineRule="auto"/>
               <w:jc w:val="left"/>
               <w:rPr>
                 <w:sz w:val="18"/>
@@ -23802,7 +24888,8 @@
           <w:p>
             <w:pPr>
               <w:pStyle w:val="Compact"/>
-              <w:spacing w:before="0" w:after="0"/>
+              <w:suppressLineNumbers/>
+              <w:spacing w:before="0" w:after="0" w:line="240" w:lineRule="auto"/>
               <w:jc w:val="left"/>
               <w:rPr>
                 <w:sz w:val="18"/>
@@ -23825,7 +24912,8 @@
           <w:p>
             <w:pPr>
               <w:pStyle w:val="Compact"/>
-              <w:spacing w:before="0" w:after="0"/>
+              <w:suppressLineNumbers/>
+              <w:spacing w:before="0" w:after="0" w:line="240" w:lineRule="auto"/>
               <w:jc w:val="left"/>
               <w:rPr>
                 <w:sz w:val="18"/>
@@ -23848,7 +24936,8 @@
           <w:p>
             <w:pPr>
               <w:pStyle w:val="Compact"/>
-              <w:spacing w:before="0" w:after="0"/>
+              <w:suppressLineNumbers/>
+              <w:spacing w:before="0" w:after="0" w:line="240" w:lineRule="auto"/>
               <w:jc w:val="right"/>
               <w:rPr>
                 <w:sz w:val="18"/>
@@ -23873,7 +24962,8 @@
           <w:p>
             <w:pPr>
               <w:pStyle w:val="Compact"/>
-              <w:spacing w:before="0" w:after="0"/>
+              <w:suppressLineNumbers/>
+              <w:spacing w:before="0" w:after="0" w:line="240" w:lineRule="auto"/>
               <w:jc w:val="right"/>
               <w:rPr>
                 <w:sz w:val="18"/>
@@ -23896,7 +24986,8 @@
           <w:p>
             <w:pPr>
               <w:pStyle w:val="Compact"/>
-              <w:spacing w:before="0" w:after="0"/>
+              <w:suppressLineNumbers/>
+              <w:spacing w:before="0" w:after="0" w:line="240" w:lineRule="auto"/>
               <w:jc w:val="right"/>
               <w:rPr>
                 <w:sz w:val="18"/>
@@ -23921,7 +25012,8 @@
           <w:p>
             <w:pPr>
               <w:pStyle w:val="Compact"/>
-              <w:spacing w:before="0" w:after="0"/>
+              <w:suppressLineNumbers/>
+              <w:spacing w:before="0" w:after="0" w:line="240" w:lineRule="auto"/>
               <w:rPr>
                 <w:sz w:val="18"/>
                 <w:szCs w:val="18"/>
@@ -23936,7 +25028,8 @@
           <w:p>
             <w:pPr>
               <w:pStyle w:val="Compact"/>
-              <w:spacing w:before="0" w:after="0"/>
+              <w:suppressLineNumbers/>
+              <w:spacing w:before="0" w:after="0" w:line="240" w:lineRule="auto"/>
               <w:jc w:val="left"/>
               <w:rPr>
                 <w:sz w:val="18"/>
@@ -23959,7 +25052,8 @@
           <w:p>
             <w:pPr>
               <w:pStyle w:val="Compact"/>
-              <w:spacing w:before="0" w:after="0"/>
+              <w:suppressLineNumbers/>
+              <w:spacing w:before="0" w:after="0" w:line="240" w:lineRule="auto"/>
               <w:jc w:val="left"/>
               <w:rPr>
                 <w:sz w:val="18"/>
@@ -23982,7 +25076,8 @@
           <w:p>
             <w:pPr>
               <w:pStyle w:val="Compact"/>
-              <w:spacing w:before="0" w:after="0"/>
+              <w:suppressLineNumbers/>
+              <w:spacing w:before="0" w:after="0" w:line="240" w:lineRule="auto"/>
               <w:jc w:val="right"/>
               <w:rPr>
                 <w:sz w:val="18"/>
@@ -24007,7 +25102,8 @@
           <w:p>
             <w:pPr>
               <w:pStyle w:val="Compact"/>
-              <w:spacing w:before="0" w:after="0"/>
+              <w:suppressLineNumbers/>
+              <w:spacing w:before="0" w:after="0" w:line="240" w:lineRule="auto"/>
               <w:jc w:val="right"/>
               <w:rPr>
                 <w:sz w:val="18"/>
@@ -24032,7 +25128,8 @@
           <w:p>
             <w:pPr>
               <w:pStyle w:val="Compact"/>
-              <w:spacing w:before="0" w:after="0"/>
+              <w:suppressLineNumbers/>
+              <w:spacing w:before="0" w:after="0" w:line="240" w:lineRule="auto"/>
               <w:jc w:val="right"/>
               <w:rPr>
                 <w:sz w:val="18"/>
@@ -24057,7 +25154,8 @@
           <w:p>
             <w:pPr>
               <w:pStyle w:val="Compact"/>
-              <w:spacing w:before="0" w:after="0"/>
+              <w:suppressLineNumbers/>
+              <w:spacing w:before="0" w:after="0" w:line="240" w:lineRule="auto"/>
               <w:rPr>
                 <w:sz w:val="18"/>
                 <w:szCs w:val="18"/>
@@ -24072,7 +25170,8 @@
           <w:p>
             <w:pPr>
               <w:pStyle w:val="Compact"/>
-              <w:spacing w:before="0" w:after="0"/>
+              <w:suppressLineNumbers/>
+              <w:spacing w:before="0" w:after="0" w:line="240" w:lineRule="auto"/>
               <w:jc w:val="left"/>
               <w:rPr>
                 <w:sz w:val="18"/>
@@ -24095,7 +25194,8 @@
           <w:p>
             <w:pPr>
               <w:pStyle w:val="Compact"/>
-              <w:spacing w:before="0" w:after="0"/>
+              <w:suppressLineNumbers/>
+              <w:spacing w:before="0" w:after="0" w:line="240" w:lineRule="auto"/>
               <w:jc w:val="left"/>
               <w:rPr>
                 <w:sz w:val="18"/>
@@ -24118,7 +25218,8 @@
           <w:p>
             <w:pPr>
               <w:pStyle w:val="Compact"/>
-              <w:spacing w:before="0" w:after="0"/>
+              <w:suppressLineNumbers/>
+              <w:spacing w:before="0" w:after="0" w:line="240" w:lineRule="auto"/>
               <w:jc w:val="right"/>
               <w:rPr>
                 <w:sz w:val="18"/>
@@ -24143,7 +25244,8 @@
           <w:p>
             <w:pPr>
               <w:pStyle w:val="Compact"/>
-              <w:spacing w:before="0" w:after="0"/>
+              <w:suppressLineNumbers/>
+              <w:spacing w:before="0" w:after="0" w:line="240" w:lineRule="auto"/>
               <w:jc w:val="right"/>
               <w:rPr>
                 <w:sz w:val="18"/>
@@ -24168,7 +25270,8 @@
           <w:p>
             <w:pPr>
               <w:pStyle w:val="Compact"/>
-              <w:spacing w:before="0" w:after="0"/>
+              <w:suppressLineNumbers/>
+              <w:spacing w:before="0" w:after="0" w:line="240" w:lineRule="auto"/>
               <w:jc w:val="right"/>
               <w:rPr>
                 <w:sz w:val="18"/>
@@ -24193,7 +25296,8 @@
           <w:p>
             <w:pPr>
               <w:pStyle w:val="Compact"/>
-              <w:spacing w:before="0" w:after="0"/>
+              <w:suppressLineNumbers/>
+              <w:spacing w:before="0" w:after="0" w:line="240" w:lineRule="auto"/>
               <w:jc w:val="left"/>
               <w:rPr>
                 <w:sz w:val="18"/>
@@ -24216,7 +25320,8 @@
           <w:p>
             <w:pPr>
               <w:pStyle w:val="Compact"/>
-              <w:spacing w:before="0" w:after="0"/>
+              <w:suppressLineNumbers/>
+              <w:spacing w:before="0" w:after="0" w:line="240" w:lineRule="auto"/>
               <w:jc w:val="left"/>
               <w:rPr>
                 <w:sz w:val="18"/>
@@ -24239,7 +25344,8 @@
           <w:p>
             <w:pPr>
               <w:pStyle w:val="Compact"/>
-              <w:spacing w:before="0" w:after="0"/>
+              <w:suppressLineNumbers/>
+              <w:spacing w:before="0" w:after="0" w:line="240" w:lineRule="auto"/>
               <w:jc w:val="left"/>
               <w:rPr>
                 <w:sz w:val="18"/>
@@ -24262,7 +25368,8 @@
           <w:p>
             <w:pPr>
               <w:pStyle w:val="Compact"/>
-              <w:spacing w:before="0" w:after="0"/>
+              <w:suppressLineNumbers/>
+              <w:spacing w:before="0" w:after="0" w:line="240" w:lineRule="auto"/>
               <w:jc w:val="right"/>
               <w:rPr>
                 <w:sz w:val="18"/>
@@ -24287,7 +25394,8 @@
           <w:p>
             <w:pPr>
               <w:pStyle w:val="Compact"/>
-              <w:spacing w:before="0" w:after="0"/>
+              <w:suppressLineNumbers/>
+              <w:spacing w:before="0" w:after="0" w:line="240" w:lineRule="auto"/>
               <w:jc w:val="right"/>
               <w:rPr>
                 <w:sz w:val="18"/>
@@ -24310,7 +25418,8 @@
           <w:p>
             <w:pPr>
               <w:pStyle w:val="Compact"/>
-              <w:spacing w:before="0" w:after="0"/>
+              <w:suppressLineNumbers/>
+              <w:spacing w:before="0" w:after="0" w:line="240" w:lineRule="auto"/>
               <w:jc w:val="right"/>
               <w:rPr>
                 <w:sz w:val="18"/>
@@ -24335,7 +25444,8 @@
           <w:p>
             <w:pPr>
               <w:pStyle w:val="Compact"/>
-              <w:spacing w:before="0" w:after="0"/>
+              <w:suppressLineNumbers/>
+              <w:spacing w:before="0" w:after="0" w:line="240" w:lineRule="auto"/>
               <w:jc w:val="left"/>
               <w:rPr>
                 <w:sz w:val="18"/>
@@ -24358,7 +25468,8 @@
           <w:p>
             <w:pPr>
               <w:pStyle w:val="Compact"/>
-              <w:spacing w:before="0" w:after="0"/>
+              <w:suppressLineNumbers/>
+              <w:spacing w:before="0" w:after="0" w:line="240" w:lineRule="auto"/>
               <w:jc w:val="left"/>
               <w:rPr>
                 <w:sz w:val="18"/>
@@ -24381,7 +25492,8 @@
           <w:p>
             <w:pPr>
               <w:pStyle w:val="Compact"/>
-              <w:spacing w:before="0" w:after="0"/>
+              <w:suppressLineNumbers/>
+              <w:spacing w:before="0" w:after="0" w:line="240" w:lineRule="auto"/>
               <w:jc w:val="left"/>
               <w:rPr>
                 <w:sz w:val="18"/>
@@ -24404,7 +25516,8 @@
           <w:p>
             <w:pPr>
               <w:pStyle w:val="Compact"/>
-              <w:spacing w:before="0" w:after="0"/>
+              <w:suppressLineNumbers/>
+              <w:spacing w:before="0" w:after="0" w:line="240" w:lineRule="auto"/>
               <w:jc w:val="right"/>
               <w:rPr>
                 <w:sz w:val="18"/>
@@ -24429,7 +25542,8 @@
           <w:p>
             <w:pPr>
               <w:pStyle w:val="Compact"/>
-              <w:spacing w:before="0" w:after="0"/>
+              <w:suppressLineNumbers/>
+              <w:spacing w:before="0" w:after="0" w:line="240" w:lineRule="auto"/>
               <w:jc w:val="right"/>
               <w:rPr>
                 <w:sz w:val="18"/>
@@ -24452,7 +25566,8 @@
           <w:p>
             <w:pPr>
               <w:pStyle w:val="Compact"/>
-              <w:spacing w:before="0" w:after="0"/>
+              <w:suppressLineNumbers/>
+              <w:spacing w:before="0" w:after="0" w:line="240" w:lineRule="auto"/>
               <w:jc w:val="right"/>
               <w:rPr>
                 <w:sz w:val="18"/>
@@ -24477,7 +25592,8 @@
           <w:p>
             <w:pPr>
               <w:pStyle w:val="Compact"/>
-              <w:spacing w:before="0" w:after="0"/>
+              <w:suppressLineNumbers/>
+              <w:spacing w:before="0" w:after="0" w:line="240" w:lineRule="auto"/>
               <w:jc w:val="left"/>
               <w:rPr>
                 <w:sz w:val="18"/>
@@ -24500,7 +25616,8 @@
           <w:p>
             <w:pPr>
               <w:pStyle w:val="Compact"/>
-              <w:spacing w:before="0" w:after="0"/>
+              <w:suppressLineNumbers/>
+              <w:spacing w:before="0" w:after="0" w:line="240" w:lineRule="auto"/>
               <w:jc w:val="left"/>
               <w:rPr>
                 <w:sz w:val="18"/>
@@ -24523,7 +25640,8 @@
           <w:p>
             <w:pPr>
               <w:pStyle w:val="Compact"/>
-              <w:spacing w:before="0" w:after="0"/>
+              <w:suppressLineNumbers/>
+              <w:spacing w:before="0" w:after="0" w:line="240" w:lineRule="auto"/>
               <w:jc w:val="left"/>
               <w:rPr>
                 <w:sz w:val="18"/>
@@ -24546,7 +25664,8 @@
           <w:p>
             <w:pPr>
               <w:pStyle w:val="Compact"/>
-              <w:spacing w:before="0" w:after="0"/>
+              <w:suppressLineNumbers/>
+              <w:spacing w:before="0" w:after="0" w:line="240" w:lineRule="auto"/>
               <w:jc w:val="right"/>
               <w:rPr>
                 <w:sz w:val="18"/>
@@ -24569,7 +25688,8 @@
           <w:p>
             <w:pPr>
               <w:pStyle w:val="Compact"/>
-              <w:spacing w:before="0" w:after="0"/>
+              <w:suppressLineNumbers/>
+              <w:spacing w:before="0" w:after="0" w:line="240" w:lineRule="auto"/>
               <w:jc w:val="right"/>
               <w:rPr>
                 <w:sz w:val="18"/>
@@ -24592,7 +25712,8 @@
           <w:p>
             <w:pPr>
               <w:pStyle w:val="Compact"/>
-              <w:spacing w:before="0" w:after="0"/>
+              <w:suppressLineNumbers/>
+              <w:spacing w:before="0" w:after="0" w:line="240" w:lineRule="auto"/>
               <w:jc w:val="right"/>
               <w:rPr>
                 <w:sz w:val="18"/>
@@ -24617,7 +25738,8 @@
           <w:p>
             <w:pPr>
               <w:pStyle w:val="Compact"/>
-              <w:spacing w:before="0" w:after="0"/>
+              <w:suppressLineNumbers/>
+              <w:spacing w:before="0" w:after="0" w:line="240" w:lineRule="auto"/>
               <w:rPr>
                 <w:sz w:val="18"/>
                 <w:szCs w:val="18"/>
@@ -24632,7 +25754,8 @@
           <w:p>
             <w:pPr>
               <w:pStyle w:val="Compact"/>
-              <w:spacing w:before="0" w:after="0"/>
+              <w:suppressLineNumbers/>
+              <w:spacing w:before="0" w:after="0" w:line="240" w:lineRule="auto"/>
               <w:jc w:val="left"/>
               <w:rPr>
                 <w:sz w:val="18"/>
@@ -24655,7 +25778,8 @@
           <w:p>
             <w:pPr>
               <w:pStyle w:val="Compact"/>
-              <w:spacing w:before="0" w:after="0"/>
+              <w:suppressLineNumbers/>
+              <w:spacing w:before="0" w:after="0" w:line="240" w:lineRule="auto"/>
               <w:jc w:val="left"/>
               <w:rPr>
                 <w:sz w:val="18"/>
@@ -24678,7 +25802,8 @@
           <w:p>
             <w:pPr>
               <w:pStyle w:val="Compact"/>
-              <w:spacing w:before="0" w:after="0"/>
+              <w:suppressLineNumbers/>
+              <w:spacing w:before="0" w:after="0" w:line="240" w:lineRule="auto"/>
               <w:jc w:val="right"/>
               <w:rPr>
                 <w:sz w:val="18"/>
@@ -24701,7 +25826,8 @@
           <w:p>
             <w:pPr>
               <w:pStyle w:val="Compact"/>
-              <w:spacing w:before="0" w:after="0"/>
+              <w:suppressLineNumbers/>
+              <w:spacing w:before="0" w:after="0" w:line="240" w:lineRule="auto"/>
               <w:jc w:val="right"/>
               <w:rPr>
                 <w:sz w:val="18"/>
@@ -24724,7 +25850,8 @@
           <w:p>
             <w:pPr>
               <w:pStyle w:val="Compact"/>
-              <w:spacing w:before="0" w:after="0"/>
+              <w:suppressLineNumbers/>
+              <w:spacing w:before="0" w:after="0" w:line="240" w:lineRule="auto"/>
               <w:jc w:val="right"/>
               <w:rPr>
                 <w:sz w:val="18"/>
@@ -24749,7 +25876,8 @@
           <w:p>
             <w:pPr>
               <w:pStyle w:val="Compact"/>
-              <w:spacing w:before="0" w:after="0"/>
+              <w:suppressLineNumbers/>
+              <w:spacing w:before="0" w:after="0" w:line="240" w:lineRule="auto"/>
               <w:rPr>
                 <w:sz w:val="18"/>
                 <w:szCs w:val="18"/>
@@ -24764,7 +25892,8 @@
           <w:p>
             <w:pPr>
               <w:pStyle w:val="Compact"/>
-              <w:spacing w:before="0" w:after="0"/>
+              <w:suppressLineNumbers/>
+              <w:spacing w:before="0" w:after="0" w:line="240" w:lineRule="auto"/>
               <w:jc w:val="left"/>
               <w:rPr>
                 <w:sz w:val="18"/>
@@ -24787,7 +25916,8 @@
           <w:p>
             <w:pPr>
               <w:pStyle w:val="Compact"/>
-              <w:spacing w:before="0" w:after="0"/>
+              <w:suppressLineNumbers/>
+              <w:spacing w:before="0" w:after="0" w:line="240" w:lineRule="auto"/>
               <w:jc w:val="left"/>
               <w:rPr>
                 <w:sz w:val="18"/>
@@ -24810,7 +25940,8 @@
           <w:p>
             <w:pPr>
               <w:pStyle w:val="Compact"/>
-              <w:spacing w:before="0" w:after="0"/>
+              <w:suppressLineNumbers/>
+              <w:spacing w:before="0" w:after="0" w:line="240" w:lineRule="auto"/>
               <w:jc w:val="right"/>
               <w:rPr>
                 <w:sz w:val="18"/>
@@ -24833,7 +25964,8 @@
           <w:p>
             <w:pPr>
               <w:pStyle w:val="Compact"/>
-              <w:spacing w:before="0" w:after="0"/>
+              <w:suppressLineNumbers/>
+              <w:spacing w:before="0" w:after="0" w:line="240" w:lineRule="auto"/>
               <w:jc w:val="right"/>
               <w:rPr>
                 <w:sz w:val="18"/>
@@ -24856,7 +25988,8 @@
           <w:p>
             <w:pPr>
               <w:pStyle w:val="Compact"/>
-              <w:spacing w:before="0" w:after="0"/>
+              <w:suppressLineNumbers/>
+              <w:spacing w:before="0" w:after="0" w:line="240" w:lineRule="auto"/>
               <w:jc w:val="right"/>
               <w:rPr>
                 <w:sz w:val="18"/>
@@ -24881,7 +26014,8 @@
           <w:p>
             <w:pPr>
               <w:pStyle w:val="Compact"/>
-              <w:spacing w:before="0" w:after="0"/>
+              <w:suppressLineNumbers/>
+              <w:spacing w:before="0" w:after="0" w:line="240" w:lineRule="auto"/>
               <w:rPr>
                 <w:sz w:val="18"/>
                 <w:szCs w:val="18"/>
@@ -24896,7 +26030,8 @@
           <w:p>
             <w:pPr>
               <w:pStyle w:val="Compact"/>
-              <w:spacing w:before="0" w:after="0"/>
+              <w:suppressLineNumbers/>
+              <w:spacing w:before="0" w:after="0" w:line="240" w:lineRule="auto"/>
               <w:jc w:val="left"/>
               <w:rPr>
                 <w:sz w:val="18"/>
@@ -24919,7 +26054,8 @@
           <w:p>
             <w:pPr>
               <w:pStyle w:val="Compact"/>
-              <w:spacing w:before="0" w:after="0"/>
+              <w:suppressLineNumbers/>
+              <w:spacing w:before="0" w:after="0" w:line="240" w:lineRule="auto"/>
               <w:jc w:val="left"/>
               <w:rPr>
                 <w:sz w:val="18"/>
@@ -24942,7 +26078,8 @@
           <w:p>
             <w:pPr>
               <w:pStyle w:val="Compact"/>
-              <w:spacing w:before="0" w:after="0"/>
+              <w:suppressLineNumbers/>
+              <w:spacing w:before="0" w:after="0" w:line="240" w:lineRule="auto"/>
               <w:jc w:val="right"/>
               <w:rPr>
                 <w:sz w:val="18"/>
@@ -24965,7 +26102,8 @@
           <w:p>
             <w:pPr>
               <w:pStyle w:val="Compact"/>
-              <w:spacing w:before="0" w:after="0"/>
+              <w:suppressLineNumbers/>
+              <w:spacing w:before="0" w:after="0" w:line="240" w:lineRule="auto"/>
               <w:jc w:val="right"/>
               <w:rPr>
                 <w:sz w:val="18"/>
@@ -24988,7 +26126,8 @@
           <w:p>
             <w:pPr>
               <w:pStyle w:val="Compact"/>
-              <w:spacing w:before="0" w:after="0"/>
+              <w:suppressLineNumbers/>
+              <w:spacing w:before="0" w:after="0" w:line="240" w:lineRule="auto"/>
               <w:jc w:val="right"/>
               <w:rPr>
                 <w:sz w:val="18"/>
@@ -25013,7 +26152,8 @@
           <w:p>
             <w:pPr>
               <w:pStyle w:val="Compact"/>
-              <w:spacing w:before="0" w:after="0"/>
+              <w:suppressLineNumbers/>
+              <w:spacing w:before="0" w:after="0" w:line="240" w:lineRule="auto"/>
               <w:rPr>
                 <w:sz w:val="18"/>
                 <w:szCs w:val="18"/>
@@ -25028,7 +26168,8 @@
           <w:p>
             <w:pPr>
               <w:pStyle w:val="Compact"/>
-              <w:spacing w:before="0" w:after="0"/>
+              <w:suppressLineNumbers/>
+              <w:spacing w:before="0" w:after="0" w:line="240" w:lineRule="auto"/>
               <w:jc w:val="left"/>
               <w:rPr>
                 <w:sz w:val="18"/>
@@ -25051,7 +26192,8 @@
           <w:p>
             <w:pPr>
               <w:pStyle w:val="Compact"/>
-              <w:spacing w:before="0" w:after="0"/>
+              <w:suppressLineNumbers/>
+              <w:spacing w:before="0" w:after="0" w:line="240" w:lineRule="auto"/>
               <w:jc w:val="left"/>
               <w:rPr>
                 <w:sz w:val="18"/>
@@ -25074,7 +26216,8 @@
           <w:p>
             <w:pPr>
               <w:pStyle w:val="Compact"/>
-              <w:spacing w:before="0" w:after="0"/>
+              <w:suppressLineNumbers/>
+              <w:spacing w:before="0" w:after="0" w:line="240" w:lineRule="auto"/>
               <w:jc w:val="right"/>
               <w:rPr>
                 <w:sz w:val="18"/>
@@ -25097,7 +26240,8 @@
           <w:p>
             <w:pPr>
               <w:pStyle w:val="Compact"/>
-              <w:spacing w:before="0" w:after="0"/>
+              <w:suppressLineNumbers/>
+              <w:spacing w:before="0" w:after="0" w:line="240" w:lineRule="auto"/>
               <w:jc w:val="right"/>
               <w:rPr>
                 <w:sz w:val="18"/>
@@ -25120,7 +26264,8 @@
           <w:p>
             <w:pPr>
               <w:pStyle w:val="Compact"/>
-              <w:spacing w:before="0" w:after="0"/>
+              <w:suppressLineNumbers/>
+              <w:spacing w:before="0" w:after="0" w:line="240" w:lineRule="auto"/>
               <w:jc w:val="right"/>
               <w:rPr>
                 <w:sz w:val="18"/>
@@ -25145,7 +26290,8 @@
           <w:p>
             <w:pPr>
               <w:pStyle w:val="Compact"/>
-              <w:spacing w:before="0" w:after="0"/>
+              <w:suppressLineNumbers/>
+              <w:spacing w:before="0" w:after="0" w:line="240" w:lineRule="auto"/>
               <w:rPr>
                 <w:sz w:val="18"/>
                 <w:szCs w:val="18"/>
@@ -25160,7 +26306,8 @@
           <w:p>
             <w:pPr>
               <w:pStyle w:val="Compact"/>
-              <w:spacing w:before="0" w:after="0"/>
+              <w:suppressLineNumbers/>
+              <w:spacing w:before="0" w:after="0" w:line="240" w:lineRule="auto"/>
               <w:jc w:val="left"/>
               <w:rPr>
                 <w:sz w:val="18"/>
@@ -25183,7 +26330,8 @@
           <w:p>
             <w:pPr>
               <w:pStyle w:val="Compact"/>
-              <w:spacing w:before="0" w:after="0"/>
+              <w:suppressLineNumbers/>
+              <w:spacing w:before="0" w:after="0" w:line="240" w:lineRule="auto"/>
               <w:jc w:val="left"/>
               <w:rPr>
                 <w:sz w:val="18"/>
@@ -25206,7 +26354,8 @@
           <w:p>
             <w:pPr>
               <w:pStyle w:val="Compact"/>
-              <w:spacing w:before="0" w:after="0"/>
+              <w:suppressLineNumbers/>
+              <w:spacing w:before="0" w:after="0" w:line="240" w:lineRule="auto"/>
               <w:jc w:val="right"/>
               <w:rPr>
                 <w:sz w:val="18"/>
@@ -25229,7 +26378,8 @@
           <w:p>
             <w:pPr>
               <w:pStyle w:val="Compact"/>
-              <w:spacing w:before="0" w:after="0"/>
+              <w:suppressLineNumbers/>
+              <w:spacing w:before="0" w:after="0" w:line="240" w:lineRule="auto"/>
               <w:jc w:val="right"/>
               <w:rPr>
                 <w:sz w:val="18"/>
@@ -25252,7 +26402,8 @@
           <w:p>
             <w:pPr>
               <w:pStyle w:val="Compact"/>
-              <w:spacing w:before="0" w:after="0"/>
+              <w:suppressLineNumbers/>
+              <w:spacing w:before="0" w:after="0" w:line="240" w:lineRule="auto"/>
               <w:jc w:val="right"/>
               <w:rPr>
                 <w:sz w:val="18"/>
@@ -25277,7 +26428,8 @@
           <w:p>
             <w:pPr>
               <w:pStyle w:val="Compact"/>
-              <w:spacing w:before="0" w:after="0"/>
+              <w:suppressLineNumbers/>
+              <w:spacing w:before="0" w:after="0" w:line="240" w:lineRule="auto"/>
               <w:jc w:val="left"/>
               <w:rPr>
                 <w:sz w:val="18"/>
@@ -25300,7 +26452,8 @@
           <w:p>
             <w:pPr>
               <w:pStyle w:val="Compact"/>
-              <w:spacing w:before="0" w:after="0"/>
+              <w:suppressLineNumbers/>
+              <w:spacing w:before="0" w:after="0" w:line="240" w:lineRule="auto"/>
               <w:jc w:val="left"/>
               <w:rPr>
                 <w:sz w:val="18"/>
@@ -25323,7 +26476,8 @@
           <w:p>
             <w:pPr>
               <w:pStyle w:val="Compact"/>
-              <w:spacing w:before="0" w:after="0"/>
+              <w:suppressLineNumbers/>
+              <w:spacing w:before="0" w:after="0" w:line="240" w:lineRule="auto"/>
               <w:jc w:val="left"/>
               <w:rPr>
                 <w:sz w:val="18"/>
@@ -25346,7 +26500,8 @@
           <w:p>
             <w:pPr>
               <w:pStyle w:val="Compact"/>
-              <w:spacing w:before="0" w:after="0"/>
+              <w:suppressLineNumbers/>
+              <w:spacing w:before="0" w:after="0" w:line="240" w:lineRule="auto"/>
               <w:jc w:val="right"/>
               <w:rPr>
                 <w:sz w:val="18"/>
@@ -25369,7 +26524,8 @@
           <w:p>
             <w:pPr>
               <w:pStyle w:val="Compact"/>
-              <w:spacing w:before="0" w:after="0"/>
+              <w:suppressLineNumbers/>
+              <w:spacing w:before="0" w:after="0" w:line="240" w:lineRule="auto"/>
               <w:jc w:val="right"/>
               <w:rPr>
                 <w:sz w:val="18"/>
@@ -25392,7 +26548,8 @@
           <w:p>
             <w:pPr>
               <w:pStyle w:val="Compact"/>
-              <w:spacing w:before="0" w:after="0"/>
+              <w:suppressLineNumbers/>
+              <w:spacing w:before="0" w:after="0" w:line="240" w:lineRule="auto"/>
               <w:jc w:val="right"/>
               <w:rPr>
                 <w:sz w:val="18"/>
@@ -25417,7 +26574,8 @@
           <w:p>
             <w:pPr>
               <w:pStyle w:val="Compact"/>
-              <w:spacing w:before="0" w:after="0"/>
+              <w:suppressLineNumbers/>
+              <w:spacing w:before="0" w:after="0" w:line="240" w:lineRule="auto"/>
               <w:rPr>
                 <w:sz w:val="18"/>
                 <w:szCs w:val="18"/>
@@ -25432,7 +26590,8 @@
           <w:p>
             <w:pPr>
               <w:pStyle w:val="Compact"/>
-              <w:spacing w:before="0" w:after="0"/>
+              <w:suppressLineNumbers/>
+              <w:spacing w:before="0" w:after="0" w:line="240" w:lineRule="auto"/>
               <w:jc w:val="left"/>
               <w:rPr>
                 <w:sz w:val="18"/>
@@ -25455,7 +26614,8 @@
           <w:p>
             <w:pPr>
               <w:pStyle w:val="Compact"/>
-              <w:spacing w:before="0" w:after="0"/>
+              <w:suppressLineNumbers/>
+              <w:spacing w:before="0" w:after="0" w:line="240" w:lineRule="auto"/>
               <w:jc w:val="left"/>
               <w:rPr>
                 <w:sz w:val="18"/>
@@ -25478,7 +26638,8 @@
           <w:p>
             <w:pPr>
               <w:pStyle w:val="Compact"/>
-              <w:spacing w:before="0" w:after="0"/>
+              <w:suppressLineNumbers/>
+              <w:spacing w:before="0" w:after="0" w:line="240" w:lineRule="auto"/>
               <w:jc w:val="right"/>
               <w:rPr>
                 <w:sz w:val="18"/>
@@ -25503,7 +26664,8 @@
           <w:p>
             <w:pPr>
               <w:pStyle w:val="Compact"/>
-              <w:spacing w:before="0" w:after="0"/>
+              <w:suppressLineNumbers/>
+              <w:spacing w:before="0" w:after="0" w:line="240" w:lineRule="auto"/>
               <w:jc w:val="right"/>
               <w:rPr>
                 <w:sz w:val="18"/>
@@ -25526,7 +26688,8 @@
           <w:p>
             <w:pPr>
               <w:pStyle w:val="Compact"/>
-              <w:spacing w:before="0" w:after="0"/>
+              <w:suppressLineNumbers/>
+              <w:spacing w:before="0" w:after="0" w:line="240" w:lineRule="auto"/>
               <w:jc w:val="right"/>
               <w:rPr>
                 <w:sz w:val="18"/>
@@ -25551,7 +26714,8 @@
           <w:p>
             <w:pPr>
               <w:pStyle w:val="Compact"/>
-              <w:spacing w:before="0" w:after="0"/>
+              <w:suppressLineNumbers/>
+              <w:spacing w:before="0" w:after="0" w:line="240" w:lineRule="auto"/>
               <w:rPr>
                 <w:sz w:val="18"/>
                 <w:szCs w:val="18"/>
@@ -25566,7 +26730,8 @@
           <w:p>
             <w:pPr>
               <w:pStyle w:val="Compact"/>
-              <w:spacing w:before="0" w:after="0"/>
+              <w:suppressLineNumbers/>
+              <w:spacing w:before="0" w:after="0" w:line="240" w:lineRule="auto"/>
               <w:jc w:val="left"/>
               <w:rPr>
                 <w:sz w:val="18"/>
@@ -25589,7 +26754,8 @@
           <w:p>
             <w:pPr>
               <w:pStyle w:val="Compact"/>
-              <w:spacing w:before="0" w:after="0"/>
+              <w:suppressLineNumbers/>
+              <w:spacing w:before="0" w:after="0" w:line="240" w:lineRule="auto"/>
               <w:jc w:val="left"/>
               <w:rPr>
                 <w:sz w:val="18"/>
@@ -25612,7 +26778,8 @@
           <w:p>
             <w:pPr>
               <w:pStyle w:val="Compact"/>
-              <w:spacing w:before="0" w:after="0"/>
+              <w:suppressLineNumbers/>
+              <w:spacing w:before="0" w:after="0" w:line="240" w:lineRule="auto"/>
               <w:jc w:val="right"/>
               <w:rPr>
                 <w:sz w:val="18"/>
@@ -25637,7 +26804,8 @@
           <w:p>
             <w:pPr>
               <w:pStyle w:val="Compact"/>
-              <w:spacing w:before="0" w:after="0"/>
+              <w:suppressLineNumbers/>
+              <w:spacing w:before="0" w:after="0" w:line="240" w:lineRule="auto"/>
               <w:jc w:val="right"/>
               <w:rPr>
                 <w:sz w:val="18"/>
@@ -25660,7 +26828,8 @@
           <w:p>
             <w:pPr>
               <w:pStyle w:val="Compact"/>
-              <w:spacing w:before="0" w:after="0"/>
+              <w:suppressLineNumbers/>
+              <w:spacing w:before="0" w:after="0" w:line="240" w:lineRule="auto"/>
               <w:jc w:val="right"/>
               <w:rPr>
                 <w:sz w:val="18"/>
@@ -25681,7 +26850,8 @@
     <w:p>
       <w:pPr>
         <w:pStyle w:val="BodyText"/>
-        <w:spacing w:before="120" w:after="0"/>
+        <w:suppressLineNumbers/>
+        <w:spacing w:before="120" w:after="0" w:line="240" w:lineRule="auto"/>
       </w:pPr>
       <w:r>
         <w:rPr>
@@ -25704,12 +26874,13 @@
           <w:sz w:val="18"/>
           <w:szCs w:val="18"/>
         </w:rPr>
-        <w:t xml:space="preserve">δ, Cliff’s delta, case minus control, with the Benjamini–Hochberg q value in parentheses; bold, q &lt; 0.05; —, not tested. n counts samples, or donors in the donor-level row. The NYGC comparisons of each region share its non-neurological controls.</w:t>
+        <w:t xml:space="preserve">δ, Cliff’s delta, case minus control, with the Benjamini–Hochberg q value in parentheses; bold, q &lt; 0.05; —, not tested. n counts samples, or donors in the donor-level row. The NYGC comparisons of each region share its non-neurological controls. BA9, Brodmann area 9; NYGC, New York Genome Center.</w:t>
       </w:r>
     </w:p>
     <w:bookmarkEnd w:id="47"/>
     <w:bookmarkEnd w:id="48"/>
     <w:sectPr>
+      <w:footerReference w:type="default" r:id="rIdPageNumberFooter"/>
       <w:footnotePr>
         <w:numRestart w:val="eachSect"/>
       </w:footnotePr>
@@ -25723,6 +26894,33 @@
 
 <file path=word/comments.xml><?xml version="1.0" encoding="utf-8"?>
 <w:comments xmlns:w="http://schemas.openxmlformats.org/wordprocessingml/2006/main" xmlns:m="http://schemas.openxmlformats.org/officeDocument/2006/math" xmlns:r="http://schemas.openxmlformats.org/officeDocument/2006/relationships" xmlns:o="urn:schemas-microsoft-com:office:office" xmlns:v="urn:schemas-microsoft-com:vml" xmlns:w10="urn:schemas-microsoft-com:office:word" xmlns:a="http://schemas.openxmlformats.org/drawingml/2006/main" xmlns:pic="http://schemas.openxmlformats.org/drawingml/2006/picture" xmlns:wp="http://schemas.openxmlformats.org/drawingml/2006/wordprocessingDrawing"/>
+</file>
+
+<file path=word/footer1.xml><?xml version="1.0" encoding="utf-8"?>
+<w:ftr xmlns:w="http://schemas.openxmlformats.org/wordprocessingml/2006/main" xmlns:r="http://schemas.openxmlformats.org/officeDocument/2006/relationships">
+  <w:p>
+    <w:pPr>
+      <w:suppressLineNumbers/>
+      <w:spacing w:before="0" w:after="0" w:line="240" w:lineRule="auto"/>
+      <w:jc w:val="center"/>
+    </w:pPr>
+    <w:r>
+      <w:fldChar w:fldCharType="begin"/>
+    </w:r>
+    <w:r>
+      <w:instrText xml:space="preserve"> PAGE </w:instrText>
+    </w:r>
+    <w:r>
+      <w:fldChar w:fldCharType="separate"/>
+    </w:r>
+    <w:r>
+      <w:t>1</w:t>
+    </w:r>
+    <w:r>
+      <w:fldChar w:fldCharType="end"/>
+    </w:r>
+  </w:p>
+</w:ftr>
 </file>
 
 <file path=word/footnotes.xml><?xml version="1.0" encoding="utf-8"?>
@@ -25841,7 +27039,7 @@
     </w:rPrDefault>
     <w:pPrDefault>
       <w:pPr>
-        <w:spacing w:after="200"/>
+        <w:spacing w:after="200" w:line="480" w:lineRule="auto"/>
       </w:pPr>
     </w:pPrDefault>
   </w:docDefaults>

--- a/manuscript/MANUSCRIPT_v4_SUBMISSION.docx
+++ b/manuscript/MANUSCRIPT_v4_SUBMISSION.docx
@@ -20,7 +20,7 @@
           <w:b/>
           <w:bCs/>
         </w:rPr>
-        <w:t xml:space="preserve">Elmasnur Yılmaz¹, Yasin Kaymaz², Yasemin Eraç¹*</w:t>
+        <w:t xml:space="preserve">Elmasnur Yılmaz¹, Yasemin Eraç¹*</w:t>
       </w:r>
     </w:p>
     <w:p>
@@ -29,14 +29,6 @@
       </w:pPr>
       <w:r>
         <w:t xml:space="preserve">¹ Department of Pharmacology, Faculty of Pharmacy, Ege University, İzmir, Türkiye</w:t>
-      </w:r>
-    </w:p>
-    <w:p>
-      <w:pPr>
-        <w:pStyle w:val="BodyText"/>
-      </w:pPr>
-      <w:r>
-        <w:t xml:space="preserve">² Department of Bioengineering / Institute of Natural and Applied Sciences, Ege University, İzmir, Türkiye</w:t>
       </w:r>
     </w:p>
     <w:p>
@@ -1658,7 +1650,7 @@
         <w:pStyle w:val="FirstParagraph"/>
       </w:pPr>
       <w:r>
-        <w:t xml:space="preserve">Viability was measured at 24 h and 48 h after seeding with the WST-1 assay (Premix WST-1, Takara Bio, cat. no. MK400). Cells were seeded at 10,000 per well in 100 µL in 96-well plates; at each time point 10 µL reagent was added for 3 h at 37 °C, and absorbance was read at 450 nm against a 620 nm reference on a Varioskan Flash reader (Thermo Scientific). The absorbance of cell-free wells containing medium and reagent was subtracted, and values were normalised to the mean of the non-targeting shRNA control at the same time point (n = 4 wells).</w:t>
+        <w:t xml:space="preserve">Viability was measured at 24 h and 48 h after seeding with the WST-1 assay (Premix WST-1, Takara Bio, cat. no. MK400). Cells were seeded at 10,000 per well in 100 µL in 96-well plates; at each time point 10 µL reagent was added for 3 h at 37 °C, and absorbance was read at 450 nm against a 620 nm reference on a Varioskan Flash reader (Thermo Scientific). The absorbance of cell-free wells containing medium and reagent was subtracted, and values were normalised to the mean of the non-targeting shRNA control at the same time point. The experiment was performed three times; the values and statistics reported are those of one experiment (n = 4 wells per group).</w:t>
       </w:r>
     </w:p>
     <w:bookmarkEnd w:id="25"/>
@@ -3574,7 +3566,7 @@
         <w:pStyle w:val="BodyText"/>
       </w:pPr>
       <w:r>
-        <w:t xml:space="preserve">Functionally, however, the SOCE response fell markedly (Figure 6). ER Ca²⁺ release did not differ significantly between groups (control 0.268 ± 0.042 versus shTDP-43 0.180 ± 0.061 Δ(F340/F380); p = 0.299), whereas store-operated Ca²⁺ entry decreased from 1.542 ± 0.282 to 0.245 ± 0.083 (p = 0.0115; n = 3 per group). Viability moved in opposite directions at the two time points measured: 116.8 ± 1.6% of control at 24 h (p = 2.4 × 10⁻⁴) and 61.5 ± 0.8% at 48 h (p = 2.1 × 10⁻⁷; n = 4 wells).</w:t>
+        <w:t xml:space="preserve">Functionally, however, the SOCE response fell markedly (Figure 6). ER Ca²⁺ release did not differ significantly between groups (control 0.268 ± 0.042 versus shTDP-43 0.180 ± 0.061 Δ(F340/F380); p = 0.299), whereas store-operated Ca²⁺ entry decreased from 1.542 ± 0.282 to 0.245 ± 0.083 (p = 0.0115; n = 3 per group). Viability moved in opposite directions at the two time points measured: 116.8 ± 1.6% of control at 24 h (p = 2.4 × 10⁻⁴) and 61.5 ± 0.8% at 48 h (p = 2.1 × 10⁻⁷; n = 4 wells from one of three independent experiments).</w:t>
       </w:r>
     </w:p>
     <w:p>
@@ -5558,7 +5550,7 @@
         <w:t xml:space="preserve"> </w:t>
       </w:r>
       <w:r>
-        <w:t xml:space="preserve">method that target and reference genes amplify with equal efficiency. The WST-1 assay does not separate proliferation from cell death, and the opposite directions at 24 h and 48 h show that it is not a direct viability measure. Its comparison rests on four wells per group from a single experiment, so the very small p values reflect well-to-well rather than biological variation, and the reduced signal at 48 h leaves open whether impaired cell health contributes to the lower SOCE response. Transcript-family summaries are length- and composition-adjusted short-read estimates, not absolute stoichiometry.</w:t>
+        <w:t xml:space="preserve">method that target and reference genes amplify with equal efficiency. The WST-1 assay does not separate proliferation from cell death, and the opposite directions at 24 h and 48 h show that it is not a direct viability measure. The experiment was performed three times, but the statistics reported compare the four wells of one experiment, so the very small p values reflect well-to-well rather than between-experiment variation; the reduced signal at 48 h also leaves open whether impaired cell health contributes to the lower SOCE response. Transcript-family summaries are length- and composition-adjusted short-read estimates, not absolute stoichiometry.</w:t>
       </w:r>
     </w:p>
     <w:p>
@@ -7373,7 +7365,7 @@
         <w:t xml:space="preserve"> </w:t>
       </w:r>
       <w:r>
-        <w:t xml:space="preserve">E.Y. performed the laboratory experiments, carried out the computational analyses, prepared the figures and wrote the first draft. Y.K. supervised the computational analyses. Y.E. conceived and supervised the study. All authors read and approved the final manuscript.</w:t>
+        <w:t xml:space="preserve">E.Y. performed the laboratory experiments, carried out the computational analyses, prepared the figures and wrote the first draft. Y.E. conceived and supervised the study. All authors read and approved the final manuscript.</w:t>
       </w:r>
       <w:r>
         <w:t xml:space="preserve"> </w:t>
@@ -7658,7 +7650,7 @@
         <w:t xml:space="preserve">−ΔΔCt</w:t>
       </w:r>
       <w:r>
-        <w:t xml:space="preserve">, n = 4; one-way ANOVA on log2 values with Tukey’s test). (B) Relative mRNA of the four SOCE-associated targets in shTDP-43 cells, relative to the non-targeting shRNA control (n = 4; two-tailed t-tests). (C) WST-1 viability at 24 h and 48 h, as a percentage of the non-targeting shRNA control (n = 4 wells). (D) Representative Fura-2 traces for a non-targeting shRNA control and a shTDP-43 sample: SERCA inhibition with 10 µM cyclopiazonic acid in Ca²⁺-free medium, then re-addition of 1.5 mM CaCl₂; the two traces are shown on different vertical scales and time windows, and the group comparison is in (E). (E) Group data for the two phases, as Δ(F340/F380) relative to the preceding baseline (n = 3 independent cultures per group). Bars are mean ± SEM with individual values; ** p &lt; 0.01, *** p &lt; 0.001, **** p &lt; 0.0001.</w:t>
+        <w:t xml:space="preserve">, n = 4; one-way ANOVA on log2 values with Tukey’s test). (B) Relative mRNA of the four SOCE-associated targets in shTDP-43 cells, relative to the non-targeting shRNA control (n = 4; two-tailed t-tests). (C) WST-1 viability at 24 h and 48 h, as a percentage of the non-targeting shRNA control (n = 4 wells from one of three independent experiments). (D) Representative Fura-2 traces for a non-targeting shRNA control and a shTDP-43 sample: SERCA inhibition with 10 µM cyclopiazonic acid in Ca²⁺-free medium, then re-addition of 1.5 mM CaCl₂; the two traces are shown on different vertical scales and time windows, and the group comparison is in (E). (E) Group data for the two phases, as Δ(F340/F380) relative to the preceding baseline (n = 3 independent cultures per group). Bars are mean ± SEM with individual values; ** p &lt; 0.01, *** p &lt; 0.001, **** p &lt; 0.0001.</w:t>
       </w:r>
     </w:p>
     <w:p>

--- a/manuscript/MANUSCRIPT_v4_SUBMISSION.docx
+++ b/manuscript/MANUSCRIPT_v4_SUBMISSION.docx
@@ -7365,17 +7365,7 @@
         <w:t xml:space="preserve"> </w:t>
       </w:r>
       <w:r>
-        <w:t xml:space="preserve">E.Y. performed the laboratory experiments, carried out the computational analyses, prepared the figures and wrote the first draft. Y.E. conceived and supervised the study. All authors read and approved the final manuscript.</w:t>
-      </w:r>
-      <w:r>
-        <w:t xml:space="preserve"> </w:t>
-      </w:r>
-      <w:r>
-        <w:rPr>
-          <w:i/>
-          <w:iCs/>
-        </w:rPr>
-        <w:t xml:space="preserve">[To be confirmed by all authors before submission.]</w:t>
+        <w:t xml:space="preserve">E.Y. performed the laboratory experiments, carried out the computational analyses, prepared the figures and wrote the first draft. Y.E. conceived and designed the study, provided the Fura-2 Ca²⁺ measurement methodology and the laboratory resources, secured the funding (Ege University BAP project 31901), supervised the experimental and computational work, contributed to the interpretation of the results and critically revised the manuscript. Both authors read and approved the final manuscript.</w:t>
       </w:r>
     </w:p>
     <w:p>

--- a/manuscript/MANUSCRIPT_v4_SUBMISSION.docx
+++ b/manuscript/MANUSCRIPT_v4_SUBMISSION.docx
@@ -7359,13 +7359,13 @@
           <w:b/>
           <w:bCs/>
         </w:rPr>
-        <w:t xml:space="preserve">Author contributions.</w:t>
-      </w:r>
-      <w:r>
-        <w:t xml:space="preserve"> </w:t>
-      </w:r>
-      <w:r>
-        <w:t xml:space="preserve">E.Y. performed the laboratory experiments, carried out the computational analyses, prepared the figures and wrote the first draft. Y.E. conceived and designed the study, provided the Fura-2 Ca²⁺ measurement methodology and the laboratory resources, secured the funding (Ege University BAP project 31901), supervised the experimental and computational work, contributed to the interpretation of the results and critically revised the manuscript. Both authors read and approved the final manuscript.</w:t>
+        <w:t xml:space="preserve">Author contributions (CRediT).</w:t>
+      </w:r>
+      <w:r>
+        <w:t xml:space="preserve"> </w:t>
+      </w:r>
+      <w:r>
+        <w:t xml:space="preserve">Elmasnur Yılmaz: Investigation, Formal analysis, Software, Visualization, Writing – original draft. Yasemin Eraç: Conceptualization, Methodology, Resources, Funding acquisition, Supervision, Writing – review &amp; editing. Both authors read and approved the final manuscript.</w:t>
       </w:r>
     </w:p>
     <w:p>

--- a/manuscript/MANUSCRIPT_v4_SUBMISSION.docx
+++ b/manuscript/MANUSCRIPT_v4_SUBMISSION.docx
@@ -1650,7 +1650,7 @@
         <w:pStyle w:val="FirstParagraph"/>
       </w:pPr>
       <w:r>
-        <w:t xml:space="preserve">Viability was measured at 24 h and 48 h after seeding with the WST-1 assay (Premix WST-1, Takara Bio, cat. no. MK400). Cells were seeded at 10,000 per well in 100 µL in 96-well plates; at each time point 10 µL reagent was added for 3 h at 37 °C, and absorbance was read at 450 nm against a 620 nm reference on a Varioskan Flash reader (Thermo Scientific). The absorbance of cell-free wells containing medium and reagent was subtracted, and values were normalised to the mean of the non-targeting shRNA control at the same time point. The experiment was performed three times; the values and statistics reported are those of one experiment (n = 4 wells per group).</w:t>
+        <w:t xml:space="preserve">Viability was measured 48 h after seeding with the WST-1 assay (Premix WST-1, Takara Bio, cat. no. MK400). Cells were seeded at 10,000 per well in 100 µL in 96-well plates; after 48 h, 10 µL reagent was added for 3 h at 37 °C, and absorbance was read at 450 nm against a 620 nm reference on a Varioskan Flash reader (Thermo Scientific). The absorbance of cell-free wells containing medium and reagent was subtracted, and values were normalised to the mean of the non-targeting shRNA control. The experiment was performed three times; the values and statistics reported are those of one experiment (n = 4 wells per group).</w:t>
       </w:r>
     </w:p>
     <w:bookmarkEnd w:id="25"/>
@@ -3566,7 +3566,7 @@
         <w:pStyle w:val="BodyText"/>
       </w:pPr>
       <w:r>
-        <w:t xml:space="preserve">Functionally, however, the SOCE response fell markedly (Figure 6). ER Ca²⁺ release did not differ significantly between groups (control 0.268 ± 0.042 versus shTDP-43 0.180 ± 0.061 Δ(F340/F380); p = 0.299), whereas store-operated Ca²⁺ entry decreased from 1.542 ± 0.282 to 0.245 ± 0.083 (p = 0.0115; n = 3 per group). Viability moved in opposite directions at the two time points measured: 116.8 ± 1.6% of control at 24 h (p = 2.4 × 10⁻⁴) and 61.5 ± 0.8% at 48 h (p = 2.1 × 10⁻⁷; n = 4 wells from one of three independent experiments).</w:t>
+        <w:t xml:space="preserve">Functionally, however, the SOCE response fell markedly (Figure 6). ER Ca²⁺ release did not differ significantly between groups (control 0.268 ± 0.042 versus shTDP-43 0.180 ± 0.061 Δ(F340/F380); p = 0.299), whereas store-operated Ca²⁺ entry decreased from 1.542 ± 0.282 to 0.245 ± 0.083 (p = 0.0115; n = 3 per group). Viability at 48 h was 61.5 ± 0.8% of control (p = 2.1 × 10⁻⁷; n = 4 wells from one of three independent experiments).</w:t>
       </w:r>
     </w:p>
     <w:p>
@@ -5550,7 +5550,7 @@
         <w:t xml:space="preserve"> </w:t>
       </w:r>
       <w:r>
-        <w:t xml:space="preserve">method that target and reference genes amplify with equal efficiency. The WST-1 assay does not separate proliferation from cell death, and the opposite directions at 24 h and 48 h show that it is not a direct viability measure. The experiment was performed three times, but the statistics reported compare the four wells of one experiment, so the very small p values reflect well-to-well rather than between-experiment variation; the reduced signal at 48 h also leaves open whether impaired cell health contributes to the lower SOCE response. Transcript-family summaries are length- and composition-adjusted short-read estimates, not absolute stoichiometry.</w:t>
+        <w:t xml:space="preserve">method that target and reference genes amplify with equal efficiency. The WST-1 assay measures metabolic activity and does not separate proliferation from cell death. The experiment was performed three times, but the statistics reported compare the four wells of one experiment, so the very small p values reflect well-to-well rather than between-experiment variation; the reduced signal at 48 h also leaves open whether impaired cell health contributes to the lower SOCE response. Transcript-family summaries are length- and composition-adjusted short-read estimates, not absolute stoichiometry.</w:t>
       </w:r>
     </w:p>
     <w:p>
@@ -7640,7 +7640,7 @@
         <w:t xml:space="preserve">−ΔΔCt</w:t>
       </w:r>
       <w:r>
-        <w:t xml:space="preserve">, n = 4; one-way ANOVA on log2 values with Tukey’s test). (B) Relative mRNA of the four SOCE-associated targets in shTDP-43 cells, relative to the non-targeting shRNA control (n = 4; two-tailed t-tests). (C) WST-1 viability at 24 h and 48 h, as a percentage of the non-targeting shRNA control (n = 4 wells from one of three independent experiments). (D) Representative Fura-2 traces for a non-targeting shRNA control and a shTDP-43 sample: SERCA inhibition with 10 µM cyclopiazonic acid in Ca²⁺-free medium, then re-addition of 1.5 mM CaCl₂; the two traces are shown on different vertical scales and time windows, and the group comparison is in (E). (E) Group data for the two phases, as Δ(F340/F380) relative to the preceding baseline (n = 3 independent cultures per group). Bars are mean ± SEM with individual values; ** p &lt; 0.01, *** p &lt; 0.001, **** p &lt; 0.0001.</w:t>
+        <w:t xml:space="preserve">, n = 4; one-way ANOVA on log2 values with Tukey’s test). (B) Relative mRNA of the four SOCE-associated targets in shTDP-43 cells, relative to the non-targeting shRNA control (n = 4; two-tailed t-tests). (C) WST-1 viability at 48 h, as a percentage of the non-targeting shRNA control (n = 4 wells from one of three independent experiments). (D) Representative Fura-2 traces for a non-targeting shRNA control and a shTDP-43 sample: SERCA inhibition with 10 µM cyclopiazonic acid in Ca²⁺-free medium, then re-addition of 1.5 mM CaCl₂; the two traces are shown on different vertical scales and time windows, and the group comparison is in (E). (E) Group data for the two phases, as Δ(F340/F380) relative to the preceding baseline (n = 3 independent cultures per group). Bars are mean ± SEM with individual values; ** p &lt; 0.01, *** p &lt; 0.001, **** p &lt; 0.0001.</w:t>
       </w:r>
     </w:p>
     <w:p>

--- a/manuscript/MANUSCRIPT_v4_SUBMISSION.docx
+++ b/manuscript/MANUSCRIPT_v4_SUBMISSION.docx
@@ -1650,7 +1650,7 @@
         <w:pStyle w:val="FirstParagraph"/>
       </w:pPr>
       <w:r>
-        <w:t xml:space="preserve">Viability was measured 48 h after seeding with the WST-1 assay (Premix WST-1, Takara Bio, cat. no. MK400). Cells were seeded at 10,000 per well in 100 µL in 96-well plates; after 48 h, 10 µL reagent was added for 3 h at 37 °C, and absorbance was read at 450 nm against a 620 nm reference on a Varioskan Flash reader (Thermo Scientific). The absorbance of cell-free wells containing medium and reagent was subtracted, and values were normalised to the mean of the non-targeting shRNA control. The experiment was performed three times; the values and statistics reported are those of one experiment (n = 4 wells per group).</w:t>
+        <w:t xml:space="preserve">Viability was measured at 24 h and 48 h after seeding with the WST-1 assay (Premix WST-1, Takara Bio, cat. no. MK400). Cells were seeded at 10,000 per well in 100 µL in 96-well plates; at each time point 10 µL reagent was added for 3 h at 37 °C, and absorbance was read at 450 nm against a 620 nm reference on a Varioskan Flash reader (Thermo Scientific). The absorbance of cell-free wells containing medium and reagent was subtracted, and values were normalised to the mean of the non-targeting shRNA control at the same time point. The experiment was performed three times; the values and statistics reported are those of one experiment (n = 4 wells per group).</w:t>
       </w:r>
     </w:p>
     <w:bookmarkEnd w:id="25"/>
@@ -3566,7 +3566,7 @@
         <w:pStyle w:val="BodyText"/>
       </w:pPr>
       <w:r>
-        <w:t xml:space="preserve">Functionally, however, the SOCE response fell markedly (Figure 6). ER Ca²⁺ release did not differ significantly between groups (control 0.268 ± 0.042 versus shTDP-43 0.180 ± 0.061 Δ(F340/F380); p = 0.299), whereas store-operated Ca²⁺ entry decreased from 1.542 ± 0.282 to 0.245 ± 0.083 (p = 0.0115; n = 3 per group). Viability at 48 h was 61.5 ± 0.8% of control (p = 2.1 × 10⁻⁷; n = 4 wells from one of three independent experiments).</w:t>
+        <w:t xml:space="preserve">Functionally, however, the SOCE response fell markedly (Figure 6). ER Ca²⁺ release did not differ significantly between groups (control 0.268 ± 0.042 versus shTDP-43 0.180 ± 0.061 Δ(F340/F380); p = 0.299), whereas store-operated Ca²⁺ entry decreased from 1.542 ± 0.282 to 0.245 ± 0.083 (p = 0.0115; n = 3 per group). Viability moved in opposite directions at the two time points measured: 116.8 ± 1.6% of control at 24 h (p = 2.4 × 10⁻⁴) and 61.5 ± 0.8% at 48 h (p = 2.1 × 10⁻⁷; n = 4 wells from one of three independent experiments).</w:t>
       </w:r>
     </w:p>
     <w:p>
@@ -5550,7 +5550,7 @@
         <w:t xml:space="preserve"> </w:t>
       </w:r>
       <w:r>
-        <w:t xml:space="preserve">method that target and reference genes amplify with equal efficiency. The WST-1 assay measures metabolic activity and does not separate proliferation from cell death. The experiment was performed three times, but the statistics reported compare the four wells of one experiment, so the very small p values reflect well-to-well rather than between-experiment variation; the reduced signal at 48 h also leaves open whether impaired cell health contributes to the lower SOCE response. Transcript-family summaries are length- and composition-adjusted short-read estimates, not absolute stoichiometry.</w:t>
+        <w:t xml:space="preserve">method that target and reference genes amplify with equal efficiency. The WST-1 assay does not separate proliferation from cell death, and the opposite directions at 24 h and 48 h show that it is not a direct viability measure. The experiment was performed three times, but the statistics reported compare the four wells of one experiment, so the very small p values reflect well-to-well rather than between-experiment variation; the reduced signal at 48 h also leaves open whether impaired cell health contributes to the lower SOCE response. Transcript-family summaries are length- and composition-adjusted short-read estimates, not absolute stoichiometry.</w:t>
       </w:r>
     </w:p>
     <w:p>
@@ -7640,7 +7640,7 @@
         <w:t xml:space="preserve">−ΔΔCt</w:t>
       </w:r>
       <w:r>
-        <w:t xml:space="preserve">, n = 4; one-way ANOVA on log2 values with Tukey’s test). (B) Relative mRNA of the four SOCE-associated targets in shTDP-43 cells, relative to the non-targeting shRNA control (n = 4; two-tailed t-tests). (C) WST-1 viability at 48 h, as a percentage of the non-targeting shRNA control (n = 4 wells from one of three independent experiments). (D) Representative Fura-2 traces for a non-targeting shRNA control and a shTDP-43 sample: SERCA inhibition with 10 µM cyclopiazonic acid in Ca²⁺-free medium, then re-addition of 1.5 mM CaCl₂; the two traces are shown on different vertical scales and time windows, and the group comparison is in (E). (E) Group data for the two phases, as Δ(F340/F380) relative to the preceding baseline (n = 3 independent cultures per group). Bars are mean ± SEM with individual values; ** p &lt; 0.01, *** p &lt; 0.001, **** p &lt; 0.0001.</w:t>
+        <w:t xml:space="preserve">, n = 4; one-way ANOVA on log2 values with Tukey’s test). (B) Relative mRNA of the four SOCE-associated targets in shTDP-43 cells, relative to the non-targeting shRNA control (n = 4; two-tailed t-tests). (C) WST-1 viability at 24 h and 48 h, as a percentage of the non-targeting shRNA control (n = 4 wells from one of three independent experiments). (D) Representative Fura-2 traces for a non-targeting shRNA control and a shTDP-43 sample: SERCA inhibition with 10 µM cyclopiazonic acid in Ca²⁺-free medium, then re-addition of 1.5 mM CaCl₂; the two traces are shown on different vertical scales and time windows, and the group comparison is in (E). (E) Group data for the two phases, as Δ(F340/F380) relative to the preceding baseline (n = 3 independent cultures per group). Bars are mean ± SEM with individual values; ** p &lt; 0.01, *** p &lt; 0.001, **** p &lt; 0.0001.</w:t>
       </w:r>
     </w:p>
     <w:p>
